--- a/Application/src/_Reports/layouts/CROFiscalBillA4.docx
+++ b/Application/src/_Reports/layouts/CROFiscalBillA4.docx
@@ -7,497 +7,149 @@
         <w:tblStyle w:val="TableGrid"/>
         <w:tblW w:w="0" w:type="auto"/>
         <w:tblBorders>
-          <w:top w:val="none" w:color="auto" w:sz="0" w:space="0"/>
-          <w:left w:val="none" w:color="auto" w:sz="0" w:space="0"/>
-          <w:bottom w:val="none" w:color="auto" w:sz="0" w:space="0"/>
-          <w:right w:val="none" w:color="auto" w:sz="0" w:space="0"/>
-          <w:insideH w:val="none" w:color="auto" w:sz="0" w:space="0"/>
-          <w:insideV w:val="none" w:color="auto" w:sz="0" w:space="0"/>
+          <w:top w:val="none" w:sz="0" w:space="0" w:color="auto"/>
+          <w:left w:val="none" w:sz="0" w:space="0" w:color="auto"/>
+          <w:bottom w:val="none" w:sz="0" w:space="0" w:color="auto"/>
+          <w:right w:val="none" w:sz="0" w:space="0" w:color="auto"/>
+          <w:insideH w:val="none" w:sz="0" w:space="0" w:color="auto"/>
+          <w:insideV w:val="none" w:sz="0" w:space="0" w:color="auto"/>
         </w:tblBorders>
         <w:tblLook w:val="04A0" w:firstRow="1" w:lastRow="0" w:firstColumn="1" w:lastColumn="0" w:noHBand="0" w:noVBand="1"/>
       </w:tblPr>
       <w:tblGrid>
-        <w:gridCol w:w="1442"/>
-        <w:gridCol w:w="1630"/>
-        <w:gridCol w:w="2167"/>
-        <w:gridCol w:w="2490"/>
-        <w:gridCol w:w="2737"/>
+        <w:gridCol w:w="3485"/>
+        <w:gridCol w:w="3485"/>
+        <w:gridCol w:w="3486"/>
       </w:tblGrid>
+      <w:tr>
+        <w:sdt>
+          <w:sdtPr>
+            <w:rPr>
+              <w:b/>
+              <w:bCs/>
+              <w:sz w:val="22"/>
+              <w:szCs w:val="22"/>
+            </w:rPr>
+            <w:alias w:val="#Nav: /CROPOSAuditLogAuxInfo/POSStore/CRO_POSStore_Name"/>
+            <w:tag w:val="#Nav: NPR_CRO_Fiscal_Bill_A4/6014554"/>
+            <w:id w:val="-98650649"/>
+            <w:placeholder>
+              <w:docPart w:val="684B132D82B04D89BA6803B41DB79E98"/>
+            </w:placeholder>
+            <w:dataBinding w:prefixMappings="xmlns:ns0='urn:microsoft-dynamics-nav/reports/NPR_CRO_Fiscal_Bill_A4/6014554/' " w:xpath="/ns0:NavWordReportXmlPart[1]/ns0:CROPOSAuditLogAuxInfo[1]/ns0:POSStore[1]/ns0:CRO_POSStore_Name[1]" w:storeItemID="{974C08F4-FF06-4D7D-A995-8F2136C1311A}"/>
+            <w:text/>
+          </w:sdtPr>
+          <w:sdtContent>
+            <w:tc>
+              <w:tcPr>
+                <w:tcW w:w="10456" w:type="dxa"/>
+                <w:gridSpan w:val="3"/>
+              </w:tcPr>
+              <w:p>
+                <w:pPr>
+                  <w:rPr>
+                    <w:sz w:val="22"/>
+                    <w:szCs w:val="22"/>
+                  </w:rPr>
+                </w:pPr>
+                <w:proofErr w:type="spellStart"/>
+                <w:r>
+                  <w:rPr>
+                    <w:b/>
+                    <w:bCs/>
+                    <w:sz w:val="22"/>
+                    <w:szCs w:val="22"/>
+                  </w:rPr>
+                  <w:t>CRO_POSStore_Name</w:t>
+                </w:r>
+                <w:proofErr w:type="spellEnd"/>
+              </w:p>
+            </w:tc>
+          </w:sdtContent>
+        </w:sdt>
+      </w:tr>
+      <w:tr>
+        <w:sdt>
+          <w:sdtPr>
+            <w:rPr>
+              <w:sz w:val="22"/>
+              <w:szCs w:val="22"/>
+            </w:rPr>
+            <w:alias w:val="#Nav: /CROPOSAuditLogAuxInfo/POSStore/CRO_POSStore_Address"/>
+            <w:tag w:val="#Nav: NPR_CRO_Fiscal_Bill_A4/6014554"/>
+            <w:id w:val="-574367437"/>
+            <w:placeholder>
+              <w:docPart w:val="DDBB45EF05214754B81BA80E3EC88D6F"/>
+            </w:placeholder>
+            <w:dataBinding w:prefixMappings="xmlns:ns0='urn:microsoft-dynamics-nav/reports/NPR_CRO_Fiscal_Bill_A4/6014554/' " w:xpath="/ns0:NavWordReportXmlPart[1]/ns0:CROPOSAuditLogAuxInfo[1]/ns0:POSStore[1]/ns0:CRO_POSStore_Address[1]" w:storeItemID="{974C08F4-FF06-4D7D-A995-8F2136C1311A}"/>
+            <w:text/>
+          </w:sdtPr>
+          <w:sdtContent>
+            <w:tc>
+              <w:tcPr>
+                <w:tcW w:w="10456" w:type="dxa"/>
+                <w:gridSpan w:val="3"/>
+              </w:tcPr>
+              <w:p>
+                <w:pPr>
+                  <w:rPr>
+                    <w:sz w:val="22"/>
+                    <w:szCs w:val="22"/>
+                  </w:rPr>
+                </w:pPr>
+                <w:proofErr w:type="spellStart"/>
+                <w:r>
+                  <w:rPr>
+                    <w:sz w:val="22"/>
+                    <w:szCs w:val="22"/>
+                  </w:rPr>
+                  <w:t>CRO_POSStore_Address</w:t>
+                </w:r>
+                <w:proofErr w:type="spellEnd"/>
+              </w:p>
+            </w:tc>
+          </w:sdtContent>
+        </w:sdt>
+      </w:tr>
       <w:tr>
         <w:tc>
           <w:tcPr>
-            <w:tcW w:w="2614" w:type="dxa"/>
-            <w:gridSpan w:val="2"/>
+            <w:tcW w:w="3485" w:type="dxa"/>
           </w:tcPr>
-          <w:p/>
-        </w:tc>
-        <w:tc>
-          <w:tcPr>
-            <w:tcW w:w="5228" w:type="dxa"/>
-            <w:gridSpan w:val="2"/>
-            <w:vMerge w:val="restart"/>
-          </w:tcPr>
-          <w:sdt>
-            <w:sdtPr>
-              <w:rPr>
-                <w:b/>
-                <w:bCs/>
-                <w:sz w:val="22"/>
-                <w:szCs w:val="22"/>
-              </w:rPr>
-              <w:id w:val="-2028707913"/>
-              <w:placeholder>
-                <w:docPart w:val="DefaultPlaceholder_-1854013440"/>
-              </w:placeholder>
-              <w15:dataBinding w:prefixMappings="xmlns:ns0='urn:microsoft-dynamics-nav/reports/NPR_CRO_Fiscal_Bill_A4/6014554/' " w:xpath="/ns0:NavWordReportXmlPart[1]/ns0:CRO_POS_Audit_Log_Aux_Info[1]/ns0:CRO_CompanyName[1]" w:storeItemID="{59163385-0F07-4881-94A7-4D2DF1A6B352}" w16sdtdh:storeItemChecksum="vvZ4gA=="/>
-            </w:sdtPr>
-            <w:sdtContent>
-              <w:p>
-                <w:pPr>
-                  <w:spacing w:line="360" w:lineRule="auto"/>
-                  <w:jc w:val="center"/>
-                  <w:rPr>
-                    <w:b/>
-                    <w:bCs/>
-                    <w:sz w:val="22"/>
-                    <w:szCs w:val="22"/>
-                  </w:rPr>
-                </w:pPr>
-                <w:proofErr w:type="spellStart"/>
-                <w:r>
-                  <w:rPr>
-                    <w:b/>
-                    <w:bCs/>
-                    <w:sz w:val="22"/>
-                    <w:szCs w:val="22"/>
-                  </w:rPr>
-                  <w:t>CRO_CompanyName</w:t>
-                </w:r>
-                <w:proofErr w:type="spellEnd"/>
-              </w:p>
-            </w:sdtContent>
-          </w:sdt>
-          <w:sdt>
-            <w:sdtPr>
-              <w:rPr>
-                <w:b/>
-                <w:bCs/>
-                <w:sz w:val="22"/>
-                <w:szCs w:val="22"/>
-              </w:rPr>
-              <w:id w:val="-129164247"/>
-              <w:placeholder>
-                <w:docPart w:val="DefaultPlaceholder_-1854013440"/>
-              </w:placeholder>
-              <w15:dataBinding w:prefixMappings="xmlns:ns0='urn:microsoft-dynamics-nav/reports/NPR_CRO_Fiscal_Bill_A4/6014554/' " w:xpath="/ns0:NavWordReportXmlPart[1]/ns0:CRO_POS_Audit_Log_Aux_Info[1]/ns0:CRO_CompanyContact[1]" w:storeItemID="{59163385-0F07-4881-94A7-4D2DF1A6B352}" w16sdtdh:storeItemChecksum="vvZ4gA=="/>
-            </w:sdtPr>
-            <w:sdtContent>
-              <w:p>
-                <w:pPr>
-                  <w:spacing w:line="360" w:lineRule="auto"/>
-                  <w:jc w:val="center"/>
-                  <w:rPr>
-                    <w:b/>
-                    <w:bCs/>
-                    <w:sz w:val="22"/>
-                    <w:szCs w:val="22"/>
-                  </w:rPr>
-                </w:pPr>
-                <w:proofErr w:type="spellStart"/>
-                <w:r>
-                  <w:rPr>
-                    <w:b/>
-                    <w:bCs/>
-                    <w:sz w:val="22"/>
-                    <w:szCs w:val="22"/>
-                  </w:rPr>
-                  <w:t>CRO_CompanyContact</w:t>
-                </w:r>
-                <w:proofErr w:type="spellEnd"/>
-              </w:p>
-            </w:sdtContent>
-          </w:sdt>
-          <w:sdt>
-            <w:sdtPr>
-              <w:rPr>
-                <w:b/>
-                <w:bCs/>
-                <w:sz w:val="22"/>
-                <w:szCs w:val="22"/>
-              </w:rPr>
-              <w:id w:val="853530561"/>
-              <w:placeholder>
-                <w:docPart w:val="DefaultPlaceholder_-1854013440"/>
-              </w:placeholder>
-              <w15:dataBinding w:prefixMappings="xmlns:ns0='urn:microsoft-dynamics-nav/reports/NPR_CRO_Fiscal_Bill_A4/6014554/' " w:xpath="/ns0:NavWordReportXmlPart[1]/ns0:CRO_POS_Audit_Log_Aux_Info[1]/ns0:CRO_CompanyAddress[1]" w:storeItemID="{59163385-0F07-4881-94A7-4D2DF1A6B352}" w16sdtdh:storeItemChecksum="vvZ4gA=="/>
-            </w:sdtPr>
-            <w:sdtContent>
-              <w:p>
-                <w:pPr>
-                  <w:spacing w:line="360" w:lineRule="auto"/>
-                  <w:jc w:val="center"/>
-                  <w:rPr>
-                    <w:b/>
-                    <w:bCs/>
-                    <w:sz w:val="22"/>
-                    <w:szCs w:val="22"/>
-                  </w:rPr>
-                </w:pPr>
-                <w:proofErr w:type="spellStart"/>
-                <w:r>
-                  <w:rPr>
-                    <w:b/>
-                    <w:bCs/>
-                    <w:sz w:val="22"/>
-                    <w:szCs w:val="22"/>
-                  </w:rPr>
-                  <w:t>CRO_CompanyAddress</w:t>
-                </w:r>
-                <w:proofErr w:type="spellEnd"/>
-              </w:p>
-            </w:sdtContent>
-          </w:sdt>
-          <w:sdt>
-            <w:sdtPr>
-              <w:rPr>
-                <w:b/>
-                <w:bCs/>
-                <w:sz w:val="22"/>
-                <w:szCs w:val="22"/>
-              </w:rPr>
-              <w:id w:val="-1210338572"/>
-              <w:placeholder>
-                <w:docPart w:val="DefaultPlaceholder_-1854013440"/>
-              </w:placeholder>
-              <w15:dataBinding w:prefixMappings="xmlns:ns0='urn:microsoft-dynamics-nav/reports/NPR_CRO_Fiscal_Bill_A4/6014554/' " w:xpath="/ns0:NavWordReportXmlPart[1]/ns0:CRO_POS_Audit_Log_Aux_Info[1]/ns0:POS_Store[1]/ns0:CRO_StoreDetailsLine[1]" w:storeItemID="{59163385-0F07-4881-94A7-4D2DF1A6B352}" w16sdtdh:storeItemChecksum="vvZ4gA=="/>
-            </w:sdtPr>
-            <w:sdtContent>
-              <w:p>
-                <w:pPr>
-                  <w:spacing w:line="360" w:lineRule="auto"/>
-                  <w:jc w:val="center"/>
-                  <w:rPr>
-                    <w:b/>
-                    <w:bCs/>
-                    <w:sz w:val="22"/>
-                    <w:szCs w:val="22"/>
-                  </w:rPr>
-                </w:pPr>
-                <w:proofErr w:type="spellStart"/>
-                <w:r>
-                  <w:rPr>
-                    <w:b/>
-                    <w:bCs/>
-                    <w:sz w:val="22"/>
-                    <w:szCs w:val="22"/>
-                  </w:rPr>
-                  <w:t>CRO_StoreDetailsLine</w:t>
-                </w:r>
-                <w:proofErr w:type="spellEnd"/>
-              </w:p>
-            </w:sdtContent>
-          </w:sdt>
-          <w:sdt>
-            <w:sdtPr>
-              <w:rPr>
-                <w:b/>
-                <w:bCs/>
-                <w:sz w:val="22"/>
-                <w:szCs w:val="22"/>
-              </w:rPr>
-              <w:id w:val="-1569952378"/>
-              <w:placeholder>
-                <w:docPart w:val="DefaultPlaceholder_-1854013440"/>
-              </w:placeholder>
-              <w15:dataBinding w:prefixMappings="xmlns:ns0='urn:microsoft-dynamics-nav/reports/NPR_CRO_Fiscal_Bill_A4/6014554/' " w:xpath="/ns0:NavWordReportXmlPart[1]/ns0:CRO_POS_Audit_Log_Aux_Info[1]/ns0:CRO_Bill[1]" w:storeItemID="{59163385-0F07-4881-94A7-4D2DF1A6B352}" w16sdtdh:storeItemChecksum="vvZ4gA=="/>
-            </w:sdtPr>
-            <w:sdtContent>
-              <w:p>
-                <w:pPr>
-                  <w:spacing w:line="360" w:lineRule="auto"/>
-                  <w:jc w:val="center"/>
-                  <w:rPr>
-                    <w:b/>
-                    <w:bCs/>
-                    <w:sz w:val="22"/>
-                    <w:szCs w:val="22"/>
-                  </w:rPr>
-                </w:pPr>
-                <w:proofErr w:type="spellStart"/>
-                <w:r>
-                  <w:rPr>
-                    <w:b/>
-                    <w:bCs/>
-                    <w:sz w:val="22"/>
-                    <w:szCs w:val="22"/>
-                  </w:rPr>
-                  <w:t>CRO_Bill</w:t>
-                </w:r>
-                <w:proofErr w:type="spellEnd"/>
-              </w:p>
-            </w:sdtContent>
-          </w:sdt>
           <w:p>
             <w:pPr>
-              <w:spacing w:line="360" w:lineRule="auto"/>
-              <w:jc w:val="center"/>
               <w:rPr>
-                <w:b/>
-                <w:bCs/>
                 <w:sz w:val="22"/>
                 <w:szCs w:val="22"/>
               </w:rPr>
             </w:pPr>
-            <w:sdt>
-              <w:sdtPr>
-                <w:rPr>
-                  <w:b/>
-                  <w:bCs/>
-                  <w:sz w:val="22"/>
-                  <w:szCs w:val="22"/>
-                </w:rPr>
-                <w:id w:val="1144622281"/>
-                <w:placeholder>
-                  <w:docPart w:val="DefaultPlaceholder_-1854013440"/>
-                </w:placeholder>
-                <w15:dataBinding w:prefixMappings="xmlns:ns0='urn:microsoft-dynamics-nav/reports/NPR_CRO_Fiscal_Bill_A4/6014554/' " w:xpath="/ns0:NavWordReportXmlPart[1]/ns0:CRO_POS_Audit_Log_Aux_Info[1]/ns0:CRO_EntryDate[1]" w:storeItemID="{59163385-0F07-4881-94A7-4D2DF1A6B352}" w16sdtdh:storeItemChecksum="vvZ4gA=="/>
-              </w:sdtPr>
-              <w:sdtContent>
-                <w:proofErr w:type="spellStart"/>
-                <w:r>
-                  <w:rPr>
-                    <w:b/>
-                    <w:bCs/>
-                    <w:sz w:val="22"/>
-                    <w:szCs w:val="22"/>
-                  </w:rPr>
-                  <w:t>CRO_EntryDate</w:t>
-                </w:r>
-                <w:proofErr w:type="spellEnd"/>
-              </w:sdtContent>
-            </w:sdt>
-            <w:r>
+          </w:p>
+        </w:tc>
+        <w:tc>
+          <w:tcPr>
+            <w:tcW w:w="3485" w:type="dxa"/>
+          </w:tcPr>
+          <w:p>
+            <w:pPr>
               <w:rPr>
-                <w:b/>
-                <w:bCs/>
                 <w:sz w:val="22"/>
                 <w:szCs w:val="22"/>
               </w:rPr>
-              <w:t xml:space="preserve">  </w:t>
-            </w:r>
-            <w:sdt>
-              <w:sdtPr>
-                <w:rPr>
-                  <w:b/>
-                  <w:bCs/>
-                  <w:sz w:val="22"/>
-                  <w:szCs w:val="22"/>
-                </w:rPr>
-                <w:id w:val="1954276309"/>
-                <w:placeholder>
-                  <w:docPart w:val="DefaultPlaceholder_-1854013440"/>
-                </w:placeholder>
-                <w15:dataBinding w:prefixMappings="xmlns:ns0='urn:microsoft-dynamics-nav/reports/NPR_CRO_Fiscal_Bill_A4/6014554/' " w:xpath="/ns0:NavWordReportXmlPart[1]/ns0:CRO_POS_Audit_Log_Aux_Info[1]/ns0:CRO_LogTimeStamp[1]" w:storeItemID="{59163385-0F07-4881-94A7-4D2DF1A6B352}" w16sdtdh:storeItemChecksum="vvZ4gA=="/>
-              </w:sdtPr>
-              <w:sdtContent>
-                <w:proofErr w:type="spellStart"/>
-                <w:r>
-                  <w:rPr>
-                    <w:b/>
-                    <w:bCs/>
-                    <w:sz w:val="22"/>
-                    <w:szCs w:val="22"/>
-                  </w:rPr>
-                  <w:t>CRO_LogTimeStamp</w:t>
-                </w:r>
-                <w:proofErr w:type="spellEnd"/>
-              </w:sdtContent>
-            </w:sdt>
+            </w:pPr>
           </w:p>
-          <w:sdt>
-            <w:sdtPr>
+        </w:tc>
+        <w:tc>
+          <w:tcPr>
+            <w:tcW w:w="3486" w:type="dxa"/>
+          </w:tcPr>
+          <w:p>
+            <w:pPr>
               <w:rPr>
-                <w:b/>
-                <w:bCs/>
                 <w:sz w:val="22"/>
                 <w:szCs w:val="22"/>
               </w:rPr>
-              <w:id w:val="1004706304"/>
-              <w:placeholder>
-                <w:docPart w:val="DefaultPlaceholder_-1854013440"/>
-              </w:placeholder>
-              <w15:dataBinding w:prefixMappings="xmlns:ns0='urn:microsoft-dynamics-nav/reports/NPR_CRO_Fiscal_Bill_A4/6014554/' " w:xpath="/ns0:NavWordReportXmlPart[1]/ns0:CRO_POS_Audit_Log_Aux_Info[1]/ns0:CRO_CopyText[1]" w:storeItemID="{59163385-0F07-4881-94A7-4D2DF1A6B352}" w16sdtdh:storeItemChecksum="vvZ4gA=="/>
-            </w:sdtPr>
-            <w:sdtContent>
-              <w:p>
-                <w:pPr>
-                  <w:spacing w:line="360" w:lineRule="auto"/>
-                  <w:jc w:val="center"/>
-                  <w:rPr>
-                    <w:b/>
-                    <w:bCs/>
-                    <w:sz w:val="22"/>
-                    <w:szCs w:val="22"/>
-                  </w:rPr>
-                </w:pPr>
-                <w:proofErr w:type="spellStart"/>
-                <w:r>
-                  <w:rPr>
-                    <w:b/>
-                    <w:bCs/>
-                    <w:sz w:val="22"/>
-                    <w:szCs w:val="22"/>
-                  </w:rPr>
-                  <w:t>CRO_CopyText</w:t>
-                </w:r>
-                <w:proofErr w:type="spellEnd"/>
-              </w:p>
-            </w:sdtContent>
-          </w:sdt>
-        </w:tc>
-        <w:tc>
-          <w:tcPr>
-            <w:tcW w:w="2614" w:type="dxa"/>
-          </w:tcPr>
-          <w:p/>
-        </w:tc>
-      </w:tr>
-      <w:tr>
-        <w:tc>
-          <w:tcPr>
-            <w:tcW w:w="2614" w:type="dxa"/>
-            <w:gridSpan w:val="2"/>
-          </w:tcPr>
-          <w:p/>
-        </w:tc>
-        <w:tc>
-          <w:tcPr>
-            <w:tcW w:w="5228" w:type="dxa"/>
-            <w:gridSpan w:val="2"/>
-            <w:vMerge/>
-          </w:tcPr>
-          <w:p/>
-        </w:tc>
-        <w:tc>
-          <w:tcPr>
-            <w:tcW w:w="2614" w:type="dxa"/>
-          </w:tcPr>
-          <w:p/>
-        </w:tc>
-      </w:tr>
-      <w:tr>
-        <w:tc>
-          <w:tcPr>
-            <w:tcW w:w="2614" w:type="dxa"/>
-            <w:gridSpan w:val="2"/>
-          </w:tcPr>
-          <w:p/>
-        </w:tc>
-        <w:tc>
-          <w:tcPr>
-            <w:tcW w:w="5228" w:type="dxa"/>
-            <w:gridSpan w:val="2"/>
-            <w:vMerge/>
-          </w:tcPr>
-          <w:p/>
-        </w:tc>
-        <w:tc>
-          <w:tcPr>
-            <w:tcW w:w="2614" w:type="dxa"/>
-          </w:tcPr>
-          <w:p/>
-        </w:tc>
-      </w:tr>
-      <w:tr>
-        <w:tc>
-          <w:tcPr>
-            <w:tcW w:w="2614" w:type="dxa"/>
-            <w:gridSpan w:val="2"/>
-          </w:tcPr>
-          <w:p/>
-        </w:tc>
-        <w:tc>
-          <w:tcPr>
-            <w:tcW w:w="5228" w:type="dxa"/>
-            <w:gridSpan w:val="2"/>
-            <w:vMerge/>
-          </w:tcPr>
-          <w:p/>
-        </w:tc>
-        <w:tc>
-          <w:tcPr>
-            <w:tcW w:w="2614" w:type="dxa"/>
-          </w:tcPr>
-          <w:p/>
-        </w:tc>
-      </w:tr>
-      <w:tr>
-        <w:tc>
-          <w:tcPr>
-            <w:tcW w:w="2614" w:type="dxa"/>
-            <w:gridSpan w:val="2"/>
-          </w:tcPr>
-          <w:p/>
-        </w:tc>
-        <w:tc>
-          <w:tcPr>
-            <w:tcW w:w="5228" w:type="dxa"/>
-            <w:gridSpan w:val="2"/>
-            <w:vMerge/>
-          </w:tcPr>
-          <w:p/>
-        </w:tc>
-        <w:tc>
-          <w:tcPr>
-            <w:tcW w:w="2614" w:type="dxa"/>
-          </w:tcPr>
-          <w:p/>
-        </w:tc>
-      </w:tr>
-      <w:tr>
-        <w:tc>
-          <w:tcPr>
-            <w:tcW w:w="2614" w:type="dxa"/>
-            <w:gridSpan w:val="2"/>
-          </w:tcPr>
-          <w:p/>
-        </w:tc>
-        <w:tc>
-          <w:tcPr>
-            <w:tcW w:w="5228" w:type="dxa"/>
-            <w:gridSpan w:val="2"/>
-            <w:vMerge/>
-          </w:tcPr>
-          <w:p/>
-        </w:tc>
-        <w:tc>
-          <w:tcPr>
-            <w:tcW w:w="2614" w:type="dxa"/>
-          </w:tcPr>
-          <w:p/>
-        </w:tc>
-      </w:tr>
-      <w:tr>
-        <w:tc>
-          <w:tcPr>
-            <w:tcW w:w="2614" w:type="dxa"/>
-            <w:gridSpan w:val="2"/>
-          </w:tcPr>
-          <w:p/>
-        </w:tc>
-        <w:tc>
-          <w:tcPr>
-            <w:tcW w:w="5228" w:type="dxa"/>
-            <w:gridSpan w:val="2"/>
-            <w:vMerge/>
-          </w:tcPr>
-          <w:p/>
-        </w:tc>
-        <w:tc>
-          <w:tcPr>
-            <w:tcW w:w="2614" w:type="dxa"/>
-          </w:tcPr>
-          <w:p/>
+            </w:pPr>
+          </w:p>
         </w:tc>
       </w:tr>
       <w:tr>
@@ -507,44 +159,41 @@
               <w:sz w:val="22"/>
               <w:szCs w:val="22"/>
             </w:rPr>
-            <w:id w:val="-720444380"/>
+            <w:alias w:val="#Nav: /CROPOSAuditLogAuxInfo/CRO_BillNo"/>
+            <w:tag w:val="#Nav: NPR_CRO_Fiscal_Bill_A4/6014554"/>
+            <w:id w:val="-1627924497"/>
             <w:placeholder>
-              <w:docPart w:val="C50A69BD9FC54185932A29A6AEFD757D"/>
+              <w:docPart w:val="DBB4CA979B534D60B214C49B48F50226"/>
             </w:placeholder>
-            <w15:dataBinding w:prefixMappings="xmlns:ns0='urn:microsoft-dynamics-nav/reports/NPR_CRO_Fiscal_Bill_A4/6014554/' " w:xpath="/ns0:NavWordReportXmlPart[1]/ns0:CRO_POS_Audit_Log_Aux_Info[1]/ns0:CRO_CustomerName[1]" w:storeItemID="{59163385-0F07-4881-94A7-4D2DF1A6B352}" w16sdtdh:storeItemChecksum="vvZ4gA=="/>
+            <w:dataBinding w:prefixMappings="xmlns:ns0='urn:microsoft-dynamics-nav/reports/NPR_CRO_Fiscal_Bill_A4/6014554/' " w:xpath="/ns0:NavWordReportXmlPart[1]/ns0:CROPOSAuditLogAuxInfo[1]/ns0:CRO_BillNo[1]" w:storeItemID="{974C08F4-FF06-4D7D-A995-8F2136C1311A}"/>
+            <w:text/>
           </w:sdtPr>
           <w:sdtContent>
             <w:tc>
               <w:tcPr>
-                <w:tcW w:w="5228" w:type="dxa"/>
+                <w:tcW w:w="10456" w:type="dxa"/>
                 <w:gridSpan w:val="3"/>
               </w:tcPr>
               <w:p>
+                <w:pPr>
+                  <w:rPr>
+                    <w:sz w:val="22"/>
+                    <w:szCs w:val="22"/>
+                  </w:rPr>
+                </w:pPr>
                 <w:proofErr w:type="spellStart"/>
                 <w:r>
                   <w:rPr>
                     <w:sz w:val="22"/>
                     <w:szCs w:val="22"/>
                   </w:rPr>
-                  <w:t>CRO_CustomerName</w:t>
+                  <w:t>CRO_BillNo</w:t>
                 </w:r>
                 <w:proofErr w:type="spellEnd"/>
               </w:p>
             </w:tc>
           </w:sdtContent>
         </w:sdt>
-        <w:tc>
-          <w:tcPr>
-            <w:tcW w:w="2614" w:type="dxa"/>
-          </w:tcPr>
-          <w:p/>
-        </w:tc>
-        <w:tc>
-          <w:tcPr>
-            <w:tcW w:w="2614" w:type="dxa"/>
-          </w:tcPr>
-          <w:p/>
-        </w:tc>
       </w:tr>
       <w:tr>
         <w:sdt>
@@ -553,21 +202,23 @@
               <w:sz w:val="22"/>
               <w:szCs w:val="22"/>
             </w:rPr>
-            <w:id w:val="929239229"/>
+            <w:alias w:val="#Nav: /CROPOSAuditLogAuxInfo/CRO_Bill_DateTime"/>
+            <w:tag w:val="#Nav: NPR_CRO_Fiscal_Bill_A4/6014554"/>
+            <w:id w:val="1278914742"/>
             <w:placeholder>
-              <w:docPart w:val="DefaultPlaceholder_-1854013440"/>
+              <w:docPart w:val="9E75DEA8A6434D2F865DDFCE6E9BC396"/>
             </w:placeholder>
-            <w15:dataBinding w:prefixMappings="xmlns:ns0='urn:microsoft-dynamics-nav/reports/NPR_CRO_Fiscal_Bill_A4/6014554/' " w:xpath="/ns0:NavWordReportXmlPart[1]/ns0:CRO_POS_Audit_Log_Aux_Info[1]/ns0:CRO_CustomerAddress[1]" w:storeItemID="{59163385-0F07-4881-94A7-4D2DF1A6B352}" w16sdtdh:storeItemChecksum="vvZ4gA=="/>
+            <w:dataBinding w:prefixMappings="xmlns:ns0='urn:microsoft-dynamics-nav/reports/NPR_CRO_Fiscal_Bill_A4/6014554/' " w:xpath="/ns0:NavWordReportXmlPart[1]/ns0:CROPOSAuditLogAuxInfo[1]/ns0:CRO_Bill_DateTime[1]" w:storeItemID="{974C08F4-FF06-4D7D-A995-8F2136C1311A}"/>
+            <w:text/>
           </w:sdtPr>
           <w:sdtContent>
             <w:tc>
               <w:tcPr>
-                <w:tcW w:w="2614" w:type="dxa"/>
-                <w:gridSpan w:val="2"/>
+                <w:tcW w:w="10456" w:type="dxa"/>
+                <w:gridSpan w:val="3"/>
               </w:tcPr>
               <w:p>
                 <w:pPr>
-                  <w:spacing w:line="360" w:lineRule="auto"/>
                   <w:rPr>
                     <w:sz w:val="22"/>
                     <w:szCs w:val="22"/>
@@ -579,54 +230,41 @@
                     <w:sz w:val="22"/>
                     <w:szCs w:val="22"/>
                   </w:rPr>
-                  <w:t>CRO_CustomerAddress</w:t>
+                  <w:t>CRO_Bill_DateTime</w:t>
                 </w:r>
                 <w:proofErr w:type="spellEnd"/>
               </w:p>
             </w:tc>
           </w:sdtContent>
         </w:sdt>
-        <w:tc>
-          <w:tcPr>
-            <w:tcW w:w="2614" w:type="dxa"/>
-          </w:tcPr>
-          <w:p/>
-        </w:tc>
-        <w:tc>
-          <w:tcPr>
-            <w:tcW w:w="2614" w:type="dxa"/>
-          </w:tcPr>
-          <w:p/>
-        </w:tc>
-        <w:tc>
-          <w:tcPr>
-            <w:tcW w:w="2614" w:type="dxa"/>
-          </w:tcPr>
-          <w:p/>
-        </w:tc>
       </w:tr>
       <w:tr>
-        <w:tc>
-          <w:tcPr>
-            <w:tcW w:w="2614" w:type="dxa"/>
-            <w:gridSpan w:val="2"/>
-          </w:tcPr>
-          <w:sdt>
-            <w:sdtPr>
-              <w:rPr>
-                <w:sz w:val="22"/>
-                <w:szCs w:val="22"/>
-              </w:rPr>
-              <w:id w:val="1974095719"/>
-              <w:placeholder>
-                <w:docPart w:val="DefaultPlaceholder_-1854013440"/>
-              </w:placeholder>
-              <w15:dataBinding w:prefixMappings="xmlns:ns0='urn:microsoft-dynamics-nav/reports/NPR_CRO_Fiscal_Bill_A4/6014554/' " w:xpath="/ns0:NavWordReportXmlPart[1]/ns0:CRO_POS_Audit_Log_Aux_Info[1]/ns0:CRO_CustomerPostCity[1]" w:storeItemID="{59163385-0F07-4881-94A7-4D2DF1A6B352}" w16sdtdh:storeItemChecksum="vvZ4gA=="/>
-            </w:sdtPr>
-            <w:sdtContent>
+        <w:trPr>
+          <w:trHeight w:val="288"/>
+        </w:trPr>
+        <w:sdt>
+          <w:sdtPr>
+            <w:rPr>
+              <w:sz w:val="22"/>
+              <w:szCs w:val="22"/>
+            </w:rPr>
+            <w:alias w:val="#Nav: /CROPOSAuditLogAuxInfo/POSEntrySalesLines/CRO_SalespersonName"/>
+            <w:tag w:val="#Nav: NPR_CRO_Fiscal_Bill_A4/6014554"/>
+            <w:id w:val="265735604"/>
+            <w:placeholder>
+              <w:docPart w:val="4B0C888601D04A73B795656C31CBC59B"/>
+            </w:placeholder>
+            <w:dataBinding w:prefixMappings="xmlns:ns0='urn:microsoft-dynamics-nav/reports/NPR_CRO_Fiscal_Bill_A4/6014554/' " w:xpath="/ns0:NavWordReportXmlPart[1]/ns0:CROPOSAuditLogAuxInfo[1]/ns0:POSEntrySalesLines[1]/ns0:CRO_SalespersonName[1]" w:storeItemID="{974C08F4-FF06-4D7D-A995-8F2136C1311A}"/>
+            <w:text/>
+          </w:sdtPr>
+          <w:sdtContent>
+            <w:tc>
+              <w:tcPr>
+                <w:tcW w:w="10456" w:type="dxa"/>
+                <w:gridSpan w:val="3"/>
+              </w:tcPr>
               <w:p>
                 <w:pPr>
-                  <w:spacing w:line="360" w:lineRule="auto"/>
                   <w:rPr>
                     <w:sz w:val="22"/>
                     <w:szCs w:val="22"/>
@@ -638,31 +276,59 @@
                     <w:sz w:val="22"/>
                     <w:szCs w:val="22"/>
                   </w:rPr>
-                  <w:t>CRO_CustomerPostCity</w:t>
+                  <w:t>CRO_SalespersonName</w:t>
                 </w:r>
                 <w:proofErr w:type="spellEnd"/>
               </w:p>
-            </w:sdtContent>
-          </w:sdt>
-        </w:tc>
-        <w:tc>
-          <w:tcPr>
-            <w:tcW w:w="2614" w:type="dxa"/>
-          </w:tcPr>
-          <w:p/>
-        </w:tc>
-        <w:tc>
-          <w:tcPr>
-            <w:tcW w:w="2614" w:type="dxa"/>
-          </w:tcPr>
-          <w:p/>
-        </w:tc>
-        <w:tc>
-          <w:tcPr>
-            <w:tcW w:w="2614" w:type="dxa"/>
-          </w:tcPr>
-          <w:p/>
-        </w:tc>
+            </w:tc>
+          </w:sdtContent>
+        </w:sdt>
+      </w:tr>
+      <w:tr>
+        <w:trPr>
+          <w:trHeight w:val="647"/>
+        </w:trPr>
+        <w:sdt>
+          <w:sdtPr>
+            <w:rPr>
+              <w:sz w:val="22"/>
+              <w:szCs w:val="22"/>
+            </w:rPr>
+            <w:alias w:val="#Nav: /CROPOSAuditLogAuxInfo/Customer/CRO_Customer_InformationBlock"/>
+            <w:tag w:val="#Nav: NPR_CRO_Fiscal_Bill_A4/6014554"/>
+            <w:id w:val="1647310974"/>
+            <w:placeholder>
+              <w:docPart w:val="DefaultPlaceholder_-1854013440"/>
+            </w:placeholder>
+            <w:dataBinding w:prefixMappings="xmlns:ns0='urn:microsoft-dynamics-nav/reports/NPR_CRO_Fiscal_Bill_A4/6014554/' " w:xpath="/ns0:NavWordReportXmlPart[1]/ns0:CROPOSAuditLogAuxInfo[1]/ns0:Customer[1]/ns0:CRO_Customer_InformationBlock[1]" w:storeItemID="{974C08F4-FF06-4D7D-A995-8F2136C1311A}"/>
+            <w:text/>
+          </w:sdtPr>
+          <w:sdtContent>
+            <w:tc>
+              <w:tcPr>
+                <w:tcW w:w="10456" w:type="dxa"/>
+                <w:gridSpan w:val="3"/>
+              </w:tcPr>
+              <w:p>
+                <w:pPr>
+                  <w:rPr>
+                    <w:sz w:val="22"/>
+                    <w:szCs w:val="22"/>
+                  </w:rPr>
+                </w:pPr>
+                <w:proofErr w:type="spellStart"/>
+                <w:r>
+                  <w:rPr>
+                    <w:sz w:val="22"/>
+                    <w:szCs w:val="22"/>
+                  </w:rPr>
+                  <w:t>CRO_Customer_InformationBlock</w:t>
+                </w:r>
+                <w:proofErr w:type="spellEnd"/>
+              </w:p>
+            </w:tc>
+          </w:sdtContent>
+        </w:sdt>
       </w:tr>
       <w:tr>
         <w:sdt>
@@ -671,26 +337,27 @@
               <w:sz w:val="22"/>
               <w:szCs w:val="22"/>
             </w:rPr>
-            <w:alias w:val="#Nav: /Labels/VatRegNoLbl"/>
+            <w:alias w:val="#Nav: /CROPOSAuditLogAuxInfo/CRO_CopyText"/>
             <w:tag w:val="#Nav: NPR_CRO_Fiscal_Bill_A4/6014554"/>
-            <w:id w:val="891702370"/>
+            <w:id w:val="908653214"/>
             <w:placeholder>
-              <w:docPart w:val="A19DAB062FCC4FFCAC1FD8AB6B3F14CA"/>
+              <w:docPart w:val="080B9C3D16184913B4988B33B0BE1AED"/>
             </w:placeholder>
-            <w:dataBinding w:prefixMappings="xmlns:ns0='urn:microsoft-dynamics-nav/reports/NPR_CRO_Fiscal_Bill_A4/6014554/' " w:xpath="/ns0:NavWordReportXmlPart[1]/ns0:Labels[1]/ns0:VatRegNoLbl[1]" w:storeItemID="{59163385-0F07-4881-94A7-4D2DF1A6B352}"/>
+            <w:dataBinding w:prefixMappings="xmlns:ns0='urn:microsoft-dynamics-nav/reports/NPR_CRO_Fiscal_Bill_A4/6014554/' " w:xpath="/ns0:NavWordReportXmlPart[1]/ns0:CROPOSAuditLogAuxInfo[1]/ns0:CRO_CopyText[1]" w:storeItemID="{974C08F4-FF06-4D7D-A995-8F2136C1311A}"/>
             <w:text/>
           </w:sdtPr>
           <w:sdtContent>
             <w:tc>
               <w:tcPr>
-                <w:tcW w:w="715" w:type="dxa"/>
+                <w:tcW w:w="10456" w:type="dxa"/>
+                <w:gridSpan w:val="3"/>
                 <w:tcBorders>
-                  <w:bottom w:val="single" w:color="auto" w:sz="4" w:space="0"/>
+                  <w:bottom w:val="single" w:sz="4" w:space="0" w:color="auto"/>
                 </w:tcBorders>
               </w:tcPr>
               <w:p>
                 <w:pPr>
-                  <w:spacing w:line="360" w:lineRule="auto"/>
+                  <w:jc w:val="center"/>
                   <w:rPr>
                     <w:sz w:val="22"/>
                     <w:szCs w:val="22"/>
@@ -702,7 +369,91 @@
                     <w:sz w:val="22"/>
                     <w:szCs w:val="22"/>
                   </w:rPr>
-                  <w:t>VatRegNoLbl</w:t>
+                  <w:t>CRO_CopyText</w:t>
+                </w:r>
+                <w:proofErr w:type="spellEnd"/>
+              </w:p>
+            </w:tc>
+          </w:sdtContent>
+        </w:sdt>
+      </w:tr>
+    </w:tbl>
+    <w:p>
+      <w:pPr>
+        <w:rPr>
+          <w:sz w:val="22"/>
+          <w:szCs w:val="22"/>
+        </w:rPr>
+      </w:pPr>
+    </w:p>
+    <w:tbl>
+      <w:tblPr>
+        <w:tblStyle w:val="TableGrid"/>
+        <w:tblW w:w="0" w:type="auto"/>
+        <w:tblBorders>
+          <w:top w:val="none" w:sz="0" w:space="0" w:color="auto"/>
+          <w:left w:val="none" w:sz="0" w:space="0" w:color="auto"/>
+          <w:bottom w:val="none" w:sz="0" w:space="0" w:color="auto"/>
+          <w:right w:val="none" w:sz="0" w:space="0" w:color="auto"/>
+          <w:insideH w:val="none" w:sz="0" w:space="0" w:color="auto"/>
+          <w:insideV w:val="none" w:sz="0" w:space="0" w:color="auto"/>
+        </w:tblBorders>
+        <w:tblLook w:val="04A0" w:firstRow="1" w:lastRow="0" w:firstColumn="1" w:lastColumn="0" w:noHBand="0" w:noVBand="1"/>
+      </w:tblPr>
+      <w:tblGrid>
+        <w:gridCol w:w="1017"/>
+        <w:gridCol w:w="1547"/>
+        <w:gridCol w:w="1087"/>
+        <w:gridCol w:w="875"/>
+        <w:gridCol w:w="1126"/>
+        <w:gridCol w:w="1385"/>
+        <w:gridCol w:w="1599"/>
+        <w:gridCol w:w="1830"/>
+      </w:tblGrid>
+      <w:tr>
+        <w:sdt>
+          <w:sdtPr>
+            <w:rPr>
+              <w:b/>
+              <w:bCs/>
+              <w:sz w:val="22"/>
+              <w:szCs w:val="22"/>
+            </w:rPr>
+            <w:alias w:val="#Nav: /Labels/ItemNoLbl"/>
+            <w:tag w:val="#Nav: NPR_CRO_Fiscal_Bill_A4/6014554"/>
+            <w:id w:val="-531959891"/>
+            <w:placeholder>
+              <w:docPart w:val="60568634FEDC4C8A8850AD294A4222FB"/>
+            </w:placeholder>
+            <w:dataBinding w:prefixMappings="xmlns:ns0='urn:microsoft-dynamics-nav/reports/NPR_CRO_Fiscal_Bill_A4/6014554/' " w:xpath="/ns0:NavWordReportXmlPart[1]/ns0:Labels[1]/ns0:ItemNoLbl[1]" w:storeItemID="{974C08F4-FF06-4D7D-A995-8F2136C1311A}"/>
+            <w:text/>
+          </w:sdtPr>
+          <w:sdtContent>
+            <w:tc>
+              <w:tcPr>
+                <w:tcW w:w="1082" w:type="dxa"/>
+                <w:tcBorders>
+                  <w:bottom w:val="single" w:sz="4" w:space="0" w:color="auto"/>
+                </w:tcBorders>
+              </w:tcPr>
+              <w:p>
+                <w:pPr>
+                  <w:rPr>
+                    <w:b/>
+                    <w:bCs/>
+                    <w:sz w:val="22"/>
+                    <w:szCs w:val="22"/>
+                  </w:rPr>
+                </w:pPr>
+                <w:proofErr w:type="spellStart"/>
+                <w:r>
+                  <w:rPr>
+                    <w:b/>
+                    <w:bCs/>
+                    <w:sz w:val="22"/>
+                    <w:szCs w:val="22"/>
+                  </w:rPr>
+                  <w:t>ItemNoLbl</w:t>
                 </w:r>
                 <w:proofErr w:type="spellEnd"/>
               </w:p>
@@ -712,123 +463,30 @@
         <w:sdt>
           <w:sdtPr>
             <w:rPr>
+              <w:b/>
+              <w:bCs/>
               <w:sz w:val="22"/>
               <w:szCs w:val="22"/>
             </w:rPr>
-            <w:alias w:val="#Nav: /CRO_POS_Audit_Log_Aux_Info/CRO_CustomerVATRegNo"/>
+            <w:alias w:val="#Nav: /Labels/ItemNameLbl"/>
             <w:tag w:val="#Nav: NPR_CRO_Fiscal_Bill_A4/6014554"/>
-            <w:id w:val="953136009"/>
+            <w:id w:val="-1150275874"/>
             <w:placeholder>
-              <w:docPart w:val="0F6507D4622044DE81F763CE7FD15C86"/>
+              <w:docPart w:val="60568634FEDC4C8A8850AD294A4222FB"/>
             </w:placeholder>
-            <w:dataBinding w:prefixMappings="xmlns:ns0='urn:microsoft-dynamics-nav/reports/NPR_CRO_Fiscal_Bill_A4/6014554/' " w:xpath="/ns0:NavWordReportXmlPart[1]/ns0:CRO_POS_Audit_Log_Aux_Info[1]/ns0:CRO_CustomerVATRegNo[1]" w:storeItemID="{59163385-0F07-4881-94A7-4D2DF1A6B352}"/>
+            <w:dataBinding w:prefixMappings="xmlns:ns0='urn:microsoft-dynamics-nav/reports/NPR_CRO_Fiscal_Bill_A4/6014554/' " w:xpath="/ns0:NavWordReportXmlPart[1]/ns0:Labels[1]/ns0:ItemNameLbl[1]" w:storeItemID="{974C08F4-FF06-4D7D-A995-8F2136C1311A}"/>
             <w:text/>
           </w:sdtPr>
           <w:sdtContent>
             <w:tc>
               <w:tcPr>
-                <w:tcW w:w="4513" w:type="dxa"/>
-                <w:gridSpan w:val="2"/>
+                <w:tcW w:w="1655" w:type="dxa"/>
                 <w:tcBorders>
-                  <w:bottom w:val="single" w:color="auto" w:sz="4" w:space="0"/>
+                  <w:bottom w:val="single" w:sz="4" w:space="0" w:color="auto"/>
                 </w:tcBorders>
               </w:tcPr>
               <w:p>
-                <w:proofErr w:type="spellStart"/>
-                <w:r>
-                  <w:rPr>
-                    <w:sz w:val="22"/>
-                    <w:szCs w:val="22"/>
-                  </w:rPr>
-                  <w:t>CRO_CustomerVATRegNo</w:t>
-                </w:r>
-                <w:proofErr w:type="spellEnd"/>
-              </w:p>
-            </w:tc>
-          </w:sdtContent>
-        </w:sdt>
-        <w:tc>
-          <w:tcPr>
-            <w:tcW w:w="2614" w:type="dxa"/>
-            <w:tcBorders>
-              <w:bottom w:val="single" w:color="auto" w:sz="4" w:space="0"/>
-            </w:tcBorders>
-          </w:tcPr>
-          <w:p/>
-        </w:tc>
-        <w:tc>
-          <w:tcPr>
-            <w:tcW w:w="2614" w:type="dxa"/>
-            <w:tcBorders>
-              <w:bottom w:val="single" w:color="auto" w:sz="4" w:space="0"/>
-            </w:tcBorders>
-          </w:tcPr>
-          <w:p/>
-        </w:tc>
-      </w:tr>
-      <w:tr>
-        <w:tc>
-          <w:tcPr>
-            <w:tcW w:w="2614" w:type="dxa"/>
-            <w:gridSpan w:val="2"/>
-            <w:tcBorders>
-              <w:top w:val="single" w:color="auto" w:sz="4" w:space="0"/>
-            </w:tcBorders>
-          </w:tcPr>
-          <w:p/>
-        </w:tc>
-        <w:tc>
-          <w:tcPr>
-            <w:tcW w:w="2614" w:type="dxa"/>
-            <w:tcBorders>
-              <w:top w:val="single" w:color="auto" w:sz="4" w:space="0"/>
-            </w:tcBorders>
-          </w:tcPr>
-          <w:p/>
-        </w:tc>
-        <w:tc>
-          <w:tcPr>
-            <w:tcW w:w="2614" w:type="dxa"/>
-            <w:tcBorders>
-              <w:top w:val="single" w:color="auto" w:sz="4" w:space="0"/>
-            </w:tcBorders>
-          </w:tcPr>
-          <w:p/>
-        </w:tc>
-        <w:tc>
-          <w:tcPr>
-            <w:tcW w:w="2614" w:type="dxa"/>
-            <w:tcBorders>
-              <w:top w:val="single" w:color="auto" w:sz="4" w:space="0"/>
-            </w:tcBorders>
-          </w:tcPr>
-          <w:p/>
-        </w:tc>
-      </w:tr>
-      <w:tr>
-        <w:sdt>
-          <w:sdtPr>
-            <w:rPr>
-              <w:b/>
-              <w:bCs/>
-              <w:sz w:val="22"/>
-              <w:szCs w:val="22"/>
-            </w:rPr>
-            <w:id w:val="-809174413"/>
-            <w:placeholder>
-              <w:docPart w:val="DefaultPlaceholder_-1854013440"/>
-            </w:placeholder>
-            <w15:dataBinding w:prefixMappings="xmlns:ns0='urn:microsoft-dynamics-nav/reports/NPR_CRO_Fiscal_Bill_A4/6014554/' " w:xpath="/ns0:NavWordReportXmlPart[1]/ns0:Labels[1]/ns0:ItemNameLbl[1]" w:storeItemID="{59163385-0F07-4881-94A7-4D2DF1A6B352}" w16sdtdh:storeItemChecksum="vvZ4gA=="/>
-          </w:sdtPr>
-          <w:sdtContent>
-            <w:tc>
-              <w:tcPr>
-                <w:tcW w:w="2614" w:type="dxa"/>
-                <w:gridSpan w:val="2"/>
-              </w:tcPr>
-              <w:p>
                 <w:pPr>
-                  <w:spacing w:line="276" w:lineRule="auto"/>
                   <w:rPr>
                     <w:b/>
                     <w:bCs/>
@@ -859,21 +517,75 @@
               <w:sz w:val="22"/>
               <w:szCs w:val="22"/>
             </w:rPr>
-            <w:id w:val="-914164224"/>
+            <w:alias w:val="#Nav: /Labels/QtyLbl"/>
+            <w:tag w:val="#Nav: NPR_CRO_Fiscal_Bill_A4/6014554"/>
+            <w:id w:val="125901605"/>
             <w:placeholder>
-              <w:docPart w:val="DefaultPlaceholder_-1854013440"/>
+              <w:docPart w:val="60568634FEDC4C8A8850AD294A4222FB"/>
             </w:placeholder>
-            <w15:dataBinding w:prefixMappings="xmlns:ns0='urn:microsoft-dynamics-nav/reports/NPR_CRO_Fiscal_Bill_A4/6014554/' " w:xpath="/ns0:NavWordReportXmlPart[1]/ns0:Labels[1]/ns0:UoMLbl[1]" w:storeItemID="{59163385-0F07-4881-94A7-4D2DF1A6B352}" w16sdtdh:storeItemChecksum="vvZ4gA=="/>
+            <w:dataBinding w:prefixMappings="xmlns:ns0='urn:microsoft-dynamics-nav/reports/NPR_CRO_Fiscal_Bill_A4/6014554/' " w:xpath="/ns0:NavWordReportXmlPart[1]/ns0:Labels[1]/ns0:QtyLbl[1]" w:storeItemID="{974C08F4-FF06-4D7D-A995-8F2136C1311A}"/>
+            <w:text/>
           </w:sdtPr>
           <w:sdtContent>
             <w:tc>
               <w:tcPr>
-                <w:tcW w:w="2614" w:type="dxa"/>
+                <w:tcW w:w="1158" w:type="dxa"/>
+                <w:tcBorders>
+                  <w:bottom w:val="single" w:sz="4" w:space="0" w:color="auto"/>
+                </w:tcBorders>
               </w:tcPr>
               <w:p>
                 <w:pPr>
-                  <w:spacing w:line="276" w:lineRule="auto"/>
                   <w:jc w:val="right"/>
+                  <w:rPr>
+                    <w:b/>
+                    <w:bCs/>
+                    <w:sz w:val="22"/>
+                    <w:szCs w:val="22"/>
+                  </w:rPr>
+                </w:pPr>
+                <w:proofErr w:type="spellStart"/>
+                <w:r>
+                  <w:rPr>
+                    <w:b/>
+                    <w:bCs/>
+                    <w:sz w:val="22"/>
+                    <w:szCs w:val="22"/>
+                  </w:rPr>
+                  <w:t>QtyLbl</w:t>
+                </w:r>
+                <w:proofErr w:type="spellEnd"/>
+              </w:p>
+            </w:tc>
+          </w:sdtContent>
+        </w:sdt>
+        <w:sdt>
+          <w:sdtPr>
+            <w:rPr>
+              <w:b/>
+              <w:bCs/>
+              <w:sz w:val="22"/>
+              <w:szCs w:val="22"/>
+            </w:rPr>
+            <w:alias w:val="#Nav: /Labels/UoMLbl"/>
+            <w:tag w:val="#Nav: NPR_CRO_Fiscal_Bill_A4/6014554"/>
+            <w:id w:val="-1794041964"/>
+            <w:placeholder>
+              <w:docPart w:val="DefaultPlaceholder_-1854013440"/>
+            </w:placeholder>
+            <w:dataBinding w:prefixMappings="xmlns:ns0='urn:microsoft-dynamics-nav/reports/NPR_CRO_Fiscal_Bill_A4/6014554/' " w:xpath="/ns0:NavWordReportXmlPart[1]/ns0:Labels[1]/ns0:UoMLbl[1]" w:storeItemID="{974C08F4-FF06-4D7D-A995-8F2136C1311A}"/>
+            <w:text/>
+          </w:sdtPr>
+          <w:sdtContent>
+            <w:tc>
+              <w:tcPr>
+                <w:tcW w:w="220" w:type="dxa"/>
+                <w:tcBorders>
+                  <w:bottom w:val="single" w:sz="4" w:space="0" w:color="auto"/>
+                </w:tcBorders>
+              </w:tcPr>
+              <w:p>
+                <w:pPr>
                   <w:rPr>
                     <w:b/>
                     <w:bCs/>
@@ -904,20 +616,25 @@
               <w:sz w:val="22"/>
               <w:szCs w:val="22"/>
             </w:rPr>
-            <w:id w:val="1730494451"/>
+            <w:alias w:val="#Nav: /Labels/PriceLbl"/>
+            <w:tag w:val="#Nav: NPR_CRO_Fiscal_Bill_A4/6014554"/>
+            <w:id w:val="-214277674"/>
             <w:placeholder>
-              <w:docPart w:val="DefaultPlaceholder_-1854013440"/>
+              <w:docPart w:val="60568634FEDC4C8A8850AD294A4222FB"/>
             </w:placeholder>
-            <w15:dataBinding w:prefixMappings="xmlns:ns0='urn:microsoft-dynamics-nav/reports/NPR_CRO_Fiscal_Bill_A4/6014554/' " w:xpath="/ns0:NavWordReportXmlPart[1]/ns0:Labels[1]/ns0:PriceLbl[1]" w:storeItemID="{59163385-0F07-4881-94A7-4D2DF1A6B352}" w16sdtdh:storeItemChecksum="vvZ4gA=="/>
+            <w:dataBinding w:prefixMappings="xmlns:ns0='urn:microsoft-dynamics-nav/reports/NPR_CRO_Fiscal_Bill_A4/6014554/' " w:xpath="/ns0:NavWordReportXmlPart[1]/ns0:Labels[1]/ns0:PriceLbl[1]" w:storeItemID="{974C08F4-FF06-4D7D-A995-8F2136C1311A}"/>
+            <w:text/>
           </w:sdtPr>
           <w:sdtContent>
             <w:tc>
               <w:tcPr>
-                <w:tcW w:w="2614" w:type="dxa"/>
+                <w:tcW w:w="1200" w:type="dxa"/>
+                <w:tcBorders>
+                  <w:bottom w:val="single" w:sz="4" w:space="0" w:color="auto"/>
+                </w:tcBorders>
               </w:tcPr>
               <w:p>
                 <w:pPr>
-                  <w:spacing w:line="276" w:lineRule="auto"/>
                   <w:jc w:val="right"/>
                   <w:rPr>
                     <w:b/>
@@ -949,166 +666,25 @@
               <w:sz w:val="22"/>
               <w:szCs w:val="22"/>
             </w:rPr>
-            <w:id w:val="-1653514852"/>
+            <w:alias w:val="#Nav: /Labels/PercLbl"/>
+            <w:tag w:val="#Nav: NPR_CRO_Fiscal_Bill_A4/6014554"/>
+            <w:id w:val="2122411699"/>
             <w:placeholder>
-              <w:docPart w:val="DefaultPlaceholder_-1854013440"/>
+              <w:docPart w:val="60568634FEDC4C8A8850AD294A4222FB"/>
             </w:placeholder>
-            <w15:dataBinding w:prefixMappings="xmlns:ns0='urn:microsoft-dynamics-nav/reports/NPR_CRO_Fiscal_Bill_A4/6014554/' " w:xpath="/ns0:NavWordReportXmlPart[1]/ns0:Labels[1]/ns0:DiscountLbl[1]" w:storeItemID="{59163385-0F07-4881-94A7-4D2DF1A6B352}" w16sdtdh:storeItemChecksum="vvZ4gA=="/>
+            <w:dataBinding w:prefixMappings="xmlns:ns0='urn:microsoft-dynamics-nav/reports/NPR_CRO_Fiscal_Bill_A4/6014554/' " w:xpath="/ns0:NavWordReportXmlPart[1]/ns0:Labels[1]/ns0:PercLbl[1]" w:storeItemID="{974C08F4-FF06-4D7D-A995-8F2136C1311A}"/>
+            <w:text/>
           </w:sdtPr>
           <w:sdtContent>
             <w:tc>
               <w:tcPr>
-                <w:tcW w:w="2614" w:type="dxa"/>
-              </w:tcPr>
-              <w:p>
-                <w:pPr>
-                  <w:spacing w:line="276" w:lineRule="auto"/>
-                  <w:jc w:val="right"/>
-                  <w:rPr>
-                    <w:b/>
-                    <w:bCs/>
-                    <w:sz w:val="22"/>
-                    <w:szCs w:val="22"/>
-                  </w:rPr>
-                </w:pPr>
-                <w:proofErr w:type="spellStart"/>
-                <w:r>
-                  <w:rPr>
-                    <w:b/>
-                    <w:bCs/>
-                    <w:sz w:val="22"/>
-                    <w:szCs w:val="22"/>
-                  </w:rPr>
-                  <w:t>DiscountLbl</w:t>
-                </w:r>
-                <w:proofErr w:type="spellEnd"/>
-              </w:p>
-            </w:tc>
-          </w:sdtContent>
-        </w:sdt>
-      </w:tr>
-      <w:tr>
-        <w:sdt>
-          <w:sdtPr>
-            <w:rPr>
-              <w:b/>
-              <w:bCs/>
-              <w:sz w:val="22"/>
-              <w:szCs w:val="22"/>
-            </w:rPr>
-            <w:id w:val="-1465811948"/>
-            <w:placeholder>
-              <w:docPart w:val="DefaultPlaceholder_-1854013440"/>
-            </w:placeholder>
-            <w15:dataBinding w:prefixMappings="xmlns:ns0='urn:microsoft-dynamics-nav/reports/NPR_CRO_Fiscal_Bill_A4/6014554/' " w:xpath="/ns0:NavWordReportXmlPart[1]/ns0:Labels[1]/ns0:ItemCodeLbl[1]" w:storeItemID="{59163385-0F07-4881-94A7-4D2DF1A6B352}" w16sdtdh:storeItemChecksum="vvZ4gA=="/>
-          </w:sdtPr>
-          <w:sdtContent>
-            <w:tc>
-              <w:tcPr>
-                <w:tcW w:w="2614" w:type="dxa"/>
-                <w:gridSpan w:val="2"/>
+                <w:tcW w:w="1480" w:type="dxa"/>
                 <w:tcBorders>
-                  <w:bottom w:val="single" w:color="auto" w:sz="4" w:space="0"/>
+                  <w:bottom w:val="single" w:sz="4" w:space="0" w:color="auto"/>
                 </w:tcBorders>
               </w:tcPr>
               <w:p>
                 <w:pPr>
-                  <w:spacing w:line="276" w:lineRule="auto"/>
-                  <w:rPr>
-                    <w:b/>
-                    <w:bCs/>
-                    <w:sz w:val="22"/>
-                    <w:szCs w:val="22"/>
-                  </w:rPr>
-                </w:pPr>
-                <w:proofErr w:type="spellStart"/>
-                <w:r>
-                  <w:rPr>
-                    <w:b/>
-                    <w:bCs/>
-                    <w:sz w:val="22"/>
-                    <w:szCs w:val="22"/>
-                  </w:rPr>
-                  <w:t>ItemCodeLbl</w:t>
-                </w:r>
-                <w:proofErr w:type="spellEnd"/>
-              </w:p>
-            </w:tc>
-          </w:sdtContent>
-        </w:sdt>
-        <w:sdt>
-          <w:sdtPr>
-            <w:rPr>
-              <w:b/>
-              <w:bCs/>
-              <w:sz w:val="22"/>
-              <w:szCs w:val="22"/>
-            </w:rPr>
-            <w:id w:val="-292831499"/>
-            <w:placeholder>
-              <w:docPart w:val="DefaultPlaceholder_-1854013440"/>
-            </w:placeholder>
-            <w15:dataBinding w:prefixMappings="xmlns:ns0='urn:microsoft-dynamics-nav/reports/NPR_CRO_Fiscal_Bill_A4/6014554/' " w:xpath="/ns0:NavWordReportXmlPart[1]/ns0:Labels[1]/ns0:QtyLbl[1]" w:storeItemID="{59163385-0F07-4881-94A7-4D2DF1A6B352}" w16sdtdh:storeItemChecksum="vvZ4gA=="/>
-          </w:sdtPr>
-          <w:sdtContent>
-            <w:tc>
-              <w:tcPr>
-                <w:tcW w:w="2614" w:type="dxa"/>
-                <w:tcBorders>
-                  <w:bottom w:val="single" w:color="auto" w:sz="4" w:space="0"/>
-                </w:tcBorders>
-              </w:tcPr>
-              <w:p>
-                <w:pPr>
-                  <w:spacing w:line="276" w:lineRule="auto"/>
-                  <w:jc w:val="right"/>
-                  <w:rPr>
-                    <w:b/>
-                    <w:bCs/>
-                    <w:sz w:val="22"/>
-                    <w:szCs w:val="22"/>
-                  </w:rPr>
-                </w:pPr>
-                <w:proofErr w:type="spellStart"/>
-                <w:r>
-                  <w:rPr>
-                    <w:b/>
-                    <w:bCs/>
-                    <w:sz w:val="22"/>
-                    <w:szCs w:val="22"/>
-                  </w:rPr>
-                  <w:t>QtyLbl</w:t>
-                </w:r>
-                <w:proofErr w:type="spellEnd"/>
-              </w:p>
-            </w:tc>
-          </w:sdtContent>
-        </w:sdt>
-        <w:sdt>
-          <w:sdtPr>
-            <w:rPr>
-              <w:b/>
-              <w:bCs/>
-              <w:sz w:val="22"/>
-              <w:szCs w:val="22"/>
-            </w:rPr>
-            <w:id w:val="573013554"/>
-            <w:placeholder>
-              <w:docPart w:val="DefaultPlaceholder_-1854013440"/>
-            </w:placeholder>
-            <w15:dataBinding w:prefixMappings="xmlns:ns0='urn:microsoft-dynamics-nav/reports/NPR_CRO_Fiscal_Bill_A4/6014554/' " w:xpath="/ns0:NavWordReportXmlPart[1]/ns0:Labels[1]/ns0:PercLbl[1]" w:storeItemID="{59163385-0F07-4881-94A7-4D2DF1A6B352}" w16sdtdh:storeItemChecksum="vvZ4gA=="/>
-          </w:sdtPr>
-          <w:sdtContent>
-            <w:tc>
-              <w:tcPr>
-                <w:tcW w:w="2614" w:type="dxa"/>
-                <w:tcBorders>
-                  <w:bottom w:val="single" w:color="auto" w:sz="4" w:space="0"/>
-                </w:tcBorders>
-              </w:tcPr>
-              <w:p>
-                <w:pPr>
-                  <w:spacing w:line="276" w:lineRule="auto"/>
                   <w:jc w:val="right"/>
                   <w:rPr>
                     <w:b/>
@@ -1140,23 +716,75 @@
               <w:sz w:val="22"/>
               <w:szCs w:val="22"/>
             </w:rPr>
-            <w:id w:val="-1570338338"/>
+            <w:alias w:val="#Nav: /Labels/DiscountLbl"/>
+            <w:tag w:val="#Nav: NPR_CRO_Fiscal_Bill_A4/6014554"/>
+            <w:id w:val="2125648909"/>
             <w:placeholder>
-              <w:docPart w:val="DefaultPlaceholder_-1854013440"/>
+              <w:docPart w:val="60568634FEDC4C8A8850AD294A4222FB"/>
             </w:placeholder>
-            <w15:dataBinding w:prefixMappings="xmlns:ns0='urn:microsoft-dynamics-nav/reports/NPR_CRO_Fiscal_Bill_A4/6014554/' " w:xpath="/ns0:NavWordReportXmlPart[1]/ns0:Labels[1]/ns0:TotalLbl[1]" w:storeItemID="{59163385-0F07-4881-94A7-4D2DF1A6B352}" w16sdtdh:storeItemChecksum="vvZ4gA=="/>
+            <w:dataBinding w:prefixMappings="xmlns:ns0='urn:microsoft-dynamics-nav/reports/NPR_CRO_Fiscal_Bill_A4/6014554/' " w:xpath="/ns0:NavWordReportXmlPart[1]/ns0:Labels[1]/ns0:DiscountLbl[1]" w:storeItemID="{974C08F4-FF06-4D7D-A995-8F2136C1311A}"/>
+            <w:text/>
           </w:sdtPr>
           <w:sdtContent>
             <w:tc>
               <w:tcPr>
-                <w:tcW w:w="2614" w:type="dxa"/>
+                <w:tcW w:w="1711" w:type="dxa"/>
                 <w:tcBorders>
-                  <w:bottom w:val="single" w:color="auto" w:sz="4" w:space="0"/>
+                  <w:bottom w:val="single" w:sz="4" w:space="0" w:color="auto"/>
                 </w:tcBorders>
               </w:tcPr>
               <w:p>
                 <w:pPr>
-                  <w:spacing w:line="276" w:lineRule="auto"/>
+                  <w:jc w:val="right"/>
+                  <w:rPr>
+                    <w:b/>
+                    <w:bCs/>
+                    <w:sz w:val="22"/>
+                    <w:szCs w:val="22"/>
+                  </w:rPr>
+                </w:pPr>
+                <w:proofErr w:type="spellStart"/>
+                <w:r>
+                  <w:rPr>
+                    <w:b/>
+                    <w:bCs/>
+                    <w:sz w:val="22"/>
+                    <w:szCs w:val="22"/>
+                  </w:rPr>
+                  <w:t>DiscountLbl</w:t>
+                </w:r>
+                <w:proofErr w:type="spellEnd"/>
+              </w:p>
+            </w:tc>
+          </w:sdtContent>
+        </w:sdt>
+        <w:sdt>
+          <w:sdtPr>
+            <w:rPr>
+              <w:b/>
+              <w:bCs/>
+              <w:sz w:val="22"/>
+              <w:szCs w:val="22"/>
+            </w:rPr>
+            <w:alias w:val="#Nav: /Labels/TotalLbl"/>
+            <w:tag w:val="#Nav: NPR_CRO_Fiscal_Bill_A4/6014554"/>
+            <w:id w:val="1809057491"/>
+            <w:placeholder>
+              <w:docPart w:val="DA0C9FDCA2C34DD1ABAC80EADC2797E8"/>
+            </w:placeholder>
+            <w:dataBinding w:prefixMappings="xmlns:ns0='urn:microsoft-dynamics-nav/reports/NPR_CRO_Fiscal_Bill_A4/6014554/' " w:xpath="/ns0:NavWordReportXmlPart[1]/ns0:Labels[1]/ns0:TotalLbl[1]" w:storeItemID="{974C08F4-FF06-4D7D-A995-8F2136C1311A}"/>
+            <w:text/>
+          </w:sdtPr>
+          <w:sdtContent>
+            <w:tc>
+              <w:tcPr>
+                <w:tcW w:w="1960" w:type="dxa"/>
+                <w:tcBorders>
+                  <w:bottom w:val="single" w:sz="4" w:space="0" w:color="auto"/>
+                </w:tcBorders>
+              </w:tcPr>
+              <w:p>
+                <w:pPr>
                   <w:jc w:val="right"/>
                   <w:rPr>
                     <w:b/>
@@ -1184,15 +812,13 @@
       <w:tr>
         <w:tc>
           <w:tcPr>
-            <w:tcW w:w="2614" w:type="dxa"/>
-            <w:gridSpan w:val="2"/>
+            <w:tcW w:w="1082" w:type="dxa"/>
             <w:tcBorders>
-              <w:top w:val="single" w:color="auto" w:sz="4" w:space="0"/>
+              <w:top w:val="single" w:sz="4" w:space="0" w:color="auto"/>
             </w:tcBorders>
           </w:tcPr>
           <w:p>
             <w:pPr>
-              <w:spacing w:line="276" w:lineRule="auto"/>
               <w:rPr>
                 <w:sz w:val="22"/>
                 <w:szCs w:val="22"/>
@@ -1202,14 +828,29 @@
         </w:tc>
         <w:tc>
           <w:tcPr>
-            <w:tcW w:w="2614" w:type="dxa"/>
+            <w:tcW w:w="1655" w:type="dxa"/>
             <w:tcBorders>
-              <w:top w:val="single" w:color="auto" w:sz="4" w:space="0"/>
+              <w:top w:val="single" w:sz="4" w:space="0" w:color="auto"/>
             </w:tcBorders>
           </w:tcPr>
           <w:p>
             <w:pPr>
-              <w:spacing w:line="276" w:lineRule="auto"/>
+              <w:rPr>
+                <w:sz w:val="22"/>
+                <w:szCs w:val="22"/>
+              </w:rPr>
+            </w:pPr>
+          </w:p>
+        </w:tc>
+        <w:tc>
+          <w:tcPr>
+            <w:tcW w:w="1158" w:type="dxa"/>
+            <w:tcBorders>
+              <w:top w:val="single" w:sz="4" w:space="0" w:color="auto"/>
+            </w:tcBorders>
+          </w:tcPr>
+          <w:p>
+            <w:pPr>
               <w:jc w:val="right"/>
               <w:rPr>
                 <w:sz w:val="22"/>
@@ -1220,14 +861,29 @@
         </w:tc>
         <w:tc>
           <w:tcPr>
-            <w:tcW w:w="2614" w:type="dxa"/>
+            <w:tcW w:w="220" w:type="dxa"/>
             <w:tcBorders>
-              <w:top w:val="single" w:color="auto" w:sz="4" w:space="0"/>
+              <w:top w:val="single" w:sz="4" w:space="0" w:color="auto"/>
             </w:tcBorders>
           </w:tcPr>
           <w:p>
             <w:pPr>
-              <w:spacing w:line="276" w:lineRule="auto"/>
+              <w:rPr>
+                <w:sz w:val="22"/>
+                <w:szCs w:val="22"/>
+              </w:rPr>
+            </w:pPr>
+          </w:p>
+        </w:tc>
+        <w:tc>
+          <w:tcPr>
+            <w:tcW w:w="1200" w:type="dxa"/>
+            <w:tcBorders>
+              <w:top w:val="single" w:sz="4" w:space="0" w:color="auto"/>
+            </w:tcBorders>
+          </w:tcPr>
+          <w:p>
+            <w:pPr>
               <w:jc w:val="right"/>
               <w:rPr>
                 <w:sz w:val="22"/>
@@ -1238,14 +894,47 @@
         </w:tc>
         <w:tc>
           <w:tcPr>
-            <w:tcW w:w="2614" w:type="dxa"/>
+            <w:tcW w:w="1480" w:type="dxa"/>
             <w:tcBorders>
-              <w:top w:val="single" w:color="auto" w:sz="4" w:space="0"/>
+              <w:top w:val="single" w:sz="4" w:space="0" w:color="auto"/>
             </w:tcBorders>
           </w:tcPr>
           <w:p>
             <w:pPr>
-              <w:spacing w:line="276" w:lineRule="auto"/>
+              <w:jc w:val="right"/>
+              <w:rPr>
+                <w:sz w:val="22"/>
+                <w:szCs w:val="22"/>
+              </w:rPr>
+            </w:pPr>
+          </w:p>
+        </w:tc>
+        <w:tc>
+          <w:tcPr>
+            <w:tcW w:w="1711" w:type="dxa"/>
+            <w:tcBorders>
+              <w:top w:val="single" w:sz="4" w:space="0" w:color="auto"/>
+            </w:tcBorders>
+          </w:tcPr>
+          <w:p>
+            <w:pPr>
+              <w:jc w:val="right"/>
+              <w:rPr>
+                <w:sz w:val="22"/>
+                <w:szCs w:val="22"/>
+              </w:rPr>
+            </w:pPr>
+          </w:p>
+        </w:tc>
+        <w:tc>
+          <w:tcPr>
+            <w:tcW w:w="1960" w:type="dxa"/>
+            <w:tcBorders>
+              <w:top w:val="single" w:sz="4" w:space="0" w:color="auto"/>
+            </w:tcBorders>
+          </w:tcPr>
+          <w:p>
+            <w:pPr>
               <w:jc w:val="right"/>
               <w:rPr>
                 <w:sz w:val="22"/>
@@ -1261,10 +950,10 @@
             <w:sz w:val="22"/>
             <w:szCs w:val="22"/>
           </w:rPr>
-          <w:alias w:val="#Nav: /CRO_POS_Audit_Log_Aux_Info/POS_Entry_Lines"/>
+          <w:alias w:val="#Nav: /CROPOSAuditLogAuxInfo/POSEntrySalesLines"/>
           <w:tag w:val="#Nav: NPR_CRO_Fiscal_Bill_A4/6014554"/>
-          <w:id w:val="1827854919"/>
-          <w15:dataBinding w:prefixMappings="xmlns:ns0='urn:microsoft-dynamics-nav/reports/NPR_CRO_Fiscal_Bill_A4/6014554/' " w:xpath="/ns0:NavWordReportXmlPart[1]/ns0:CRO_POS_Audit_Log_Aux_Info[1]/ns0:POS_Entry_Lines" w:storeItemID="{59163385-0F07-4881-94A7-4D2DF1A6B352}"/>
+          <w:id w:val="-124936017"/>
+          <w15:dataBinding w:prefixMappings="xmlns:ns0='urn:microsoft-dynamics-nav/reports/NPR_CRO_Fiscal_Bill_A4/6014554/' " w:xpath="/ns0:NavWordReportXmlPart[1]/ns0:CROPOSAuditLogAuxInfo[1]/ns0:POSEntrySalesLines" w:storeItemID="{974C08F4-FF06-4D7D-A995-8F2136C1311A}"/>
           <w15:repeatingSection/>
         </w:sdtPr>
         <w:sdtContent>
@@ -1274,9 +963,9 @@
                 <w:sz w:val="22"/>
                 <w:szCs w:val="22"/>
               </w:rPr>
-              <w:id w:val="-1778316690"/>
+              <w:id w:val="442343659"/>
               <w:placeholder>
-                <w:docPart w:val="DefaultPlaceholder_-1854013435"/>
+                <w:docPart w:val="64170C2C0073467181C4F7BE1471A0DE"/>
               </w:placeholder>
               <w15:repeatingSectionItem/>
             </w:sdtPr>
@@ -1288,19 +977,59 @@
                       <w:sz w:val="22"/>
                       <w:szCs w:val="22"/>
                     </w:rPr>
-                    <w:alias w:val="#Nav: /CRO_POS_Audit_Log_Aux_Info/POS_Entry_Lines/CRO_ItemDescription"/>
+                    <w:alias w:val="#Nav: /CROPOSAuditLogAuxInfo/POSEntrySalesLines/CRO_ItemNo"/>
                     <w:tag w:val="#Nav: NPR_CRO_Fiscal_Bill_A4/6014554"/>
-                    <w:id w:val="-640967038"/>
+                    <w:id w:val="140547846"/>
                     <w:placeholder>
-                      <w:docPart w:val="DefaultPlaceholder_-1854013440"/>
+                      <w:docPart w:val="DA0C9FDCA2C34DD1ABAC80EADC2797E8"/>
                     </w:placeholder>
-                    <w15:dataBinding w:prefixMappings="xmlns:ns0='urn:microsoft-dynamics-nav/reports/NPR_CRO_Fiscal_Bill_A4/6014554/' " w:xpath="/ns0:NavWordReportXmlPart[1]/ns0:CRO_POS_Audit_Log_Aux_Info[1]/ns0:POS_Entry_Lines[1]/ns0:CRO_ItemDescription[1]" w:storeItemID="{59163385-0F07-4881-94A7-4D2DF1A6B352}" w16sdtdh:storeItemChecksum="vvZ4gA=="/>
+                    <w:dataBinding w:prefixMappings="xmlns:ns0='urn:microsoft-dynamics-nav/reports/NPR_CRO_Fiscal_Bill_A4/6014554/' " w:xpath="/ns0:NavWordReportXmlPart[1]/ns0:CROPOSAuditLogAuxInfo[1]/ns0:POSEntrySalesLines[1]/ns0:CRO_ItemNo[1]" w:storeItemID="{974C08F4-FF06-4D7D-A995-8F2136C1311A}"/>
+                    <w:text/>
                   </w:sdtPr>
                   <w:sdtContent>
                     <w:tc>
                       <w:tcPr>
-                        <w:tcW w:w="2614" w:type="dxa"/>
-                        <w:gridSpan w:val="2"/>
+                        <w:tcW w:w="1082" w:type="dxa"/>
+                      </w:tcPr>
+                      <w:p>
+                        <w:pPr>
+                          <w:rPr>
+                            <w:sz w:val="22"/>
+                            <w:szCs w:val="22"/>
+                          </w:rPr>
+                        </w:pPr>
+                        <w:proofErr w:type="spellStart"/>
+                        <w:r>
+                          <w:rPr>
+                            <w:sz w:val="22"/>
+                            <w:szCs w:val="22"/>
+                          </w:rPr>
+                          <w:t>CRO_ItemNo</w:t>
+                        </w:r>
+                        <w:proofErr w:type="spellEnd"/>
+                      </w:p>
+                    </w:tc>
+                  </w:sdtContent>
+                </w:sdt>
+                <w:sdt>
+                  <w:sdtPr>
+                    <w:rPr>
+                      <w:sz w:val="22"/>
+                      <w:szCs w:val="22"/>
+                    </w:rPr>
+                    <w:alias w:val="#Nav: /CROPOSAuditLogAuxInfo/POSEntrySalesLines/CRO_ItemDescription"/>
+                    <w:tag w:val="#Nav: NPR_CRO_Fiscal_Bill_A4/6014554"/>
+                    <w:id w:val="-306715560"/>
+                    <w:placeholder>
+                      <w:docPart w:val="DA0C9FDCA2C34DD1ABAC80EADC2797E8"/>
+                    </w:placeholder>
+                    <w:dataBinding w:prefixMappings="xmlns:ns0='urn:microsoft-dynamics-nav/reports/NPR_CRO_Fiscal_Bill_A4/6014554/' " w:xpath="/ns0:NavWordReportXmlPart[1]/ns0:CROPOSAuditLogAuxInfo[1]/ns0:POSEntrySalesLines[1]/ns0:CRO_ItemDescription[1]" w:storeItemID="{974C08F4-FF06-4D7D-A995-8F2136C1311A}"/>
+                    <w:text/>
+                  </w:sdtPr>
+                  <w:sdtContent>
+                    <w:tc>
+                      <w:tcPr>
+                        <w:tcW w:w="1655" w:type="dxa"/>
                       </w:tcPr>
                       <w:p>
                         <w:pPr>
@@ -1328,22 +1057,63 @@
                       <w:sz w:val="22"/>
                       <w:szCs w:val="22"/>
                     </w:rPr>
-                    <w:alias w:val="#Nav: /CRO_POS_Audit_Log_Aux_Info/POS_Entry_Lines/CRO_UOM"/>
+                    <w:alias w:val="#Nav: /CROPOSAuditLogAuxInfo/POSEntrySalesLines/CRO_Quantity"/>
                     <w:tag w:val="#Nav: NPR_CRO_Fiscal_Bill_A4/6014554"/>
-                    <w:id w:val="136620330"/>
+                    <w:id w:val="-486559981"/>
                     <w:placeholder>
-                      <w:docPart w:val="DefaultPlaceholder_-1854013440"/>
+                      <w:docPart w:val="DA0C9FDCA2C34DD1ABAC80EADC2797E8"/>
                     </w:placeholder>
-                    <w15:dataBinding w:prefixMappings="xmlns:ns0='urn:microsoft-dynamics-nav/reports/NPR_CRO_Fiscal_Bill_A4/6014554/' " w:xpath="/ns0:NavWordReportXmlPart[1]/ns0:CRO_POS_Audit_Log_Aux_Info[1]/ns0:POS_Entry_Lines[1]/ns0:CRO_UOM[1]" w:storeItemID="{59163385-0F07-4881-94A7-4D2DF1A6B352}" w16sdtdh:storeItemChecksum="vvZ4gA=="/>
+                    <w:dataBinding w:prefixMappings="xmlns:ns0='urn:microsoft-dynamics-nav/reports/NPR_CRO_Fiscal_Bill_A4/6014554/' " w:xpath="/ns0:NavWordReportXmlPart[1]/ns0:CROPOSAuditLogAuxInfo[1]/ns0:POSEntrySalesLines[1]/ns0:CRO_Quantity[1]" w:storeItemID="{974C08F4-FF06-4D7D-A995-8F2136C1311A}"/>
+                    <w:text/>
                   </w:sdtPr>
                   <w:sdtContent>
                     <w:tc>
                       <w:tcPr>
-                        <w:tcW w:w="2614" w:type="dxa"/>
+                        <w:tcW w:w="1158" w:type="dxa"/>
                       </w:tcPr>
                       <w:p>
                         <w:pPr>
                           <w:jc w:val="right"/>
+                          <w:rPr>
+                            <w:sz w:val="22"/>
+                            <w:szCs w:val="22"/>
+                          </w:rPr>
+                        </w:pPr>
+                        <w:proofErr w:type="spellStart"/>
+                        <w:r>
+                          <w:rPr>
+                            <w:sz w:val="22"/>
+                            <w:szCs w:val="22"/>
+                          </w:rPr>
+                          <w:t>CRO_Quantity</w:t>
+                        </w:r>
+                        <w:proofErr w:type="spellEnd"/>
+                      </w:p>
+                    </w:tc>
+                  </w:sdtContent>
+                </w:sdt>
+                <w:sdt>
+                  <w:sdtPr>
+                    <w:rPr>
+                      <w:sz w:val="22"/>
+                      <w:szCs w:val="22"/>
+                    </w:rPr>
+                    <w:alias w:val="#Nav: /CROPOSAuditLogAuxInfo/POSEntrySalesLines/CRO_UOM"/>
+                    <w:tag w:val="#Nav: NPR_CRO_Fiscal_Bill_A4/6014554"/>
+                    <w:id w:val="-852025682"/>
+                    <w:placeholder>
+                      <w:docPart w:val="DefaultPlaceholder_-1854013440"/>
+                    </w:placeholder>
+                    <w:dataBinding w:prefixMappings="xmlns:ns0='urn:microsoft-dynamics-nav/reports/NPR_CRO_Fiscal_Bill_A4/6014554/' " w:xpath="/ns0:NavWordReportXmlPart[1]/ns0:CROPOSAuditLogAuxInfo[1]/ns0:POSEntrySalesLines[1]/ns0:CRO_UOM[1]" w:storeItemID="{974C08F4-FF06-4D7D-A995-8F2136C1311A}"/>
+                    <w:text/>
+                  </w:sdtPr>
+                  <w:sdtContent>
+                    <w:tc>
+                      <w:tcPr>
+                        <w:tcW w:w="220" w:type="dxa"/>
+                      </w:tcPr>
+                      <w:p>
+                        <w:pPr>
                           <w:rPr>
                             <w:sz w:val="22"/>
                             <w:szCs w:val="22"/>
@@ -1366,18 +1136,19 @@
                       <w:sz w:val="22"/>
                       <w:szCs w:val="22"/>
                     </w:rPr>
-                    <w:alias w:val="#Nav: /CRO_POS_Audit_Log_Aux_Info/POS_Entry_Lines/CRO_UnitPrice"/>
+                    <w:alias w:val="#Nav: /CROPOSAuditLogAuxInfo/POSEntrySalesLines/CRO_UnitPrice"/>
                     <w:tag w:val="#Nav: NPR_CRO_Fiscal_Bill_A4/6014554"/>
-                    <w:id w:val="-882701015"/>
+                    <w:id w:val="-932200115"/>
                     <w:placeholder>
-                      <w:docPart w:val="DefaultPlaceholder_-1854013440"/>
+                      <w:docPart w:val="DA0C9FDCA2C34DD1ABAC80EADC2797E8"/>
                     </w:placeholder>
-                    <w15:dataBinding w:prefixMappings="xmlns:ns0='urn:microsoft-dynamics-nav/reports/NPR_CRO_Fiscal_Bill_A4/6014554/' " w:xpath="/ns0:NavWordReportXmlPart[1]/ns0:CRO_POS_Audit_Log_Aux_Info[1]/ns0:POS_Entry_Lines[1]/ns0:CRO_UnitPrice[1]" w:storeItemID="{59163385-0F07-4881-94A7-4D2DF1A6B352}" w16sdtdh:storeItemChecksum="vvZ4gA=="/>
+                    <w:dataBinding w:prefixMappings="xmlns:ns0='urn:microsoft-dynamics-nav/reports/NPR_CRO_Fiscal_Bill_A4/6014554/' " w:xpath="/ns0:NavWordReportXmlPart[1]/ns0:CROPOSAuditLogAuxInfo[1]/ns0:POSEntrySalesLines[1]/ns0:CRO_UnitPrice[1]" w:storeItemID="{974C08F4-FF06-4D7D-A995-8F2136C1311A}"/>
+                    <w:text/>
                   </w:sdtPr>
                   <w:sdtContent>
                     <w:tc>
                       <w:tcPr>
-                        <w:tcW w:w="2614" w:type="dxa"/>
+                        <w:tcW w:w="1200" w:type="dxa"/>
                       </w:tcPr>
                       <w:p>
                         <w:pPr>
@@ -1406,140 +1177,19 @@
                       <w:sz w:val="22"/>
                       <w:szCs w:val="22"/>
                     </w:rPr>
-                    <w:alias w:val="#Nav: /CRO_POS_Audit_Log_Aux_Info/POS_Entry_Lines/CRO_DiscountAmount"/>
+                    <w:alias w:val="#Nav: /CROPOSAuditLogAuxInfo/POSEntrySalesLines/CRO_DiscountPerc"/>
                     <w:tag w:val="#Nav: NPR_CRO_Fiscal_Bill_A4/6014554"/>
-                    <w:id w:val="1353923080"/>
+                    <w:id w:val="-91251811"/>
                     <w:placeholder>
-                      <w:docPart w:val="DefaultPlaceholder_-1854013440"/>
+                      <w:docPart w:val="DA0C9FDCA2C34DD1ABAC80EADC2797E8"/>
                     </w:placeholder>
-                    <w15:dataBinding w:prefixMappings="xmlns:ns0='urn:microsoft-dynamics-nav/reports/NPR_CRO_Fiscal_Bill_A4/6014554/' " w:xpath="/ns0:NavWordReportXmlPart[1]/ns0:CRO_POS_Audit_Log_Aux_Info[1]/ns0:POS_Entry_Lines[1]/ns0:CRO_DiscountAmount[1]" w:storeItemID="{59163385-0F07-4881-94A7-4D2DF1A6B352}" w16sdtdh:storeItemChecksum="vvZ4gA=="/>
+                    <w:dataBinding w:prefixMappings="xmlns:ns0='urn:microsoft-dynamics-nav/reports/NPR_CRO_Fiscal_Bill_A4/6014554/' " w:xpath="/ns0:NavWordReportXmlPart[1]/ns0:CROPOSAuditLogAuxInfo[1]/ns0:POSEntrySalesLines[1]/ns0:CRO_DiscountPerc[1]" w:storeItemID="{974C08F4-FF06-4D7D-A995-8F2136C1311A}"/>
+                    <w:text/>
                   </w:sdtPr>
                   <w:sdtContent>
                     <w:tc>
                       <w:tcPr>
-                        <w:tcW w:w="2614" w:type="dxa"/>
-                      </w:tcPr>
-                      <w:p>
-                        <w:pPr>
-                          <w:jc w:val="right"/>
-                          <w:rPr>
-                            <w:sz w:val="22"/>
-                            <w:szCs w:val="22"/>
-                          </w:rPr>
-                        </w:pPr>
-                        <w:proofErr w:type="spellStart"/>
-                        <w:r>
-                          <w:rPr>
-                            <w:sz w:val="22"/>
-                            <w:szCs w:val="22"/>
-                          </w:rPr>
-                          <w:t>CRO_DiscountAmount</w:t>
-                        </w:r>
-                        <w:proofErr w:type="spellEnd"/>
-                      </w:p>
-                    </w:tc>
-                  </w:sdtContent>
-                </w:sdt>
-              </w:tr>
-              <w:tr>
-                <w:sdt>
-                  <w:sdtPr>
-                    <w:rPr>
-                      <w:sz w:val="22"/>
-                      <w:szCs w:val="22"/>
-                    </w:rPr>
-                    <w:alias w:val="#Nav: /CRO_POS_Audit_Log_Aux_Info/POS_Entry_Lines"/>
-                    <w:tag w:val="#Nav: NPR_CRO_Fiscal_Bill_A4/6014554"/>
-                    <w:id w:val="-907225941"/>
-                    <w:placeholder>
-                      <w:docPart w:val="DefaultPlaceholder_-1854013440"/>
-                    </w:placeholder>
-                    <w15:dataBinding w:prefixMappings="xmlns:ns0='urn:microsoft-dynamics-nav/reports/NPR_CRO_Fiscal_Bill_A4/6014554/' " w:xpath="/ns0:NavWordReportXmlPart[1]/ns0:CRO_POS_Audit_Log_Aux_Info[1]/ns0:POS_Entry_Lines[1]" w:storeItemID="{59163385-0F07-4881-94A7-4D2DF1A6B352}"/>
-                  </w:sdtPr>
-                  <w:sdtContent>
-                    <w:tc>
-                      <w:tcPr>
-                        <w:tcW w:w="2614" w:type="dxa"/>
-                        <w:gridSpan w:val="2"/>
-                      </w:tcPr>
-                      <w:p>
-                        <w:pPr>
-                          <w:rPr>
-                            <w:sz w:val="22"/>
-                            <w:szCs w:val="22"/>
-                          </w:rPr>
-                        </w:pPr>
-                        <w:proofErr w:type="spellStart"/>
-                        <w:r>
-                          <w:rPr>
-                            <w:sz w:val="22"/>
-                            <w:szCs w:val="22"/>
-                          </w:rPr>
-                          <w:t>CRO_ItemNo</w:t>
-                        </w:r>
-                        <w:proofErr w:type="spellEnd"/>
-                      </w:p>
-                    </w:tc>
-                  </w:sdtContent>
-                </w:sdt>
-                <w:sdt>
-                  <w:sdtPr>
-                    <w:rPr>
-                      <w:sz w:val="22"/>
-                      <w:szCs w:val="22"/>
-                    </w:rPr>
-                    <w:alias w:val="#Nav: /CRO_POS_Audit_Log_Aux_Info/POS_Entry_Lines/CRO_Quantity"/>
-                    <w:tag w:val="#Nav: NPR_CRO_Fiscal_Bill_A4/6014554"/>
-                    <w:id w:val="-42909614"/>
-                    <w:placeholder>
-                      <w:docPart w:val="DefaultPlaceholder_-1854013440"/>
-                    </w:placeholder>
-                    <w15:dataBinding w:prefixMappings="xmlns:ns0='urn:microsoft-dynamics-nav/reports/NPR_CRO_Fiscal_Bill_A4/6014554/' " w:xpath="/ns0:NavWordReportXmlPart[1]/ns0:CRO_POS_Audit_Log_Aux_Info[1]/ns0:POS_Entry_Lines[1]/ns0:CRO_Quantity[1]" w:storeItemID="{59163385-0F07-4881-94A7-4D2DF1A6B352}" w16sdtdh:storeItemChecksum="vvZ4gA=="/>
-                  </w:sdtPr>
-                  <w:sdtContent>
-                    <w:tc>
-                      <w:tcPr>
-                        <w:tcW w:w="2614" w:type="dxa"/>
-                      </w:tcPr>
-                      <w:p>
-                        <w:pPr>
-                          <w:jc w:val="right"/>
-                          <w:rPr>
-                            <w:sz w:val="22"/>
-                            <w:szCs w:val="22"/>
-                          </w:rPr>
-                        </w:pPr>
-                        <w:proofErr w:type="spellStart"/>
-                        <w:r>
-                          <w:rPr>
-                            <w:sz w:val="22"/>
-                            <w:szCs w:val="22"/>
-                          </w:rPr>
-                          <w:t>CRO_Quantity</w:t>
-                        </w:r>
-                        <w:proofErr w:type="spellEnd"/>
-                      </w:p>
-                    </w:tc>
-                  </w:sdtContent>
-                </w:sdt>
-                <w:sdt>
-                  <w:sdtPr>
-                    <w:rPr>
-                      <w:sz w:val="22"/>
-                      <w:szCs w:val="22"/>
-                    </w:rPr>
-                    <w:alias w:val="#Nav: /CRO_POS_Audit_Log_Aux_Info/POS_Entry_Lines/CRO_DiscountPerc"/>
-                    <w:tag w:val="#Nav: NPR_CRO_Fiscal_Bill_A4/6014554"/>
-                    <w:id w:val="801345001"/>
-                    <w:placeholder>
-                      <w:docPart w:val="DefaultPlaceholder_-1854013440"/>
-                    </w:placeholder>
-                    <w15:dataBinding w:prefixMappings="xmlns:ns0='urn:microsoft-dynamics-nav/reports/NPR_CRO_Fiscal_Bill_A4/6014554/' " w:xpath="/ns0:NavWordReportXmlPart[1]/ns0:CRO_POS_Audit_Log_Aux_Info[1]/ns0:POS_Entry_Lines[1]/ns0:CRO_DiscountPerc[1]" w:storeItemID="{59163385-0F07-4881-94A7-4D2DF1A6B352}" w16sdtdh:storeItemChecksum="vvZ4gA=="/>
-                  </w:sdtPr>
-                  <w:sdtContent>
-                    <w:tc>
-                      <w:tcPr>
-                        <w:tcW w:w="2614" w:type="dxa"/>
+                        <w:tcW w:w="1480" w:type="dxa"/>
                       </w:tcPr>
                       <w:p>
                         <w:pPr>
@@ -1568,18 +1218,60 @@
                       <w:sz w:val="22"/>
                       <w:szCs w:val="22"/>
                     </w:rPr>
-                    <w:alias w:val="#Nav: /CRO_POS_Audit_Log_Aux_Info/POS_Entry_Lines/CRO_AmountIncludingVAT"/>
+                    <w:alias w:val="#Nav: /CROPOSAuditLogAuxInfo/POSEntrySalesLines/CRO_DiscountAmount"/>
                     <w:tag w:val="#Nav: NPR_CRO_Fiscal_Bill_A4/6014554"/>
-                    <w:id w:val="421302241"/>
+                    <w:id w:val="1901782304"/>
                     <w:placeholder>
-                      <w:docPart w:val="DefaultPlaceholder_-1854013440"/>
+                      <w:docPart w:val="DA0C9FDCA2C34DD1ABAC80EADC2797E8"/>
                     </w:placeholder>
-                    <w15:dataBinding w:prefixMappings="xmlns:ns0='urn:microsoft-dynamics-nav/reports/NPR_CRO_Fiscal_Bill_A4/6014554/' " w:xpath="/ns0:NavWordReportXmlPart[1]/ns0:CRO_POS_Audit_Log_Aux_Info[1]/ns0:POS_Entry_Lines[1]/ns0:CRO_AmountIncludingVAT[1]" w:storeItemID="{59163385-0F07-4881-94A7-4D2DF1A6B352}" w16sdtdh:storeItemChecksum="vvZ4gA=="/>
+                    <w:dataBinding w:prefixMappings="xmlns:ns0='urn:microsoft-dynamics-nav/reports/NPR_CRO_Fiscal_Bill_A4/6014554/' " w:xpath="/ns0:NavWordReportXmlPart[1]/ns0:CROPOSAuditLogAuxInfo[1]/ns0:POSEntrySalesLines[1]/ns0:CRO_DiscountAmount[1]" w:storeItemID="{974C08F4-FF06-4D7D-A995-8F2136C1311A}"/>
+                    <w:text/>
                   </w:sdtPr>
                   <w:sdtContent>
                     <w:tc>
                       <w:tcPr>
-                        <w:tcW w:w="2614" w:type="dxa"/>
+                        <w:tcW w:w="1711" w:type="dxa"/>
+                      </w:tcPr>
+                      <w:p>
+                        <w:pPr>
+                          <w:jc w:val="right"/>
+                          <w:rPr>
+                            <w:sz w:val="22"/>
+                            <w:szCs w:val="22"/>
+                          </w:rPr>
+                        </w:pPr>
+                        <w:proofErr w:type="spellStart"/>
+                        <w:r>
+                          <w:rPr>
+                            <w:sz w:val="22"/>
+                            <w:szCs w:val="22"/>
+                          </w:rPr>
+                          <w:t>CRO_DiscountAmount</w:t>
+                        </w:r>
+                        <w:proofErr w:type="spellEnd"/>
+                      </w:p>
+                    </w:tc>
+                  </w:sdtContent>
+                </w:sdt>
+                <w:sdt>
+                  <w:sdtPr>
+                    <w:rPr>
+                      <w:sz w:val="22"/>
+                      <w:szCs w:val="22"/>
+                    </w:rPr>
+                    <w:alias w:val="#Nav: /CROPOSAuditLogAuxInfo/POSEntrySalesLines/CRO_AmountIncludingVAT"/>
+                    <w:tag w:val="#Nav: NPR_CRO_Fiscal_Bill_A4/6014554"/>
+                    <w:id w:val="-1218126422"/>
+                    <w:placeholder>
+                      <w:docPart w:val="DA0C9FDCA2C34DD1ABAC80EADC2797E8"/>
+                    </w:placeholder>
+                    <w:dataBinding w:prefixMappings="xmlns:ns0='urn:microsoft-dynamics-nav/reports/NPR_CRO_Fiscal_Bill_A4/6014554/' " w:xpath="/ns0:NavWordReportXmlPart[1]/ns0:CROPOSAuditLogAuxInfo[1]/ns0:POSEntrySalesLines[1]/ns0:CRO_AmountIncludingVAT[1]" w:storeItemID="{974C08F4-FF06-4D7D-A995-8F2136C1311A}"/>
+                    <w:text/>
+                  </w:sdtPr>
+                  <w:sdtContent>
+                    <w:tc>
+                      <w:tcPr>
+                        <w:tcW w:w="1960" w:type="dxa"/>
                       </w:tcPr>
                       <w:p>
                         <w:pPr>
@@ -1607,19 +1299,148 @@
           </w:sdt>
         </w:sdtContent>
       </w:sdt>
+    </w:tbl>
+    <w:p>
+      <w:pPr>
+        <w:rPr>
+          <w:sz w:val="22"/>
+          <w:szCs w:val="22"/>
+        </w:rPr>
+      </w:pPr>
+    </w:p>
+    <w:tbl>
+      <w:tblPr>
+        <w:tblStyle w:val="TableGrid"/>
+        <w:tblW w:w="0" w:type="auto"/>
+        <w:tblBorders>
+          <w:top w:val="none" w:sz="0" w:space="0" w:color="auto"/>
+          <w:left w:val="none" w:sz="0" w:space="0" w:color="auto"/>
+          <w:bottom w:val="none" w:sz="0" w:space="0" w:color="auto"/>
+          <w:right w:val="none" w:sz="0" w:space="0" w:color="auto"/>
+          <w:insideH w:val="none" w:sz="0" w:space="0" w:color="auto"/>
+          <w:insideV w:val="none" w:sz="0" w:space="0" w:color="auto"/>
+        </w:tblBorders>
+        <w:tblLook w:val="04A0" w:firstRow="1" w:lastRow="0" w:firstColumn="1" w:lastColumn="0" w:noHBand="0" w:noVBand="1"/>
+      </w:tblPr>
+      <w:tblGrid>
+        <w:gridCol w:w="5228"/>
+        <w:gridCol w:w="5228"/>
+      </w:tblGrid>
+      <w:tr>
+        <w:trPr>
+          <w:trHeight w:val="305"/>
+        </w:trPr>
+        <w:sdt>
+          <w:sdtPr>
+            <w:rPr>
+              <w:b/>
+              <w:bCs/>
+              <w:sz w:val="22"/>
+              <w:szCs w:val="22"/>
+            </w:rPr>
+            <w:alias w:val="#Nav: /Labels/ToPayLbl"/>
+            <w:tag w:val="#Nav: NPR_CRO_Fiscal_Bill_A4/6014554"/>
+            <w:id w:val="133377790"/>
+            <w:placeholder>
+              <w:docPart w:val="DefaultPlaceholder_-1854013440"/>
+            </w:placeholder>
+            <w:dataBinding w:prefixMappings="xmlns:ns0='urn:microsoft-dynamics-nav/reports/NPR_CRO_Fiscal_Bill_A4/6014554/' " w:xpath="/ns0:NavWordReportXmlPart[1]/ns0:Labels[1]/ns0:ToPayLbl[1]" w:storeItemID="{974C08F4-FF06-4D7D-A995-8F2136C1311A}"/>
+            <w:text/>
+          </w:sdtPr>
+          <w:sdtContent>
+            <w:tc>
+              <w:tcPr>
+                <w:tcW w:w="5228" w:type="dxa"/>
+                <w:tcBorders>
+                  <w:top w:val="single" w:sz="4" w:space="0" w:color="auto"/>
+                  <w:bottom w:val="single" w:sz="4" w:space="0" w:color="auto"/>
+                </w:tcBorders>
+              </w:tcPr>
+              <w:p>
+                <w:pPr>
+                  <w:rPr>
+                    <w:sz w:val="22"/>
+                    <w:szCs w:val="22"/>
+                  </w:rPr>
+                </w:pPr>
+                <w:proofErr w:type="spellStart"/>
+                <w:r>
+                  <w:rPr>
+                    <w:b/>
+                    <w:bCs/>
+                    <w:sz w:val="22"/>
+                    <w:szCs w:val="22"/>
+                  </w:rPr>
+                  <w:t>ToPayLbl</w:t>
+                </w:r>
+                <w:proofErr w:type="spellEnd"/>
+              </w:p>
+            </w:tc>
+          </w:sdtContent>
+        </w:sdt>
+        <w:sdt>
+          <w:sdtPr>
+            <w:rPr>
+              <w:b/>
+              <w:bCs/>
+              <w:sz w:val="22"/>
+              <w:szCs w:val="22"/>
+            </w:rPr>
+            <w:alias w:val="#Nav: /CROPOSAuditLogAuxInfo/CRO_TotalAmount"/>
+            <w:tag w:val="#Nav: NPR_CRO_Fiscal_Bill_A4/6014554"/>
+            <w:id w:val="-400688369"/>
+            <w:placeholder>
+              <w:docPart w:val="DefaultPlaceholder_-1854013440"/>
+            </w:placeholder>
+            <w:dataBinding w:prefixMappings="xmlns:ns0='urn:microsoft-dynamics-nav/reports/NPR_CRO_Fiscal_Bill_A4/6014554/' " w:xpath="/ns0:NavWordReportXmlPart[1]/ns0:CROPOSAuditLogAuxInfo[1]/ns0:CRO_TotalAmount[1]" w:storeItemID="{974C08F4-FF06-4D7D-A995-8F2136C1311A}"/>
+            <w:text/>
+          </w:sdtPr>
+          <w:sdtContent>
+            <w:tc>
+              <w:tcPr>
+                <w:tcW w:w="5228" w:type="dxa"/>
+                <w:tcBorders>
+                  <w:top w:val="single" w:sz="4" w:space="0" w:color="auto"/>
+                  <w:bottom w:val="single" w:sz="4" w:space="0" w:color="auto"/>
+                </w:tcBorders>
+              </w:tcPr>
+              <w:p>
+                <w:pPr>
+                  <w:jc w:val="right"/>
+                  <w:rPr>
+                    <w:sz w:val="22"/>
+                    <w:szCs w:val="22"/>
+                  </w:rPr>
+                </w:pPr>
+                <w:proofErr w:type="spellStart"/>
+                <w:r>
+                  <w:rPr>
+                    <w:b/>
+                    <w:bCs/>
+                    <w:sz w:val="22"/>
+                    <w:szCs w:val="22"/>
+                  </w:rPr>
+                  <w:t>CRO_TotalAmount</w:t>
+                </w:r>
+                <w:proofErr w:type="spellEnd"/>
+              </w:p>
+            </w:tc>
+          </w:sdtContent>
+        </w:sdt>
+      </w:tr>
       <w:tr>
         <w:tc>
           <w:tcPr>
-            <w:tcW w:w="2614" w:type="dxa"/>
-            <w:gridSpan w:val="2"/>
+            <w:tcW w:w="5228" w:type="dxa"/>
             <w:tcBorders>
-              <w:bottom w:val="single" w:color="auto" w:sz="4" w:space="0"/>
+              <w:top w:val="single" w:sz="4" w:space="0" w:color="auto"/>
             </w:tcBorders>
           </w:tcPr>
           <w:p>
             <w:pPr>
-              <w:spacing w:line="276" w:lineRule="auto"/>
               <w:rPr>
+                <w:b/>
+                <w:bCs/>
                 <w:sz w:val="22"/>
                 <w:szCs w:val="22"/>
               </w:rPr>
@@ -1628,52 +1449,17 @@
         </w:tc>
         <w:tc>
           <w:tcPr>
-            <w:tcW w:w="2614" w:type="dxa"/>
+            <w:tcW w:w="5228" w:type="dxa"/>
             <w:tcBorders>
-              <w:bottom w:val="single" w:color="auto" w:sz="4" w:space="0"/>
+              <w:top w:val="single" w:sz="4" w:space="0" w:color="auto"/>
             </w:tcBorders>
           </w:tcPr>
           <w:p>
             <w:pPr>
-              <w:spacing w:line="276" w:lineRule="auto"/>
               <w:jc w:val="right"/>
               <w:rPr>
-                <w:sz w:val="22"/>
-                <w:szCs w:val="22"/>
-              </w:rPr>
-            </w:pPr>
-          </w:p>
-        </w:tc>
-        <w:tc>
-          <w:tcPr>
-            <w:tcW w:w="2614" w:type="dxa"/>
-            <w:tcBorders>
-              <w:bottom w:val="single" w:color="auto" w:sz="4" w:space="0"/>
-            </w:tcBorders>
-          </w:tcPr>
-          <w:p>
-            <w:pPr>
-              <w:spacing w:line="276" w:lineRule="auto"/>
-              <w:jc w:val="right"/>
-              <w:rPr>
-                <w:sz w:val="22"/>
-                <w:szCs w:val="22"/>
-              </w:rPr>
-            </w:pPr>
-          </w:p>
-        </w:tc>
-        <w:tc>
-          <w:tcPr>
-            <w:tcW w:w="2614" w:type="dxa"/>
-            <w:tcBorders>
-              <w:bottom w:val="single" w:color="auto" w:sz="4" w:space="0"/>
-            </w:tcBorders>
-          </w:tcPr>
-          <w:p>
-            <w:pPr>
-              <w:spacing w:line="276" w:lineRule="auto"/>
-              <w:jc w:val="right"/>
-              <w:rPr>
+                <w:b/>
+                <w:bCs/>
                 <w:sz w:val="22"/>
                 <w:szCs w:val="22"/>
               </w:rPr>
@@ -1690,25 +1476,25 @@
               <w:sz w:val="22"/>
               <w:szCs w:val="22"/>
             </w:rPr>
-            <w:id w:val="37866504"/>
+            <w:alias w:val="#Nav: /Labels/PaymentMethodLbl"/>
+            <w:tag w:val="#Nav: NPR_CRO_Fiscal_Bill_A4/6014554"/>
+            <w:id w:val="1444420192"/>
             <w:placeholder>
-              <w:docPart w:val="E4234B8BD96F4AD195FBD2A71B99B799"/>
+              <w:docPart w:val="DefaultPlaceholder_-1854013440"/>
             </w:placeholder>
-            <w15:dataBinding w:prefixMappings="xmlns:ns0='urn:microsoft-dynamics-nav/reports/NPR_CRO_Fiscal_Bill_A4/6014554/' " w:xpath="/ns0:NavWordReportXmlPart[1]/ns0:Labels[1]/ns0:ToPayLbl[1]" w:storeItemID="{59163385-0F07-4881-94A7-4D2DF1A6B352}" w16sdtdh:storeItemChecksum="vvZ4gA=="/>
+            <w:dataBinding w:prefixMappings="xmlns:ns0='urn:microsoft-dynamics-nav/reports/NPR_CRO_Fiscal_Bill_A4/6014554/' " w:xpath="/ns0:NavWordReportXmlPart[1]/ns0:Labels[1]/ns0:PaymentMethodLbl[1]" w:storeItemID="{974C08F4-FF06-4D7D-A995-8F2136C1311A}"/>
+            <w:text/>
           </w:sdtPr>
           <w:sdtContent>
             <w:tc>
               <w:tcPr>
                 <w:tcW w:w="5228" w:type="dxa"/>
-                <w:gridSpan w:val="3"/>
                 <w:tcBorders>
-                  <w:top w:val="single" w:color="auto" w:sz="4" w:space="0"/>
-                  <w:bottom w:val="single" w:color="auto" w:sz="4" w:space="0"/>
+                  <w:bottom w:val="single" w:sz="4" w:space="0" w:color="auto"/>
                 </w:tcBorders>
               </w:tcPr>
               <w:p>
                 <w:pPr>
-                  <w:spacing w:line="276" w:lineRule="auto"/>
                   <w:rPr>
                     <w:b/>
                     <w:bCs/>
@@ -1724,34 +1510,13 @@
                     <w:sz w:val="22"/>
                     <w:szCs w:val="22"/>
                   </w:rPr>
-                  <w:t>ToPayLbl</w:t>
+                  <w:t>PaymentMethodLbl</w:t>
                 </w:r>
                 <w:proofErr w:type="spellEnd"/>
               </w:p>
             </w:tc>
           </w:sdtContent>
         </w:sdt>
-        <w:tc>
-          <w:tcPr>
-            <w:tcW w:w="2614" w:type="dxa"/>
-            <w:tcBorders>
-              <w:top w:val="single" w:color="auto" w:sz="4" w:space="0"/>
-              <w:bottom w:val="single" w:color="auto" w:sz="4" w:space="0"/>
-            </w:tcBorders>
-          </w:tcPr>
-          <w:p>
-            <w:pPr>
-              <w:spacing w:line="276" w:lineRule="auto"/>
-              <w:jc w:val="right"/>
-              <w:rPr>
-                <w:b/>
-                <w:bCs/>
-                <w:sz w:val="22"/>
-                <w:szCs w:val="22"/>
-              </w:rPr>
-            </w:pPr>
-          </w:p>
-        </w:tc>
         <w:sdt>
           <w:sdtPr>
             <w:rPr>
@@ -1760,79 +1525,27 @@
               <w:sz w:val="22"/>
               <w:szCs w:val="22"/>
             </w:rPr>
-            <w:id w:val="-192607122"/>
+            <w:alias w:val="#Nav: /Labels/TaxAmountLbl"/>
+            <w:tag w:val="#Nav: NPR_CRO_Fiscal_Bill_A4/6014554"/>
+            <w:id w:val="1948348138"/>
             <w:placeholder>
-              <w:docPart w:val="E4234B8BD96F4AD195FBD2A71B99B799"/>
+              <w:docPart w:val="DefaultPlaceholder_-1854013440"/>
             </w:placeholder>
-            <w15:dataBinding w:prefixMappings="xmlns:ns0='urn:microsoft-dynamics-nav/reports/NPR_CRO_Fiscal_Bill_A4/6014554/' " w:xpath="/ns0:NavWordReportXmlPart[1]/ns0:CRO_POS_Audit_Log_Aux_Info[1]/ns0:CRO_TotalAmount[1]" w:storeItemID="{59163385-0F07-4881-94A7-4D2DF1A6B352}" w16sdtdh:storeItemChecksum="vvZ4gA=="/>
-          </w:sdtPr>
-          <w:sdtContent>
-            <w:tc>
-              <w:tcPr>
-                <w:tcW w:w="2614" w:type="dxa"/>
-                <w:tcBorders>
-                  <w:top w:val="single" w:color="auto" w:sz="4" w:space="0"/>
-                  <w:bottom w:val="single" w:color="auto" w:sz="4" w:space="0"/>
-                </w:tcBorders>
-              </w:tcPr>
-              <w:p>
-                <w:pPr>
-                  <w:spacing w:line="276" w:lineRule="auto"/>
-                  <w:jc w:val="right"/>
-                  <w:rPr>
-                    <w:b/>
-                    <w:bCs/>
-                    <w:sz w:val="22"/>
-                    <w:szCs w:val="22"/>
-                  </w:rPr>
-                </w:pPr>
-                <w:proofErr w:type="spellStart"/>
-                <w:r>
-                  <w:rPr>
-                    <w:b/>
-                    <w:bCs/>
-                    <w:sz w:val="22"/>
-                    <w:szCs w:val="22"/>
-                  </w:rPr>
-                  <w:t>CRO_TotalAmount</w:t>
-                </w:r>
-                <w:proofErr w:type="spellEnd"/>
-              </w:p>
-            </w:tc>
-          </w:sdtContent>
-        </w:sdt>
-      </w:tr>
-      <w:tr>
-        <w:sdt>
-          <w:sdtPr>
-            <w:rPr>
-              <w:b/>
-              <w:bCs/>
-              <w:sz w:val="22"/>
-              <w:szCs w:val="22"/>
-            </w:rPr>
-            <w:id w:val="-206116264"/>
-            <w:placeholder>
-              <w:docPart w:val="FDC6FBE4069F475DB20571F1164CFC3C"/>
-            </w:placeholder>
-            <w15:dataBinding w:prefixMappings="xmlns:ns0='urn:microsoft-dynamics-nav/reports/NPR_CRO_Fiscal_Bill_A4/6014554/' " w:xpath="/ns0:NavWordReportXmlPart[1]/ns0:Labels[1]/ns0:PaymentMethodLbl[1]" w:storeItemID="{59163385-0F07-4881-94A7-4D2DF1A6B352}" w16sdtdh:storeItemChecksum="vvZ4gA=="/>
+            <w:dataBinding w:prefixMappings="xmlns:ns0='urn:microsoft-dynamics-nav/reports/NPR_CRO_Fiscal_Bill_A4/6014554/' " w:xpath="/ns0:NavWordReportXmlPart[1]/ns0:Labels[1]/ns0:TaxAmountLbl[1]" w:storeItemID="{974C08F4-FF06-4D7D-A995-8F2136C1311A}"/>
+            <w:text/>
           </w:sdtPr>
           <w:sdtContent>
             <w:tc>
               <w:tcPr>
                 <w:tcW w:w="5228" w:type="dxa"/>
-                <w:gridSpan w:val="3"/>
                 <w:tcBorders>
-                  <w:top w:val="single" w:color="auto" w:sz="4" w:space="0"/>
-                  <w:bottom w:val="single" w:color="auto" w:sz="4" w:space="0"/>
+                  <w:bottom w:val="single" w:sz="4" w:space="0" w:color="auto"/>
                 </w:tcBorders>
               </w:tcPr>
               <w:p>
                 <w:pPr>
-                  <w:spacing w:line="276" w:lineRule="auto"/>
-                  <w:rPr>
-                    <w:b/>
-                    <w:bCs/>
+                  <w:jc w:val="right"/>
+                  <w:rPr>
                     <w:sz w:val="22"/>
                     <w:szCs w:val="22"/>
                   </w:rPr>
@@ -1845,77 +1558,7 @@
                     <w:sz w:val="22"/>
                     <w:szCs w:val="22"/>
                   </w:rPr>
-                  <w:t>PaymentMethodLbl</w:t>
-                </w:r>
-                <w:proofErr w:type="spellEnd"/>
-              </w:p>
-            </w:tc>
-          </w:sdtContent>
-        </w:sdt>
-        <w:tc>
-          <w:tcPr>
-            <w:tcW w:w="2614" w:type="dxa"/>
-            <w:tcBorders>
-              <w:top w:val="single" w:color="auto" w:sz="4" w:space="0"/>
-              <w:bottom w:val="single" w:color="auto" w:sz="4" w:space="0"/>
-            </w:tcBorders>
-          </w:tcPr>
-          <w:p>
-            <w:pPr>
-              <w:spacing w:line="276" w:lineRule="auto"/>
-              <w:jc w:val="right"/>
-              <w:rPr>
-                <w:b/>
-                <w:bCs/>
-                <w:sz w:val="22"/>
-                <w:szCs w:val="22"/>
-              </w:rPr>
-            </w:pPr>
-          </w:p>
-        </w:tc>
-        <w:sdt>
-          <w:sdtPr>
-            <w:rPr>
-              <w:b/>
-              <w:bCs/>
-              <w:sz w:val="22"/>
-              <w:szCs w:val="22"/>
-            </w:rPr>
-            <w:id w:val="-1708022871"/>
-            <w:placeholder>
-              <w:docPart w:val="FDC6FBE4069F475DB20571F1164CFC3C"/>
-            </w:placeholder>
-            <w15:dataBinding w:prefixMappings="xmlns:ns0='urn:microsoft-dynamics-nav/reports/NPR_CRO_Fiscal_Bill_A4/6014554/' " w:xpath="/ns0:NavWordReportXmlPart[1]/ns0:Labels[1]/ns0:PriceLbl[1]" w:storeItemID="{59163385-0F07-4881-94A7-4D2DF1A6B352}" w16sdtdh:storeItemChecksum="vvZ4gA=="/>
-          </w:sdtPr>
-          <w:sdtContent>
-            <w:tc>
-              <w:tcPr>
-                <w:tcW w:w="2614" w:type="dxa"/>
-                <w:tcBorders>
-                  <w:top w:val="single" w:color="auto" w:sz="4" w:space="0"/>
-                  <w:bottom w:val="single" w:color="auto" w:sz="4" w:space="0"/>
-                </w:tcBorders>
-              </w:tcPr>
-              <w:p>
-                <w:pPr>
-                  <w:spacing w:line="276" w:lineRule="auto"/>
-                  <w:jc w:val="right"/>
-                  <w:rPr>
-                    <w:b/>
-                    <w:bCs/>
-                    <w:sz w:val="22"/>
-                    <w:szCs w:val="22"/>
-                  </w:rPr>
-                </w:pPr>
-                <w:proofErr w:type="spellStart"/>
-                <w:r>
-                  <w:rPr>
-                    <w:b/>
-                    <w:bCs/>
-                    <w:sz w:val="22"/>
-                    <w:szCs w:val="22"/>
-                  </w:rPr>
-                  <w:t>PriceLbl</w:t>
+                  <w:t>TaxAmountLbl</w:t>
                 </w:r>
                 <w:proofErr w:type="spellEnd"/>
               </w:p>
@@ -1927,14 +1570,12 @@
         <w:tc>
           <w:tcPr>
             <w:tcW w:w="5228" w:type="dxa"/>
-            <w:gridSpan w:val="3"/>
             <w:tcBorders>
-              <w:top w:val="single" w:color="auto" w:sz="4" w:space="0"/>
+              <w:top w:val="single" w:sz="4" w:space="0" w:color="auto"/>
             </w:tcBorders>
           </w:tcPr>
           <w:p>
             <w:pPr>
-              <w:spacing w:line="276" w:lineRule="auto"/>
               <w:rPr>
                 <w:b/>
                 <w:bCs/>
@@ -1946,34 +1587,13 @@
         </w:tc>
         <w:tc>
           <w:tcPr>
-            <w:tcW w:w="2614" w:type="dxa"/>
+            <w:tcW w:w="5228" w:type="dxa"/>
             <w:tcBorders>
-              <w:top w:val="single" w:color="auto" w:sz="4" w:space="0"/>
+              <w:top w:val="single" w:sz="4" w:space="0" w:color="auto"/>
             </w:tcBorders>
           </w:tcPr>
           <w:p>
             <w:pPr>
-              <w:spacing w:line="276" w:lineRule="auto"/>
-              <w:jc w:val="right"/>
-              <w:rPr>
-                <w:b/>
-                <w:bCs/>
-                <w:sz w:val="22"/>
-                <w:szCs w:val="22"/>
-              </w:rPr>
-            </w:pPr>
-          </w:p>
-        </w:tc>
-        <w:tc>
-          <w:tcPr>
-            <w:tcW w:w="2614" w:type="dxa"/>
-            <w:tcBorders>
-              <w:top w:val="single" w:color="auto" w:sz="4" w:space="0"/>
-            </w:tcBorders>
-          </w:tcPr>
-          <w:p>
-            <w:pPr>
-              <w:spacing w:line="276" w:lineRule="auto"/>
               <w:jc w:val="right"/>
               <w:rPr>
                 <w:b/>
@@ -1988,53 +1608,79 @@
       <w:sdt>
         <w:sdtPr>
           <w:rPr>
+            <w:b/>
+            <w:bCs/>
             <w:sz w:val="22"/>
             <w:szCs w:val="22"/>
           </w:rPr>
-          <w:alias w:val="#Nav: /POS_Entry_Payment_Lines"/>
+          <w:alias w:val="#Nav: /CROPOSAuditLogAuxInfo/POSEntryPaymentLines"/>
           <w:tag w:val="#Nav: NPR_CRO_Fiscal_Bill_A4/6014554"/>
-          <w:id w:val="373589239"/>
-          <w15:dataBinding w:prefixMappings="xmlns:ns0='urn:microsoft-dynamics-nav/reports/NPR_CRO_Fiscal_Bill_A4/6014554/' " w:xpath="/ns0:NavWordReportXmlPart[1]/ns0:POS_Entry_Payment_Lines" w:storeItemID="{59163385-0F07-4881-94A7-4D2DF1A6B352}"/>
+          <w:id w:val="558451717"/>
+          <w15:dataBinding w:prefixMappings="xmlns:ns0='urn:microsoft-dynamics-nav/reports/NPR_CRO_Fiscal_Bill_A4/6014554/' " w:xpath="/ns0:NavWordReportXmlPart[1]/ns0:CROPOSAuditLogAuxInfo[1]/ns0:POSEntryPaymentLines" w:storeItemID="{974C08F4-FF06-4D7D-A995-8F2136C1311A}"/>
           <w15:repeatingSection/>
         </w:sdtPr>
+        <w:sdtEndPr>
+          <w:rPr>
+            <w:b w:val="0"/>
+            <w:bCs w:val="0"/>
+          </w:rPr>
+        </w:sdtEndPr>
         <w:sdtContent>
           <w:sdt>
             <w:sdtPr>
               <w:rPr>
+                <w:b/>
+                <w:bCs/>
                 <w:sz w:val="22"/>
                 <w:szCs w:val="22"/>
               </w:rPr>
-              <w:id w:val="2019348413"/>
+              <w:id w:val="1374042897"/>
               <w:placeholder>
                 <w:docPart w:val="DefaultPlaceholder_-1854013435"/>
               </w:placeholder>
               <w15:repeatingSectionItem/>
             </w:sdtPr>
+            <w:sdtEndPr>
+              <w:rPr>
+                <w:b w:val="0"/>
+                <w:bCs w:val="0"/>
+              </w:rPr>
+            </w:sdtEndPr>
             <w:sdtContent>
               <w:tr>
                 <w:sdt>
                   <w:sdtPr>
                     <w:rPr>
+                      <w:b/>
+                      <w:bCs/>
                       <w:sz w:val="22"/>
                       <w:szCs w:val="22"/>
                     </w:rPr>
-                    <w:alias w:val="#Nav: /POS_Entry_Payment_Lines/CRO_POSPaymentMethod"/>
+                    <w:alias w:val="#Nav: /CROPOSAuditLogAuxInfo/POSEntryPaymentLines/CRO_Payment_Description"/>
                     <w:tag w:val="#Nav: NPR_CRO_Fiscal_Bill_A4/6014554"/>
-                    <w:id w:val="-1787262062"/>
+                    <w:id w:val="-1849175581"/>
                     <w:placeholder>
                       <w:docPart w:val="DefaultPlaceholder_-1854013440"/>
                     </w:placeholder>
-                    <w15:dataBinding w:prefixMappings="xmlns:ns0='urn:microsoft-dynamics-nav/reports/NPR_CRO_Fiscal_Bill_A4/6014554/' " w:xpath="/ns0:NavWordReportXmlPart[1]/ns0:POS_Entry_Payment_Lines[1]/ns0:CRO_POSPaymentMethod[1]" w:storeItemID="{59163385-0F07-4881-94A7-4D2DF1A6B352}" w16sdtdh:storeItemChecksum="vvZ4gA=="/>
+                    <w:dataBinding w:prefixMappings="xmlns:ns0='urn:microsoft-dynamics-nav/reports/NPR_CRO_Fiscal_Bill_A4/6014554/' " w:xpath="/ns0:NavWordReportXmlPart[1]/ns0:CROPOSAuditLogAuxInfo[1]/ns0:POSEntryPaymentLines[1]/ns0:CRO_Payment_Description[1]" w:storeItemID="{974C08F4-FF06-4D7D-A995-8F2136C1311A}"/>
+                    <w:text/>
                   </w:sdtPr>
+                  <w:sdtEndPr>
+                    <w:rPr>
+                      <w:b w:val="0"/>
+                      <w:bCs w:val="0"/>
+                    </w:rPr>
+                  </w:sdtEndPr>
                   <w:sdtContent>
                     <w:tc>
                       <w:tcPr>
-                        <w:tcW w:w="2614" w:type="dxa"/>
-                        <w:gridSpan w:val="2"/>
+                        <w:tcW w:w="5228" w:type="dxa"/>
                       </w:tcPr>
                       <w:p>
                         <w:pPr>
                           <w:rPr>
+                            <w:b/>
+                            <w:bCs/>
                             <w:sz w:val="22"/>
                             <w:szCs w:val="22"/>
                           </w:rPr>
@@ -2045,61 +1691,32 @@
                             <w:sz w:val="22"/>
                             <w:szCs w:val="22"/>
                           </w:rPr>
-                          <w:t>CRO_POSPaymentMethod</w:t>
+                          <w:t>CRO_Payment_Description</w:t>
                         </w:r>
                         <w:proofErr w:type="spellEnd"/>
                       </w:p>
                     </w:tc>
                   </w:sdtContent>
                 </w:sdt>
-                <w:tc>
-                  <w:tcPr>
-                    <w:tcW w:w="2614" w:type="dxa"/>
-                  </w:tcPr>
-                  <w:p>
-                    <w:pPr>
-                      <w:spacing w:line="276" w:lineRule="auto"/>
-                      <w:jc w:val="right"/>
-                      <w:rPr>
-                        <w:sz w:val="22"/>
-                        <w:szCs w:val="22"/>
-                      </w:rPr>
-                    </w:pPr>
-                  </w:p>
-                </w:tc>
-                <w:tc>
-                  <w:tcPr>
-                    <w:tcW w:w="2614" w:type="dxa"/>
-                  </w:tcPr>
-                  <w:p>
-                    <w:pPr>
-                      <w:spacing w:line="276" w:lineRule="auto"/>
-                      <w:jc w:val="right"/>
-                      <w:rPr>
-                        <w:sz w:val="22"/>
-                        <w:szCs w:val="22"/>
-                      </w:rPr>
-                    </w:pPr>
-                  </w:p>
-                </w:tc>
                 <w:sdt>
                   <w:sdtPr>
                     <w:rPr>
                       <w:sz w:val="22"/>
                       <w:szCs w:val="22"/>
                     </w:rPr>
-                    <w:alias w:val="#Nav: /POS_Entry_Payment_Lines/CRO_Amount"/>
+                    <w:alias w:val="#Nav: /CROPOSAuditLogAuxInfo/POSEntryPaymentLines/CRO_Amount"/>
                     <w:tag w:val="#Nav: NPR_CRO_Fiscal_Bill_A4/6014554"/>
-                    <w:id w:val="-1452463779"/>
+                    <w:id w:val="-1859344725"/>
                     <w:placeholder>
                       <w:docPart w:val="DefaultPlaceholder_-1854013440"/>
                     </w:placeholder>
-                    <w15:dataBinding w:prefixMappings="xmlns:ns0='urn:microsoft-dynamics-nav/reports/NPR_CRO_Fiscal_Bill_A4/6014554/' " w:xpath="/ns0:NavWordReportXmlPart[1]/ns0:POS_Entry_Payment_Lines[1]/ns0:CRO_Amount[1]" w:storeItemID="{59163385-0F07-4881-94A7-4D2DF1A6B352}" w16sdtdh:storeItemChecksum="vvZ4gA=="/>
+                    <w:dataBinding w:prefixMappings="xmlns:ns0='urn:microsoft-dynamics-nav/reports/NPR_CRO_Fiscal_Bill_A4/6014554/' " w:xpath="/ns0:NavWordReportXmlPart[1]/ns0:CROPOSAuditLogAuxInfo[1]/ns0:POSEntryPaymentLines[1]/ns0:CRO_Amount[1]" w:storeItemID="{974C08F4-FF06-4D7D-A995-8F2136C1311A}"/>
+                    <w:text/>
                   </w:sdtPr>
                   <w:sdtContent>
                     <w:tc>
                       <w:tcPr>
-                        <w:tcW w:w="2614" w:type="dxa"/>
+                        <w:tcW w:w="5228" w:type="dxa"/>
                       </w:tcPr>
                       <w:p>
                         <w:pPr>
@@ -2127,81 +1744,39 @@
           </w:sdt>
         </w:sdtContent>
       </w:sdt>
+    </w:tbl>
+    <w:p>
+      <w:pPr>
+        <w:rPr>
+          <w:sz w:val="22"/>
+          <w:szCs w:val="22"/>
+        </w:rPr>
+      </w:pPr>
+    </w:p>
+    <w:tbl>
+      <w:tblPr>
+        <w:tblStyle w:val="TableGrid"/>
+        <w:tblW w:w="0" w:type="auto"/>
+        <w:tblBorders>
+          <w:top w:val="none" w:sz="0" w:space="0" w:color="auto"/>
+          <w:left w:val="none" w:sz="0" w:space="0" w:color="auto"/>
+          <w:bottom w:val="none" w:sz="0" w:space="0" w:color="auto"/>
+          <w:right w:val="none" w:sz="0" w:space="0" w:color="auto"/>
+          <w:insideH w:val="none" w:sz="0" w:space="0" w:color="auto"/>
+          <w:insideV w:val="none" w:sz="0" w:space="0" w:color="auto"/>
+        </w:tblBorders>
+        <w:tblLook w:val="04A0" w:firstRow="1" w:lastRow="0" w:firstColumn="1" w:lastColumn="0" w:noHBand="0" w:noVBand="1"/>
+      </w:tblPr>
+      <w:tblGrid>
+        <w:gridCol w:w="2614"/>
+        <w:gridCol w:w="2614"/>
+        <w:gridCol w:w="2614"/>
+        <w:gridCol w:w="2614"/>
+      </w:tblGrid>
       <w:tr>
-        <w:tc>
-          <w:tcPr>
-            <w:tcW w:w="2614" w:type="dxa"/>
-            <w:gridSpan w:val="2"/>
-            <w:tcBorders>
-              <w:bottom w:val="single" w:color="auto" w:sz="4" w:space="0"/>
-            </w:tcBorders>
-          </w:tcPr>
-          <w:p>
-            <w:pPr>
-              <w:spacing w:line="276" w:lineRule="auto"/>
-              <w:rPr>
-                <w:sz w:val="22"/>
-                <w:szCs w:val="22"/>
-              </w:rPr>
-            </w:pPr>
-          </w:p>
-        </w:tc>
-        <w:tc>
-          <w:tcPr>
-            <w:tcW w:w="2614" w:type="dxa"/>
-            <w:tcBorders>
-              <w:bottom w:val="single" w:color="auto" w:sz="4" w:space="0"/>
-            </w:tcBorders>
-          </w:tcPr>
-          <w:p>
-            <w:pPr>
-              <w:spacing w:line="276" w:lineRule="auto"/>
-              <w:jc w:val="right"/>
-              <w:rPr>
-                <w:sz w:val="22"/>
-                <w:szCs w:val="22"/>
-              </w:rPr>
-            </w:pPr>
-          </w:p>
-        </w:tc>
-        <w:tc>
-          <w:tcPr>
-            <w:tcW w:w="2614" w:type="dxa"/>
-            <w:tcBorders>
-              <w:bottom w:val="single" w:color="auto" w:sz="4" w:space="0"/>
-            </w:tcBorders>
-          </w:tcPr>
-          <w:p>
-            <w:pPr>
-              <w:spacing w:line="276" w:lineRule="auto"/>
-              <w:jc w:val="right"/>
-              <w:rPr>
-                <w:sz w:val="22"/>
-                <w:szCs w:val="22"/>
-              </w:rPr>
-            </w:pPr>
-          </w:p>
-        </w:tc>
-        <w:tc>
-          <w:tcPr>
-            <w:tcW w:w="2614" w:type="dxa"/>
-            <w:tcBorders>
-              <w:bottom w:val="single" w:color="auto" w:sz="4" w:space="0"/>
-            </w:tcBorders>
-          </w:tcPr>
-          <w:p>
-            <w:pPr>
-              <w:spacing w:line="276" w:lineRule="auto"/>
-              <w:jc w:val="right"/>
-              <w:rPr>
-                <w:sz w:val="22"/>
-                <w:szCs w:val="22"/>
-              </w:rPr>
-            </w:pPr>
-          </w:p>
-        </w:tc>
-      </w:tr>
-      <w:tr>
+        <w:trPr>
+          <w:trHeight w:val="143"/>
+        </w:trPr>
         <w:sdt>
           <w:sdtPr>
             <w:rPr>
@@ -2210,25 +1785,25 @@
               <w:sz w:val="22"/>
               <w:szCs w:val="22"/>
             </w:rPr>
-            <w:id w:val="-1027561296"/>
+            <w:alias w:val="#Nav: /Labels/TaxLbl"/>
+            <w:tag w:val="#Nav: NPR_CRO_Fiscal_Bill_A4/6014554"/>
+            <w:id w:val="-134568723"/>
             <w:placeholder>
               <w:docPart w:val="DefaultPlaceholder_-1854013440"/>
             </w:placeholder>
-            <w15:dataBinding w:prefixMappings="xmlns:ns0='urn:microsoft-dynamics-nav/reports/NPR_CRO_Fiscal_Bill_A4/6014554/' " w:xpath="/ns0:NavWordReportXmlPart[1]/ns0:Labels[1]/ns0:TaxLbl[1]" w:storeItemID="{59163385-0F07-4881-94A7-4D2DF1A6B352}" w16sdtdh:storeItemChecksum="vvZ4gA=="/>
+            <w:dataBinding w:prefixMappings="xmlns:ns0='urn:microsoft-dynamics-nav/reports/NPR_CRO_Fiscal_Bill_A4/6014554/' " w:xpath="/ns0:NavWordReportXmlPart[1]/ns0:Labels[1]/ns0:TaxLbl[1]" w:storeItemID="{974C08F4-FF06-4D7D-A995-8F2136C1311A}"/>
+            <w:text/>
           </w:sdtPr>
           <w:sdtContent>
             <w:tc>
               <w:tcPr>
                 <w:tcW w:w="2614" w:type="dxa"/>
-                <w:gridSpan w:val="2"/>
                 <w:tcBorders>
-                  <w:top w:val="single" w:color="auto" w:sz="4" w:space="0"/>
-                  <w:bottom w:val="single" w:color="auto" w:sz="4" w:space="0"/>
+                  <w:bottom w:val="single" w:sz="4" w:space="0" w:color="auto"/>
                 </w:tcBorders>
               </w:tcPr>
               <w:p>
                 <w:pPr>
-                  <w:spacing w:line="276" w:lineRule="auto"/>
                   <w:rPr>
                     <w:b/>
                     <w:bCs/>
@@ -2259,24 +1834,25 @@
               <w:sz w:val="22"/>
               <w:szCs w:val="22"/>
             </w:rPr>
-            <w:id w:val="1001088141"/>
+            <w:alias w:val="#Nav: /Labels/TaxRateLbl"/>
+            <w:tag w:val="#Nav: NPR_CRO_Fiscal_Bill_A4/6014554"/>
+            <w:id w:val="315925208"/>
             <w:placeholder>
               <w:docPart w:val="DefaultPlaceholder_-1854013440"/>
             </w:placeholder>
-            <w15:dataBinding w:prefixMappings="xmlns:ns0='urn:microsoft-dynamics-nav/reports/NPR_CRO_Fiscal_Bill_A4/6014554/' " w:xpath="/ns0:NavWordReportXmlPart[1]/ns0:Labels[1]/ns0:TaxRateLbl[1]" w:storeItemID="{59163385-0F07-4881-94A7-4D2DF1A6B352}" w16sdtdh:storeItemChecksum="vvZ4gA=="/>
+            <w:dataBinding w:prefixMappings="xmlns:ns0='urn:microsoft-dynamics-nav/reports/NPR_CRO_Fiscal_Bill_A4/6014554/' " w:xpath="/ns0:NavWordReportXmlPart[1]/ns0:Labels[1]/ns0:TaxRateLbl[1]" w:storeItemID="{974C08F4-FF06-4D7D-A995-8F2136C1311A}"/>
+            <w:text/>
           </w:sdtPr>
           <w:sdtContent>
             <w:tc>
               <w:tcPr>
                 <w:tcW w:w="2614" w:type="dxa"/>
                 <w:tcBorders>
-                  <w:top w:val="single" w:color="auto" w:sz="4" w:space="0"/>
-                  <w:bottom w:val="single" w:color="auto" w:sz="4" w:space="0"/>
+                  <w:bottom w:val="single" w:sz="4" w:space="0" w:color="auto"/>
                 </w:tcBorders>
               </w:tcPr>
               <w:p>
                 <w:pPr>
-                  <w:spacing w:line="276" w:lineRule="auto"/>
                   <w:jc w:val="right"/>
                   <w:rPr>
                     <w:b/>
@@ -2308,24 +1884,25 @@
               <w:sz w:val="22"/>
               <w:szCs w:val="22"/>
             </w:rPr>
-            <w:id w:val="-1714720644"/>
+            <w:alias w:val="#Nav: /Labels/TaxBaseLbl"/>
+            <w:tag w:val="#Nav: NPR_CRO_Fiscal_Bill_A4/6014554"/>
+            <w:id w:val="-533345361"/>
             <w:placeholder>
               <w:docPart w:val="DefaultPlaceholder_-1854013440"/>
             </w:placeholder>
-            <w15:dataBinding w:prefixMappings="xmlns:ns0='urn:microsoft-dynamics-nav/reports/NPR_CRO_Fiscal_Bill_A4/6014554/' " w:xpath="/ns0:NavWordReportXmlPart[1]/ns0:Labels[1]/ns0:TaxBaseLbl[1]" w:storeItemID="{59163385-0F07-4881-94A7-4D2DF1A6B352}" w16sdtdh:storeItemChecksum="vvZ4gA=="/>
+            <w:dataBinding w:prefixMappings="xmlns:ns0='urn:microsoft-dynamics-nav/reports/NPR_CRO_Fiscal_Bill_A4/6014554/' " w:xpath="/ns0:NavWordReportXmlPart[1]/ns0:Labels[1]/ns0:TaxBaseLbl[1]" w:storeItemID="{974C08F4-FF06-4D7D-A995-8F2136C1311A}"/>
+            <w:text/>
           </w:sdtPr>
           <w:sdtContent>
             <w:tc>
               <w:tcPr>
                 <w:tcW w:w="2614" w:type="dxa"/>
                 <w:tcBorders>
-                  <w:top w:val="single" w:color="auto" w:sz="4" w:space="0"/>
-                  <w:bottom w:val="single" w:color="auto" w:sz="4" w:space="0"/>
+                  <w:bottom w:val="single" w:sz="4" w:space="0" w:color="auto"/>
                 </w:tcBorders>
               </w:tcPr>
               <w:p>
                 <w:pPr>
-                  <w:spacing w:line="276" w:lineRule="auto"/>
                   <w:jc w:val="right"/>
                   <w:rPr>
                     <w:b/>
@@ -2357,24 +1934,25 @@
               <w:sz w:val="22"/>
               <w:szCs w:val="22"/>
             </w:rPr>
-            <w:id w:val="-1327518674"/>
+            <w:alias w:val="#Nav: /Labels/TaxAmountLbl"/>
+            <w:tag w:val="#Nav: NPR_CRO_Fiscal_Bill_A4/6014554"/>
+            <w:id w:val="1874260050"/>
             <w:placeholder>
               <w:docPart w:val="DefaultPlaceholder_-1854013440"/>
             </w:placeholder>
-            <w15:dataBinding w:prefixMappings="xmlns:ns0='urn:microsoft-dynamics-nav/reports/NPR_CRO_Fiscal_Bill_A4/6014554/' " w:xpath="/ns0:NavWordReportXmlPart[1]/ns0:Labels[1]/ns0:TaxAmountLbl[1]" w:storeItemID="{59163385-0F07-4881-94A7-4D2DF1A6B352}" w16sdtdh:storeItemChecksum="vvZ4gA=="/>
+            <w:dataBinding w:prefixMappings="xmlns:ns0='urn:microsoft-dynamics-nav/reports/NPR_CRO_Fiscal_Bill_A4/6014554/' " w:xpath="/ns0:NavWordReportXmlPart[1]/ns0:Labels[1]/ns0:TaxAmountLbl[1]" w:storeItemID="{974C08F4-FF06-4D7D-A995-8F2136C1311A}"/>
+            <w:text/>
           </w:sdtPr>
           <w:sdtContent>
             <w:tc>
               <w:tcPr>
                 <w:tcW w:w="2614" w:type="dxa"/>
                 <w:tcBorders>
-                  <w:top w:val="single" w:color="auto" w:sz="4" w:space="0"/>
-                  <w:bottom w:val="single" w:color="auto" w:sz="4" w:space="0"/>
+                  <w:bottom w:val="single" w:sz="4" w:space="0" w:color="auto"/>
                 </w:tcBorders>
               </w:tcPr>
               <w:p>
                 <w:pPr>
-                  <w:spacing w:line="276" w:lineRule="auto"/>
                   <w:jc w:val="right"/>
                   <w:rPr>
                     <w:b/>
@@ -2400,17 +1978,18 @@
         </w:sdt>
       </w:tr>
       <w:tr>
+        <w:trPr>
+          <w:trHeight w:val="143"/>
+        </w:trPr>
         <w:tc>
           <w:tcPr>
             <w:tcW w:w="2614" w:type="dxa"/>
-            <w:gridSpan w:val="2"/>
             <w:tcBorders>
-              <w:top w:val="single" w:color="auto" w:sz="4" w:space="0"/>
+              <w:top w:val="single" w:sz="4" w:space="0" w:color="auto"/>
             </w:tcBorders>
           </w:tcPr>
           <w:p>
             <w:pPr>
-              <w:spacing w:line="276" w:lineRule="auto"/>
               <w:rPr>
                 <w:b/>
                 <w:bCs/>
@@ -2424,13 +2003,11 @@
           <w:tcPr>
             <w:tcW w:w="2614" w:type="dxa"/>
             <w:tcBorders>
-              <w:top w:val="single" w:color="auto" w:sz="4" w:space="0"/>
+              <w:top w:val="single" w:sz="4" w:space="0" w:color="auto"/>
             </w:tcBorders>
           </w:tcPr>
           <w:p>
             <w:pPr>
-              <w:spacing w:line="276" w:lineRule="auto"/>
-              <w:jc w:val="right"/>
               <w:rPr>
                 <w:b/>
                 <w:bCs/>
@@ -2444,13 +2021,11 @@
           <w:tcPr>
             <w:tcW w:w="2614" w:type="dxa"/>
             <w:tcBorders>
-              <w:top w:val="single" w:color="auto" w:sz="4" w:space="0"/>
+              <w:top w:val="single" w:sz="4" w:space="0" w:color="auto"/>
             </w:tcBorders>
           </w:tcPr>
           <w:p>
             <w:pPr>
-              <w:spacing w:line="276" w:lineRule="auto"/>
-              <w:jc w:val="right"/>
               <w:rPr>
                 <w:b/>
                 <w:bCs/>
@@ -2464,12 +2039,11 @@
           <w:tcPr>
             <w:tcW w:w="2614" w:type="dxa"/>
             <w:tcBorders>
-              <w:top w:val="single" w:color="auto" w:sz="4" w:space="0"/>
+              <w:top w:val="single" w:sz="4" w:space="0" w:color="auto"/>
             </w:tcBorders>
           </w:tcPr>
           <w:p>
             <w:pPr>
-              <w:spacing w:line="276" w:lineRule="auto"/>
               <w:jc w:val="right"/>
               <w:rPr>
                 <w:b/>
@@ -2487,10 +2061,10 @@
             <w:sz w:val="22"/>
             <w:szCs w:val="22"/>
           </w:rPr>
-          <w:alias w:val="#Nav: /CRO_POS_Audit_Log_Aux_Info/POS_Entry_Tax_Lines"/>
+          <w:alias w:val="#Nav: /CROPOSAuditLogAuxInfo/POSEntryTaxLines"/>
           <w:tag w:val="#Nav: NPR_CRO_Fiscal_Bill_A4/6014554"/>
-          <w:id w:val="-51696497"/>
-          <w15:dataBinding w:prefixMappings="xmlns:ns0='urn:microsoft-dynamics-nav/reports/NPR_CRO_Fiscal_Bill_A4/6014554/' " w:xpath="/ns0:NavWordReportXmlPart[1]/ns0:CRO_POS_Audit_Log_Aux_Info[1]/ns0:POS_Entry_Tax_Lines" w:storeItemID="{59163385-0F07-4881-94A7-4D2DF1A6B352}"/>
+          <w:id w:val="-1606496755"/>
+          <w15:dataBinding w:prefixMappings="xmlns:ns0='urn:microsoft-dynamics-nav/reports/NPR_CRO_Fiscal_Bill_A4/6014554/' " w:xpath="/ns0:NavWordReportXmlPart[1]/ns0:CROPOSAuditLogAuxInfo[1]/ns0:POSEntryTaxLines" w:storeItemID="{974C08F4-FF06-4D7D-A995-8F2136C1311A}"/>
           <w15:repeatingSection/>
         </w:sdtPr>
         <w:sdtContent>
@@ -2500,7 +2074,7 @@
                 <w:sz w:val="22"/>
                 <w:szCs w:val="22"/>
               </w:rPr>
-              <w:id w:val="-907604702"/>
+              <w:id w:val="694436263"/>
               <w:placeholder>
                 <w:docPart w:val="DefaultPlaceholder_-1854013435"/>
               </w:placeholder>
@@ -2508,6 +2082,9 @@
             </w:sdtPr>
             <w:sdtContent>
               <w:tr>
+                <w:trPr>
+                  <w:trHeight w:val="143"/>
+                </w:trPr>
                 <w:sdt>
                   <w:sdtPr>
                     <w:rPr>
@@ -2516,17 +2093,17 @@
                     </w:rPr>
                     <w:alias w:val="#Nav: /Labels/VATLbl"/>
                     <w:tag w:val="#Nav: NPR_CRO_Fiscal_Bill_A4/6014554"/>
-                    <w:id w:val="466707455"/>
+                    <w:id w:val="1526989920"/>
                     <w:placeholder>
                       <w:docPart w:val="DefaultPlaceholder_-1854013440"/>
                     </w:placeholder>
-                    <w15:dataBinding w:prefixMappings="xmlns:ns0='urn:microsoft-dynamics-nav/reports/NPR_CRO_Fiscal_Bill_A4/6014554/' " w:xpath="/ns0:NavWordReportXmlPart[1]/ns0:Labels[1]/ns0:VATLbl[1]" w:storeItemID="{59163385-0F07-4881-94A7-4D2DF1A6B352}" w16sdtdh:storeItemChecksum="vvZ4gA=="/>
+                    <w:dataBinding w:prefixMappings="xmlns:ns0='urn:microsoft-dynamics-nav/reports/NPR_CRO_Fiscal_Bill_A4/6014554/' " w:xpath="/ns0:NavWordReportXmlPart[1]/ns0:Labels[1]/ns0:VATLbl[1]" w:storeItemID="{974C08F4-FF06-4D7D-A995-8F2136C1311A}"/>
+                    <w:text/>
                   </w:sdtPr>
                   <w:sdtContent>
                     <w:tc>
                       <w:tcPr>
                         <w:tcW w:w="2614" w:type="dxa"/>
-                        <w:gridSpan w:val="2"/>
                       </w:tcPr>
                       <w:p>
                         <w:pPr>
@@ -2554,13 +2131,14 @@
                       <w:sz w:val="22"/>
                       <w:szCs w:val="22"/>
                     </w:rPr>
-                    <w:alias w:val="#Nav: /CRO_POS_Audit_Log_Aux_Info/POS_Entry_Tax_Lines/CRO_VATPerc"/>
+                    <w:alias w:val="#Nav: /CROPOSAuditLogAuxInfo/POSEntryTaxLines/CRO_VATPerc"/>
                     <w:tag w:val="#Nav: NPR_CRO_Fiscal_Bill_A4/6014554"/>
-                    <w:id w:val="1765111609"/>
+                    <w:id w:val="-1813786635"/>
                     <w:placeholder>
                       <w:docPart w:val="DefaultPlaceholder_-1854013440"/>
                     </w:placeholder>
-                    <w15:dataBinding w:prefixMappings="xmlns:ns0='urn:microsoft-dynamics-nav/reports/NPR_CRO_Fiscal_Bill_A4/6014554/' " w:xpath="/ns0:NavWordReportXmlPart[1]/ns0:CRO_POS_Audit_Log_Aux_Info[1]/ns0:POS_Entry_Tax_Lines[1]/ns0:CRO_VATPerc[1]" w:storeItemID="{59163385-0F07-4881-94A7-4D2DF1A6B352}" w16sdtdh:storeItemChecksum="vvZ4gA=="/>
+                    <w:dataBinding w:prefixMappings="xmlns:ns0='urn:microsoft-dynamics-nav/reports/NPR_CRO_Fiscal_Bill_A4/6014554/' " w:xpath="/ns0:NavWordReportXmlPart[1]/ns0:CROPOSAuditLogAuxInfo[1]/ns0:POSEntryTaxLines[1]/ns0:CRO_VATPerc[1]" w:storeItemID="{974C08F4-FF06-4D7D-A995-8F2136C1311A}"/>
+                    <w:text/>
                   </w:sdtPr>
                   <w:sdtContent>
                     <w:tc>
@@ -2594,13 +2172,14 @@
                       <w:sz w:val="22"/>
                       <w:szCs w:val="22"/>
                     </w:rPr>
-                    <w:alias w:val="#Nav: /CRO_POS_Audit_Log_Aux_Info/POS_Entry_Tax_Lines/CRO_VATBaseAmount"/>
+                    <w:alias w:val="#Nav: /CROPOSAuditLogAuxInfo/POSEntryTaxLines/CRO_VATBaseAmount"/>
                     <w:tag w:val="#Nav: NPR_CRO_Fiscal_Bill_A4/6014554"/>
-                    <w:id w:val="-171876703"/>
+                    <w:id w:val="1893539375"/>
                     <w:placeholder>
                       <w:docPart w:val="DefaultPlaceholder_-1854013440"/>
                     </w:placeholder>
-                    <w15:dataBinding w:prefixMappings="xmlns:ns0='urn:microsoft-dynamics-nav/reports/NPR_CRO_Fiscal_Bill_A4/6014554/' " w:xpath="/ns0:NavWordReportXmlPart[1]/ns0:CRO_POS_Audit_Log_Aux_Info[1]/ns0:POS_Entry_Tax_Lines[1]/ns0:CRO_VATBaseAmount[1]" w:storeItemID="{59163385-0F07-4881-94A7-4D2DF1A6B352}" w16sdtdh:storeItemChecksum="vvZ4gA=="/>
+                    <w:dataBinding w:prefixMappings="xmlns:ns0='urn:microsoft-dynamics-nav/reports/NPR_CRO_Fiscal_Bill_A4/6014554/' " w:xpath="/ns0:NavWordReportXmlPart[1]/ns0:CROPOSAuditLogAuxInfo[1]/ns0:POSEntryTaxLines[1]/ns0:CRO_VATBaseAmount[1]" w:storeItemID="{974C08F4-FF06-4D7D-A995-8F2136C1311A}"/>
+                    <w:text/>
                   </w:sdtPr>
                   <w:sdtContent>
                     <w:tc>
@@ -2634,13 +2213,14 @@
                       <w:sz w:val="22"/>
                       <w:szCs w:val="22"/>
                     </w:rPr>
-                    <w:alias w:val="#Nav: /CRO_POS_Audit_Log_Aux_Info/POS_Entry_Tax_Lines/CRO_VATAmount"/>
+                    <w:alias w:val="#Nav: /CROPOSAuditLogAuxInfo/POSEntryTaxLines/CRO_VATAmount"/>
                     <w:tag w:val="#Nav: NPR_CRO_Fiscal_Bill_A4/6014554"/>
-                    <w:id w:val="-220976248"/>
+                    <w:id w:val="450131977"/>
                     <w:placeholder>
                       <w:docPart w:val="DefaultPlaceholder_-1854013440"/>
                     </w:placeholder>
-                    <w15:dataBinding w:prefixMappings="xmlns:ns0='urn:microsoft-dynamics-nav/reports/NPR_CRO_Fiscal_Bill_A4/6014554/' " w:xpath="/ns0:NavWordReportXmlPart[1]/ns0:CRO_POS_Audit_Log_Aux_Info[1]/ns0:POS_Entry_Tax_Lines[1]/ns0:CRO_VATAmount[1]" w:storeItemID="{59163385-0F07-4881-94A7-4D2DF1A6B352}" w16sdtdh:storeItemChecksum="vvZ4gA=="/>
+                    <w:dataBinding w:prefixMappings="xmlns:ns0='urn:microsoft-dynamics-nav/reports/NPR_CRO_Fiscal_Bill_A4/6014554/' " w:xpath="/ns0:NavWordReportXmlPart[1]/ns0:CROPOSAuditLogAuxInfo[1]/ns0:POSEntryTaxLines[1]/ns0:CRO_VATAmount[1]" w:storeItemID="{974C08F4-FF06-4D7D-A995-8F2136C1311A}"/>
+                    <w:text/>
                   </w:sdtPr>
                   <w:sdtContent>
                     <w:tc>
@@ -2674,17 +2254,18 @@
         </w:sdtContent>
       </w:sdt>
       <w:tr>
+        <w:trPr>
+          <w:trHeight w:val="143"/>
+        </w:trPr>
         <w:tc>
           <w:tcPr>
             <w:tcW w:w="2614" w:type="dxa"/>
-            <w:gridSpan w:val="2"/>
             <w:tcBorders>
-              <w:bottom w:val="single" w:color="auto" w:sz="4" w:space="0"/>
+              <w:bottom w:val="single" w:sz="4" w:space="0" w:color="auto"/>
             </w:tcBorders>
           </w:tcPr>
           <w:p>
             <w:pPr>
-              <w:spacing w:line="276" w:lineRule="auto"/>
               <w:rPr>
                 <w:sz w:val="22"/>
                 <w:szCs w:val="22"/>
@@ -2696,13 +2277,11 @@
           <w:tcPr>
             <w:tcW w:w="2614" w:type="dxa"/>
             <w:tcBorders>
-              <w:bottom w:val="single" w:color="auto" w:sz="4" w:space="0"/>
+              <w:bottom w:val="single" w:sz="4" w:space="0" w:color="auto"/>
             </w:tcBorders>
           </w:tcPr>
           <w:p>
             <w:pPr>
-              <w:spacing w:line="276" w:lineRule="auto"/>
-              <w:jc w:val="right"/>
               <w:rPr>
                 <w:sz w:val="22"/>
                 <w:szCs w:val="22"/>
@@ -2714,13 +2293,11 @@
           <w:tcPr>
             <w:tcW w:w="2614" w:type="dxa"/>
             <w:tcBorders>
-              <w:bottom w:val="single" w:color="auto" w:sz="4" w:space="0"/>
+              <w:bottom w:val="single" w:sz="4" w:space="0" w:color="auto"/>
             </w:tcBorders>
           </w:tcPr>
           <w:p>
             <w:pPr>
-              <w:spacing w:line="276" w:lineRule="auto"/>
-              <w:jc w:val="right"/>
               <w:rPr>
                 <w:sz w:val="22"/>
                 <w:szCs w:val="22"/>
@@ -2732,12 +2309,11 @@
           <w:tcPr>
             <w:tcW w:w="2614" w:type="dxa"/>
             <w:tcBorders>
-              <w:bottom w:val="single" w:color="auto" w:sz="4" w:space="0"/>
+              <w:bottom w:val="single" w:sz="4" w:space="0" w:color="auto"/>
             </w:tcBorders>
           </w:tcPr>
           <w:p>
             <w:pPr>
-              <w:spacing w:line="276" w:lineRule="auto"/>
               <w:jc w:val="right"/>
               <w:rPr>
                 <w:sz w:val="22"/>
@@ -2748,30 +2324,37 @@
         </w:tc>
       </w:tr>
       <w:tr>
+        <w:trPr>
+          <w:trHeight w:val="143"/>
+        </w:trPr>
         <w:sdt>
           <w:sdtPr>
             <w:rPr>
+              <w:b/>
+              <w:bCs/>
               <w:sz w:val="22"/>
               <w:szCs w:val="22"/>
             </w:rPr>
-            <w:id w:val="-1640644114"/>
+            <w:alias w:val="#Nav: /Labels/TotalLbl"/>
+            <w:tag w:val="#Nav: NPR_CRO_Fiscal_Bill_A4/6014554"/>
+            <w:id w:val="785769447"/>
             <w:placeholder>
               <w:docPart w:val="DefaultPlaceholder_-1854013440"/>
             </w:placeholder>
-            <w15:dataBinding w:prefixMappings="xmlns:ns0='urn:microsoft-dynamics-nav/reports/NPR_CRO_Fiscal_Bill_A4/6014554/' " w:xpath="/ns0:NavWordReportXmlPart[1]/ns0:Labels[1]/ns0:OperatorLbl[1]" w:storeItemID="{59163385-0F07-4881-94A7-4D2DF1A6B352}" w16sdtdh:storeItemChecksum="vvZ4gA=="/>
+            <w:dataBinding w:prefixMappings="xmlns:ns0='urn:microsoft-dynamics-nav/reports/NPR_CRO_Fiscal_Bill_A4/6014554/' " w:xpath="/ns0:NavWordReportXmlPart[1]/ns0:Labels[1]/ns0:TotalLbl[1]" w:storeItemID="{974C08F4-FF06-4D7D-A995-8F2136C1311A}"/>
+            <w:text/>
           </w:sdtPr>
           <w:sdtContent>
             <w:tc>
               <w:tcPr>
                 <w:tcW w:w="2614" w:type="dxa"/>
-                <w:gridSpan w:val="2"/>
                 <w:tcBorders>
-                  <w:top w:val="single" w:color="auto" w:sz="4" w:space="0"/>
+                  <w:top w:val="single" w:sz="4" w:space="0" w:color="auto"/>
+                  <w:bottom w:val="single" w:sz="4" w:space="0" w:color="auto"/>
                 </w:tcBorders>
               </w:tcPr>
               <w:p>
                 <w:pPr>
-                  <w:spacing w:line="276" w:lineRule="auto"/>
                   <w:rPr>
                     <w:sz w:val="22"/>
                     <w:szCs w:val="22"/>
@@ -2780,10 +2363,12 @@
                 <w:proofErr w:type="spellStart"/>
                 <w:r>
                   <w:rPr>
-                    <w:sz w:val="22"/>
-                    <w:szCs w:val="22"/>
-                  </w:rPr>
-                  <w:t>OperatorLbl</w:t>
+                    <w:b/>
+                    <w:bCs/>
+                    <w:sz w:val="22"/>
+                    <w:szCs w:val="22"/>
+                  </w:rPr>
+                  <w:t>TotalLbl</w:t>
                 </w:r>
                 <w:proofErr w:type="spellEnd"/>
               </w:p>
@@ -2794,13 +2379,12 @@
           <w:tcPr>
             <w:tcW w:w="2614" w:type="dxa"/>
             <w:tcBorders>
-              <w:top w:val="single" w:color="auto" w:sz="4" w:space="0"/>
+              <w:top w:val="single" w:sz="4" w:space="0" w:color="auto"/>
+              <w:bottom w:val="single" w:sz="4" w:space="0" w:color="auto"/>
             </w:tcBorders>
           </w:tcPr>
           <w:p>
             <w:pPr>
-              <w:spacing w:line="276" w:lineRule="auto"/>
-              <w:jc w:val="right"/>
               <w:rPr>
                 <w:sz w:val="22"/>
                 <w:szCs w:val="22"/>
@@ -2812,13 +2396,12 @@
           <w:tcPr>
             <w:tcW w:w="2614" w:type="dxa"/>
             <w:tcBorders>
-              <w:top w:val="single" w:color="auto" w:sz="4" w:space="0"/>
+              <w:top w:val="single" w:sz="4" w:space="0" w:color="auto"/>
+              <w:bottom w:val="single" w:sz="4" w:space="0" w:color="auto"/>
             </w:tcBorders>
           </w:tcPr>
           <w:p>
             <w:pPr>
-              <w:spacing w:line="276" w:lineRule="auto"/>
-              <w:jc w:val="right"/>
               <w:rPr>
                 <w:sz w:val="22"/>
                 <w:szCs w:val="22"/>
@@ -2829,26 +2412,31 @@
         <w:sdt>
           <w:sdtPr>
             <w:rPr>
+              <w:b/>
+              <w:bCs/>
               <w:sz w:val="22"/>
               <w:szCs w:val="22"/>
             </w:rPr>
-            <w:id w:val="-1152678869"/>
+            <w:alias w:val="#Nav: /CROPOSAuditLogAuxInfo/CROTotals/CRO_TotalVATAmount"/>
+            <w:tag w:val="#Nav: NPR_CRO_Fiscal_Bill_A4/6014554"/>
+            <w:id w:val="-1666232801"/>
             <w:placeholder>
               <w:docPart w:val="DefaultPlaceholder_-1854013440"/>
             </w:placeholder>
-            <w15:dataBinding w:prefixMappings="xmlns:ns0='urn:microsoft-dynamics-nav/reports/NPR_CRO_Fiscal_Bill_A4/6014554/' " w:xpath="/ns0:NavWordReportXmlPart[1]/ns0:CRO_POS_Audit_Log_Aux_Info[1]/ns0:CRO_OperatorName[1]" w:storeItemID="{59163385-0F07-4881-94A7-4D2DF1A6B352}" w16sdtdh:storeItemChecksum="vvZ4gA=="/>
+            <w:dataBinding w:prefixMappings="xmlns:ns0='urn:microsoft-dynamics-nav/reports/NPR_CRO_Fiscal_Bill_A4/6014554/' " w:xpath="/ns0:NavWordReportXmlPart[1]/ns0:CROPOSAuditLogAuxInfo[1]/ns0:CROTotals[1]/ns0:CRO_TotalVATAmount[1]" w:storeItemID="{974C08F4-FF06-4D7D-A995-8F2136C1311A}"/>
+            <w:text/>
           </w:sdtPr>
           <w:sdtContent>
             <w:tc>
               <w:tcPr>
                 <w:tcW w:w="2614" w:type="dxa"/>
                 <w:tcBorders>
-                  <w:top w:val="single" w:color="auto" w:sz="4" w:space="0"/>
+                  <w:top w:val="single" w:sz="4" w:space="0" w:color="auto"/>
+                  <w:bottom w:val="single" w:sz="4" w:space="0" w:color="auto"/>
                 </w:tcBorders>
               </w:tcPr>
               <w:p>
                 <w:pPr>
-                  <w:spacing w:line="276" w:lineRule="auto"/>
                   <w:jc w:val="right"/>
                   <w:rPr>
                     <w:sz w:val="22"/>
@@ -2858,10 +2446,12 @@
                 <w:proofErr w:type="spellStart"/>
                 <w:r>
                   <w:rPr>
-                    <w:sz w:val="22"/>
-                    <w:szCs w:val="22"/>
-                  </w:rPr>
-                  <w:t>CRO_OperatorName</w:t>
+                    <w:b/>
+                    <w:bCs/>
+                    <w:sz w:val="22"/>
+                    <w:szCs w:val="22"/>
+                  </w:rPr>
+                  <w:t>CRO_TotalVATAmount</w:t>
                 </w:r>
                 <w:proofErr w:type="spellEnd"/>
               </w:p>
@@ -2869,171 +2459,94 @@
           </w:sdtContent>
         </w:sdt>
       </w:tr>
+    </w:tbl>
+    <w:p>
+      <w:pPr>
+        <w:rPr>
+          <w:sz w:val="22"/>
+          <w:szCs w:val="22"/>
+        </w:rPr>
+      </w:pPr>
+    </w:p>
+    <w:tbl>
+      <w:tblPr>
+        <w:tblStyle w:val="TableGrid"/>
+        <w:tblW w:w="0" w:type="auto"/>
+        <w:tblBorders>
+          <w:top w:val="none" w:sz="0" w:space="0" w:color="auto"/>
+          <w:left w:val="none" w:sz="0" w:space="0" w:color="auto"/>
+          <w:bottom w:val="none" w:sz="0" w:space="0" w:color="auto"/>
+          <w:right w:val="none" w:sz="0" w:space="0" w:color="auto"/>
+          <w:insideH w:val="none" w:sz="0" w:space="0" w:color="auto"/>
+          <w:insideV w:val="none" w:sz="0" w:space="0" w:color="auto"/>
+        </w:tblBorders>
+        <w:tblLook w:val="04A0" w:firstRow="1" w:lastRow="0" w:firstColumn="1" w:lastColumn="0" w:noHBand="0" w:noVBand="1"/>
+      </w:tblPr>
+      <w:tblGrid>
+        <w:gridCol w:w="3485"/>
+        <w:gridCol w:w="6971"/>
+      </w:tblGrid>
       <w:tr>
-        <w:tc>
-          <w:tcPr>
-            <w:tcW w:w="2614" w:type="dxa"/>
-            <w:gridSpan w:val="2"/>
-            <w:tcBorders>
-              <w:bottom w:val="single" w:color="auto" w:sz="4" w:space="0"/>
-            </w:tcBorders>
-          </w:tcPr>
-          <w:p>
-            <w:pPr>
-              <w:spacing w:line="276" w:lineRule="auto"/>
-              <w:rPr>
-                <w:sz w:val="22"/>
-                <w:szCs w:val="22"/>
-              </w:rPr>
-            </w:pPr>
-          </w:p>
-        </w:tc>
-        <w:tc>
-          <w:tcPr>
-            <w:tcW w:w="2614" w:type="dxa"/>
-            <w:tcBorders>
-              <w:bottom w:val="single" w:color="auto" w:sz="4" w:space="0"/>
-            </w:tcBorders>
-          </w:tcPr>
-          <w:p>
-            <w:pPr>
-              <w:spacing w:line="276" w:lineRule="auto"/>
-              <w:jc w:val="right"/>
-              <w:rPr>
-                <w:sz w:val="22"/>
-                <w:szCs w:val="22"/>
-              </w:rPr>
-            </w:pPr>
-          </w:p>
-        </w:tc>
-        <w:tc>
-          <w:tcPr>
-            <w:tcW w:w="2614" w:type="dxa"/>
-            <w:tcBorders>
-              <w:bottom w:val="single" w:color="auto" w:sz="4" w:space="0"/>
-            </w:tcBorders>
-          </w:tcPr>
-          <w:p>
-            <w:pPr>
-              <w:spacing w:line="276" w:lineRule="auto"/>
-              <w:jc w:val="right"/>
-              <w:rPr>
-                <w:sz w:val="22"/>
-                <w:szCs w:val="22"/>
-              </w:rPr>
-            </w:pPr>
-          </w:p>
-        </w:tc>
-        <w:tc>
-          <w:tcPr>
-            <w:tcW w:w="2614" w:type="dxa"/>
-            <w:tcBorders>
-              <w:bottom w:val="single" w:color="auto" w:sz="4" w:space="0"/>
-            </w:tcBorders>
-          </w:tcPr>
-          <w:p>
-            <w:pPr>
-              <w:spacing w:line="276" w:lineRule="auto"/>
-              <w:jc w:val="right"/>
-              <w:rPr>
-                <w:sz w:val="22"/>
-                <w:szCs w:val="22"/>
-              </w:rPr>
-            </w:pPr>
-          </w:p>
-        </w:tc>
-      </w:tr>
-      <w:tr>
-        <w:sdt>
-          <w:sdtPr>
-            <w:rPr>
-              <w:b/>
-              <w:bCs/>
-              <w:sz w:val="22"/>
-              <w:szCs w:val="22"/>
-            </w:rPr>
-            <w:id w:val="-1731537479"/>
-            <w:placeholder>
-              <w:docPart w:val="4323EC0B86594D78B15D0E0BF03F073F"/>
-            </w:placeholder>
-            <w15:dataBinding w:prefixMappings="xmlns:ns0='urn:microsoft-dynamics-nav/reports/NPR_CRO_Fiscal_Bill_A4/6014554/' " w:xpath="/ns0:NavWordReportXmlPart[1]/ns0:Labels[1]/ns0:ZKILbl[1]" w:storeItemID="{59163385-0F07-4881-94A7-4D2DF1A6B352}" w16sdtdh:storeItemChecksum="vvZ4gA=="/>
-          </w:sdtPr>
-          <w:sdtContent>
-            <w:tc>
-              <w:tcPr>
-                <w:tcW w:w="2614" w:type="dxa"/>
-                <w:gridSpan w:val="2"/>
-                <w:tcBorders>
-                  <w:top w:val="single" w:color="auto" w:sz="4" w:space="0"/>
-                </w:tcBorders>
-              </w:tcPr>
-              <w:p>
-                <w:pPr>
-                  <w:spacing w:line="276" w:lineRule="auto"/>
-                  <w:rPr>
-                    <w:b/>
-                    <w:bCs/>
-                    <w:sz w:val="22"/>
-                    <w:szCs w:val="22"/>
-                  </w:rPr>
-                </w:pPr>
-                <w:proofErr w:type="spellStart"/>
-                <w:r>
-                  <w:rPr>
-                    <w:b/>
-                    <w:bCs/>
-                    <w:sz w:val="22"/>
-                    <w:szCs w:val="22"/>
-                  </w:rPr>
-                  <w:t>ZKILbl</w:t>
-                </w:r>
-                <w:proofErr w:type="spellEnd"/>
-              </w:p>
-            </w:tc>
-          </w:sdtContent>
-        </w:sdt>
-        <w:tc>
-          <w:tcPr>
-            <w:tcW w:w="2614" w:type="dxa"/>
-            <w:tcBorders>
-              <w:top w:val="single" w:color="auto" w:sz="4" w:space="0"/>
-            </w:tcBorders>
-          </w:tcPr>
-          <w:p>
-            <w:pPr>
-              <w:spacing w:line="276" w:lineRule="auto"/>
-              <w:jc w:val="right"/>
-              <w:rPr>
-                <w:sz w:val="22"/>
-                <w:szCs w:val="22"/>
-              </w:rPr>
-            </w:pPr>
-          </w:p>
-        </w:tc>
         <w:sdt>
           <w:sdtPr>
             <w:rPr>
               <w:sz w:val="22"/>
               <w:szCs w:val="22"/>
             </w:rPr>
-            <w:id w:val="-849251450"/>
+            <w:alias w:val="#Nav: /Labels/ZKILbl"/>
+            <w:tag w:val="#Nav: NPR_CRO_Fiscal_Bill_A4/6014554"/>
+            <w:id w:val="-1054701465"/>
             <w:placeholder>
-              <w:docPart w:val="4323EC0B86594D78B15D0E0BF03F073F"/>
+              <w:docPart w:val="3D9A617DAE1F4BB49F469FD83FA5231B"/>
             </w:placeholder>
-            <w15:dataBinding w:prefixMappings="xmlns:ns0='urn:microsoft-dynamics-nav/reports/NPR_CRO_Fiscal_Bill_A4/6014554/' " w:xpath="/ns0:NavWordReportXmlPart[1]/ns0:CRO_POS_Audit_Log_Aux_Info[1]/ns0:CRO_ZKICode[1]" w:storeItemID="{59163385-0F07-4881-94A7-4D2DF1A6B352}" w16sdtdh:storeItemChecksum="vvZ4gA=="/>
+            <w:dataBinding w:prefixMappings="xmlns:ns0='urn:microsoft-dynamics-nav/reports/NPR_CRO_Fiscal_Bill_A4/6014554/' " w:xpath="/ns0:NavWordReportXmlPart[1]/ns0:Labels[1]/ns0:ZKILbl[1]" w:storeItemID="{974C08F4-FF06-4D7D-A995-8F2136C1311A}"/>
+            <w:text/>
           </w:sdtPr>
           <w:sdtContent>
             <w:tc>
               <w:tcPr>
-                <w:tcW w:w="5228" w:type="dxa"/>
-                <w:gridSpan w:val="2"/>
-                <w:tcBorders>
-                  <w:top w:val="single" w:color="auto" w:sz="4" w:space="0"/>
-                </w:tcBorders>
+                <w:tcW w:w="3485" w:type="dxa"/>
               </w:tcPr>
               <w:p>
                 <w:pPr>
-                  <w:spacing w:line="276" w:lineRule="auto"/>
+                  <w:rPr>
+                    <w:sz w:val="22"/>
+                    <w:szCs w:val="22"/>
+                  </w:rPr>
+                </w:pPr>
+                <w:r>
+                  <w:rPr>
+                    <w:sz w:val="22"/>
+                    <w:szCs w:val="22"/>
+                  </w:rPr>
+                  <w:t>ZKILbl</w:t>
+                </w:r>
+              </w:p>
+            </w:tc>
+          </w:sdtContent>
+        </w:sdt>
+        <w:sdt>
+          <w:sdtPr>
+            <w:rPr>
+              <w:sz w:val="22"/>
+              <w:szCs w:val="22"/>
+            </w:rPr>
+            <w:alias w:val="#Nav: /CROPOSAuditLogAuxInfo/CRO_ZKICode"/>
+            <w:tag w:val="#Nav: NPR_CRO_Fiscal_Bill_A4/6014554"/>
+            <w:id w:val="815762731"/>
+            <w:placeholder>
+              <w:docPart w:val="DefaultPlaceholder_-1854013440"/>
+            </w:placeholder>
+            <w:dataBinding w:prefixMappings="xmlns:ns0='urn:microsoft-dynamics-nav/reports/NPR_CRO_Fiscal_Bill_A4/6014554/' " w:xpath="/ns0:NavWordReportXmlPart[1]/ns0:CROPOSAuditLogAuxInfo[1]/ns0:CRO_ZKICode[1]" w:storeItemID="{974C08F4-FF06-4D7D-A995-8F2136C1311A}"/>
+            <w:text/>
+          </w:sdtPr>
+          <w:sdtContent>
+            <w:tc>
+              <w:tcPr>
+                <w:tcW w:w="6971" w:type="dxa"/>
+              </w:tcPr>
+              <w:p>
+                <w:pPr>
                   <w:jc w:val="right"/>
                   <w:rPr>
                     <w:sz w:val="22"/>
@@ -3058,32 +2571,26 @@
         <w:sdt>
           <w:sdtPr>
             <w:rPr>
-              <w:b/>
-              <w:bCs/>
               <w:sz w:val="22"/>
               <w:szCs w:val="22"/>
             </w:rPr>
-            <w:id w:val="2072387644"/>
+            <w:alias w:val="#Nav: /Labels/JIRLbl"/>
+            <w:tag w:val="#Nav: NPR_CRO_Fiscal_Bill_A4/6014554"/>
+            <w:id w:val="-211120897"/>
             <w:placeholder>
-              <w:docPart w:val="ED4F1EF258F34011BB3943B49E257A61"/>
+              <w:docPart w:val="728584301F3241288B2B49924CAAA162"/>
             </w:placeholder>
-            <w15:dataBinding w:prefixMappings="xmlns:ns0='urn:microsoft-dynamics-nav/reports/NPR_CRO_Fiscal_Bill_A4/6014554/' " w:xpath="/ns0:NavWordReportXmlPart[1]/ns0:Labels[1]/ns0:JIRLbl[1]" w:storeItemID="{59163385-0F07-4881-94A7-4D2DF1A6B352}" w16sdtdh:storeItemChecksum="vvZ4gA=="/>
+            <w:dataBinding w:prefixMappings="xmlns:ns0='urn:microsoft-dynamics-nav/reports/NPR_CRO_Fiscal_Bill_A4/6014554/' " w:xpath="/ns0:NavWordReportXmlPart[1]/ns0:Labels[1]/ns0:JIRLbl[1]" w:storeItemID="{974C08F4-FF06-4D7D-A995-8F2136C1311A}"/>
+            <w:text/>
           </w:sdtPr>
           <w:sdtContent>
             <w:tc>
               <w:tcPr>
-                <w:tcW w:w="2614" w:type="dxa"/>
-                <w:gridSpan w:val="2"/>
-                <w:tcBorders>
-                  <w:bottom w:val="single" w:color="auto" w:sz="4" w:space="0"/>
-                </w:tcBorders>
+                <w:tcW w:w="3485" w:type="dxa"/>
               </w:tcPr>
               <w:p>
                 <w:pPr>
-                  <w:spacing w:line="276" w:lineRule="auto"/>
-                  <w:rPr>
-                    <w:b/>
-                    <w:bCs/>
+                  <w:rPr>
                     <w:sz w:val="22"/>
                     <w:szCs w:val="22"/>
                   </w:rPr>
@@ -3091,8 +2598,6 @@
                 <w:proofErr w:type="spellStart"/>
                 <w:r>
                   <w:rPr>
-                    <w:b/>
-                    <w:bCs/>
                     <w:sz w:val="22"/>
                     <w:szCs w:val="22"/>
                   </w:rPr>
@@ -3103,48 +2608,28 @@
             </w:tc>
           </w:sdtContent>
         </w:sdt>
-        <w:tc>
-          <w:tcPr>
-            <w:tcW w:w="2614" w:type="dxa"/>
-            <w:tcBorders>
-              <w:bottom w:val="single" w:color="auto" w:sz="4" w:space="0"/>
-            </w:tcBorders>
-          </w:tcPr>
-          <w:p>
-            <w:pPr>
-              <w:spacing w:line="276" w:lineRule="auto"/>
-              <w:jc w:val="right"/>
-              <w:rPr>
-                <w:sz w:val="22"/>
-                <w:szCs w:val="22"/>
-              </w:rPr>
-            </w:pPr>
-          </w:p>
-        </w:tc>
         <w:sdt>
           <w:sdtPr>
             <w:rPr>
               <w:sz w:val="22"/>
               <w:szCs w:val="22"/>
             </w:rPr>
-            <w:id w:val="1965310454"/>
+            <w:alias w:val="#Nav: /CROPOSAuditLogAuxInfo/CRO_JIRCode"/>
+            <w:tag w:val="#Nav: NPR_CRO_Fiscal_Bill_A4/6014554"/>
+            <w:id w:val="1398783839"/>
             <w:placeholder>
-              <w:docPart w:val="ED4F1EF258F34011BB3943B49E257A61"/>
+              <w:docPart w:val="DefaultPlaceholder_-1854013440"/>
             </w:placeholder>
-            <w15:dataBinding w:prefixMappings="xmlns:ns0='urn:microsoft-dynamics-nav/reports/NPR_CRO_Fiscal_Bill_A4/6014554/' " w:xpath="/ns0:NavWordReportXmlPart[1]/ns0:CRO_POS_Audit_Log_Aux_Info[1]/ns0:CRO_JIRCode[1]" w:storeItemID="{59163385-0F07-4881-94A7-4D2DF1A6B352}" w16sdtdh:storeItemChecksum="vvZ4gA=="/>
+            <w:dataBinding w:prefixMappings="xmlns:ns0='urn:microsoft-dynamics-nav/reports/NPR_CRO_Fiscal_Bill_A4/6014554/' " w:xpath="/ns0:NavWordReportXmlPart[1]/ns0:CROPOSAuditLogAuxInfo[1]/ns0:CRO_JIRCode[1]" w:storeItemID="{974C08F4-FF06-4D7D-A995-8F2136C1311A}"/>
+            <w:text/>
           </w:sdtPr>
           <w:sdtContent>
             <w:tc>
               <w:tcPr>
-                <w:tcW w:w="5228" w:type="dxa"/>
-                <w:gridSpan w:val="2"/>
-                <w:tcBorders>
-                  <w:bottom w:val="single" w:color="auto" w:sz="4" w:space="0"/>
-                </w:tcBorders>
+                <w:tcW w:w="6971" w:type="dxa"/>
               </w:tcPr>
               <w:p>
                 <w:pPr>
-                  <w:spacing w:line="276" w:lineRule="auto"/>
                   <w:jc w:val="right"/>
                   <w:rPr>
                     <w:sz w:val="22"/>
@@ -3166,44 +2651,45 @@
         </w:sdt>
       </w:tr>
       <w:tr>
-        <w:tc>
-          <w:tcPr>
-            <w:tcW w:w="2614" w:type="dxa"/>
-            <w:gridSpan w:val="2"/>
-            <w:tcBorders>
-              <w:top w:val="single" w:color="auto" w:sz="4" w:space="0"/>
-            </w:tcBorders>
-          </w:tcPr>
-          <w:p>
-            <w:pPr>
-              <w:spacing w:line="276" w:lineRule="auto"/>
-            </w:pPr>
-          </w:p>
-        </w:tc>
+        <w:trPr>
+          <w:trHeight w:val="458"/>
+        </w:trPr>
         <w:sdt>
           <w:sdtPr>
-            <w:id w:val="-1499029142"/>
+            <w:rPr>
+              <w:sz w:val="22"/>
+              <w:szCs w:val="22"/>
+            </w:rPr>
+            <w:alias w:val="#Nav: /Labels/CurrencyLbl"/>
+            <w:tag w:val="#Nav: NPR_CRO_Fiscal_Bill_A4/6014554"/>
+            <w:id w:val="1753082893"/>
             <w:placeholder>
               <w:docPart w:val="DefaultPlaceholder_-1854013440"/>
             </w:placeholder>
-            <w15:dataBinding w:prefixMappings="xmlns:ns0='urn:microsoft-dynamics-nav/reports/NPR_CRO_Fiscal_Bill_A4/6014554/' " w:xpath="/ns0:NavWordReportXmlPart[1]/ns0:Labels[1]/ns0:CurrencyLbl[1]" w:storeItemID="{59163385-0F07-4881-94A7-4D2DF1A6B352}" w16sdtdh:storeItemChecksum="vvZ4gA=="/>
+            <w:dataBinding w:prefixMappings="xmlns:ns0='urn:microsoft-dynamics-nav/reports/NPR_CRO_Fiscal_Bill_A4/6014554/' " w:xpath="/ns0:NavWordReportXmlPart[1]/ns0:Labels[1]/ns0:CurrencyLbl[1]" w:storeItemID="{974C08F4-FF06-4D7D-A995-8F2136C1311A}"/>
+            <w:text/>
           </w:sdtPr>
           <w:sdtContent>
             <w:tc>
               <w:tcPr>
-                <w:tcW w:w="5228" w:type="dxa"/>
+                <w:tcW w:w="10456" w:type="dxa"/>
                 <w:gridSpan w:val="2"/>
-                <w:tcBorders>
-                  <w:top w:val="single" w:color="auto" w:sz="4" w:space="0"/>
-                </w:tcBorders>
+                <w:vAlign w:val="bottom"/>
               </w:tcPr>
               <w:p>
                 <w:pPr>
-                  <w:spacing w:line="276" w:lineRule="auto"/>
                   <w:jc w:val="center"/>
+                  <w:rPr>
+                    <w:sz w:val="22"/>
+                    <w:szCs w:val="22"/>
+                  </w:rPr>
                 </w:pPr>
                 <w:proofErr w:type="spellStart"/>
                 <w:r>
+                  <w:rPr>
+                    <w:sz w:val="22"/>
+                    <w:szCs w:val="22"/>
+                  </w:rPr>
                   <w:t>CurrencyLbl</w:t>
                 </w:r>
                 <w:proofErr w:type="spellEnd"/>
@@ -3211,227 +2697,51 @@
             </w:tc>
           </w:sdtContent>
         </w:sdt>
-        <w:tc>
-          <w:tcPr>
-            <w:tcW w:w="2614" w:type="dxa"/>
-            <w:tcBorders>
-              <w:top w:val="single" w:color="auto" w:sz="4" w:space="0"/>
-            </w:tcBorders>
-          </w:tcPr>
-          <w:p>
-            <w:pPr>
-              <w:spacing w:line="276" w:lineRule="auto"/>
-              <w:jc w:val="right"/>
-            </w:pPr>
-          </w:p>
-        </w:tc>
       </w:tr>
       <w:tr>
-        <w:tc>
-          <w:tcPr>
-            <w:tcW w:w="2614" w:type="dxa"/>
-            <w:gridSpan w:val="2"/>
-            <w:tcBorders>
-              <w:bottom w:val="single" w:color="auto" w:sz="4" w:space="0"/>
-            </w:tcBorders>
-          </w:tcPr>
-          <w:p>
-            <w:pPr>
-              <w:spacing w:line="276" w:lineRule="auto"/>
-            </w:pPr>
-          </w:p>
-        </w:tc>
-        <w:tc>
-          <w:tcPr>
-            <w:tcW w:w="2614" w:type="dxa"/>
-            <w:tcBorders>
-              <w:bottom w:val="single" w:color="auto" w:sz="4" w:space="0"/>
-            </w:tcBorders>
-          </w:tcPr>
-          <w:p>
-            <w:pPr>
-              <w:spacing w:line="276" w:lineRule="auto"/>
-              <w:jc w:val="right"/>
-            </w:pPr>
-          </w:p>
-        </w:tc>
-        <w:tc>
-          <w:tcPr>
-            <w:tcW w:w="2614" w:type="dxa"/>
-            <w:tcBorders>
-              <w:bottom w:val="single" w:color="auto" w:sz="4" w:space="0"/>
-            </w:tcBorders>
-          </w:tcPr>
-          <w:p>
-            <w:pPr>
-              <w:spacing w:line="276" w:lineRule="auto"/>
-              <w:jc w:val="right"/>
-            </w:pPr>
-          </w:p>
-        </w:tc>
-        <w:tc>
-          <w:tcPr>
-            <w:tcW w:w="2614" w:type="dxa"/>
-            <w:tcBorders>
-              <w:bottom w:val="single" w:color="auto" w:sz="4" w:space="0"/>
-            </w:tcBorders>
-          </w:tcPr>
-          <w:p>
-            <w:pPr>
-              <w:spacing w:line="276" w:lineRule="auto"/>
-              <w:jc w:val="right"/>
-            </w:pPr>
-          </w:p>
-        </w:tc>
-      </w:tr>
-      <w:tr>
-        <w:tc>
-          <w:tcPr>
-            <w:tcW w:w="2614" w:type="dxa"/>
-            <w:gridSpan w:val="2"/>
-            <w:tcBorders>
-              <w:top w:val="single" w:color="auto" w:sz="4" w:space="0"/>
-            </w:tcBorders>
-          </w:tcPr>
-          <w:p>
-            <w:pPr>
-              <w:spacing w:line="276" w:lineRule="auto"/>
-            </w:pPr>
-          </w:p>
-        </w:tc>
+        <w:trPr>
+          <w:trHeight w:val="440"/>
+        </w:trPr>
         <w:sdt>
           <w:sdtPr>
-            <w:id w:val="1786005800"/>
+            <w:rPr>
+              <w:rFonts w:ascii="IDAutomation2D" w:hAnsi="IDAutomation2D"/>
+              <w:sz w:val="22"/>
+              <w:szCs w:val="22"/>
+            </w:rPr>
+            <w:alias w:val="#Nav: /CROPOSAuditLogAuxInfo/CRO_QRCode"/>
+            <w:tag w:val="#Nav: NPR_CRO_Fiscal_Bill_A4/6014554"/>
+            <w:id w:val="-164178566"/>
             <w:placeholder>
               <w:docPart w:val="DefaultPlaceholder_-1854013440"/>
             </w:placeholder>
-            <w15:dataBinding w:prefixMappings="xmlns:ns0='urn:microsoft-dynamics-nav/reports/NPR_CRO_Fiscal_Bill_A4/6014554/' " w:xpath="/ns0:NavWordReportXmlPart[1]/ns0:Labels[1]/ns0:RefundPolicyLbl[1]" w:storeItemID="{59163385-0F07-4881-94A7-4D2DF1A6B352}" w16sdtdh:storeItemChecksum="vvZ4gA=="/>
-          </w:sdtPr>
-          <w:sdtContent>
-            <w:tc>
-              <w:tcPr>
-                <w:tcW w:w="5228" w:type="dxa"/>
-                <w:gridSpan w:val="2"/>
-                <w:tcBorders>
-                  <w:top w:val="single" w:color="auto" w:sz="4" w:space="0"/>
-                </w:tcBorders>
-              </w:tcPr>
-              <w:p>
-                <w:pPr>
-                  <w:spacing w:line="276" w:lineRule="auto"/>
-                  <w:jc w:val="center"/>
-                </w:pPr>
-                <w:proofErr w:type="spellStart"/>
-                <w:r>
-                  <w:t>RefundPolicyLbl</w:t>
-                </w:r>
-                <w:proofErr w:type="spellEnd"/>
-              </w:p>
-            </w:tc>
-          </w:sdtContent>
-        </w:sdt>
-        <w:tc>
-          <w:tcPr>
-            <w:tcW w:w="2614" w:type="dxa"/>
-            <w:tcBorders>
-              <w:top w:val="single" w:color="auto" w:sz="4" w:space="0"/>
-            </w:tcBorders>
-          </w:tcPr>
-          <w:p>
-            <w:pPr>
-              <w:spacing w:line="276" w:lineRule="auto"/>
-              <w:jc w:val="right"/>
-            </w:pPr>
-          </w:p>
-        </w:tc>
-      </w:tr>
-      <w:tr>
-        <w:tc>
-          <w:tcPr>
-            <w:tcW w:w="10456" w:type="dxa"/>
-            <w:gridSpan w:val="5"/>
-          </w:tcPr>
-          <w:p>
-            <w:pPr>
-              <w:spacing w:line="276" w:lineRule="auto"/>
-              <w:jc w:val="center"/>
-            </w:pPr>
-          </w:p>
-        </w:tc>
-      </w:tr>
-      <w:tr>
-        <w:tc>
-          <w:tcPr>
-            <w:tcW w:w="10456" w:type="dxa"/>
-            <w:gridSpan w:val="5"/>
-          </w:tcPr>
-          <w:sdt>
-            <w:sdtPr>
-              <w:rPr>
-                <w:rFonts w:ascii="IDAutomation2D" w:hAnsi="IDAutomation2D"/>
-                <w:sz w:val="16"/>
-                <w:szCs w:val="16"/>
-              </w:rPr>
-              <w:id w:val="1929923771"/>
-              <w:placeholder>
-                <w:docPart w:val="DefaultPlaceholder_-1854013440"/>
-              </w:placeholder>
-              <w15:dataBinding w:prefixMappings="xmlns:ns0='urn:microsoft-dynamics-nav/reports/NPR_CRO_Fiscal_Bill_A4/6014554/' " w:xpath="/ns0:NavWordReportXmlPart[1]/ns0:CRO_POS_Audit_Log_Aux_Info[1]/ns0:QRCode[1]" w:storeItemID="{59163385-0F07-4881-94A7-4D2DF1A6B352}"/>
-            </w:sdtPr>
-            <w:sdtContent>
-              <w:p>
-                <w:pPr>
-                  <w:jc w:val="center"/>
-                  <w:rPr>
-                    <w:rFonts w:ascii="IDAutomation2D" w:hAnsi="IDAutomation2D"/>
-                    <w:sz w:val="16"/>
-                    <w:szCs w:val="16"/>
-                  </w:rPr>
-                </w:pPr>
-                <w:r>
-                  <w:rPr>
-                    <w:rFonts w:ascii="IDAutomation2D" w:hAnsi="IDAutomation2D"/>
-                    <w:sz w:val="16"/>
-                    <w:szCs w:val="16"/>
-                  </w:rPr>
-                  <w:t>QRCode</w:t>
-                </w:r>
-              </w:p>
-            </w:sdtContent>
-          </w:sdt>
-          <w:p>
-            <w:pPr>
-              <w:spacing w:line="276" w:lineRule="auto"/>
-              <w:jc w:val="center"/>
-            </w:pPr>
-          </w:p>
-        </w:tc>
-      </w:tr>
-      <w:tr>
-        <w:sdt>
-          <w:sdtPr>
-            <w:id w:val="-602498042"/>
-            <w:placeholder>
-              <w:docPart w:val="DefaultPlaceholder_-1854013440"/>
-            </w:placeholder>
-            <w15:dataBinding w:prefixMappings="xmlns:ns0='urn:microsoft-dynamics-nav/reports/NPR_CRO_Fiscal_Bill_A4/6014554/' " w:xpath="/ns0:NavWordReportXmlPart[1]/ns0:CRO_POS_Audit_Log_Aux_Info[1]/ns0:CRO_CompanyWebsite[1]" w:storeItemID="{59163385-0F07-4881-94A7-4D2DF1A6B352}" w16sdtdh:storeItemChecksum="vvZ4gA=="/>
+            <w:dataBinding w:prefixMappings="xmlns:ns0='urn:microsoft-dynamics-nav/reports/NPR_CRO_Fiscal_Bill_A4/6014554/' " w:xpath="/ns0:NavWordReportXmlPart[1]/ns0:CROPOSAuditLogAuxInfo[1]/ns0:CRO_QRCode[1]" w:storeItemID="{974C08F4-FF06-4D7D-A995-8F2136C1311A}"/>
+            <w:text/>
           </w:sdtPr>
           <w:sdtContent>
             <w:tc>
               <w:tcPr>
                 <w:tcW w:w="10456" w:type="dxa"/>
-                <w:gridSpan w:val="5"/>
+                <w:gridSpan w:val="2"/>
+                <w:vAlign w:val="bottom"/>
               </w:tcPr>
               <w:p>
                 <w:pPr>
-                  <w:spacing w:line="276" w:lineRule="auto"/>
+                  <w:keepLines/>
                   <w:jc w:val="center"/>
+                  <w:rPr>
+                    <w:sz w:val="22"/>
+                    <w:szCs w:val="22"/>
+                  </w:rPr>
                 </w:pPr>
-                <w:proofErr w:type="spellStart"/>
                 <w:r>
-                  <w:t>CRO_CompanyWebsite</w:t>
+                  <w:rPr>
+                    <w:rFonts w:ascii="IDAutomation2D" w:hAnsi="IDAutomation2D"/>
+                    <w:sz w:val="22"/>
+                    <w:szCs w:val="22"/>
+                  </w:rPr>
+                  <w:t>CRO_QRCode</w:t>
                 </w:r>
-                <w:proofErr w:type="spellEnd"/>
               </w:p>
             </w:tc>
           </w:sdtContent>
@@ -3439,18 +2749,17 @@
       </w:tr>
     </w:tbl>
     <w:p>
-      <w:r>
-        <w:br w:type="textWrapping" w:clear="all"/>
-      </w:r>
-    </w:p>
-    <w:p>
       <w:pPr>
-        <w:jc w:val="center"/>
+        <w:rPr>
+          <w:sz w:val="22"/>
+          <w:szCs w:val="22"/>
+        </w:rPr>
       </w:pPr>
     </w:p>
     <w:sectPr>
-      <w:pgSz w:w="11906" w:h="16838" w:code="9"/>
-      <w:pgMar w:top="720" w:right="720" w:bottom="720" w:left="720" w:header="708" w:footer="708" w:gutter="0"/>
+      <w:headerReference w:type="default" r:id="rId8"/>
+      <w:pgSz w:w="11906" w:h="16838"/>
+      <w:pgMar w:top="450" w:right="720" w:bottom="270" w:left="720" w:header="708" w:footer="708" w:gutter="0"/>
       <w:cols w:space="708"/>
       <w:docGrid w:linePitch="360"/>
     </w:sectPr>
@@ -3506,6 +2815,222 @@
     </w:p>
   </w:footnote>
 </w:footnotes>
+</file>
+
+<file path=word/header1.xml><?xml version="1.0" encoding="utf-8"?>
+<w:hdr xmlns:wpc="http://schemas.microsoft.com/office/word/2010/wordprocessingCanvas" xmlns:cx="http://schemas.microsoft.com/office/drawing/2014/chartex" xmlns:cx1="http://schemas.microsoft.com/office/drawing/2015/9/8/chartex" xmlns:cx2="http://schemas.microsoft.com/office/drawing/2015/10/21/chartex" xmlns:cx3="http://schemas.microsoft.com/office/drawing/2016/5/9/chartex" xmlns:cx4="http://schemas.microsoft.com/office/drawing/2016/5/10/chartex" xmlns:cx5="http://schemas.microsoft.com/office/drawing/2016/5/11/chartex" xmlns:cx6="http://schemas.microsoft.com/office/drawing/2016/5/12/chartex" xmlns:cx7="http://schemas.microsoft.com/office/drawing/2016/5/13/chartex" xmlns:cx8="http://schemas.microsoft.com/office/drawing/2016/5/14/chartex" xmlns:mc="http://schemas.openxmlformats.org/markup-compatibility/2006" xmlns:aink="http://schemas.microsoft.com/office/drawing/2016/ink" xmlns:am3d="http://schemas.microsoft.com/office/drawing/2017/model3d" xmlns:o="urn:schemas-microsoft-com:office:office" xmlns:oel="http://schemas.microsoft.com/office/2019/extlst" xmlns:r="http://schemas.openxmlformats.org/officeDocument/2006/relationships" xmlns:m="http://schemas.openxmlformats.org/officeDocument/2006/math" xmlns:v="urn:schemas-microsoft-com:vml" xmlns:wp14="http://schemas.microsoft.com/office/word/2010/wordprocessingDrawing" xmlns:wp="http://schemas.openxmlformats.org/drawingml/2006/wordprocessingDrawing" xmlns:w10="urn:schemas-microsoft-com:office:word" xmlns:w="http://schemas.openxmlformats.org/wordprocessingml/2006/main" xmlns:w14="http://schemas.microsoft.com/office/word/2010/wordml" xmlns:w15="http://schemas.microsoft.com/office/word/2012/wordml" xmlns:w16cex="http://schemas.microsoft.com/office/word/2018/wordml/cex" xmlns:w16cid="http://schemas.microsoft.com/office/word/2016/wordml/cid" xmlns:w16="http://schemas.microsoft.com/office/word/2018/wordml" xmlns:w16du="http://schemas.microsoft.com/office/word/2023/wordml/word16du" xmlns:w16sdtdh="http://schemas.microsoft.com/office/word/2020/wordml/sdtdatahash" xmlns:w16sdtfl="http://schemas.microsoft.com/office/word/2024/wordml/sdtformatlock" xmlns:w16se="http://schemas.microsoft.com/office/word/2015/wordml/symex" xmlns:wpg="http://schemas.microsoft.com/office/word/2010/wordprocessingGroup" xmlns:wpi="http://schemas.microsoft.com/office/word/2010/wordprocessingInk" xmlns:wne="http://schemas.microsoft.com/office/word/2006/wordml" xmlns:wps="http://schemas.microsoft.com/office/word/2010/wordprocessingShape" mc:Ignorable="w14 w15 w16se w16cid w16 w16cex w16sdtdh w16sdtfl w16du wp14">
+  <w:tbl>
+    <w:tblPr>
+      <w:tblStyle w:val="TableGrid"/>
+      <w:tblW w:w="0" w:type="auto"/>
+      <w:tblBorders>
+        <w:top w:val="none" w:sz="0" w:space="0" w:color="auto"/>
+        <w:left w:val="none" w:sz="0" w:space="0" w:color="auto"/>
+        <w:bottom w:val="none" w:sz="0" w:space="0" w:color="auto"/>
+        <w:right w:val="none" w:sz="0" w:space="0" w:color="auto"/>
+        <w:insideH w:val="none" w:sz="0" w:space="0" w:color="auto"/>
+        <w:insideV w:val="none" w:sz="0" w:space="0" w:color="auto"/>
+      </w:tblBorders>
+      <w:tblLook w:val="04A0" w:firstRow="1" w:lastRow="0" w:firstColumn="1" w:lastColumn="0" w:noHBand="0" w:noVBand="1"/>
+    </w:tblPr>
+    <w:tblGrid>
+      <w:gridCol w:w="4315"/>
+      <w:gridCol w:w="2673"/>
+      <w:gridCol w:w="3468"/>
+    </w:tblGrid>
+    <w:tr>
+      <w:trPr>
+        <w:trHeight w:val="360"/>
+      </w:trPr>
+      <w:sdt>
+        <w:sdtPr>
+          <w:rPr>
+            <w:b/>
+            <w:bCs/>
+          </w:rPr>
+          <w:alias w:val="#Nav: /CompanyInformation/CRO_Company_Name"/>
+          <w:tag w:val="#Nav: NPR_CRO_Fiscal_Bill_A4/6014554"/>
+          <w:id w:val="-801919545"/>
+          <w:placeholder>
+            <w:docPart w:val="DefaultPlaceholder_-1854013440"/>
+          </w:placeholder>
+          <w:dataBinding w:prefixMappings="xmlns:ns0='urn:microsoft-dynamics-nav/reports/NPR_CRO_Fiscal_Bill_A4/6014554/' " w:xpath="/ns0:NavWordReportXmlPart[1]/ns0:CompanyInformation[1]/ns0:CRO_Company_Name[1]" w:storeItemID="{974C08F4-FF06-4D7D-A995-8F2136C1311A}"/>
+          <w:text/>
+        </w:sdtPr>
+        <w:sdtContent>
+          <w:tc>
+            <w:tcPr>
+              <w:tcW w:w="4315" w:type="dxa"/>
+            </w:tcPr>
+            <w:p>
+              <w:pPr>
+                <w:pStyle w:val="Header"/>
+              </w:pPr>
+              <w:proofErr w:type="spellStart"/>
+              <w:r>
+                <w:rPr>
+                  <w:b/>
+                  <w:bCs/>
+                </w:rPr>
+                <w:t>CRO_Company_Name</w:t>
+              </w:r>
+              <w:proofErr w:type="spellEnd"/>
+            </w:p>
+          </w:tc>
+        </w:sdtContent>
+      </w:sdt>
+      <w:tc>
+        <w:tcPr>
+          <w:tcW w:w="2673" w:type="dxa"/>
+          <w:vMerge w:val="restart"/>
+        </w:tcPr>
+        <w:p>
+          <w:pPr>
+            <w:pStyle w:val="Header"/>
+          </w:pPr>
+        </w:p>
+      </w:tc>
+      <w:sdt>
+        <w:sdtPr>
+          <w:alias w:val="#Nav: /CompanyInformation/CRO_Company_Picture"/>
+          <w:tag w:val="#Nav: NPR_CRO_Fiscal_Bill_A4/6014554"/>
+          <w:id w:val="1671746992"/>
+          <w:showingPlcHdr/>
+          <w:dataBinding w:prefixMappings="xmlns:ns0='urn:microsoft-dynamics-nav/reports/NPR_CRO_Fiscal_Bill_A4/6014554/' " w:xpath="/ns0:NavWordReportXmlPart[1]/ns0:CompanyInformation[1]/ns0:CRO_Company_Picture[1]" w:storeItemID="{974C08F4-FF06-4D7D-A995-8F2136C1311A}"/>
+          <w:picture/>
+        </w:sdtPr>
+        <w:sdtContent>
+          <w:tc>
+            <w:tcPr>
+              <w:tcW w:w="3468" w:type="dxa"/>
+              <w:vMerge w:val="restart"/>
+            </w:tcPr>
+            <w:p>
+              <w:pPr>
+                <w:pStyle w:val="Header"/>
+                <w:jc w:val="right"/>
+              </w:pPr>
+              <w:r>
+                <w:rPr>
+                  <w:noProof/>
+                </w:rPr>
+                <w:drawing>
+                  <wp:inline distT="0" distB="0" distL="0" distR="0" wp14:anchorId="4A13D404" wp14:editId="5FDACB6C">
+                    <wp:extent cx="1181100" cy="1181100"/>
+                    <wp:effectExtent l="0" t="0" r="0" b="0"/>
+                    <wp:docPr id="1786205205" name="Picture 1786205205"/>
+                    <wp:cNvGraphicFramePr>
+                      <a:graphicFrameLocks xmlns:a="http://schemas.openxmlformats.org/drawingml/2006/main" noChangeAspect="1"/>
+                    </wp:cNvGraphicFramePr>
+                    <a:graphic xmlns:a="http://schemas.openxmlformats.org/drawingml/2006/main">
+                      <a:graphicData uri="http://schemas.openxmlformats.org/drawingml/2006/picture">
+                        <pic:pic xmlns:pic="http://schemas.openxmlformats.org/drawingml/2006/picture">
+                          <pic:nvPicPr>
+                            <pic:cNvPr id="0" name="Picture 1"/>
+                            <pic:cNvPicPr>
+                              <a:picLocks noChangeAspect="1" noChangeArrowheads="1"/>
+                            </pic:cNvPicPr>
+                          </pic:nvPicPr>
+                          <pic:blipFill>
+                            <a:blip r:embed="rId1">
+                              <a:extLst>
+                                <a:ext uri="{28A0092B-C50C-407E-A947-70E740481C1C}">
+                                  <a14:useLocalDpi xmlns:a14="http://schemas.microsoft.com/office/drawing/2010/main" val="0"/>
+                                </a:ext>
+                              </a:extLst>
+                            </a:blip>
+                            <a:srcRect/>
+                            <a:stretch>
+                              <a:fillRect/>
+                            </a:stretch>
+                          </pic:blipFill>
+                          <pic:spPr bwMode="auto">
+                            <a:xfrm>
+                              <a:off x="0" y="0"/>
+                              <a:ext cx="1181100" cy="1181100"/>
+                            </a:xfrm>
+                            <a:prstGeom prst="rect">
+                              <a:avLst/>
+                            </a:prstGeom>
+                            <a:noFill/>
+                            <a:ln>
+                              <a:noFill/>
+                            </a:ln>
+                          </pic:spPr>
+                        </pic:pic>
+                      </a:graphicData>
+                    </a:graphic>
+                  </wp:inline>
+                </w:drawing>
+              </w:r>
+            </w:p>
+          </w:tc>
+        </w:sdtContent>
+      </w:sdt>
+    </w:tr>
+    <w:tr>
+      <w:trPr>
+        <w:trHeight w:val="1265"/>
+      </w:trPr>
+      <w:sdt>
+        <w:sdtPr>
+          <w:alias w:val="#Nav: /CompanyInformation/CRO_Company_InformationBlock"/>
+          <w:tag w:val="#Nav: NPR_CRO_Fiscal_Bill_A4/6014554"/>
+          <w:id w:val="580876904"/>
+          <w:placeholder>
+            <w:docPart w:val="BA2709D097D145EA919872F08526D573"/>
+          </w:placeholder>
+          <w:dataBinding w:prefixMappings="xmlns:ns0='urn:microsoft-dynamics-nav/reports/NPR_CRO_Fiscal_Bill_A4/6014554/' " w:xpath="/ns0:NavWordReportXmlPart[1]/ns0:CompanyInformation[1]/ns0:CRO_Company_InformationBlock[1]" w:storeItemID="{974C08F4-FF06-4D7D-A995-8F2136C1311A}"/>
+          <w:text/>
+        </w:sdtPr>
+        <w:sdtContent>
+          <w:tc>
+            <w:tcPr>
+              <w:tcW w:w="4315" w:type="dxa"/>
+            </w:tcPr>
+            <w:p>
+              <w:pPr>
+                <w:pStyle w:val="Header"/>
+              </w:pPr>
+              <w:proofErr w:type="spellStart"/>
+              <w:r>
+                <w:t>CRO_Company_InformationBlock</w:t>
+              </w:r>
+              <w:proofErr w:type="spellEnd"/>
+            </w:p>
+          </w:tc>
+        </w:sdtContent>
+      </w:sdt>
+      <w:tc>
+        <w:tcPr>
+          <w:tcW w:w="2673" w:type="dxa"/>
+          <w:vMerge/>
+        </w:tcPr>
+        <w:p>
+          <w:pPr>
+            <w:pStyle w:val="Header"/>
+          </w:pPr>
+        </w:p>
+      </w:tc>
+      <w:tc>
+        <w:tcPr>
+          <w:tcW w:w="3468" w:type="dxa"/>
+          <w:vMerge/>
+        </w:tcPr>
+        <w:p>
+          <w:pPr>
+            <w:pStyle w:val="Header"/>
+          </w:pPr>
+        </w:p>
+      </w:tc>
+    </w:tr>
+  </w:tbl>
+  <w:p>
+    <w:pPr>
+      <w:pStyle w:val="Header"/>
+    </w:pPr>
+  </w:p>
+</w:hdr>
 </file>
 
 <file path=word/styles.xml><?xml version="1.0" encoding="utf-8"?>
@@ -3942,7 +3467,7 @@
     <w:link w:val="HeaderChar"/>
     <w:uiPriority w:val="99"/>
     <w:unhideWhenUsed/>
-    <w:rsid w:val="00AD1998"/>
+    <w:rsid w:val="00030229"/>
     <w:pPr>
       <w:tabs>
         <w:tab w:val="center" w:pos="4680"/>
@@ -3956,7 +3481,7 @@
     <w:basedOn w:val="DefaultParagraphFont"/>
     <w:link w:val="Header"/>
     <w:uiPriority w:val="99"/>
-    <w:rsid w:val="00AD1998"/>
+    <w:rsid w:val="00030229"/>
   </w:style>
   <w:style w:type="paragraph" w:styleId="Footer">
     <w:name w:val="footer"/>
@@ -3964,7 +3489,7 @@
     <w:link w:val="FooterChar"/>
     <w:uiPriority w:val="99"/>
     <w:unhideWhenUsed/>
-    <w:rsid w:val="00AD1998"/>
+    <w:rsid w:val="00030229"/>
     <w:pPr>
       <w:tabs>
         <w:tab w:val="center" w:pos="4680"/>
@@ -3978,23 +3503,13 @@
     <w:basedOn w:val="DefaultParagraphFont"/>
     <w:link w:val="Footer"/>
     <w:uiPriority w:val="99"/>
-    <w:rsid w:val="00AD1998"/>
-  </w:style>
-  <w:style w:type="character" w:styleId="PlaceholderText">
-    <w:name w:val="Placeholder Text"/>
-    <w:basedOn w:val="DefaultParagraphFont"/>
-    <w:uiPriority w:val="99"/>
-    <w:semiHidden/>
-    <w:rsid w:val="00AD1998"/>
-    <w:rPr>
-      <w:color w:val="666666"/>
-    </w:rPr>
+    <w:rsid w:val="00030229"/>
   </w:style>
   <w:style w:type="table" w:styleId="TableGrid">
     <w:name w:val="Table Grid"/>
     <w:basedOn w:val="TableNormal"/>
     <w:uiPriority w:val="39"/>
-    <w:rsid w:val="00E71827"/>
+    <w:rsid w:val="00030229"/>
     <w:pPr>
       <w:spacing w:after="0" w:line="240" w:lineRule="auto"/>
     </w:pPr>
@@ -4009,43 +3524,14 @@
       </w:tblBorders>
     </w:tblPr>
   </w:style>
-  <w:style w:type="paragraph" w:styleId="EndnoteText">
-    <w:name w:val="endnote text"/>
-    <w:basedOn w:val="Normal"/>
-    <w:link w:val="EndnoteTextChar"/>
-    <w:uiPriority w:val="99"/>
-    <w:semiHidden/>
-    <w:unhideWhenUsed/>
-    <w:rsid w:val="007270A5"/>
-    <w:pPr>
-      <w:spacing w:after="0" w:line="240" w:lineRule="auto"/>
-    </w:pPr>
-    <w:rPr>
-      <w:sz w:val="20"/>
-      <w:szCs w:val="20"/>
-    </w:rPr>
-  </w:style>
-  <w:style w:type="character" w:customStyle="1" w:styleId="EndnoteTextChar">
-    <w:name w:val="Endnote Text Char"/>
-    <w:basedOn w:val="DefaultParagraphFont"/>
-    <w:link w:val="EndnoteText"/>
-    <w:uiPriority w:val="99"/>
-    <w:semiHidden/>
-    <w:rsid w:val="007270A5"/>
-    <w:rPr>
-      <w:sz w:val="20"/>
-      <w:szCs w:val="20"/>
-    </w:rPr>
-  </w:style>
-  <w:style w:type="character" w:styleId="EndnoteReference">
-    <w:name w:val="endnote reference"/>
+  <w:style w:type="character" w:styleId="PlaceholderText">
+    <w:name w:val="Placeholder Text"/>
     <w:basedOn w:val="DefaultParagraphFont"/>
     <w:uiPriority w:val="99"/>
     <w:semiHidden/>
-    <w:unhideWhenUsed/>
-    <w:rsid w:val="007270A5"/>
+    <w:rsid w:val="00030229"/>
     <w:rPr>
-      <w:vertAlign w:val="superscript"/>
+      <w:color w:val="666666"/>
     </w:rPr>
   </w:style>
 </w:styles>
@@ -4067,7 +3553,7 @@
         <w:behaviors>
           <w:behavior w:val="content"/>
         </w:behaviors>
-        <w:guid w:val="{F1E666B5-1013-4445-8B12-26A24ED2AF81}"/>
+        <w:guid w:val="{7CC5A21C-7544-43E7-99A4-EBBA47929162}"/>
       </w:docPartPr>
       <w:docPartBody>
         <w:p>
@@ -4082,7 +3568,7 @@
     </w:docPart>
     <w:docPart>
       <w:docPartPr>
-        <w:name w:val="4323EC0B86594D78B15D0E0BF03F073F"/>
+        <w:name w:val="BA2709D097D145EA919872F08526D573"/>
         <w:category>
           <w:name w:val="General"/>
           <w:gallery w:val="placeholder"/>
@@ -4093,12 +3579,12 @@
         <w:behaviors>
           <w:behavior w:val="content"/>
         </w:behaviors>
-        <w:guid w:val="{863C31BB-3FA1-466C-A48E-34E1E96EA385}"/>
+        <w:guid w:val="{07269B9C-DABB-410F-BA83-8A5ACE5877B0}"/>
       </w:docPartPr>
       <w:docPartBody>
         <w:p>
           <w:pPr>
-            <w:pStyle w:val="4323EC0B86594D78B15D0E0BF03F073F"/>
+            <w:pStyle w:val="BA2709D097D145EA919872F08526D573"/>
           </w:pPr>
           <w:r>
             <w:rPr>
@@ -4111,7 +3597,7 @@
     </w:docPart>
     <w:docPart>
       <w:docPartPr>
-        <w:name w:val="ED4F1EF258F34011BB3943B49E257A61"/>
+        <w:name w:val="080B9C3D16184913B4988B33B0BE1AED"/>
         <w:category>
           <w:name w:val="General"/>
           <w:gallery w:val="placeholder"/>
@@ -4122,12 +3608,12 @@
         <w:behaviors>
           <w:behavior w:val="content"/>
         </w:behaviors>
-        <w:guid w:val="{11746273-6065-4E27-9B3D-C7C0BCBB6D9C}"/>
+        <w:guid w:val="{7275055B-694E-4458-9A2B-BDAD0F3AE600}"/>
       </w:docPartPr>
       <w:docPartBody>
         <w:p>
           <w:pPr>
-            <w:pStyle w:val="ED4F1EF258F34011BB3943B49E257A61"/>
+            <w:pStyle w:val="080B9C3D16184913B4988B33B0BE1AED"/>
           </w:pPr>
           <w:r>
             <w:rPr>
@@ -4140,7 +3626,7 @@
     </w:docPart>
     <w:docPart>
       <w:docPartPr>
-        <w:name w:val="E4234B8BD96F4AD195FBD2A71B99B799"/>
+        <w:name w:val="4B0C888601D04A73B795656C31CBC59B"/>
         <w:category>
           <w:name w:val="General"/>
           <w:gallery w:val="placeholder"/>
@@ -4151,12 +3637,12 @@
         <w:behaviors>
           <w:behavior w:val="content"/>
         </w:behaviors>
-        <w:guid w:val="{C0CF99DA-380D-423F-919F-179D04EB19C5}"/>
+        <w:guid w:val="{9A4DF326-CC50-43D7-961C-302E84E8366B}"/>
       </w:docPartPr>
       <w:docPartBody>
         <w:p>
           <w:pPr>
-            <w:pStyle w:val="E4234B8BD96F4AD195FBD2A71B99B799"/>
+            <w:pStyle w:val="4B0C888601D04A73B795656C31CBC59B"/>
           </w:pPr>
           <w:r>
             <w:rPr>
@@ -4169,7 +3655,7 @@
     </w:docPart>
     <w:docPart>
       <w:docPartPr>
-        <w:name w:val="FDC6FBE4069F475DB20571F1164CFC3C"/>
+        <w:name w:val="9E75DEA8A6434D2F865DDFCE6E9BC396"/>
         <w:category>
           <w:name w:val="General"/>
           <w:gallery w:val="placeholder"/>
@@ -4180,12 +3666,99 @@
         <w:behaviors>
           <w:behavior w:val="content"/>
         </w:behaviors>
-        <w:guid w:val="{AAA46062-0467-4EEC-A7EE-6191C3258762}"/>
+        <w:guid w:val="{16C0044B-6BEC-4515-8CD8-6C06A1DBFE43}"/>
       </w:docPartPr>
       <w:docPartBody>
         <w:p>
           <w:pPr>
-            <w:pStyle w:val="FDC6FBE4069F475DB20571F1164CFC3C"/>
+            <w:pStyle w:val="9E75DEA8A6434D2F865DDFCE6E9BC396"/>
+          </w:pPr>
+          <w:r>
+            <w:rPr>
+              <w:rStyle w:val="PlaceholderText"/>
+            </w:rPr>
+            <w:t>Click or tap here to enter text.</w:t>
+          </w:r>
+        </w:p>
+      </w:docPartBody>
+    </w:docPart>
+    <w:docPart>
+      <w:docPartPr>
+        <w:name w:val="684B132D82B04D89BA6803B41DB79E98"/>
+        <w:category>
+          <w:name w:val="General"/>
+          <w:gallery w:val="placeholder"/>
+        </w:category>
+        <w:types>
+          <w:type w:val="bbPlcHdr"/>
+        </w:types>
+        <w:behaviors>
+          <w:behavior w:val="content"/>
+        </w:behaviors>
+        <w:guid w:val="{EF1406CA-F6B2-4398-9E23-53EF45316FF1}"/>
+      </w:docPartPr>
+      <w:docPartBody>
+        <w:p>
+          <w:pPr>
+            <w:pStyle w:val="684B132D82B04D89BA6803B41DB79E98"/>
+          </w:pPr>
+          <w:r>
+            <w:rPr>
+              <w:rStyle w:val="PlaceholderText"/>
+            </w:rPr>
+            <w:t>Click or tap here to enter text.</w:t>
+          </w:r>
+        </w:p>
+      </w:docPartBody>
+    </w:docPart>
+    <w:docPart>
+      <w:docPartPr>
+        <w:name w:val="DDBB45EF05214754B81BA80E3EC88D6F"/>
+        <w:category>
+          <w:name w:val="General"/>
+          <w:gallery w:val="placeholder"/>
+        </w:category>
+        <w:types>
+          <w:type w:val="bbPlcHdr"/>
+        </w:types>
+        <w:behaviors>
+          <w:behavior w:val="content"/>
+        </w:behaviors>
+        <w:guid w:val="{8DB1EB89-BD2D-41ED-BC0F-A49A0F701BBB}"/>
+      </w:docPartPr>
+      <w:docPartBody>
+        <w:p>
+          <w:pPr>
+            <w:pStyle w:val="DDBB45EF05214754B81BA80E3EC88D6F"/>
+          </w:pPr>
+          <w:r>
+            <w:rPr>
+              <w:rStyle w:val="PlaceholderText"/>
+            </w:rPr>
+            <w:t>Click or tap here to enter text.</w:t>
+          </w:r>
+        </w:p>
+      </w:docPartBody>
+    </w:docPart>
+    <w:docPart>
+      <w:docPartPr>
+        <w:name w:val="DBB4CA979B534D60B214C49B48F50226"/>
+        <w:category>
+          <w:name w:val="General"/>
+          <w:gallery w:val="placeholder"/>
+        </w:category>
+        <w:types>
+          <w:type w:val="bbPlcHdr"/>
+        </w:types>
+        <w:behaviors>
+          <w:behavior w:val="content"/>
+        </w:behaviors>
+        <w:guid w:val="{6A488395-5110-425A-91D7-38900A11CD19}"/>
+      </w:docPartPr>
+      <w:docPartBody>
+        <w:p>
+          <w:pPr>
+            <w:pStyle w:val="DBB4CA979B534D60B214C49B48F50226"/>
           </w:pPr>
           <w:r>
             <w:rPr>
@@ -4209,7 +3782,7 @@
         <w:behaviors>
           <w:behavior w:val="content"/>
         </w:behaviors>
-        <w:guid w:val="{BE5DF001-FF7A-4773-AB8C-545A6EA9455C}"/>
+        <w:guid w:val="{9CAA2A8C-1DDD-45B1-B2D9-9A8EF194441B}"/>
       </w:docPartPr>
       <w:docPartBody>
         <w:p>
@@ -4224,7 +3797,7 @@
     </w:docPart>
     <w:docPart>
       <w:docPartPr>
-        <w:name w:val="C50A69BD9FC54185932A29A6AEFD757D"/>
+        <w:name w:val="3D9A617DAE1F4BB49F469FD83FA5231B"/>
         <w:category>
           <w:name w:val="General"/>
           <w:gallery w:val="placeholder"/>
@@ -4235,12 +3808,12 @@
         <w:behaviors>
           <w:behavior w:val="content"/>
         </w:behaviors>
-        <w:guid w:val="{5D2E7779-CDFE-4A95-8DAB-1BB349BB705A}"/>
+        <w:guid w:val="{53E3B016-CEC4-4E3D-9450-4B99D4D32211}"/>
       </w:docPartPr>
       <w:docPartBody>
         <w:p>
           <w:pPr>
-            <w:pStyle w:val="C50A69BD9FC54185932A29A6AEFD757D"/>
+            <w:pStyle w:val="3D9A617DAE1F4BB49F469FD83FA5231B"/>
           </w:pPr>
           <w:r>
             <w:rPr>
@@ -4253,7 +3826,7 @@
     </w:docPart>
     <w:docPart>
       <w:docPartPr>
-        <w:name w:val="A19DAB062FCC4FFCAC1FD8AB6B3F14CA"/>
+        <w:name w:val="728584301F3241288B2B49924CAAA162"/>
         <w:category>
           <w:name w:val="General"/>
           <w:gallery w:val="placeholder"/>
@@ -4264,12 +3837,12 @@
         <w:behaviors>
           <w:behavior w:val="content"/>
         </w:behaviors>
-        <w:guid w:val="{E23424FC-AF7A-4C87-B30B-D95EDF9255DE}"/>
+        <w:guid w:val="{0E0A1A3E-6E49-43A2-9A8C-3E6836710638}"/>
       </w:docPartPr>
       <w:docPartBody>
         <w:p>
           <w:pPr>
-            <w:pStyle w:val="A19DAB062FCC4FFCAC1FD8AB6B3F14CA"/>
+            <w:pStyle w:val="728584301F3241288B2B49924CAAA162"/>
           </w:pPr>
           <w:r>
             <w:rPr>
@@ -4282,7 +3855,7 @@
     </w:docPart>
     <w:docPart>
       <w:docPartPr>
-        <w:name w:val="0F6507D4622044DE81F763CE7FD15C86"/>
+        <w:name w:val="60568634FEDC4C8A8850AD294A4222FB"/>
         <w:category>
           <w:name w:val="General"/>
           <w:gallery w:val="placeholder"/>
@@ -4293,18 +3866,76 @@
         <w:behaviors>
           <w:behavior w:val="content"/>
         </w:behaviors>
-        <w:guid w:val="{6AFA0EDF-7E71-4B22-868B-4E7A45D5B270}"/>
+        <w:guid w:val="{C3AD7DD2-F7FA-4912-9A30-76DE2A3B0F04}"/>
       </w:docPartPr>
       <w:docPartBody>
         <w:p>
           <w:pPr>
-            <w:pStyle w:val="0F6507D4622044DE81F763CE7FD15C86"/>
+            <w:pStyle w:val="60568634FEDC4C8A8850AD294A4222FB"/>
           </w:pPr>
           <w:r>
             <w:rPr>
               <w:rStyle w:val="PlaceholderText"/>
             </w:rPr>
             <w:t>Click or tap here to enter text.</w:t>
+          </w:r>
+        </w:p>
+      </w:docPartBody>
+    </w:docPart>
+    <w:docPart>
+      <w:docPartPr>
+        <w:name w:val="DA0C9FDCA2C34DD1ABAC80EADC2797E8"/>
+        <w:category>
+          <w:name w:val="General"/>
+          <w:gallery w:val="placeholder"/>
+        </w:category>
+        <w:types>
+          <w:type w:val="bbPlcHdr"/>
+        </w:types>
+        <w:behaviors>
+          <w:behavior w:val="content"/>
+        </w:behaviors>
+        <w:guid w:val="{7EB20654-3BE7-40E8-BC33-AFFCE9515D6A}"/>
+      </w:docPartPr>
+      <w:docPartBody>
+        <w:p>
+          <w:pPr>
+            <w:pStyle w:val="DA0C9FDCA2C34DD1ABAC80EADC2797E8"/>
+          </w:pPr>
+          <w:r>
+            <w:rPr>
+              <w:rStyle w:val="PlaceholderText"/>
+            </w:rPr>
+            <w:t>Click or tap here to enter text.</w:t>
+          </w:r>
+        </w:p>
+      </w:docPartBody>
+    </w:docPart>
+    <w:docPart>
+      <w:docPartPr>
+        <w:name w:val="64170C2C0073467181C4F7BE1471A0DE"/>
+        <w:category>
+          <w:name w:val="General"/>
+          <w:gallery w:val="placeholder"/>
+        </w:category>
+        <w:types>
+          <w:type w:val="bbPlcHdr"/>
+        </w:types>
+        <w:behaviors>
+          <w:behavior w:val="content"/>
+        </w:behaviors>
+        <w:guid w:val="{70D02F6E-CEFE-4576-91C4-B83DD111D76A}"/>
+      </w:docPartPr>
+      <w:docPartBody>
+        <w:p>
+          <w:pPr>
+            <w:pStyle w:val="64170C2C0073467181C4F7BE1471A0DE"/>
+          </w:pPr>
+          <w:r>
+            <w:rPr>
+              <w:rStyle w:val="PlaceholderText"/>
+            </w:rPr>
+            <w:t>Enter any content that you want to repeat, including other content controls. You can also insert this control around table rows in order to repeat parts of a table.</w:t>
           </w:r>
         </w:p>
       </w:docPartBody>
@@ -4361,114 +3992,35 @@
     <w:compatSetting w:name="useWord2013TrackBottomHyphenation" w:uri="http://schemas.microsoft.com/office/word" w:val="0"/>
   </w:compat>
   <w:rsids>
-    <w:rsidRoot w:val="00BC3D8D"/>
-    <w:rsid w:val="000319B3"/>
-    <w:rsid w:val="000428B8"/>
-    <w:rsid w:val="00074E36"/>
-    <w:rsid w:val="00075E96"/>
-    <w:rsid w:val="001665E0"/>
-    <w:rsid w:val="00183F58"/>
-    <w:rsid w:val="001A015A"/>
-    <w:rsid w:val="0020479B"/>
-    <w:rsid w:val="002711EC"/>
-    <w:rsid w:val="002A729B"/>
-    <w:rsid w:val="002B5488"/>
-    <w:rsid w:val="003327E0"/>
-    <w:rsid w:val="00351DED"/>
-    <w:rsid w:val="00383683"/>
-    <w:rsid w:val="00385138"/>
-    <w:rsid w:val="00385EAA"/>
-    <w:rsid w:val="003A2E9C"/>
-    <w:rsid w:val="003E0001"/>
-    <w:rsid w:val="003F7531"/>
-    <w:rsid w:val="0042014F"/>
-    <w:rsid w:val="004558EF"/>
-    <w:rsid w:val="00484296"/>
-    <w:rsid w:val="004E297D"/>
-    <w:rsid w:val="004E6B74"/>
-    <w:rsid w:val="00514619"/>
-    <w:rsid w:val="005677AC"/>
-    <w:rsid w:val="00572737"/>
-    <w:rsid w:val="005B4AFD"/>
-    <w:rsid w:val="005D1FAE"/>
-    <w:rsid w:val="006005C4"/>
-    <w:rsid w:val="00621C79"/>
-    <w:rsid w:val="00643B59"/>
-    <w:rsid w:val="00667187"/>
-    <w:rsid w:val="0067210C"/>
-    <w:rsid w:val="0068099E"/>
-    <w:rsid w:val="006C08B1"/>
-    <w:rsid w:val="00705BE9"/>
-    <w:rsid w:val="00720BDB"/>
-    <w:rsid w:val="00755EC1"/>
-    <w:rsid w:val="00770753"/>
-    <w:rsid w:val="00776673"/>
-    <w:rsid w:val="00781738"/>
-    <w:rsid w:val="007A512A"/>
-    <w:rsid w:val="007C3EEC"/>
-    <w:rsid w:val="007D55BD"/>
-    <w:rsid w:val="007F7365"/>
-    <w:rsid w:val="008207F4"/>
-    <w:rsid w:val="0083341C"/>
-    <w:rsid w:val="00834355"/>
-    <w:rsid w:val="0089731E"/>
-    <w:rsid w:val="008A3841"/>
-    <w:rsid w:val="008C504E"/>
-    <w:rsid w:val="008D0770"/>
-    <w:rsid w:val="008E363D"/>
-    <w:rsid w:val="00923F5F"/>
-    <w:rsid w:val="009322C6"/>
-    <w:rsid w:val="0093281F"/>
-    <w:rsid w:val="00965C49"/>
-    <w:rsid w:val="0096630F"/>
-    <w:rsid w:val="00981003"/>
-    <w:rsid w:val="009C1D98"/>
-    <w:rsid w:val="009D3334"/>
-    <w:rsid w:val="009F478A"/>
-    <w:rsid w:val="009F6D25"/>
-    <w:rsid w:val="00A66AA6"/>
-    <w:rsid w:val="00A66D57"/>
-    <w:rsid w:val="00AA540F"/>
-    <w:rsid w:val="00AC07F6"/>
-    <w:rsid w:val="00AC31B0"/>
-    <w:rsid w:val="00AF4EA9"/>
-    <w:rsid w:val="00B42F54"/>
-    <w:rsid w:val="00B45202"/>
-    <w:rsid w:val="00B53070"/>
-    <w:rsid w:val="00B56439"/>
-    <w:rsid w:val="00BC3D8D"/>
-    <w:rsid w:val="00BC4A42"/>
-    <w:rsid w:val="00BF13A2"/>
-    <w:rsid w:val="00C059D3"/>
-    <w:rsid w:val="00C1031E"/>
-    <w:rsid w:val="00C523C7"/>
-    <w:rsid w:val="00C54012"/>
-    <w:rsid w:val="00C62D3F"/>
-    <w:rsid w:val="00CB57FF"/>
-    <w:rsid w:val="00CB6E87"/>
-    <w:rsid w:val="00CE4A96"/>
-    <w:rsid w:val="00D06D5E"/>
-    <w:rsid w:val="00D126CD"/>
-    <w:rsid w:val="00D20D59"/>
-    <w:rsid w:val="00D23693"/>
-    <w:rsid w:val="00D92A3E"/>
-    <w:rsid w:val="00D953C0"/>
-    <w:rsid w:val="00DD3EA6"/>
-    <w:rsid w:val="00DE5A26"/>
-    <w:rsid w:val="00DF35B4"/>
-    <w:rsid w:val="00E2767F"/>
-    <w:rsid w:val="00E46F2A"/>
-    <w:rsid w:val="00E6639C"/>
-    <w:rsid w:val="00E77933"/>
-    <w:rsid w:val="00EA6119"/>
-    <w:rsid w:val="00EB21D6"/>
-    <w:rsid w:val="00EB4312"/>
-    <w:rsid w:val="00F127C3"/>
-    <w:rsid w:val="00F24223"/>
-    <w:rsid w:val="00F35056"/>
-    <w:rsid w:val="00F52B7A"/>
-    <w:rsid w:val="00F61D01"/>
-    <w:rsid w:val="00F8471E"/>
+    <w:rsidRoot w:val="00CE7381"/>
+    <w:rsid w:val="000C5B9C"/>
+    <w:rsid w:val="00105F7A"/>
+    <w:rsid w:val="001933BC"/>
+    <w:rsid w:val="00203C81"/>
+    <w:rsid w:val="00277001"/>
+    <w:rsid w:val="002A2730"/>
+    <w:rsid w:val="002C081E"/>
+    <w:rsid w:val="00320405"/>
+    <w:rsid w:val="00385DB1"/>
+    <w:rsid w:val="004252C6"/>
+    <w:rsid w:val="0044470D"/>
+    <w:rsid w:val="006207C5"/>
+    <w:rsid w:val="0069749B"/>
+    <w:rsid w:val="00852AA6"/>
+    <w:rsid w:val="00895926"/>
+    <w:rsid w:val="009A5B2D"/>
+    <w:rsid w:val="00A236DC"/>
+    <w:rsid w:val="00A27CF2"/>
+    <w:rsid w:val="00A3640C"/>
+    <w:rsid w:val="00AD674B"/>
+    <w:rsid w:val="00B2015F"/>
+    <w:rsid w:val="00B36E8A"/>
+    <w:rsid w:val="00B740E8"/>
+    <w:rsid w:val="00C37625"/>
+    <w:rsid w:val="00CB1412"/>
+    <w:rsid w:val="00CE7381"/>
+    <w:rsid w:val="00D21066"/>
+    <w:rsid w:val="00E00744"/>
   </w:rsids>
   <m:mathPr>
     <m:mathFont m:val="Cambria Math"/>
@@ -4924,38 +4476,58 @@
     <w:basedOn w:val="DefaultParagraphFont"/>
     <w:uiPriority w:val="99"/>
     <w:semiHidden/>
-    <w:rsid w:val="009F478A"/>
+    <w:rsid w:val="00105F7A"/>
     <w:rPr>
       <w:color w:val="666666"/>
     </w:rPr>
   </w:style>
-  <w:style w:type="paragraph" w:customStyle="1" w:styleId="4323EC0B86594D78B15D0E0BF03F073F">
-    <w:name w:val="4323EC0B86594D78B15D0E0BF03F073F"/>
-    <w:rsid w:val="008E363D"/>
+  <w:style w:type="paragraph" w:customStyle="1" w:styleId="BA2709D097D145EA919872F08526D573">
+    <w:name w:val="BA2709D097D145EA919872F08526D573"/>
+    <w:rsid w:val="00CE7381"/>
   </w:style>
-  <w:style w:type="paragraph" w:customStyle="1" w:styleId="ED4F1EF258F34011BB3943B49E257A61">
-    <w:name w:val="ED4F1EF258F34011BB3943B49E257A61"/>
-    <w:rsid w:val="008E363D"/>
+  <w:style w:type="paragraph" w:customStyle="1" w:styleId="60568634FEDC4C8A8850AD294A4222FB">
+    <w:name w:val="60568634FEDC4C8A8850AD294A4222FB"/>
+    <w:rsid w:val="00105F7A"/>
   </w:style>
-  <w:style w:type="paragraph" w:customStyle="1" w:styleId="E4234B8BD96F4AD195FBD2A71B99B799">
-    <w:name w:val="E4234B8BD96F4AD195FBD2A71B99B799"/>
-    <w:rsid w:val="008E363D"/>
+  <w:style w:type="paragraph" w:customStyle="1" w:styleId="080B9C3D16184913B4988B33B0BE1AED">
+    <w:name w:val="080B9C3D16184913B4988B33B0BE1AED"/>
+    <w:rsid w:val="00CE7381"/>
   </w:style>
-  <w:style w:type="paragraph" w:customStyle="1" w:styleId="FDC6FBE4069F475DB20571F1164CFC3C">
-    <w:name w:val="FDC6FBE4069F475DB20571F1164CFC3C"/>
-    <w:rsid w:val="008E363D"/>
+  <w:style w:type="paragraph" w:customStyle="1" w:styleId="3D9A617DAE1F4BB49F469FD83FA5231B">
+    <w:name w:val="3D9A617DAE1F4BB49F469FD83FA5231B"/>
+    <w:rsid w:val="00A236DC"/>
   </w:style>
-  <w:style w:type="paragraph" w:customStyle="1" w:styleId="C50A69BD9FC54185932A29A6AEFD757D">
-    <w:name w:val="C50A69BD9FC54185932A29A6AEFD757D"/>
-    <w:rsid w:val="00720BDB"/>
+  <w:style w:type="paragraph" w:customStyle="1" w:styleId="4B0C888601D04A73B795656C31CBC59B">
+    <w:name w:val="4B0C888601D04A73B795656C31CBC59B"/>
+    <w:rsid w:val="00CE7381"/>
   </w:style>
-  <w:style w:type="paragraph" w:customStyle="1" w:styleId="A19DAB062FCC4FFCAC1FD8AB6B3F14CA">
-    <w:name w:val="A19DAB062FCC4FFCAC1FD8AB6B3F14CA"/>
-    <w:rsid w:val="009F478A"/>
+  <w:style w:type="paragraph" w:customStyle="1" w:styleId="9E75DEA8A6434D2F865DDFCE6E9BC396">
+    <w:name w:val="9E75DEA8A6434D2F865DDFCE6E9BC396"/>
+    <w:rsid w:val="00CE7381"/>
   </w:style>
-  <w:style w:type="paragraph" w:customStyle="1" w:styleId="0F6507D4622044DE81F763CE7FD15C86">
-    <w:name w:val="0F6507D4622044DE81F763CE7FD15C86"/>
-    <w:rsid w:val="009F478A"/>
+  <w:style w:type="paragraph" w:customStyle="1" w:styleId="684B132D82B04D89BA6803B41DB79E98">
+    <w:name w:val="684B132D82B04D89BA6803B41DB79E98"/>
+    <w:rsid w:val="00CE7381"/>
+  </w:style>
+  <w:style w:type="paragraph" w:customStyle="1" w:styleId="DDBB45EF05214754B81BA80E3EC88D6F">
+    <w:name w:val="DDBB45EF05214754B81BA80E3EC88D6F"/>
+    <w:rsid w:val="00CE7381"/>
+  </w:style>
+  <w:style w:type="paragraph" w:customStyle="1" w:styleId="DBB4CA979B534D60B214C49B48F50226">
+    <w:name w:val="DBB4CA979B534D60B214C49B48F50226"/>
+    <w:rsid w:val="00CE7381"/>
+  </w:style>
+  <w:style w:type="paragraph" w:customStyle="1" w:styleId="728584301F3241288B2B49924CAAA162">
+    <w:name w:val="728584301F3241288B2B49924CAAA162"/>
+    <w:rsid w:val="00A236DC"/>
+  </w:style>
+  <w:style w:type="paragraph" w:customStyle="1" w:styleId="DA0C9FDCA2C34DD1ABAC80EADC2797E8">
+    <w:name w:val="DA0C9FDCA2C34DD1ABAC80EADC2797E8"/>
+    <w:rsid w:val="00105F7A"/>
+  </w:style>
+  <w:style w:type="paragraph" w:customStyle="1" w:styleId="64170C2C0073467181C4F7BE1471A0DE">
+    <w:name w:val="64170C2C0073467181C4F7BE1471A0DE"/>
+    <w:rsid w:val="00105F7A"/>
   </w:style>
 </w:styles>
 </file>
@@ -5173,13 +4745,6 @@
         </a:gradFill>
       </a:fillStyleLst>
       <a:lnStyleLst>
-        <a:ln w="6350" cap="flat" cmpd="sng" algn="ctr">
-          <a:solidFill>
-            <a:schemeClr val="phClr"/>
-          </a:solidFill>
-          <a:prstDash val="solid"/>
-          <a:miter lim="800000"/>
-        </a:ln>
         <a:ln w="12700" cap="flat" cmpd="sng" algn="ctr">
           <a:solidFill>
             <a:schemeClr val="phClr"/>
@@ -5188,6 +4753,13 @@
           <a:miter lim="800000"/>
         </a:ln>
         <a:ln w="19050" cap="flat" cmpd="sng" algn="ctr">
+          <a:solidFill>
+            <a:schemeClr val="phClr"/>
+          </a:solidFill>
+          <a:prstDash val="solid"/>
+          <a:miter lim="800000"/>
+        </a:ln>
+        <a:ln w="25400" cap="flat" cmpd="sng" algn="ctr">
           <a:solidFill>
             <a:schemeClr val="phClr"/>
           </a:solidFill>
@@ -5252,7 +4824,27 @@
       </a:bgFillStyleLst>
     </a:fmtScheme>
   </a:themeElements>
-  <a:objectDefaults/>
+  <a:objectDefaults>
+    <a:lnDef>
+      <a:spPr/>
+      <a:bodyPr/>
+      <a:lstStyle/>
+      <a:style>
+        <a:lnRef idx="2">
+          <a:schemeClr val="accent1"/>
+        </a:lnRef>
+        <a:fillRef idx="0">
+          <a:schemeClr val="accent1"/>
+        </a:fillRef>
+        <a:effectRef idx="1">
+          <a:schemeClr val="accent1"/>
+        </a:effectRef>
+        <a:fontRef idx="minor">
+          <a:schemeClr val="tx1"/>
+        </a:fontRef>
+      </a:style>
+    </a:lnDef>
+  </a:objectDefaults>
   <a:extraClrSchemeLst/>
   <a:extLst>
     <a:ext uri="{05A4C25C-085E-4340-85A3-A5531E510DB2}">
@@ -5262,177 +4854,438 @@
 </a:theme>
 </file>
 
-<file path=customXml/item1.xml><?xml version="1.0" encoding="utf-8"?>
-<b:Sources xmlns:b="http://schemas.openxmlformats.org/officeDocument/2006/bibliography" xmlns="http://schemas.openxmlformats.org/officeDocument/2006/bibliography" SelectedStyle="\APASixthEditionOfficeOnline.xsl" StyleName="APA" Version="6"/>
+<file path=customXml/item1.xml>��< ? x m l   v e r s i o n = " 1 . 0 "   e n c o d i n g = " u t f - 1 6 " ? > < N a v W o r d R e p o r t X m l P a r t   x m l n s = " u r n : m i c r o s o f t - d y n a m i c s - n a v / r e p o r t s / N P R _ C R O _ F i s c a l _ B i l l _ A 4 / 6 0 1 4 5 5 4 / " > + 
+     < B C R e p o r t I n f o r m a t i o n > + 
+         < R e p o r t M e t a d a t a > + 
+             < E x t e n s i o n I d > E x t e n s i o n   I D < / E x t e n s i o n I d > + 
+             < E x t e n s i o n N a m e > E x t e n s i o n   N a m e < / E x t e n s i o n N a m e > + 
+             < E x t e n s i o n P u b l i s h e r > E x t e n s i o n   P u b l i s h e r < / E x t e n s i o n P u b l i s h e r > + 
+             < E x t e n s i o n V e r s i o n > E x t e n s i o n   V e r s i o n < / E x t e n s i o n V e r s i o n > + 
+             < R e p o r t I d > R e p o r t   I D < / R e p o r t I d > + 
+             < R e p o r t N a m e > R e p o r t   N a m e < / R e p o r t N a m e > + 
+             < A b o u t T h i s R e p o r t T i t l e > A b o u t   T h i s   R e p o r t   T i t l e < / A b o u t T h i s R e p o r t T i t l e > + 
+             < A b o u t T h i s R e p o r t T e x t > A b o u t   T h i s   R e p o r t   T e x t < / A b o u t T h i s R e p o r t T e x t > + 
+             < R e p o r t H e l p L i n k > R e p o r t   H e l p   L i n k < / R e p o r t H e l p L i n k > + 
+         < / R e p o r t M e t a d a t a > + 
+         < R e p o r t R e q u e s t > + 
+             < T e n a n t E n t r a I d > T e n a n t   E n t r a   I d < / T e n a n t E n t r a I d > + 
+             < E n v i r o n m e n t N a m e > E n v i r o n m e n t   N a m e < / E n v i r o n m e n t N a m e > + 
+             < E n v i r o n m e n t T y p e > E n v i r o n m e n t   T y p e < / E n v i r o n m e n t T y p e > + 
+             < C o m p a n y N a m e > C o m p a n y   N a m e < / C o m p a n y N a m e > + 
+             < C o m p a n y D i s p l a y N a m e > C o m p a n y   D i s p l a y   N a m e < / C o m p a n y D i s p l a y N a m e > + 
+             < C o m p a n y I d > C o m p a n y   I D < / C o m p a n y I d > + 
+             < U s e r N a m e > U s e r   N a m e < / U s e r N a m e > + 
+             < D a t e A n d T i m e > D a t e   a n d   T i m e < / D a t e A n d T i m e > + 
+             < L a n g u a g e > L a n g u a g e < / L a n g u a g e > + 
+             < F o r m a t R e g i o n > F o r m a t   R e g i o n < / F o r m a t R e g i o n > + 
+             < D a t e T i m e V a l u e s > + 
+                 < Y e a r > Y e a r < / Y e a r > + 
+                 < M o n t h N u m b e r > M o n t h   N u m b e r < / M o n t h N u m b e r > + 
+                 < D a y N u m b e r > D a y   N u m b e r < / D a y N u m b e r > + 
+                 < H o u r > H o u r < / H o u r > + 
+                 < M i n u t e > M i n u t e < / M i n u t e > + 
+             < / D a t e T i m e V a l u e s > + 
+         < / R e p o r t R e q u e s t > + 
+     < / B C R e p o r t I n f o r m a t i o n > + 
+     < L a b e l s > + 
+         < C u r r e n c y L b l > C u r r e n c y L b l < / C u r r e n c y L b l > + 
+         < D i s c o u n t L b l > D i s c o u n t L b l < / D i s c o u n t L b l > + 
+         < I t e m N a m e L b l > I t e m N a m e L b l < / I t e m N a m e L b l > + 
+         < I t e m N o L b l > I t e m N o L b l < / I t e m N o L b l > + 
+         < J I R L b l > J I R L b l < / J I R L b l > + 
+         < P a y m e n t M e t h o d L b l > P a y m e n t M e t h o d L b l < / P a y m e n t M e t h o d L b l > + 
+         < P e r c L b l > P e r c L b l < / P e r c L b l > + 
+         < P r i c e L b l > P r i c e L b l < / P r i c e L b l > + 
+         < Q t y L b l > Q t y L b l < / Q t y L b l > + 
+         < T a x A m o u n t L b l > T a x A m o u n t L b l < / T a x A m o u n t L b l > + 
+         < T a x B a s e L b l > T a x B a s e L b l < / T a x B a s e L b l > + 
+         < T a x L b l > T a x L b l < / T a x L b l > + 
+         < T a x R a t e L b l > T a x R a t e L b l < / T a x R a t e L b l > + 
+         < T o P a y L b l > T o P a y L b l < / T o P a y L b l > + 
+         < T o t a l L b l > T o t a l L b l < / T o t a l L b l > + 
+         < U o M L b l > U o M L b l < / U o M L b l > + 
+         < V A T L b l > V A T L b l < / V A T L b l > + 
+         < Z K I L b l > Z K I L b l < / Z K I L b l > + 
+     < / L a b e l s > + 
+     < C o m p a n y I n f o r m a t i o n > + 
+         < C R O _ C o m p a n y _ A d d r e s s > C R O _ C o m p a n y _ A d d r e s s < / C R O _ C o m p a n y _ A d d r e s s > + 
+         < C R O _ C o m p a n y _ E m a i l > C R O _ C o m p a n y _ E m a i l < / C R O _ C o m p a n y _ E m a i l > + 
+         < C R O _ C o m p a n y _ H o m e P a g e > C R O _ C o m p a n y _ H o m e P a g e < / C R O _ C o m p a n y _ H o m e P a g e > + 
+         < C R O _ C o m p a n y _ I n f o r m a t i o n B l o c k > C R O _ C o m p a n y _ I n f o r m a t i o n B l o c k < / C R O _ C o m p a n y _ I n f o r m a t i o n B l o c k > + 
+         < C R O _ C o m p a n y _ N a m e > C R O _ C o m p a n y _ N a m e < / C R O _ C o m p a n y _ N a m e > + 
+         < C R O _ C o m p a n y _ P h o n e N o > C R O _ C o m p a n y _ P h o n e N o < / C R O _ C o m p a n y _ P h o n e N o > + 
+         < C R O _ C o m p a n y _ P i c t u r e / > + 
+         < C R O _ C o m p a n y _ V A T R e g N o > C R O _ C o m p a n y _ V A T R e g N o < / C R O _ C o m p a n y _ V A T R e g N o > + 
+     < / C o m p a n y I n f o r m a t i o n > + 
+     < C R O P O S A u d i t L o g A u x I n f o > + 
+         < C R O _ B i l l N o > C R O _ B i l l N o < / C R O _ B i l l N o > + 
+         < C R O _ B i l l _ D a t e T i m e > C R O _ B i l l _ D a t e T i m e < / C R O _ B i l l _ D a t e T i m e > + 
+         < C R O _ C o p y T e x t > C R O _ C o p y T e x t < / C R O _ C o p y T e x t > + 
+         < C R O _ J I R C o d e > C R O _ J I R C o d e < / C R O _ J I R C o d e > + 
+         < C R O _ Q R C o d e > C R O _ Q R C o d e < / C R O _ Q R C o d e > + 
+         < C R O _ T o t a l A m o u n t > C R O _ T o t a l A m o u n t < / C R O _ T o t a l A m o u n t > + 
+         < C R O _ Z K I C o d e > C R O _ Z K I C o d e < / C R O _ Z K I C o d e > + 
+         < C u s t o m e r > + 
+             < C R O _ C u s t o m e r _ I n f o r m a t i o n B l o c k > C R O _ C u s t o m e r _ I n f o r m a t i o n B l o c k < / C R O _ C u s t o m e r _ I n f o r m a t i o n B l o c k > + 
+         < / C u s t o m e r > + 
+         < P O S S t o r e > + 
+             < C R O _ P O S S t o r e _ A d d r e s s > C R O _ P O S S t o r e _ A d d r e s s < / C R O _ P O S S t o r e _ A d d r e s s > + 
+             < C R O _ P O S S t o r e _ N a m e > C R O _ P O S S t o r e _ N a m e < / C R O _ P O S S t o r e _ N a m e > + 
+         < / P O S S t o r e > + 
+         < P O S E n t r y S a l e s L i n e s > + 
+             < C R O _ A m o u n t I n c l u d i n g V A T > C R O _ A m o u n t I n c l u d i n g V A T < / C R O _ A m o u n t I n c l u d i n g V A T > + 
+             < C R O _ D i s c o u n t A m o u n t > C R O _ D i s c o u n t A m o u n t < / C R O _ D i s c o u n t A m o u n t > + 
+             < C R O _ D i s c o u n t P e r c > C R O _ D i s c o u n t P e r c < / C R O _ D i s c o u n t P e r c > + 
+             < C R O _ I t e m D e s c r i p t i o n > C R O _ I t e m D e s c r i p t i o n < / C R O _ I t e m D e s c r i p t i o n > + 
+             < C R O _ I t e m N o > C R O _ I t e m N o < / C R O _ I t e m N o > + 
+             < C R O _ Q u a n t i t y > C R O _ Q u a n t i t y < / C R O _ Q u a n t i t y > + 
+             < C R O _ S a l e s p e r s o n N a m e > C R O _ S a l e s p e r s o n N a m e < / C R O _ S a l e s p e r s o n N a m e > + 
+             < C R O _ U n i t P r i c e > C R O _ U n i t P r i c e < / C R O _ U n i t P r i c e > + 
+             < C R O _ U O M > C R O _ U O M < / C R O _ U O M > + 
+         < / P O S E n t r y S a l e s L i n e s > + 
+         < P O S E n t r y T a x L i n e s > + 
+             < C R O _ A m o u n t I n c l V A T > C R O _ A m o u n t I n c l V A T < / C R O _ A m o u n t I n c l V A T > + 
+             < C R O _ V A T A m o u n t > C R O _ V A T A m o u n t < / C R O _ V A T A m o u n t > + 
+             < C R O _ V A T B a s e A m o u n t > C R O _ V A T B a s e A m o u n t < / C R O _ V A T B a s e A m o u n t > + 
+             < C R O _ V A T P e r c > C R O _ V A T P e r c < / C R O _ V A T P e r c > + 
+         < / P O S E n t r y T a x L i n e s > + 
+         < P O S E n t r y P a y m e n t L i n e s > + 
+             < C R O _ A m o u n t > C R O _ A m o u n t < / C R O _ A m o u n t > + 
+             < C R O _ P a y m e n t _ D e s c r i p t i o n > C R O _ P a y m e n t _ D e s c r i p t i o n < / C R O _ P a y m e n t _ D e s c r i p t i o n > + 
+         < / P O S E n t r y P a y m e n t L i n e s > + 
+         < C R O T o t a l s > + 
+             < C R O _ T o t a l V A T A m o u n t > C R O _ T o t a l V A T A m o u n t < / C R O _ T o t a l V A T A m o u n t > + 
+         < / C R O T o t a l s > + 
+     < / C R O P O S A u d i t L o g A u x I n f o > + 
+ < / N a v W o r d R e p o r t X m l P a r t > 
 </file>
 
-<file path=customXml/item2.xml>��< ? x m l   v e r s i o n = " 1 . 0 "   e n c o d i n g = " u t f - 1 6 " ? > - 
- < N a v W o r d R e p o r t X m l P a r t   x m l n s = " u r n : m i c r o s o f t - d y n a m i c s - n a v / r e p o r t s / N P R _ C R O _ F i s c a l _ B i l l _ A 4 / 6 0 1 4 5 5 4 / " > +<file path=customXml/item2.xml>��< ? x m l   v e r s i o n = " 1 . 0 "   e n c o d i n g = " u t f - 1 6 " ? > < N a v W o r d R e p o r t X m l P a r t   x m l n s = " u r n : m i c r o s o f t - d y n a m i c s - b u s i n e s s c e n t r a l / i n t e r n a l / e x t e n d e d / r e p o r t s / N P R _ C R O _ F i s c a l _ B i l l _ A 4 / 6 0 1 4 5 5 4 / " > + 
+     < B C R e p o r t I n f o r m a t i o n > + 
+         < R e p o r t M e t a d a t a > + 
+             < E x t e n s i o n I d > E x t e n s i o n   I D < / E x t e n s i o n I d > + 
+             < E x t e n s i o n N a m e > E x t e n s i o n   N a m e < / E x t e n s i o n N a m e > + 
+             < E x t e n s i o n P u b l i s h e r > E x t e n s i o n   P u b l i s h e r < / E x t e n s i o n P u b l i s h e r > + 
+             < E x t e n s i o n V e r s i o n > E x t e n s i o n   V e r s i o n < / E x t e n s i o n V e r s i o n > + 
+             < R e p o r t I d > R e p o r t   I D < / R e p o r t I d > + 
+             < R e p o r t N a m e > R e p o r t   N a m e < / R e p o r t N a m e > + 
+             < A b o u t T h i s R e p o r t T i t l e > A b o u t   T h i s   R e p o r t   T i t l e < / A b o u t T h i s R e p o r t T i t l e > + 
+             < A b o u t T h i s R e p o r t T e x t > A b o u t   T h i s   R e p o r t   T e x t < / A b o u t T h i s R e p o r t T e x t > + 
+             < R e p o r t H e l p L i n k > R e p o r t   H e l p   L i n k < / R e p o r t H e l p L i n k > + 
+         < / R e p o r t M e t a d a t a > + 
+         < R e p o r t R e q u e s t > + 
+             < T e n a n t E n t r a I d > T e n a n t   E n t r a   I d < / T e n a n t E n t r a I d > + 
+             < E n v i r o n m e n t N a m e > E n v i r o n m e n t   N a m e < / E n v i r o n m e n t N a m e > + 
+             < E n v i r o n m e n t T y p e > E n v i r o n m e n t   T y p e < / E n v i r o n m e n t T y p e > + 
+             < C o m p a n y N a m e > C o m p a n y   N a m e < / C o m p a n y N a m e > + 
+             < C o m p a n y D i s p l a y N a m e > C o m p a n y   D i s p l a y   N a m e < / C o m p a n y D i s p l a y N a m e > + 
+             < C o m p a n y I d > C o m p a n y   I D < / C o m p a n y I d > + 
+             < U s e r N a m e > U s e r   N a m e < / U s e r N a m e > + 
+             < D a t e A n d T i m e > D a t e   a n d   T i m e < / D a t e A n d T i m e > + 
+             < L a n g u a g e > L a n g u a g e < / L a n g u a g e > + 
+             < F o r m a t R e g i o n > F o r m a t   R e g i o n < / F o r m a t R e g i o n > + 
+             < D a t e T i m e V a l u e s > + 
+                 < Y e a r > Y e a r < / Y e a r > + 
+                 < M o n t h N u m b e r > M o n t h   N u m b e r < / M o n t h N u m b e r > + 
+                 < D a y N u m b e r > D a y   N u m b e r < / D a y N u m b e r > + 
+                 < H o u r > H o u r < / H o u r > + 
+                 < M i n u t e > M i n u t e < / M i n u t e > + 
+             < / D a t e T i m e V a l u e s > + 
+         < / R e p o r t R e q u e s t > + 
+     < / B C R e p o r t I n f o r m a t i o n >   
      < L a b e l s >   
-         < B a r c o d e L b l > B a r c o d e L b l < / B a r c o d e L b l > - 
-         < C u r r e n c y L b l > C u r r e n c y L b l < / C u r r e n c y L b l > - 
-         < D e s c r i p t i o n L b l > D e s c r i p t i o n L b l < / D e s c r i p t i o n L b l > - 
-         < D i s c o u n t L b l > D i s c o u n t L b l < / D i s c o u n t L b l > - 
-         < I t e m C o d e L b l > I t e m C o d e L b l < / I t e m C o d e L b l > - 
-         < I t e m N a m e L b l > I t e m N a m e L b l < / I t e m N a m e L b l > - 
-         < J I R L b l > J I R L b l < / J I R L b l > - 
-         < O p e r a t o r L b l > O p e r a t o r L b l < / O p e r a t o r L b l > - 
-         < P a y m e n t M e t h o d L b l > P a y m e n t M e t h o d L b l < / P a y m e n t M e t h o d L b l > - 
-         < P e r c L b l > P e r c L b l < / P e r c L b l > - 
-         < P r i c e L b l > P r i c e L b l < / P r i c e L b l > - 
-         < Q t y L b l > Q t y L b l < / Q t y L b l > - 
-         < R e f u n d P o l i c y L b l > R e f u n d P o l i c y L b l < / R e f u n d P o l i c y L b l > - 
-         < T a x A m o u n t L b l > T a x A m o u n t L b l < / T a x A m o u n t L b l > - 
-         < T a x B a s e L b l > T a x B a s e L b l < / T a x B a s e L b l > - 
-         < T a x L b l > T a x L b l < / T a x L b l > - 
-         < T a x R a t e L b l > T a x R a t e L b l < / T a x R a t e L b l > - 
-         < T o P a y L b l > T o P a y L b l < / T o P a y L b l > - 
-         < T o t a l L b l > T o t a l L b l < / T o t a l L b l > - 
-         < T o t a V A T l L b l > T o t a V A T l L b l < / T o t a V A T l L b l > - 
-         < U o M L b l > U o M L b l < / U o M L b l > - 
-         < V A T L b l > V A T L b l < / V A T L b l > - 
-         < V a t R e g N o L b l > V a t R e g N o L b l < / V a t R e g N o L b l > - 
-         < Z K I L b l > Z K I L b l < / Z K I L b l > +         < C u r r e n c y L b l   E l e m e n t T y p e = " P a r a m e t e r "   E l e m e n t I d = " 1 1 6 2 5 3 0 8 4 8 "   D a t a T y p e = " S t r i n g " > C u r r e n c y L b l < / C u r r e n c y L b l > + 
+         < D i s c o u n t L b l   E l e m e n t T y p e = " P a r a m e t e r "   E l e m e n t I d = " 2 9 0 6 6 1 1 1 8 "   D a t a T y p e = " S t r i n g " > D i s c o u n t L b l < / D i s c o u n t L b l > + 
+         < I t e m N a m e L b l   E l e m e n t T y p e = " P a r a m e t e r "   E l e m e n t I d = " 8 8 8 8 3 5 0 9 3 "   D a t a T y p e = " S t r i n g " > I t e m N a m e L b l < / I t e m N a m e L b l > + 
+         < I t e m N o L b l   E l e m e n t T y p e = " P a r a m e t e r "   E l e m e n t I d = " 1 7 9 0 6 2 1 1 1 5 "   D a t a T y p e = " S t r i n g " > I t e m N o L b l < / I t e m N o L b l > + 
+         < J I R L b l   E l e m e n t T y p e = " P a r a m e t e r "   E l e m e n t I d = " 1 8 9 2 1 0 9 9 3 4 "   D a t a T y p e = " S t r i n g " > J I R L b l < / J I R L b l > + 
+         < P a y m e n t M e t h o d L b l   E l e m e n t T y p e = " P a r a m e t e r "   E l e m e n t I d = " 2 0 6 0 2 7 8 2 7 4 "   D a t a T y p e = " S t r i n g " > P a y m e n t M e t h o d L b l < / P a y m e n t M e t h o d L b l > + 
+         < P e r c L b l   E l e m e n t T y p e = " P a r a m e t e r "   E l e m e n t I d = " 1 2 0 3 7 6 1 7 2 3 "   D a t a T y p e = " S t r i n g " > P e r c L b l < / P e r c L b l > + 
+         < P r i c e L b l   E l e m e n t T y p e = " P a r a m e t e r "   E l e m e n t I d = " 1 6 4 2 8 6 2 9 7 8 "   D a t a T y p e = " S t r i n g " > P r i c e L b l < / P r i c e L b l > + 
+         < Q t y L b l   E l e m e n t T y p e = " P a r a m e t e r "   E l e m e n t I d = " 1 1 1 2 3 4 7 3 2 3 "   D a t a T y p e = " S t r i n g " > Q t y L b l < / Q t y L b l > + 
+         < T a x A m o u n t L b l   E l e m e n t T y p e = " P a r a m e t e r "   E l e m e n t I d = " 2 1 2 1 8 8 1 8 5 8 "   D a t a T y p e = " S t r i n g " > T a x A m o u n t L b l < / T a x A m o u n t L b l > + 
+         < T a x B a s e L b l   E l e m e n t T y p e = " P a r a m e t e r "   E l e m e n t I d = " 1 7 2 5 1 6 4 1 9 1 "   D a t a T y p e = " S t r i n g " > T a x B a s e L b l < / T a x B a s e L b l > + 
+         < T a x L b l   E l e m e n t T y p e = " P a r a m e t e r "   E l e m e n t I d = " 3 2 0 6 8 2 1 1 0 "   D a t a T y p e = " S t r i n g " > T a x L b l < / T a x L b l > + 
+         < T a x R a t e L b l   E l e m e n t T y p e = " P a r a m e t e r "   E l e m e n t I d = " 1 2 1 0 7 0 0 5 4 4 "   D a t a T y p e = " S t r i n g " > T a x R a t e L b l < / T a x R a t e L b l > + 
+         < T o P a y L b l   E l e m e n t T y p e = " P a r a m e t e r "   E l e m e n t I d = " 1 3 4 8 2 0 8 9 8 8 "   D a t a T y p e = " S t r i n g " > T o P a y L b l < / T o P a y L b l > + 
+         < T o t a l L b l   E l e m e n t T y p e = " P a r a m e t e r "   E l e m e n t I d = " 2 6 2 6 5 4 8 3 7 "   D a t a T y p e = " S t r i n g " > T o t a l L b l < / T o t a l L b l > + 
+         < U o M L b l   E l e m e n t T y p e = " P a r a m e t e r "   E l e m e n t I d = " 7 3 6 2 1 6 7 6 0 "   D a t a T y p e = " S t r i n g " > U o M L b l < / U o M L b l > + 
+         < V A T L b l   E l e m e n t T y p e = " P a r a m e t e r "   E l e m e n t I d = " 4 7 0 2 7 2 7 4 8 "   D a t a T y p e = " S t r i n g " > V A T L b l < / V A T L b l > + 
+         < Z K I L b l   E l e m e n t T y p e = " P a r a m e t e r "   E l e m e n t I d = " 1 6 2 9 3 4 8 5 6 7 "   D a t a T y p e = " S t r i n g " > Z K I L b l < / Z K I L b l >   
      < / L a b e l s >   
-     < C R O _ P O S _ A u d i t _ L o g _ A u x _ I n f o > - 
-         < C R O _ B i l l > C R O _ B i l l < / C R O _ B i l l > - 
-         < C R O _ C o m p a n y A d d r e s s > C R O _ C o m p a n y A d d r e s s < / C R O _ C o m p a n y A d d r e s s > - 
-         < C R O _ C o m p a n y C i t y > C R O _ C o m p a n y C i t y < / C R O _ C o m p a n y C i t y > - 
-         < C R O _ C o m p a n y C o n t a c t > C R O _ C o m p a n y C o n t a c t < / C R O _ C o m p a n y C o n t a c t > - 
-         < C R O _ C o m p a n y N a m e > C R O _ C o m p a n y N a m e < / C R O _ C o m p a n y N a m e > - 
-         < C R O _ C o m p a n y W e b s i t e > C R O _ C o m p a n y W e b s i t e < / C R O _ C o m p a n y W e b s i t e > - 
-         < C R O _ C o p y T e x t > C R O _ C o p y T e x t < / C R O _ C o p y T e x t > - 
-         < C R O _ C u s t o m e r A d d r e s s > C R O _ C u s t o m e r A d d r e s s < / C R O _ C u s t o m e r A d d r e s s > - 
-         < C R O _ C u s t o m e r N a m e > C R O _ C u s t o m e r N a m e < / C R O _ C u s t o m e r N a m e > - 
-         < C R O _ C u s t o m e r P o s t C i t y > C R O _ C u s t o m e r P o s t C i t y < / C R O _ C u s t o m e r P o s t C i t y > - 
-         < C R O _ C u s t o m e r V A T R e g N o > C R O _ C u s t o m e r V A T R e g N o < / C R O _ C u s t o m e r V A T R e g N o > - 
-         < C R O _ E n t r y D a t e > C R O _ E n t r y D a t e < / C R O _ E n t r y D a t e > - 
-         < C R O _ J I R C o d e > C R O _ J I R C o d e < / C R O _ J I R C o d e > - 
-         < C R O _ L o g T i m e S t a m p > C R O _ L o g T i m e S t a m p < / C R O _ L o g T i m e S t a m p > - 
-         < C R O _ O p e r a t o r N a m e > C R O _ O p e r a t o r N a m e < / C R O _ O p e r a t o r N a m e > - 
-         < C R O _ Q R C o d e > C R O _ Q R C o d e < / C R O _ Q R C o d e > - 
-         < C R O _ T o t a l A m o u n t > C R O _ T o t a l A m o u n t < / C R O _ T o t a l A m o u n t > - 
-         < C R O _ Z K I C o d e > C R O _ Z K I C o d e < / C R O _ Z K I C o d e > - 
-         < P O S _ E n t r y _ L i n e s > - 
-             < C R O _ A m o u n t I n c l u d i n g V A T > C R O _ A m o u n t I n c l u d i n g V A T < / C R O _ A m o u n t I n c l u d i n g V A T > - 
-             < C R O _ D i s c o u n t A m o u n t > C R O _ D i s c o u n t A m o u n t < / C R O _ D i s c o u n t A m o u n t > - 
-             < C R O _ D i s c o u n t P e r c > C R O _ D i s c o u n t P e r c < / C R O _ D i s c o u n t P e r c > - 
-             < C R O _ I t e m D e s c r i p t i o n > C R O _ I t e m D e s c r i p t i o n < / C R O _ I t e m D e s c r i p t i o n > - 
-             < C R O _ I t e m N o > C R O _ I t e m N o < / C R O _ I t e m N o > - 
-             < C R O _ Q u a n t i t y > C R O _ Q u a n t i t y < / C R O _ Q u a n t i t y > - 
-             < C R O _ U n i t P r i c e > C R O _ U n i t P r i c e < / C R O _ U n i t P r i c e > - 
-             < C R O _ U O M > C R O _ U O M < / C R O _ U O M > - 
-         < / P O S _ E n t r y _ L i n e s > - 
-         < P O S _ E n t r y _ T a x _ L i n e s > - 
-             < C R O _ A m o u n t I n c l V A T > C R O _ A m o u n t I n c l V A T < / C R O _ A m o u n t I n c l V A T > - 
-             < C R O _ V A T A m o u n t > C R O _ V A T A m o u n t < / C R O _ V A T A m o u n t > - 
-             < C R O _ V A T B a s e A m o u n t > C R O _ V A T B a s e A m o u n t < / C R O _ V A T B a s e A m o u n t > - 
-             < C R O _ V A T P e r c > C R O _ V A T P e r c < / C R O _ V A T P e r c > - 
-         < / P O S _ E n t r y _ T a x _ L i n e s > - 
-         < P O S _ S t o r e > - 
-             < C R O _ P O S S t o r e A d d r e s s > C R O _ P O S S t o r e A d d r e s s < / C R O _ P O S S t o r e A d d r e s s > - 
-             < C R O _ P O S S t o r e C i t y > C R O _ P O S S t o r e C i t y < / C R O _ P O S S t o r e C i t y > - 
-             < C R O _ P O S S t o r e C o d e > C R O _ P O S S t o r e C o d e < / C R O _ P O S S t o r e C o d e > - 
-             < C R O _ P O S S t o r e N a m e > C R O _ P O S S t o r e N a m e < / C R O _ P O S S t o r e N a m e > - 
-             < C R O _ P O S S t o r e P o s t C o d e > C R O _ P O S S t o r e P o s t C o d e < / C R O _ P O S S t o r e P o s t C o d e > - 
-             < C R O _ S t o r e D e t a i l s L i n e > C R O _ S t o r e D e t a i l s L i n e < / C R O _ S t o r e D e t a i l s L i n e > - 
-         < / P O S _ S t o r e > - 
-     < / C R O _ P O S _ A u d i t _ L o g _ A u x _ I n f o > - 
-     < P O S _ E n t r y _ P a y m e n t _ L i n e s > - 
-         < C R O _ A m o u n t > C R O _ A m o u n t < / C R O _ A m o u n t > - 
-         < C R O _ P O S P a y m e n t M e t h o d > C R O _ P O S P a y m e n t M e t h o d < / C R O _ P O S P a y m e n t M e t h o d > - 
-     < / P O S _ E n t r y _ P a y m e n t _ L i n e s > +     < T o o l t i p s / > + 
+     < C o m p a n y I n f o r m a t i o n   E l e m e n t T y p e = " D a t a I t e m "   E l e m e n t I d = " 1 5 5 6 1 4 5 1 5 4 " > + 
+         < C R O _ C o m p a n y _ A d d r e s s   E l e m e n t T y p e = " C o l u m n "   E l e m e n t I d = " 1 3 6 7 8 4 5 4 0 2 "   D a t a T y p e = " T e x t " > C R O _ C o m p a n y _ A d d r e s s < / C R O _ C o m p a n y _ A d d r e s s > + 
+         < C R O _ C o m p a n y _ E m a i l   E l e m e n t T y p e = " C o l u m n "   E l e m e n t I d = " 4 1 8 7 6 7 8 3 2 "   D a t a T y p e = " T e x t " > C R O _ C o m p a n y _ E m a i l < / C R O _ C o m p a n y _ E m a i l > + 
+         < C R O _ C o m p a n y _ H o m e P a g e   E l e m e n t T y p e = " C o l u m n "   E l e m e n t I d = " 1 0 6 7 7 6 5 2 5 6 "   D a t a T y p e = " T e x t " > C R O _ C o m p a n y _ H o m e P a g e < / C R O _ C o m p a n y _ H o m e P a g e > + 
+         < C R O _ C o m p a n y _ I n f o r m a t i o n B l o c k   E l e m e n t T y p e = " C o l u m n "   E l e m e n t I d = " 1 8 3 7 7 9 1 6 5 5 "   D a t a T y p e = " T e x t " > C R O _ C o m p a n y _ I n f o r m a t i o n B l o c k < / C R O _ C o m p a n y _ I n f o r m a t i o n B l o c k > + 
+         < C R O _ C o m p a n y _ N a m e   E l e m e n t T y p e = " C o l u m n "   E l e m e n t I d = " 1 3 5 7 1 4 8 2 0 5 "   D a t a T y p e = " T e x t " > C R O _ C o m p a n y _ N a m e < / C R O _ C o m p a n y _ N a m e > + 
+         < C R O _ C o m p a n y _ P h o n e N o   E l e m e n t T y p e = " C o l u m n "   E l e m e n t I d = " 2 3 3 3 6 4 9 4 5 "   D a t a T y p e = " T e x t " > C R O _ C o m p a n y _ P h o n e N o < / C R O _ C o m p a n y _ P h o n e N o > + 
+         < C R O _ C o m p a n y _ P i c t u r e   E l e m e n t T y p e = " C o l u m n "   E l e m e n t I d = " 2 0 9 5 4 5 3 3 4 4 "   D a t a T y p e = " B l o b " / > + 
+         < C R O _ C o m p a n y _ V A T R e g N o   E l e m e n t T y p e = " C o l u m n "   E l e m e n t I d = " 6 3 9 2 3 8 4 4 6 "   D a t a T y p e = " T e x t " > C R O _ C o m p a n y _ V A T R e g N o < / C R O _ C o m p a n y _ V A T R e g N o > + 
+     < / C o m p a n y I n f o r m a t i o n > + 
+     < C R O P O S A u d i t L o g A u x I n f o   E l e m e n t T y p e = " D a t a I t e m "   E l e m e n t I d = " 1 6 9 9 8 0 1 3 2 " > + 
+         < C R O _ B i l l N o   E l e m e n t T y p e = " C o l u m n "   E l e m e n t I d = " 1 2 5 7 3 1 3 9 9 0 "   D a t a T y p e = " S t r i n g " > C R O _ B i l l N o < / C R O _ B i l l N o > + 
+         < C R O _ B i l l _ D a t e T i m e   E l e m e n t T y p e = " C o l u m n "   E l e m e n t I d = " 1 7 6 7 7 5 2 4 3 1 "   D a t a T y p e = " S t r i n g " > C R O _ B i l l _ D a t e T i m e < / C R O _ B i l l _ D a t e T i m e > + 
+         < C R O _ C o p y T e x t   E l e m e n t T y p e = " C o l u m n "   E l e m e n t I d = " 1 4 4 5 4 8 4 8 9 2 "   D a t a T y p e = " T e x t " > C R O _ C o p y T e x t < / C R O _ C o p y T e x t > + 
+         < C R O _ J I R C o d e   E l e m e n t T y p e = " C o l u m n "   E l e m e n t I d = " 7 0 5 7 1 4 1 9 2 "   D a t a T y p e = " T e x t " > C R O _ J I R C o d e < / C R O _ J I R C o d e > + 
+         < C R O _ Q R C o d e   E l e m e n t T y p e = " C o l u m n "   E l e m e n t I d = " 1 2 0 1 4 1 0 9 2 6 "   D a t a T y p e = " T e x t " > C R O _ Q R C o d e < / C R O _ Q R C o d e > + 
+         < C R O _ T o t a l A m o u n t   E l e m e n t T y p e = " C o l u m n "   E l e m e n t I d = " 1 1 5 3 9 3 8 3 8 6 "   D a t a T y p e = " D e c i m a l " > C R O _ T o t a l A m o u n t < / C R O _ T o t a l A m o u n t > + 
+         < C R O _ Z K I C o d e   E l e m e n t T y p e = " C o l u m n "   E l e m e n t I d = " 1 5 2 8 2 6 9 0 3 9 "   D a t a T y p e = " T e x t " > C R O _ Z K I C o d e < / C R O _ Z K I C o d e > + 
+         < C u s t o m e r   E l e m e n t T y p e = " D a t a I t e m "   E l e m e n t I d = " 1 5 2 5 1 9 1 9 9 " > + 
+             < C R O _ C u s t o m e r _ I n f o r m a t i o n B l o c k   E l e m e n t T y p e = " C o l u m n "   E l e m e n t I d = " 7 9 0 6 3 3 7 2 6 "   D a t a T y p e = " T e x t " > C R O _ C u s t o m e r _ I n f o r m a t i o n B l o c k < / C R O _ C u s t o m e r _ I n f o r m a t i o n B l o c k > + 
+         < / C u s t o m e r > + 
+         < P O S S t o r e   E l e m e n t T y p e = " D a t a I t e m "   E l e m e n t I d = " 1 6 6 4 3 5 2 5 8 6 " > + 
+             < C R O _ P O S S t o r e _ A d d r e s s   E l e m e n t T y p e = " C o l u m n "   E l e m e n t I d = " 3 9 8 1 4 4 6 7 4 "   D a t a T y p e = " T e x t " > C R O _ P O S S t o r e _ A d d r e s s < / C R O _ P O S S t o r e _ A d d r e s s > + 
+             < C R O _ P O S S t o r e _ N a m e   E l e m e n t T y p e = " C o l u m n "   E l e m e n t I d = " 1 4 8 7 6 0 5 9 6 1 "   D a t a T y p e = " T e x t " > C R O _ P O S S t o r e _ N a m e < / C R O _ P O S S t o r e _ N a m e > + 
+         < / P O S S t o r e > + 
+         < P O S E n t r y S a l e s L i n e s   E l e m e n t T y p e = " D a t a I t e m "   E l e m e n t I d = " 9 6 3 7 9 4 9 6 8 " > + 
+             < C R O _ A m o u n t I n c l u d i n g V A T   E l e m e n t T y p e = " C o l u m n "   E l e m e n t I d = " 1 7 9 4 3 6 7 4 1 4 "   D a t a T y p e = " D e c i m a l " > C R O _ A m o u n t I n c l u d i n g V A T < / C R O _ A m o u n t I n c l u d i n g V A T > + 
+             < C R O _ D i s c o u n t A m o u n t   E l e m e n t T y p e = " C o l u m n "   E l e m e n t I d = " 1 7 5 3 9 4 0 8 7 5 "   D a t a T y p e = " T e x t " > C R O _ D i s c o u n t A m o u n t < / C R O _ D i s c o u n t A m o u n t > + 
+             < C R O _ D i s c o u n t P e r c   E l e m e n t T y p e = " C o l u m n "   E l e m e n t I d = " 1 9 9 6 4 9 6 9 7 9 "   D a t a T y p e = " T e x t " > C R O _ D i s c o u n t P e r c < / C R O _ D i s c o u n t P e r c > + 
+             < C R O _ I t e m D e s c r i p t i o n   E l e m e n t T y p e = " C o l u m n "   E l e m e n t I d = " 2 0 1 6 9 4 1 6 1 5 "   D a t a T y p e = " T e x t " > C R O _ I t e m D e s c r i p t i o n < / C R O _ I t e m D e s c r i p t i o n > + 
+             < C R O _ I t e m N o   E l e m e n t T y p e = " C o l u m n "   E l e m e n t I d = " 8 6 2 2 5 7 2 8 8 "   D a t a T y p e = " C o d e " > C R O _ I t e m N o < / C R O _ I t e m N o > + 
+             < C R O _ Q u a n t i t y   E l e m e n t T y p e = " C o l u m n "   E l e m e n t I d = " 3 5 0 4 0 5 5 9 9 "   D a t a T y p e = " D e c i m a l " > C R O _ Q u a n t i t y < / C R O _ Q u a n t i t y > + 
+             < C R O _ S a l e s p e r s o n N a m e   E l e m e n t T y p e = " C o l u m n "   E l e m e n t I d = " 7 8 2 1 4 0 2 9 8 "   D a t a T y p e = " T e x t " > C R O _ S a l e s p e r s o n N a m e < / C R O _ S a l e s p e r s o n N a m e > + 
+             < C R O _ U n i t P r i c e   E l e m e n t T y p e = " C o l u m n "   E l e m e n t I d = " 2 8 5 7 4 5 2 5 5 "   D a t a T y p e = " D e c i m a l " > C R O _ U n i t P r i c e < / C R O _ U n i t P r i c e > + 
+             < C R O _ U O M   E l e m e n t T y p e = " C o l u m n "   E l e m e n t I d = " 1 1 6 4 4 5 6 6 9 9 "   D a t a T y p e = " C o d e " > C R O _ U O M < / C R O _ U O M > + 
+         < / P O S E n t r y S a l e s L i n e s > + 
+         < P O S E n t r y T a x L i n e s   E l e m e n t T y p e = " D a t a I t e m "   E l e m e n t I d = " 8 3 5 0 4 2 8 3 7 " > + 
+             < C R O _ A m o u n t I n c l V A T   E l e m e n t T y p e = " C o l u m n "   E l e m e n t I d = " 2 0 2 8 2 0 6 8 5 3 "   D a t a T y p e = " D e c i m a l " > C R O _ A m o u n t I n c l V A T < / C R O _ A m o u n t I n c l V A T > + 
+             < C R O _ V A T A m o u n t   E l e m e n t T y p e = " C o l u m n "   E l e m e n t I d = " 6 3 6 5 2 8 8 6 7 "   D a t a T y p e = " D e c i m a l " > C R O _ V A T A m o u n t < / C R O _ V A T A m o u n t > + 
+             < C R O _ V A T B a s e A m o u n t   E l e m e n t T y p e = " C o l u m n "   E l e m e n t I d = " 6 0 3 2 9 5 0 1 4 "   D a t a T y p e = " D e c i m a l " > C R O _ V A T B a s e A m o u n t < / C R O _ V A T B a s e A m o u n t > + 
+             < C R O _ V A T P e r c   E l e m e n t T y p e = " C o l u m n "   E l e m e n t I d = " 8 9 8 0 7 5 8 6 7 "   D a t a T y p e = " D e c i m a l " > C R O _ V A T P e r c < / C R O _ V A T P e r c > + 
+         < / P O S E n t r y T a x L i n e s > + 
+         < P O S E n t r y P a y m e n t L i n e s   E l e m e n t T y p e = " D a t a I t e m "   E l e m e n t I d = " 1 2 3 5 6 5 7 8 7 8 " > + 
+             < C R O _ A m o u n t   E l e m e n t T y p e = " C o l u m n "   E l e m e n t I d = " 5 0 0 5 9 7 1 2 0 "   D a t a T y p e = " D e c i m a l " > C R O _ A m o u n t < / C R O _ A m o u n t > + 
+             < C R O _ P a y m e n t _ D e s c r i p t i o n   E l e m e n t T y p e = " C o l u m n "   E l e m e n t I d = " 1 6 3 9 9 1 3 9 3 "   D a t a T y p e = " S t r i n g " > C R O _ P a y m e n t _ D e s c r i p t i o n < / C R O _ P a y m e n t _ D e s c r i p t i o n > + 
+         < / P O S E n t r y P a y m e n t L i n e s > + 
+         < C R O T o t a l s   E l e m e n t T y p e = " D a t a I t e m "   E l e m e n t I d = " 6 9 7 5 4 8 2 5 0 " > + 
+             < C R O _ T o t a l V A T A m o u n t   E l e m e n t T y p e = " C o l u m n "   E l e m e n t I d = " 1 2 4 7 7 1 0 4 6 3 "   D a t a T y p e = " D e c i m a l " > C R O _ T o t a l V A T A m o u n t < / C R O _ T o t a l V A T A m o u n t > + 
+         < / C R O T o t a l s > + 
+     < / C R O P O S A u d i t L o g A u x I n f o >   
  < / N a v W o r d R e p o r t X m l P a r t > 
 </file>
 
 <file path=customXml/itemProps1.xml><?xml version="1.0" encoding="utf-8"?>
-<ds:datastoreItem xmlns:ds="http://schemas.openxmlformats.org/officeDocument/2006/customXml" ds:itemID="{BCA8E3F0-9D3D-431C-805E-8D4A470126FD}">
+<ds:datastoreItem xmlns:ds="http://schemas.openxmlformats.org/officeDocument/2006/customXml" ds:itemID="{974C08F4-FF06-4D7D-A995-8F2136C1311A}">
   <ds:schemaRefs>
-    <ds:schemaRef ds:uri="http://schemas.openxmlformats.org/officeDocument/2006/bibliography"/>
+    <ds:schemaRef ds:uri="urn:microsoft-dynamics-nav/reports/NPR_CRO_Fiscal_Bill_A4/6014554/"/>
   </ds:schemaRefs>
 </ds:datastoreItem>
 </file>
 
 <file path=customXml/itemProps2.xml><?xml version="1.0" encoding="utf-8"?>
-<ds:datastoreItem xmlns:ds="http://schemas.openxmlformats.org/officeDocument/2006/customXml" ds:itemID="{59163385-0F07-4881-94A7-4D2DF1A6B352}">
+<ds:datastoreItem xmlns:ds="http://schemas.openxmlformats.org/officeDocument/2006/customXml" ds:itemID="{08B3A26B-DDFB-441C-8F9C-40F6EE00344C}">
   <ds:schemaRefs>
-    <ds:schemaRef ds:uri="urn:microsoft-dynamics-nav/reports/NPR_CRO_Fiscal_Bill_A4/6014554/"/>
+    <ds:schemaRef ds:uri="urn:microsoft-dynamics-businesscentral/internal/extended/reports/NPR_CRO_Fiscal_Bill_A4/6014554/"/>
   </ds:schemaRefs>
 </ds:datastoreItem>
 </file>
--- a/Application/src/_Reports/layouts/CROFiscalBillA4.docx
+++ b/Application/src/_Reports/layouts/CROFiscalBillA4.docx
@@ -7,12 +7,12 @@
         <w:tblStyle w:val="TableGrid"/>
         <w:tblW w:w="0" w:type="auto"/>
         <w:tblBorders>
-          <w:top w:val="none" w:sz="0" w:space="0" w:color="auto"/>
-          <w:left w:val="none" w:sz="0" w:space="0" w:color="auto"/>
-          <w:bottom w:val="none" w:sz="0" w:space="0" w:color="auto"/>
-          <w:right w:val="none" w:sz="0" w:space="0" w:color="auto"/>
-          <w:insideH w:val="none" w:sz="0" w:space="0" w:color="auto"/>
-          <w:insideV w:val="none" w:sz="0" w:space="0" w:color="auto"/>
+          <w:top w:val="none" w:color="auto" w:sz="0" w:space="0"/>
+          <w:left w:val="none" w:color="auto" w:sz="0" w:space="0"/>
+          <w:bottom w:val="none" w:color="auto" w:sz="0" w:space="0"/>
+          <w:right w:val="none" w:color="auto" w:sz="0" w:space="0"/>
+          <w:insideH w:val="none" w:color="auto" w:sz="0" w:space="0"/>
+          <w:insideV w:val="none" w:color="auto" w:sz="0" w:space="0"/>
         </w:tblBorders>
         <w:tblLook w:val="04A0" w:firstRow="1" w:lastRow="0" w:firstColumn="1" w:lastColumn="0" w:noHBand="0" w:noVBand="1"/>
       </w:tblPr>
@@ -39,6 +39,7 @@
             <w:dataBinding w:prefixMappings="xmlns:ns0='urn:microsoft-dynamics-nav/reports/NPR_CRO_Fiscal_Bill_A4/6014554/' " w:xpath="/ns0:NavWordReportXmlPart[1]/ns0:CROPOSAuditLogAuxInfo[1]/ns0:POSStore[1]/ns0:CRO_POSStore_Name[1]" w:storeItemID="{974C08F4-FF06-4D7D-A995-8F2136C1311A}"/>
             <w:text/>
           </w:sdtPr>
+          <w:sdtEndPr/>
           <w:sdtContent>
             <w:tc>
               <w:tcPr>
@@ -84,6 +85,7 @@
             <w:dataBinding w:prefixMappings="xmlns:ns0='urn:microsoft-dynamics-nav/reports/NPR_CRO_Fiscal_Bill_A4/6014554/' " w:xpath="/ns0:NavWordReportXmlPart[1]/ns0:CROPOSAuditLogAuxInfo[1]/ns0:POSStore[1]/ns0:CRO_POSStore_Address[1]" w:storeItemID="{974C08F4-FF06-4D7D-A995-8F2136C1311A}"/>
             <w:text/>
           </w:sdtPr>
+          <w:sdtEndPr/>
           <w:sdtContent>
             <w:tc>
               <w:tcPr>
@@ -168,6 +170,7 @@
             <w:dataBinding w:prefixMappings="xmlns:ns0='urn:microsoft-dynamics-nav/reports/NPR_CRO_Fiscal_Bill_A4/6014554/' " w:xpath="/ns0:NavWordReportXmlPart[1]/ns0:CROPOSAuditLogAuxInfo[1]/ns0:CRO_BillNo[1]" w:storeItemID="{974C08F4-FF06-4D7D-A995-8F2136C1311A}"/>
             <w:text/>
           </w:sdtPr>
+          <w:sdtEndPr/>
           <w:sdtContent>
             <w:tc>
               <w:tcPr>
@@ -211,6 +214,7 @@
             <w:dataBinding w:prefixMappings="xmlns:ns0='urn:microsoft-dynamics-nav/reports/NPR_CRO_Fiscal_Bill_A4/6014554/' " w:xpath="/ns0:NavWordReportXmlPart[1]/ns0:CROPOSAuditLogAuxInfo[1]/ns0:CRO_Bill_DateTime[1]" w:storeItemID="{974C08F4-FF06-4D7D-A995-8F2136C1311A}"/>
             <w:text/>
           </w:sdtPr>
+          <w:sdtEndPr/>
           <w:sdtContent>
             <w:tc>
               <w:tcPr>
@@ -242,27 +246,28 @@
         <w:trPr>
           <w:trHeight w:val="288"/>
         </w:trPr>
-        <w:sdt>
-          <w:sdtPr>
-            <w:rPr>
-              <w:sz w:val="22"/>
-              <w:szCs w:val="22"/>
-            </w:rPr>
-            <w:alias w:val="#Nav: /CROPOSAuditLogAuxInfo/POSEntrySalesLines/CRO_SalespersonName"/>
-            <w:tag w:val="#Nav: NPR_CRO_Fiscal_Bill_A4/6014554"/>
-            <w:id w:val="265735604"/>
-            <w:placeholder>
-              <w:docPart w:val="4B0C888601D04A73B795656C31CBC59B"/>
-            </w:placeholder>
-            <w:dataBinding w:prefixMappings="xmlns:ns0='urn:microsoft-dynamics-nav/reports/NPR_CRO_Fiscal_Bill_A4/6014554/' " w:xpath="/ns0:NavWordReportXmlPart[1]/ns0:CROPOSAuditLogAuxInfo[1]/ns0:POSEntrySalesLines[1]/ns0:CRO_SalespersonName[1]" w:storeItemID="{974C08F4-FF06-4D7D-A995-8F2136C1311A}"/>
-            <w:text/>
-          </w:sdtPr>
-          <w:sdtContent>
-            <w:tc>
-              <w:tcPr>
-                <w:tcW w:w="10456" w:type="dxa"/>
-                <w:gridSpan w:val="3"/>
-              </w:tcPr>
+        <w:tc>
+          <w:tcPr>
+            <w:tcW w:w="10456" w:type="dxa"/>
+            <w:gridSpan w:val="3"/>
+          </w:tcPr>
+          <w:sdt>
+            <w:sdtPr>
+              <w:rPr>
+                <w:sz w:val="22"/>
+                <w:szCs w:val="22"/>
+              </w:rPr>
+              <w:alias w:val="#Nav: /CROPOSAuditLogAuxInfo/POSEntrySalesLines/CRO_SalespersonName"/>
+              <w:tag w:val="#Nav: NPR_CRO_Fiscal_Bill_A4/6014554"/>
+              <w:id w:val="265735604"/>
+              <w:placeholder>
+                <w:docPart w:val="4B0C888601D04A73B795656C31CBC59B"/>
+              </w:placeholder>
+              <w:dataBinding w:prefixMappings="xmlns:ns0='urn:microsoft-dynamics-nav/reports/NPR_CRO_Fiscal_Bill_A4/6014554/' " w:xpath="/ns0:NavWordReportXmlPart[1]/ns0:CROPOSAuditLogAuxInfo[1]/ns0:POSEntrySalesLines[1]/ns0:CRO_SalespersonName[1]" w:storeItemID="{974C08F4-FF06-4D7D-A995-8F2136C1311A}"/>
+              <w:text/>
+            </w:sdtPr>
+            <w:sdtEndPr/>
+            <w:sdtContent>
               <w:p>
                 <w:pPr>
                   <w:rPr>
@@ -280,9 +285,45 @@
                 </w:r>
                 <w:proofErr w:type="spellEnd"/>
               </w:p>
-            </w:tc>
-          </w:sdtContent>
-        </w:sdt>
+            </w:sdtContent>
+          </w:sdt>
+          <w:sdt>
+            <w:sdtPr>
+              <w:rPr>
+                <w:sz w:val="22"/>
+                <w:szCs w:val="22"/>
+              </w:rPr>
+              <w:alias w:val="#Nav: /CROPOSAuditLogAuxInfo/CRO_SourceDocumentNo"/>
+              <w:tag w:val="#Nav: NPR_CRO_Fiscal_Bill_A4/6014554"/>
+              <w:id w:val="2047868475"/>
+              <w:placeholder>
+                <w:docPart w:val="DefaultPlaceholder_-1854013440"/>
+              </w:placeholder>
+              <w:dataBinding w:prefixMappings="xmlns:ns0='urn:microsoft-dynamics-nav/reports/NPR_CRO_Fiscal_Bill_A4/6014554/' " w:xpath="/ns0:NavWordReportXmlPart[1]/ns0:CROPOSAuditLogAuxInfo[1]/ns0:CRO_SourceDocumentNo[1]" w:storeItemID="{974C08F4-FF06-4D7D-A995-8F2136C1311A}"/>
+              <w:text/>
+            </w:sdtPr>
+            <w:sdtEndPr/>
+            <w:sdtContent>
+              <w:p>
+                <w:pPr>
+                  <w:rPr>
+                    <w:sz w:val="22"/>
+                    <w:szCs w:val="22"/>
+                  </w:rPr>
+                </w:pPr>
+                <w:proofErr w:type="spellStart"/>
+                <w:r>
+                  <w:rPr>
+                    <w:sz w:val="22"/>
+                    <w:szCs w:val="22"/>
+                  </w:rPr>
+                  <w:t>CRO_SourceDocumentNo</w:t>
+                </w:r>
+                <w:proofErr w:type="spellEnd"/>
+              </w:p>
+            </w:sdtContent>
+          </w:sdt>
+        </w:tc>
       </w:tr>
       <w:tr>
         <w:trPr>
@@ -303,6 +344,7 @@
             <w:dataBinding w:prefixMappings="xmlns:ns0='urn:microsoft-dynamics-nav/reports/NPR_CRO_Fiscal_Bill_A4/6014554/' " w:xpath="/ns0:NavWordReportXmlPart[1]/ns0:CROPOSAuditLogAuxInfo[1]/ns0:Customer[1]/ns0:CRO_Customer_InformationBlock[1]" w:storeItemID="{974C08F4-FF06-4D7D-A995-8F2136C1311A}"/>
             <w:text/>
           </w:sdtPr>
+          <w:sdtEndPr/>
           <w:sdtContent>
             <w:tc>
               <w:tcPr>
@@ -346,13 +388,14 @@
             <w:dataBinding w:prefixMappings="xmlns:ns0='urn:microsoft-dynamics-nav/reports/NPR_CRO_Fiscal_Bill_A4/6014554/' " w:xpath="/ns0:NavWordReportXmlPart[1]/ns0:CROPOSAuditLogAuxInfo[1]/ns0:CRO_CopyText[1]" w:storeItemID="{974C08F4-FF06-4D7D-A995-8F2136C1311A}"/>
             <w:text/>
           </w:sdtPr>
+          <w:sdtEndPr/>
           <w:sdtContent>
             <w:tc>
               <w:tcPr>
                 <w:tcW w:w="10456" w:type="dxa"/>
                 <w:gridSpan w:val="3"/>
                 <w:tcBorders>
-                  <w:bottom w:val="single" w:sz="4" w:space="0" w:color="auto"/>
+                  <w:bottom w:val="single" w:color="auto" w:sz="4" w:space="0"/>
                 </w:tcBorders>
               </w:tcPr>
               <w:p>
@@ -389,26 +432,27 @@
     <w:tbl>
       <w:tblPr>
         <w:tblStyle w:val="TableGrid"/>
-        <w:tblW w:w="0" w:type="auto"/>
+        <w:tblW w:w="10440" w:type="dxa"/>
         <w:tblBorders>
-          <w:top w:val="none" w:sz="0" w:space="0" w:color="auto"/>
-          <w:left w:val="none" w:sz="0" w:space="0" w:color="auto"/>
-          <w:bottom w:val="none" w:sz="0" w:space="0" w:color="auto"/>
-          <w:right w:val="none" w:sz="0" w:space="0" w:color="auto"/>
-          <w:insideH w:val="none" w:sz="0" w:space="0" w:color="auto"/>
-          <w:insideV w:val="none" w:sz="0" w:space="0" w:color="auto"/>
+          <w:top w:val="none" w:color="auto" w:sz="0" w:space="0"/>
+          <w:left w:val="none" w:color="auto" w:sz="0" w:space="0"/>
+          <w:bottom w:val="none" w:color="auto" w:sz="0" w:space="0"/>
+          <w:right w:val="none" w:color="auto" w:sz="0" w:space="0"/>
+          <w:insideH w:val="none" w:color="auto" w:sz="0" w:space="0"/>
+          <w:insideV w:val="none" w:color="auto" w:sz="0" w:space="0"/>
         </w:tblBorders>
+        <w:tblLayout w:type="fixed"/>
         <w:tblLook w:val="04A0" w:firstRow="1" w:lastRow="0" w:firstColumn="1" w:lastColumn="0" w:noHBand="0" w:noVBand="1"/>
       </w:tblPr>
       <w:tblGrid>
-        <w:gridCol w:w="1017"/>
-        <w:gridCol w:w="1547"/>
-        <w:gridCol w:w="1087"/>
-        <w:gridCol w:w="875"/>
-        <w:gridCol w:w="1126"/>
-        <w:gridCol w:w="1385"/>
-        <w:gridCol w:w="1599"/>
-        <w:gridCol w:w="1830"/>
+        <w:gridCol w:w="1170"/>
+        <w:gridCol w:w="3420"/>
+        <w:gridCol w:w="916"/>
+        <w:gridCol w:w="869"/>
+        <w:gridCol w:w="973"/>
+        <w:gridCol w:w="662"/>
+        <w:gridCol w:w="1080"/>
+        <w:gridCol w:w="1350"/>
       </w:tblGrid>
       <w:tr>
         <w:sdt>
@@ -428,12 +472,13 @@
             <w:dataBinding w:prefixMappings="xmlns:ns0='urn:microsoft-dynamics-nav/reports/NPR_CRO_Fiscal_Bill_A4/6014554/' " w:xpath="/ns0:NavWordReportXmlPart[1]/ns0:Labels[1]/ns0:ItemNoLbl[1]" w:storeItemID="{974C08F4-FF06-4D7D-A995-8F2136C1311A}"/>
             <w:text/>
           </w:sdtPr>
+          <w:sdtEndPr/>
           <w:sdtContent>
             <w:tc>
               <w:tcPr>
-                <w:tcW w:w="1082" w:type="dxa"/>
+                <w:tcW w:w="1170" w:type="dxa"/>
                 <w:tcBorders>
-                  <w:bottom w:val="single" w:sz="4" w:space="0" w:color="auto"/>
+                  <w:bottom w:val="single" w:color="auto" w:sz="4" w:space="0"/>
                 </w:tcBorders>
               </w:tcPr>
               <w:p>
@@ -477,12 +522,13 @@
             <w:dataBinding w:prefixMappings="xmlns:ns0='urn:microsoft-dynamics-nav/reports/NPR_CRO_Fiscal_Bill_A4/6014554/' " w:xpath="/ns0:NavWordReportXmlPart[1]/ns0:Labels[1]/ns0:ItemNameLbl[1]" w:storeItemID="{974C08F4-FF06-4D7D-A995-8F2136C1311A}"/>
             <w:text/>
           </w:sdtPr>
+          <w:sdtEndPr/>
           <w:sdtContent>
             <w:tc>
               <w:tcPr>
-                <w:tcW w:w="1655" w:type="dxa"/>
+                <w:tcW w:w="3420" w:type="dxa"/>
                 <w:tcBorders>
-                  <w:bottom w:val="single" w:sz="4" w:space="0" w:color="auto"/>
+                  <w:bottom w:val="single" w:color="auto" w:sz="4" w:space="0"/>
                 </w:tcBorders>
               </w:tcPr>
               <w:p>
@@ -526,12 +572,13 @@
             <w:dataBinding w:prefixMappings="xmlns:ns0='urn:microsoft-dynamics-nav/reports/NPR_CRO_Fiscal_Bill_A4/6014554/' " w:xpath="/ns0:NavWordReportXmlPart[1]/ns0:Labels[1]/ns0:QtyLbl[1]" w:storeItemID="{974C08F4-FF06-4D7D-A995-8F2136C1311A}"/>
             <w:text/>
           </w:sdtPr>
+          <w:sdtEndPr/>
           <w:sdtContent>
             <w:tc>
               <w:tcPr>
-                <w:tcW w:w="1158" w:type="dxa"/>
+                <w:tcW w:w="916" w:type="dxa"/>
                 <w:tcBorders>
-                  <w:bottom w:val="single" w:sz="4" w:space="0" w:color="auto"/>
+                  <w:bottom w:val="single" w:color="auto" w:sz="4" w:space="0"/>
                 </w:tcBorders>
               </w:tcPr>
               <w:p>
@@ -576,12 +623,13 @@
             <w:dataBinding w:prefixMappings="xmlns:ns0='urn:microsoft-dynamics-nav/reports/NPR_CRO_Fiscal_Bill_A4/6014554/' " w:xpath="/ns0:NavWordReportXmlPart[1]/ns0:Labels[1]/ns0:UoMLbl[1]" w:storeItemID="{974C08F4-FF06-4D7D-A995-8F2136C1311A}"/>
             <w:text/>
           </w:sdtPr>
+          <w:sdtEndPr/>
           <w:sdtContent>
             <w:tc>
               <w:tcPr>
-                <w:tcW w:w="220" w:type="dxa"/>
+                <w:tcW w:w="869" w:type="dxa"/>
                 <w:tcBorders>
-                  <w:bottom w:val="single" w:sz="4" w:space="0" w:color="auto"/>
+                  <w:bottom w:val="single" w:color="auto" w:sz="4" w:space="0"/>
                 </w:tcBorders>
               </w:tcPr>
               <w:p>
@@ -625,12 +673,13 @@
             <w:dataBinding w:prefixMappings="xmlns:ns0='urn:microsoft-dynamics-nav/reports/NPR_CRO_Fiscal_Bill_A4/6014554/' " w:xpath="/ns0:NavWordReportXmlPart[1]/ns0:Labels[1]/ns0:PriceLbl[1]" w:storeItemID="{974C08F4-FF06-4D7D-A995-8F2136C1311A}"/>
             <w:text/>
           </w:sdtPr>
+          <w:sdtEndPr/>
           <w:sdtContent>
             <w:tc>
               <w:tcPr>
-                <w:tcW w:w="1200" w:type="dxa"/>
+                <w:tcW w:w="973" w:type="dxa"/>
                 <w:tcBorders>
-                  <w:bottom w:val="single" w:sz="4" w:space="0" w:color="auto"/>
+                  <w:bottom w:val="single" w:color="auto" w:sz="4" w:space="0"/>
                 </w:tcBorders>
               </w:tcPr>
               <w:p>
@@ -675,12 +724,13 @@
             <w:dataBinding w:prefixMappings="xmlns:ns0='urn:microsoft-dynamics-nav/reports/NPR_CRO_Fiscal_Bill_A4/6014554/' " w:xpath="/ns0:NavWordReportXmlPart[1]/ns0:Labels[1]/ns0:PercLbl[1]" w:storeItemID="{974C08F4-FF06-4D7D-A995-8F2136C1311A}"/>
             <w:text/>
           </w:sdtPr>
+          <w:sdtEndPr/>
           <w:sdtContent>
             <w:tc>
               <w:tcPr>
-                <w:tcW w:w="1480" w:type="dxa"/>
+                <w:tcW w:w="662" w:type="dxa"/>
                 <w:tcBorders>
-                  <w:bottom w:val="single" w:sz="4" w:space="0" w:color="auto"/>
+                  <w:bottom w:val="single" w:color="auto" w:sz="4" w:space="0"/>
                 </w:tcBorders>
               </w:tcPr>
               <w:p>
@@ -725,12 +775,13 @@
             <w:dataBinding w:prefixMappings="xmlns:ns0='urn:microsoft-dynamics-nav/reports/NPR_CRO_Fiscal_Bill_A4/6014554/' " w:xpath="/ns0:NavWordReportXmlPart[1]/ns0:Labels[1]/ns0:DiscountLbl[1]" w:storeItemID="{974C08F4-FF06-4D7D-A995-8F2136C1311A}"/>
             <w:text/>
           </w:sdtPr>
+          <w:sdtEndPr/>
           <w:sdtContent>
             <w:tc>
               <w:tcPr>
-                <w:tcW w:w="1711" w:type="dxa"/>
+                <w:tcW w:w="1080" w:type="dxa"/>
                 <w:tcBorders>
-                  <w:bottom w:val="single" w:sz="4" w:space="0" w:color="auto"/>
+                  <w:bottom w:val="single" w:color="auto" w:sz="4" w:space="0"/>
                 </w:tcBorders>
               </w:tcPr>
               <w:p>
@@ -775,12 +826,13 @@
             <w:dataBinding w:prefixMappings="xmlns:ns0='urn:microsoft-dynamics-nav/reports/NPR_CRO_Fiscal_Bill_A4/6014554/' " w:xpath="/ns0:NavWordReportXmlPart[1]/ns0:Labels[1]/ns0:TotalLbl[1]" w:storeItemID="{974C08F4-FF06-4D7D-A995-8F2136C1311A}"/>
             <w:text/>
           </w:sdtPr>
+          <w:sdtEndPr/>
           <w:sdtContent>
             <w:tc>
               <w:tcPr>
-                <w:tcW w:w="1960" w:type="dxa"/>
+                <w:tcW w:w="1350" w:type="dxa"/>
                 <w:tcBorders>
-                  <w:bottom w:val="single" w:sz="4" w:space="0" w:color="auto"/>
+                  <w:bottom w:val="single" w:color="auto" w:sz="4" w:space="0"/>
                 </w:tcBorders>
               </w:tcPr>
               <w:p>
@@ -812,9 +864,9 @@
       <w:tr>
         <w:tc>
           <w:tcPr>
-            <w:tcW w:w="1082" w:type="dxa"/>
+            <w:tcW w:w="1170" w:type="dxa"/>
             <w:tcBorders>
-              <w:top w:val="single" w:sz="4" w:space="0" w:color="auto"/>
+              <w:top w:val="single" w:color="auto" w:sz="4" w:space="0"/>
             </w:tcBorders>
           </w:tcPr>
           <w:p>
@@ -828,9 +880,9 @@
         </w:tc>
         <w:tc>
           <w:tcPr>
-            <w:tcW w:w="1655" w:type="dxa"/>
+            <w:tcW w:w="3420" w:type="dxa"/>
             <w:tcBorders>
-              <w:top w:val="single" w:sz="4" w:space="0" w:color="auto"/>
+              <w:top w:val="single" w:color="auto" w:sz="4" w:space="0"/>
             </w:tcBorders>
           </w:tcPr>
           <w:p>
@@ -844,9 +896,9 @@
         </w:tc>
         <w:tc>
           <w:tcPr>
-            <w:tcW w:w="1158" w:type="dxa"/>
+            <w:tcW w:w="916" w:type="dxa"/>
             <w:tcBorders>
-              <w:top w:val="single" w:sz="4" w:space="0" w:color="auto"/>
+              <w:top w:val="single" w:color="auto" w:sz="4" w:space="0"/>
             </w:tcBorders>
           </w:tcPr>
           <w:p>
@@ -861,9 +913,9 @@
         </w:tc>
         <w:tc>
           <w:tcPr>
-            <w:tcW w:w="220" w:type="dxa"/>
+            <w:tcW w:w="869" w:type="dxa"/>
             <w:tcBorders>
-              <w:top w:val="single" w:sz="4" w:space="0" w:color="auto"/>
+              <w:top w:val="single" w:color="auto" w:sz="4" w:space="0"/>
             </w:tcBorders>
           </w:tcPr>
           <w:p>
@@ -877,9 +929,9 @@
         </w:tc>
         <w:tc>
           <w:tcPr>
-            <w:tcW w:w="1200" w:type="dxa"/>
+            <w:tcW w:w="973" w:type="dxa"/>
             <w:tcBorders>
-              <w:top w:val="single" w:sz="4" w:space="0" w:color="auto"/>
+              <w:top w:val="single" w:color="auto" w:sz="4" w:space="0"/>
             </w:tcBorders>
           </w:tcPr>
           <w:p>
@@ -894,9 +946,9 @@
         </w:tc>
         <w:tc>
           <w:tcPr>
-            <w:tcW w:w="1480" w:type="dxa"/>
+            <w:tcW w:w="662" w:type="dxa"/>
             <w:tcBorders>
-              <w:top w:val="single" w:sz="4" w:space="0" w:color="auto"/>
+              <w:top w:val="single" w:color="auto" w:sz="4" w:space="0"/>
             </w:tcBorders>
           </w:tcPr>
           <w:p>
@@ -911,9 +963,9 @@
         </w:tc>
         <w:tc>
           <w:tcPr>
-            <w:tcW w:w="1711" w:type="dxa"/>
+            <w:tcW w:w="1080" w:type="dxa"/>
             <w:tcBorders>
-              <w:top w:val="single" w:sz="4" w:space="0" w:color="auto"/>
+              <w:top w:val="single" w:color="auto" w:sz="4" w:space="0"/>
             </w:tcBorders>
           </w:tcPr>
           <w:p>
@@ -928,9 +980,9 @@
         </w:tc>
         <w:tc>
           <w:tcPr>
-            <w:tcW w:w="1960" w:type="dxa"/>
+            <w:tcW w:w="1350" w:type="dxa"/>
             <w:tcBorders>
-              <w:top w:val="single" w:sz="4" w:space="0" w:color="auto"/>
+              <w:top w:val="single" w:color="auto" w:sz="4" w:space="0"/>
             </w:tcBorders>
           </w:tcPr>
           <w:p>
@@ -956,6 +1008,7 @@
           <w15:dataBinding w:prefixMappings="xmlns:ns0='urn:microsoft-dynamics-nav/reports/NPR_CRO_Fiscal_Bill_A4/6014554/' " w:xpath="/ns0:NavWordReportXmlPart[1]/ns0:CROPOSAuditLogAuxInfo[1]/ns0:POSEntrySalesLines" w:storeItemID="{974C08F4-FF06-4D7D-A995-8F2136C1311A}"/>
           <w15:repeatingSection/>
         </w:sdtPr>
+        <w:sdtEndPr/>
         <w:sdtContent>
           <w:sdt>
             <w:sdtPr>
@@ -969,6 +1022,7 @@
               </w:placeholder>
               <w15:repeatingSectionItem/>
             </w:sdtPr>
+            <w:sdtEndPr/>
             <w:sdtContent>
               <w:tr>
                 <w:sdt>
@@ -986,10 +1040,11 @@
                     <w:dataBinding w:prefixMappings="xmlns:ns0='urn:microsoft-dynamics-nav/reports/NPR_CRO_Fiscal_Bill_A4/6014554/' " w:xpath="/ns0:NavWordReportXmlPart[1]/ns0:CROPOSAuditLogAuxInfo[1]/ns0:POSEntrySalesLines[1]/ns0:CRO_ItemNo[1]" w:storeItemID="{974C08F4-FF06-4D7D-A995-8F2136C1311A}"/>
                     <w:text/>
                   </w:sdtPr>
+                  <w:sdtEndPr/>
                   <w:sdtContent>
                     <w:tc>
                       <w:tcPr>
-                        <w:tcW w:w="1082" w:type="dxa"/>
+                        <w:tcW w:w="1170" w:type="dxa"/>
                       </w:tcPr>
                       <w:p>
                         <w:pPr>
@@ -1026,10 +1081,11 @@
                     <w:dataBinding w:prefixMappings="xmlns:ns0='urn:microsoft-dynamics-nav/reports/NPR_CRO_Fiscal_Bill_A4/6014554/' " w:xpath="/ns0:NavWordReportXmlPart[1]/ns0:CROPOSAuditLogAuxInfo[1]/ns0:POSEntrySalesLines[1]/ns0:CRO_ItemDescription[1]" w:storeItemID="{974C08F4-FF06-4D7D-A995-8F2136C1311A}"/>
                     <w:text/>
                   </w:sdtPr>
+                  <w:sdtEndPr/>
                   <w:sdtContent>
                     <w:tc>
                       <w:tcPr>
-                        <w:tcW w:w="1655" w:type="dxa"/>
+                        <w:tcW w:w="3420" w:type="dxa"/>
                       </w:tcPr>
                       <w:p>
                         <w:pPr>
@@ -1066,10 +1122,11 @@
                     <w:dataBinding w:prefixMappings="xmlns:ns0='urn:microsoft-dynamics-nav/reports/NPR_CRO_Fiscal_Bill_A4/6014554/' " w:xpath="/ns0:NavWordReportXmlPart[1]/ns0:CROPOSAuditLogAuxInfo[1]/ns0:POSEntrySalesLines[1]/ns0:CRO_Quantity[1]" w:storeItemID="{974C08F4-FF06-4D7D-A995-8F2136C1311A}"/>
                     <w:text/>
                   </w:sdtPr>
+                  <w:sdtEndPr/>
                   <w:sdtContent>
                     <w:tc>
                       <w:tcPr>
-                        <w:tcW w:w="1158" w:type="dxa"/>
+                        <w:tcW w:w="916" w:type="dxa"/>
                       </w:tcPr>
                       <w:p>
                         <w:pPr>
@@ -1107,10 +1164,11 @@
                     <w:dataBinding w:prefixMappings="xmlns:ns0='urn:microsoft-dynamics-nav/reports/NPR_CRO_Fiscal_Bill_A4/6014554/' " w:xpath="/ns0:NavWordReportXmlPart[1]/ns0:CROPOSAuditLogAuxInfo[1]/ns0:POSEntrySalesLines[1]/ns0:CRO_UOM[1]" w:storeItemID="{974C08F4-FF06-4D7D-A995-8F2136C1311A}"/>
                     <w:text/>
                   </w:sdtPr>
+                  <w:sdtEndPr/>
                   <w:sdtContent>
                     <w:tc>
                       <w:tcPr>
-                        <w:tcW w:w="220" w:type="dxa"/>
+                        <w:tcW w:w="869" w:type="dxa"/>
                       </w:tcPr>
                       <w:p>
                         <w:pPr>
@@ -1145,10 +1203,11 @@
                     <w:dataBinding w:prefixMappings="xmlns:ns0='urn:microsoft-dynamics-nav/reports/NPR_CRO_Fiscal_Bill_A4/6014554/' " w:xpath="/ns0:NavWordReportXmlPart[1]/ns0:CROPOSAuditLogAuxInfo[1]/ns0:POSEntrySalesLines[1]/ns0:CRO_UnitPrice[1]" w:storeItemID="{974C08F4-FF06-4D7D-A995-8F2136C1311A}"/>
                     <w:text/>
                   </w:sdtPr>
+                  <w:sdtEndPr/>
                   <w:sdtContent>
                     <w:tc>
                       <w:tcPr>
-                        <w:tcW w:w="1200" w:type="dxa"/>
+                        <w:tcW w:w="973" w:type="dxa"/>
                       </w:tcPr>
                       <w:p>
                         <w:pPr>
@@ -1186,10 +1245,11 @@
                     <w:dataBinding w:prefixMappings="xmlns:ns0='urn:microsoft-dynamics-nav/reports/NPR_CRO_Fiscal_Bill_A4/6014554/' " w:xpath="/ns0:NavWordReportXmlPart[1]/ns0:CROPOSAuditLogAuxInfo[1]/ns0:POSEntrySalesLines[1]/ns0:CRO_DiscountPerc[1]" w:storeItemID="{974C08F4-FF06-4D7D-A995-8F2136C1311A}"/>
                     <w:text/>
                   </w:sdtPr>
+                  <w:sdtEndPr/>
                   <w:sdtContent>
                     <w:tc>
                       <w:tcPr>
-                        <w:tcW w:w="1480" w:type="dxa"/>
+                        <w:tcW w:w="662" w:type="dxa"/>
                       </w:tcPr>
                       <w:p>
                         <w:pPr>
@@ -1227,10 +1287,11 @@
                     <w:dataBinding w:prefixMappings="xmlns:ns0='urn:microsoft-dynamics-nav/reports/NPR_CRO_Fiscal_Bill_A4/6014554/' " w:xpath="/ns0:NavWordReportXmlPart[1]/ns0:CROPOSAuditLogAuxInfo[1]/ns0:POSEntrySalesLines[1]/ns0:CRO_DiscountAmount[1]" w:storeItemID="{974C08F4-FF06-4D7D-A995-8F2136C1311A}"/>
                     <w:text/>
                   </w:sdtPr>
+                  <w:sdtEndPr/>
                   <w:sdtContent>
                     <w:tc>
                       <w:tcPr>
-                        <w:tcW w:w="1711" w:type="dxa"/>
+                        <w:tcW w:w="1080" w:type="dxa"/>
                       </w:tcPr>
                       <w:p>
                         <w:pPr>
@@ -1268,10 +1329,11 @@
                     <w:dataBinding w:prefixMappings="xmlns:ns0='urn:microsoft-dynamics-nav/reports/NPR_CRO_Fiscal_Bill_A4/6014554/' " w:xpath="/ns0:NavWordReportXmlPart[1]/ns0:CROPOSAuditLogAuxInfo[1]/ns0:POSEntrySalesLines[1]/ns0:CRO_AmountIncludingVAT[1]" w:storeItemID="{974C08F4-FF06-4D7D-A995-8F2136C1311A}"/>
                     <w:text/>
                   </w:sdtPr>
+                  <w:sdtEndPr/>
                   <w:sdtContent>
                     <w:tc>
                       <w:tcPr>
-                        <w:tcW w:w="1960" w:type="dxa"/>
+                        <w:tcW w:w="1350" w:type="dxa"/>
                       </w:tcPr>
                       <w:p>
                         <w:pPr>
@@ -1313,12 +1375,12 @@
         <w:tblStyle w:val="TableGrid"/>
         <w:tblW w:w="0" w:type="auto"/>
         <w:tblBorders>
-          <w:top w:val="none" w:sz="0" w:space="0" w:color="auto"/>
-          <w:left w:val="none" w:sz="0" w:space="0" w:color="auto"/>
-          <w:bottom w:val="none" w:sz="0" w:space="0" w:color="auto"/>
-          <w:right w:val="none" w:sz="0" w:space="0" w:color="auto"/>
-          <w:insideH w:val="none" w:sz="0" w:space="0" w:color="auto"/>
-          <w:insideV w:val="none" w:sz="0" w:space="0" w:color="auto"/>
+          <w:top w:val="none" w:color="auto" w:sz="0" w:space="0"/>
+          <w:left w:val="none" w:color="auto" w:sz="0" w:space="0"/>
+          <w:bottom w:val="none" w:color="auto" w:sz="0" w:space="0"/>
+          <w:right w:val="none" w:color="auto" w:sz="0" w:space="0"/>
+          <w:insideH w:val="none" w:color="auto" w:sz="0" w:space="0"/>
+          <w:insideV w:val="none" w:color="auto" w:sz="0" w:space="0"/>
         </w:tblBorders>
         <w:tblLook w:val="04A0" w:firstRow="1" w:lastRow="0" w:firstColumn="1" w:lastColumn="0" w:noHBand="0" w:noVBand="1"/>
       </w:tblPr>
@@ -1347,13 +1409,14 @@
             <w:dataBinding w:prefixMappings="xmlns:ns0='urn:microsoft-dynamics-nav/reports/NPR_CRO_Fiscal_Bill_A4/6014554/' " w:xpath="/ns0:NavWordReportXmlPart[1]/ns0:Labels[1]/ns0:ToPayLbl[1]" w:storeItemID="{974C08F4-FF06-4D7D-A995-8F2136C1311A}"/>
             <w:text/>
           </w:sdtPr>
+          <w:sdtEndPr/>
           <w:sdtContent>
             <w:tc>
               <w:tcPr>
                 <w:tcW w:w="5228" w:type="dxa"/>
                 <w:tcBorders>
-                  <w:top w:val="single" w:sz="4" w:space="0" w:color="auto"/>
-                  <w:bottom w:val="single" w:sz="4" w:space="0" w:color="auto"/>
+                  <w:top w:val="single" w:color="auto" w:sz="4" w:space="0"/>
+                  <w:bottom w:val="single" w:color="auto" w:sz="4" w:space="0"/>
                 </w:tcBorders>
               </w:tcPr>
               <w:p>
@@ -1395,13 +1458,14 @@
             <w:dataBinding w:prefixMappings="xmlns:ns0='urn:microsoft-dynamics-nav/reports/NPR_CRO_Fiscal_Bill_A4/6014554/' " w:xpath="/ns0:NavWordReportXmlPart[1]/ns0:CROPOSAuditLogAuxInfo[1]/ns0:CRO_TotalAmount[1]" w:storeItemID="{974C08F4-FF06-4D7D-A995-8F2136C1311A}"/>
             <w:text/>
           </w:sdtPr>
+          <w:sdtEndPr/>
           <w:sdtContent>
             <w:tc>
               <w:tcPr>
                 <w:tcW w:w="5228" w:type="dxa"/>
                 <w:tcBorders>
-                  <w:top w:val="single" w:sz="4" w:space="0" w:color="auto"/>
-                  <w:bottom w:val="single" w:sz="4" w:space="0" w:color="auto"/>
+                  <w:top w:val="single" w:color="auto" w:sz="4" w:space="0"/>
+                  <w:bottom w:val="single" w:color="auto" w:sz="4" w:space="0"/>
                 </w:tcBorders>
               </w:tcPr>
               <w:p>
@@ -1433,7 +1497,7 @@
           <w:tcPr>
             <w:tcW w:w="5228" w:type="dxa"/>
             <w:tcBorders>
-              <w:top w:val="single" w:sz="4" w:space="0" w:color="auto"/>
+              <w:top w:val="single" w:color="auto" w:sz="4" w:space="0"/>
             </w:tcBorders>
           </w:tcPr>
           <w:p>
@@ -1451,7 +1515,7 @@
           <w:tcPr>
             <w:tcW w:w="5228" w:type="dxa"/>
             <w:tcBorders>
-              <w:top w:val="single" w:sz="4" w:space="0" w:color="auto"/>
+              <w:top w:val="single" w:color="auto" w:sz="4" w:space="0"/>
             </w:tcBorders>
           </w:tcPr>
           <w:p>
@@ -1485,12 +1549,13 @@
             <w:dataBinding w:prefixMappings="xmlns:ns0='urn:microsoft-dynamics-nav/reports/NPR_CRO_Fiscal_Bill_A4/6014554/' " w:xpath="/ns0:NavWordReportXmlPart[1]/ns0:Labels[1]/ns0:PaymentMethodLbl[1]" w:storeItemID="{974C08F4-FF06-4D7D-A995-8F2136C1311A}"/>
             <w:text/>
           </w:sdtPr>
+          <w:sdtEndPr/>
           <w:sdtContent>
             <w:tc>
               <w:tcPr>
                 <w:tcW w:w="5228" w:type="dxa"/>
                 <w:tcBorders>
-                  <w:bottom w:val="single" w:sz="4" w:space="0" w:color="auto"/>
+                  <w:bottom w:val="single" w:color="auto" w:sz="4" w:space="0"/>
                 </w:tcBorders>
               </w:tcPr>
               <w:p>
@@ -1534,12 +1599,13 @@
             <w:dataBinding w:prefixMappings="xmlns:ns0='urn:microsoft-dynamics-nav/reports/NPR_CRO_Fiscal_Bill_A4/6014554/' " w:xpath="/ns0:NavWordReportXmlPart[1]/ns0:Labels[1]/ns0:TaxAmountLbl[1]" w:storeItemID="{974C08F4-FF06-4D7D-A995-8F2136C1311A}"/>
             <w:text/>
           </w:sdtPr>
+          <w:sdtEndPr/>
           <w:sdtContent>
             <w:tc>
               <w:tcPr>
                 <w:tcW w:w="5228" w:type="dxa"/>
                 <w:tcBorders>
-                  <w:bottom w:val="single" w:sz="4" w:space="0" w:color="auto"/>
+                  <w:bottom w:val="single" w:color="auto" w:sz="4" w:space="0"/>
                 </w:tcBorders>
               </w:tcPr>
               <w:p>
@@ -1571,7 +1637,7 @@
           <w:tcPr>
             <w:tcW w:w="5228" w:type="dxa"/>
             <w:tcBorders>
-              <w:top w:val="single" w:sz="4" w:space="0" w:color="auto"/>
+              <w:top w:val="single" w:color="auto" w:sz="4" w:space="0"/>
             </w:tcBorders>
           </w:tcPr>
           <w:p>
@@ -1589,7 +1655,7 @@
           <w:tcPr>
             <w:tcW w:w="5228" w:type="dxa"/>
             <w:tcBorders>
-              <w:top w:val="single" w:sz="4" w:space="0" w:color="auto"/>
+              <w:top w:val="single" w:color="auto" w:sz="4" w:space="0"/>
             </w:tcBorders>
           </w:tcPr>
           <w:p>
@@ -1713,6 +1779,7 @@
                     <w:dataBinding w:prefixMappings="xmlns:ns0='urn:microsoft-dynamics-nav/reports/NPR_CRO_Fiscal_Bill_A4/6014554/' " w:xpath="/ns0:NavWordReportXmlPart[1]/ns0:CROPOSAuditLogAuxInfo[1]/ns0:POSEntryPaymentLines[1]/ns0:CRO_Amount[1]" w:storeItemID="{974C08F4-FF06-4D7D-A995-8F2136C1311A}"/>
                     <w:text/>
                   </w:sdtPr>
+                  <w:sdtEndPr/>
                   <w:sdtContent>
                     <w:tc>
                       <w:tcPr>
@@ -1758,12 +1825,12 @@
         <w:tblStyle w:val="TableGrid"/>
         <w:tblW w:w="0" w:type="auto"/>
         <w:tblBorders>
-          <w:top w:val="none" w:sz="0" w:space="0" w:color="auto"/>
-          <w:left w:val="none" w:sz="0" w:space="0" w:color="auto"/>
-          <w:bottom w:val="none" w:sz="0" w:space="0" w:color="auto"/>
-          <w:right w:val="none" w:sz="0" w:space="0" w:color="auto"/>
-          <w:insideH w:val="none" w:sz="0" w:space="0" w:color="auto"/>
-          <w:insideV w:val="none" w:sz="0" w:space="0" w:color="auto"/>
+          <w:top w:val="none" w:color="auto" w:sz="0" w:space="0"/>
+          <w:left w:val="none" w:color="auto" w:sz="0" w:space="0"/>
+          <w:bottom w:val="none" w:color="auto" w:sz="0" w:space="0"/>
+          <w:right w:val="none" w:color="auto" w:sz="0" w:space="0"/>
+          <w:insideH w:val="none" w:color="auto" w:sz="0" w:space="0"/>
+          <w:insideV w:val="none" w:color="auto" w:sz="0" w:space="0"/>
         </w:tblBorders>
         <w:tblLook w:val="04A0" w:firstRow="1" w:lastRow="0" w:firstColumn="1" w:lastColumn="0" w:noHBand="0" w:noVBand="1"/>
       </w:tblPr>
@@ -1794,12 +1861,13 @@
             <w:dataBinding w:prefixMappings="xmlns:ns0='urn:microsoft-dynamics-nav/reports/NPR_CRO_Fiscal_Bill_A4/6014554/' " w:xpath="/ns0:NavWordReportXmlPart[1]/ns0:Labels[1]/ns0:TaxLbl[1]" w:storeItemID="{974C08F4-FF06-4D7D-A995-8F2136C1311A}"/>
             <w:text/>
           </w:sdtPr>
+          <w:sdtEndPr/>
           <w:sdtContent>
             <w:tc>
               <w:tcPr>
                 <w:tcW w:w="2614" w:type="dxa"/>
                 <w:tcBorders>
-                  <w:bottom w:val="single" w:sz="4" w:space="0" w:color="auto"/>
+                  <w:bottom w:val="single" w:color="auto" w:sz="4" w:space="0"/>
                 </w:tcBorders>
               </w:tcPr>
               <w:p>
@@ -1843,12 +1911,13 @@
             <w:dataBinding w:prefixMappings="xmlns:ns0='urn:microsoft-dynamics-nav/reports/NPR_CRO_Fiscal_Bill_A4/6014554/' " w:xpath="/ns0:NavWordReportXmlPart[1]/ns0:Labels[1]/ns0:TaxRateLbl[1]" w:storeItemID="{974C08F4-FF06-4D7D-A995-8F2136C1311A}"/>
             <w:text/>
           </w:sdtPr>
+          <w:sdtEndPr/>
           <w:sdtContent>
             <w:tc>
               <w:tcPr>
                 <w:tcW w:w="2614" w:type="dxa"/>
                 <w:tcBorders>
-                  <w:bottom w:val="single" w:sz="4" w:space="0" w:color="auto"/>
+                  <w:bottom w:val="single" w:color="auto" w:sz="4" w:space="0"/>
                 </w:tcBorders>
               </w:tcPr>
               <w:p>
@@ -1893,12 +1962,13 @@
             <w:dataBinding w:prefixMappings="xmlns:ns0='urn:microsoft-dynamics-nav/reports/NPR_CRO_Fiscal_Bill_A4/6014554/' " w:xpath="/ns0:NavWordReportXmlPart[1]/ns0:Labels[1]/ns0:TaxBaseLbl[1]" w:storeItemID="{974C08F4-FF06-4D7D-A995-8F2136C1311A}"/>
             <w:text/>
           </w:sdtPr>
+          <w:sdtEndPr/>
           <w:sdtContent>
             <w:tc>
               <w:tcPr>
                 <w:tcW w:w="2614" w:type="dxa"/>
                 <w:tcBorders>
-                  <w:bottom w:val="single" w:sz="4" w:space="0" w:color="auto"/>
+                  <w:bottom w:val="single" w:color="auto" w:sz="4" w:space="0"/>
                 </w:tcBorders>
               </w:tcPr>
               <w:p>
@@ -1943,12 +2013,13 @@
             <w:dataBinding w:prefixMappings="xmlns:ns0='urn:microsoft-dynamics-nav/reports/NPR_CRO_Fiscal_Bill_A4/6014554/' " w:xpath="/ns0:NavWordReportXmlPart[1]/ns0:Labels[1]/ns0:TaxAmountLbl[1]" w:storeItemID="{974C08F4-FF06-4D7D-A995-8F2136C1311A}"/>
             <w:text/>
           </w:sdtPr>
+          <w:sdtEndPr/>
           <w:sdtContent>
             <w:tc>
               <w:tcPr>
                 <w:tcW w:w="2614" w:type="dxa"/>
                 <w:tcBorders>
-                  <w:bottom w:val="single" w:sz="4" w:space="0" w:color="auto"/>
+                  <w:bottom w:val="single" w:color="auto" w:sz="4" w:space="0"/>
                 </w:tcBorders>
               </w:tcPr>
               <w:p>
@@ -1985,7 +2056,7 @@
           <w:tcPr>
             <w:tcW w:w="2614" w:type="dxa"/>
             <w:tcBorders>
-              <w:top w:val="single" w:sz="4" w:space="0" w:color="auto"/>
+              <w:top w:val="single" w:color="auto" w:sz="4" w:space="0"/>
             </w:tcBorders>
           </w:tcPr>
           <w:p>
@@ -2003,7 +2074,7 @@
           <w:tcPr>
             <w:tcW w:w="2614" w:type="dxa"/>
             <w:tcBorders>
-              <w:top w:val="single" w:sz="4" w:space="0" w:color="auto"/>
+              <w:top w:val="single" w:color="auto" w:sz="4" w:space="0"/>
             </w:tcBorders>
           </w:tcPr>
           <w:p>
@@ -2021,7 +2092,7 @@
           <w:tcPr>
             <w:tcW w:w="2614" w:type="dxa"/>
             <w:tcBorders>
-              <w:top w:val="single" w:sz="4" w:space="0" w:color="auto"/>
+              <w:top w:val="single" w:color="auto" w:sz="4" w:space="0"/>
             </w:tcBorders>
           </w:tcPr>
           <w:p>
@@ -2039,7 +2110,7 @@
           <w:tcPr>
             <w:tcW w:w="2614" w:type="dxa"/>
             <w:tcBorders>
-              <w:top w:val="single" w:sz="4" w:space="0" w:color="auto"/>
+              <w:top w:val="single" w:color="auto" w:sz="4" w:space="0"/>
             </w:tcBorders>
           </w:tcPr>
           <w:p>
@@ -2067,6 +2138,7 @@
           <w15:dataBinding w:prefixMappings="xmlns:ns0='urn:microsoft-dynamics-nav/reports/NPR_CRO_Fiscal_Bill_A4/6014554/' " w:xpath="/ns0:NavWordReportXmlPart[1]/ns0:CROPOSAuditLogAuxInfo[1]/ns0:POSEntryTaxLines" w:storeItemID="{974C08F4-FF06-4D7D-A995-8F2136C1311A}"/>
           <w15:repeatingSection/>
         </w:sdtPr>
+        <w:sdtEndPr/>
         <w:sdtContent>
           <w:sdt>
             <w:sdtPr>
@@ -2080,6 +2152,7 @@
               </w:placeholder>
               <w15:repeatingSectionItem/>
             </w:sdtPr>
+            <w:sdtEndPr/>
             <w:sdtContent>
               <w:tr>
                 <w:trPr>
@@ -2100,6 +2173,7 @@
                     <w:dataBinding w:prefixMappings="xmlns:ns0='urn:microsoft-dynamics-nav/reports/NPR_CRO_Fiscal_Bill_A4/6014554/' " w:xpath="/ns0:NavWordReportXmlPart[1]/ns0:Labels[1]/ns0:VATLbl[1]" w:storeItemID="{974C08F4-FF06-4D7D-A995-8F2136C1311A}"/>
                     <w:text/>
                   </w:sdtPr>
+                  <w:sdtEndPr/>
                   <w:sdtContent>
                     <w:tc>
                       <w:tcPr>
@@ -2140,6 +2214,7 @@
                     <w:dataBinding w:prefixMappings="xmlns:ns0='urn:microsoft-dynamics-nav/reports/NPR_CRO_Fiscal_Bill_A4/6014554/' " w:xpath="/ns0:NavWordReportXmlPart[1]/ns0:CROPOSAuditLogAuxInfo[1]/ns0:POSEntryTaxLines[1]/ns0:CRO_VATPerc[1]" w:storeItemID="{974C08F4-FF06-4D7D-A995-8F2136C1311A}"/>
                     <w:text/>
                   </w:sdtPr>
+                  <w:sdtEndPr/>
                   <w:sdtContent>
                     <w:tc>
                       <w:tcPr>
@@ -2181,6 +2256,7 @@
                     <w:dataBinding w:prefixMappings="xmlns:ns0='urn:microsoft-dynamics-nav/reports/NPR_CRO_Fiscal_Bill_A4/6014554/' " w:xpath="/ns0:NavWordReportXmlPart[1]/ns0:CROPOSAuditLogAuxInfo[1]/ns0:POSEntryTaxLines[1]/ns0:CRO_VATBaseAmount[1]" w:storeItemID="{974C08F4-FF06-4D7D-A995-8F2136C1311A}"/>
                     <w:text/>
                   </w:sdtPr>
+                  <w:sdtEndPr/>
                   <w:sdtContent>
                     <w:tc>
                       <w:tcPr>
@@ -2222,6 +2298,7 @@
                     <w:dataBinding w:prefixMappings="xmlns:ns0='urn:microsoft-dynamics-nav/reports/NPR_CRO_Fiscal_Bill_A4/6014554/' " w:xpath="/ns0:NavWordReportXmlPart[1]/ns0:CROPOSAuditLogAuxInfo[1]/ns0:POSEntryTaxLines[1]/ns0:CRO_VATAmount[1]" w:storeItemID="{974C08F4-FF06-4D7D-A995-8F2136C1311A}"/>
                     <w:text/>
                   </w:sdtPr>
+                  <w:sdtEndPr/>
                   <w:sdtContent>
                     <w:tc>
                       <w:tcPr>
@@ -2261,7 +2338,7 @@
           <w:tcPr>
             <w:tcW w:w="2614" w:type="dxa"/>
             <w:tcBorders>
-              <w:bottom w:val="single" w:sz="4" w:space="0" w:color="auto"/>
+              <w:bottom w:val="single" w:color="auto" w:sz="4" w:space="0"/>
             </w:tcBorders>
           </w:tcPr>
           <w:p>
@@ -2277,7 +2354,7 @@
           <w:tcPr>
             <w:tcW w:w="2614" w:type="dxa"/>
             <w:tcBorders>
-              <w:bottom w:val="single" w:sz="4" w:space="0" w:color="auto"/>
+              <w:bottom w:val="single" w:color="auto" w:sz="4" w:space="0"/>
             </w:tcBorders>
           </w:tcPr>
           <w:p>
@@ -2293,7 +2370,7 @@
           <w:tcPr>
             <w:tcW w:w="2614" w:type="dxa"/>
             <w:tcBorders>
-              <w:bottom w:val="single" w:sz="4" w:space="0" w:color="auto"/>
+              <w:bottom w:val="single" w:color="auto" w:sz="4" w:space="0"/>
             </w:tcBorders>
           </w:tcPr>
           <w:p>
@@ -2309,7 +2386,7 @@
           <w:tcPr>
             <w:tcW w:w="2614" w:type="dxa"/>
             <w:tcBorders>
-              <w:bottom w:val="single" w:sz="4" w:space="0" w:color="auto"/>
+              <w:bottom w:val="single" w:color="auto" w:sz="4" w:space="0"/>
             </w:tcBorders>
           </w:tcPr>
           <w:p>
@@ -2344,13 +2421,14 @@
             <w:dataBinding w:prefixMappings="xmlns:ns0='urn:microsoft-dynamics-nav/reports/NPR_CRO_Fiscal_Bill_A4/6014554/' " w:xpath="/ns0:NavWordReportXmlPart[1]/ns0:Labels[1]/ns0:TotalLbl[1]" w:storeItemID="{974C08F4-FF06-4D7D-A995-8F2136C1311A}"/>
             <w:text/>
           </w:sdtPr>
+          <w:sdtEndPr/>
           <w:sdtContent>
             <w:tc>
               <w:tcPr>
                 <w:tcW w:w="2614" w:type="dxa"/>
                 <w:tcBorders>
-                  <w:top w:val="single" w:sz="4" w:space="0" w:color="auto"/>
-                  <w:bottom w:val="single" w:sz="4" w:space="0" w:color="auto"/>
+                  <w:top w:val="single" w:color="auto" w:sz="4" w:space="0"/>
+                  <w:bottom w:val="single" w:color="auto" w:sz="4" w:space="0"/>
                 </w:tcBorders>
               </w:tcPr>
               <w:p>
@@ -2379,8 +2457,8 @@
           <w:tcPr>
             <w:tcW w:w="2614" w:type="dxa"/>
             <w:tcBorders>
-              <w:top w:val="single" w:sz="4" w:space="0" w:color="auto"/>
-              <w:bottom w:val="single" w:sz="4" w:space="0" w:color="auto"/>
+              <w:top w:val="single" w:color="auto" w:sz="4" w:space="0"/>
+              <w:bottom w:val="single" w:color="auto" w:sz="4" w:space="0"/>
             </w:tcBorders>
           </w:tcPr>
           <w:p>
@@ -2396,8 +2474,8 @@
           <w:tcPr>
             <w:tcW w:w="2614" w:type="dxa"/>
             <w:tcBorders>
-              <w:top w:val="single" w:sz="4" w:space="0" w:color="auto"/>
-              <w:bottom w:val="single" w:sz="4" w:space="0" w:color="auto"/>
+              <w:top w:val="single" w:color="auto" w:sz="4" w:space="0"/>
+              <w:bottom w:val="single" w:color="auto" w:sz="4" w:space="0"/>
             </w:tcBorders>
           </w:tcPr>
           <w:p>
@@ -2426,13 +2504,14 @@
             <w:dataBinding w:prefixMappings="xmlns:ns0='urn:microsoft-dynamics-nav/reports/NPR_CRO_Fiscal_Bill_A4/6014554/' " w:xpath="/ns0:NavWordReportXmlPart[1]/ns0:CROPOSAuditLogAuxInfo[1]/ns0:CROTotals[1]/ns0:CRO_TotalVATAmount[1]" w:storeItemID="{974C08F4-FF06-4D7D-A995-8F2136C1311A}"/>
             <w:text/>
           </w:sdtPr>
+          <w:sdtEndPr/>
           <w:sdtContent>
             <w:tc>
               <w:tcPr>
                 <w:tcW w:w="2614" w:type="dxa"/>
                 <w:tcBorders>
-                  <w:top w:val="single" w:sz="4" w:space="0" w:color="auto"/>
-                  <w:bottom w:val="single" w:sz="4" w:space="0" w:color="auto"/>
+                  <w:top w:val="single" w:color="auto" w:sz="4" w:space="0"/>
+                  <w:bottom w:val="single" w:color="auto" w:sz="4" w:space="0"/>
                 </w:tcBorders>
               </w:tcPr>
               <w:p>
@@ -2473,12 +2552,12 @@
         <w:tblStyle w:val="TableGrid"/>
         <w:tblW w:w="0" w:type="auto"/>
         <w:tblBorders>
-          <w:top w:val="none" w:sz="0" w:space="0" w:color="auto"/>
-          <w:left w:val="none" w:sz="0" w:space="0" w:color="auto"/>
-          <w:bottom w:val="none" w:sz="0" w:space="0" w:color="auto"/>
-          <w:right w:val="none" w:sz="0" w:space="0" w:color="auto"/>
-          <w:insideH w:val="none" w:sz="0" w:space="0" w:color="auto"/>
-          <w:insideV w:val="none" w:sz="0" w:space="0" w:color="auto"/>
+          <w:top w:val="none" w:color="auto" w:sz="0" w:space="0"/>
+          <w:left w:val="none" w:color="auto" w:sz="0" w:space="0"/>
+          <w:bottom w:val="none" w:color="auto" w:sz="0" w:space="0"/>
+          <w:right w:val="none" w:color="auto" w:sz="0" w:space="0"/>
+          <w:insideH w:val="none" w:color="auto" w:sz="0" w:space="0"/>
+          <w:insideV w:val="none" w:color="auto" w:sz="0" w:space="0"/>
         </w:tblBorders>
         <w:tblLook w:val="04A0" w:firstRow="1" w:lastRow="0" w:firstColumn="1" w:lastColumn="0" w:noHBand="0" w:noVBand="1"/>
       </w:tblPr>
@@ -2502,6 +2581,7 @@
             <w:dataBinding w:prefixMappings="xmlns:ns0='urn:microsoft-dynamics-nav/reports/NPR_CRO_Fiscal_Bill_A4/6014554/' " w:xpath="/ns0:NavWordReportXmlPart[1]/ns0:Labels[1]/ns0:ZKILbl[1]" w:storeItemID="{974C08F4-FF06-4D7D-A995-8F2136C1311A}"/>
             <w:text/>
           </w:sdtPr>
+          <w:sdtEndPr/>
           <w:sdtContent>
             <w:tc>
               <w:tcPr>
@@ -2540,6 +2620,7 @@
             <w:dataBinding w:prefixMappings="xmlns:ns0='urn:microsoft-dynamics-nav/reports/NPR_CRO_Fiscal_Bill_A4/6014554/' " w:xpath="/ns0:NavWordReportXmlPart[1]/ns0:CROPOSAuditLogAuxInfo[1]/ns0:CRO_ZKICode[1]" w:storeItemID="{974C08F4-FF06-4D7D-A995-8F2136C1311A}"/>
             <w:text/>
           </w:sdtPr>
+          <w:sdtEndPr/>
           <w:sdtContent>
             <w:tc>
               <w:tcPr>
@@ -2583,6 +2664,7 @@
             <w:dataBinding w:prefixMappings="xmlns:ns0='urn:microsoft-dynamics-nav/reports/NPR_CRO_Fiscal_Bill_A4/6014554/' " w:xpath="/ns0:NavWordReportXmlPart[1]/ns0:Labels[1]/ns0:JIRLbl[1]" w:storeItemID="{974C08F4-FF06-4D7D-A995-8F2136C1311A}"/>
             <w:text/>
           </w:sdtPr>
+          <w:sdtEndPr/>
           <w:sdtContent>
             <w:tc>
               <w:tcPr>
@@ -2623,6 +2705,7 @@
             <w:dataBinding w:prefixMappings="xmlns:ns0='urn:microsoft-dynamics-nav/reports/NPR_CRO_Fiscal_Bill_A4/6014554/' " w:xpath="/ns0:NavWordReportXmlPart[1]/ns0:CROPOSAuditLogAuxInfo[1]/ns0:CRO_JIRCode[1]" w:storeItemID="{974C08F4-FF06-4D7D-A995-8F2136C1311A}"/>
             <w:text/>
           </w:sdtPr>
+          <w:sdtEndPr/>
           <w:sdtContent>
             <w:tc>
               <w:tcPr>
@@ -2669,6 +2752,7 @@
             <w:dataBinding w:prefixMappings="xmlns:ns0='urn:microsoft-dynamics-nav/reports/NPR_CRO_Fiscal_Bill_A4/6014554/' " w:xpath="/ns0:NavWordReportXmlPart[1]/ns0:Labels[1]/ns0:CurrencyLbl[1]" w:storeItemID="{974C08F4-FF06-4D7D-A995-8F2136C1311A}"/>
             <w:text/>
           </w:sdtPr>
+          <w:sdtEndPr/>
           <w:sdtContent>
             <w:tc>
               <w:tcPr>
@@ -2718,6 +2802,7 @@
             <w:dataBinding w:prefixMappings="xmlns:ns0='urn:microsoft-dynamics-nav/reports/NPR_CRO_Fiscal_Bill_A4/6014554/' " w:xpath="/ns0:NavWordReportXmlPart[1]/ns0:CROPOSAuditLogAuxInfo[1]/ns0:CRO_QRCode[1]" w:storeItemID="{974C08F4-FF06-4D7D-A995-8F2136C1311A}"/>
             <w:text/>
           </w:sdtPr>
+          <w:sdtEndPr/>
           <w:sdtContent>
             <w:tc>
               <w:tcPr>
@@ -2818,18 +2903,18 @@
 </file>
 
 <file path=word/header1.xml><?xml version="1.0" encoding="utf-8"?>
-<w:hdr xmlns:wpc="http://schemas.microsoft.com/office/word/2010/wordprocessingCanvas" xmlns:cx="http://schemas.microsoft.com/office/drawing/2014/chartex" xmlns:cx1="http://schemas.microsoft.com/office/drawing/2015/9/8/chartex" xmlns:cx2="http://schemas.microsoft.com/office/drawing/2015/10/21/chartex" xmlns:cx3="http://schemas.microsoft.com/office/drawing/2016/5/9/chartex" xmlns:cx4="http://schemas.microsoft.com/office/drawing/2016/5/10/chartex" xmlns:cx5="http://schemas.microsoft.com/office/drawing/2016/5/11/chartex" xmlns:cx6="http://schemas.microsoft.com/office/drawing/2016/5/12/chartex" xmlns:cx7="http://schemas.microsoft.com/office/drawing/2016/5/13/chartex" xmlns:cx8="http://schemas.microsoft.com/office/drawing/2016/5/14/chartex" xmlns:mc="http://schemas.openxmlformats.org/markup-compatibility/2006" xmlns:aink="http://schemas.microsoft.com/office/drawing/2016/ink" xmlns:am3d="http://schemas.microsoft.com/office/drawing/2017/model3d" xmlns:o="urn:schemas-microsoft-com:office:office" xmlns:oel="http://schemas.microsoft.com/office/2019/extlst" xmlns:r="http://schemas.openxmlformats.org/officeDocument/2006/relationships" xmlns:m="http://schemas.openxmlformats.org/officeDocument/2006/math" xmlns:v="urn:schemas-microsoft-com:vml" xmlns:wp14="http://schemas.microsoft.com/office/word/2010/wordprocessingDrawing" xmlns:wp="http://schemas.openxmlformats.org/drawingml/2006/wordprocessingDrawing" xmlns:w10="urn:schemas-microsoft-com:office:word" xmlns:w="http://schemas.openxmlformats.org/wordprocessingml/2006/main" xmlns:w14="http://schemas.microsoft.com/office/word/2010/wordml" xmlns:w15="http://schemas.microsoft.com/office/word/2012/wordml" xmlns:w16cex="http://schemas.microsoft.com/office/word/2018/wordml/cex" xmlns:w16cid="http://schemas.microsoft.com/office/word/2016/wordml/cid" xmlns:w16="http://schemas.microsoft.com/office/word/2018/wordml" xmlns:w16du="http://schemas.microsoft.com/office/word/2023/wordml/word16du" xmlns:w16sdtdh="http://schemas.microsoft.com/office/word/2020/wordml/sdtdatahash" xmlns:w16sdtfl="http://schemas.microsoft.com/office/word/2024/wordml/sdtformatlock" xmlns:w16se="http://schemas.microsoft.com/office/word/2015/wordml/symex" xmlns:wpg="http://schemas.microsoft.com/office/word/2010/wordprocessingGroup" xmlns:wpi="http://schemas.microsoft.com/office/word/2010/wordprocessingInk" xmlns:wne="http://schemas.microsoft.com/office/word/2006/wordml" xmlns:wps="http://schemas.microsoft.com/office/word/2010/wordprocessingShape" mc:Ignorable="w14 w15 w16se w16cid w16 w16cex w16sdtdh w16sdtfl w16du wp14">
+<w:hdr xmlns:a="http://schemas.openxmlformats.org/drawingml/2006/main" xmlns:pic="http://schemas.openxmlformats.org/drawingml/2006/picture" xmlns:a14="http://schemas.microsoft.com/office/drawing/2010/main" xmlns:wpc="http://schemas.microsoft.com/office/word/2010/wordprocessingCanvas" xmlns:cx="http://schemas.microsoft.com/office/drawing/2014/chartex" xmlns:cx1="http://schemas.microsoft.com/office/drawing/2015/9/8/chartex" xmlns:cx2="http://schemas.microsoft.com/office/drawing/2015/10/21/chartex" xmlns:cx3="http://schemas.microsoft.com/office/drawing/2016/5/9/chartex" xmlns:cx4="http://schemas.microsoft.com/office/drawing/2016/5/10/chartex" xmlns:cx5="http://schemas.microsoft.com/office/drawing/2016/5/11/chartex" xmlns:cx6="http://schemas.microsoft.com/office/drawing/2016/5/12/chartex" xmlns:cx7="http://schemas.microsoft.com/office/drawing/2016/5/13/chartex" xmlns:cx8="http://schemas.microsoft.com/office/drawing/2016/5/14/chartex" xmlns:mc="http://schemas.openxmlformats.org/markup-compatibility/2006" xmlns:aink="http://schemas.microsoft.com/office/drawing/2016/ink" xmlns:am3d="http://schemas.microsoft.com/office/drawing/2017/model3d" xmlns:o="urn:schemas-microsoft-com:office:office" xmlns:oel="http://schemas.microsoft.com/office/2019/extlst" xmlns:r="http://schemas.openxmlformats.org/officeDocument/2006/relationships" xmlns:m="http://schemas.openxmlformats.org/officeDocument/2006/math" xmlns:v="urn:schemas-microsoft-com:vml" xmlns:wp14="http://schemas.microsoft.com/office/word/2010/wordprocessingDrawing" xmlns:wp="http://schemas.openxmlformats.org/drawingml/2006/wordprocessingDrawing" xmlns:w10="urn:schemas-microsoft-com:office:word" xmlns:w="http://schemas.openxmlformats.org/wordprocessingml/2006/main" xmlns:w14="http://schemas.microsoft.com/office/word/2010/wordml" xmlns:w15="http://schemas.microsoft.com/office/word/2012/wordml" xmlns:w16cex="http://schemas.microsoft.com/office/word/2018/wordml/cex" xmlns:w16cid="http://schemas.microsoft.com/office/word/2016/wordml/cid" xmlns:w16="http://schemas.microsoft.com/office/word/2018/wordml" xmlns:w16du="http://schemas.microsoft.com/office/word/2023/wordml/word16du" xmlns:w16sdtdh="http://schemas.microsoft.com/office/word/2020/wordml/sdtdatahash" xmlns:w16sdtfl="http://schemas.microsoft.com/office/word/2024/wordml/sdtformatlock" xmlns:w16se="http://schemas.microsoft.com/office/word/2015/wordml/symex" xmlns:wpg="http://schemas.microsoft.com/office/word/2010/wordprocessingGroup" xmlns:wpi="http://schemas.microsoft.com/office/word/2010/wordprocessingInk" xmlns:wne="http://schemas.microsoft.com/office/word/2006/wordml" xmlns:wps="http://schemas.microsoft.com/office/word/2010/wordprocessingShape" mc:Ignorable="w14 w15 w16se w16cid w16 w16cex w16sdtdh w16sdtfl w16du wp14">
   <w:tbl>
     <w:tblPr>
       <w:tblStyle w:val="TableGrid"/>
       <w:tblW w:w="0" w:type="auto"/>
       <w:tblBorders>
-        <w:top w:val="none" w:sz="0" w:space="0" w:color="auto"/>
-        <w:left w:val="none" w:sz="0" w:space="0" w:color="auto"/>
-        <w:bottom w:val="none" w:sz="0" w:space="0" w:color="auto"/>
-        <w:right w:val="none" w:sz="0" w:space="0" w:color="auto"/>
-        <w:insideH w:val="none" w:sz="0" w:space="0" w:color="auto"/>
-        <w:insideV w:val="none" w:sz="0" w:space="0" w:color="auto"/>
+        <w:top w:val="none" w:color="auto" w:sz="0" w:space="0"/>
+        <w:left w:val="none" w:color="auto" w:sz="0" w:space="0"/>
+        <w:bottom w:val="none" w:color="auto" w:sz="0" w:space="0"/>
+        <w:right w:val="none" w:color="auto" w:sz="0" w:space="0"/>
+        <w:insideH w:val="none" w:color="auto" w:sz="0" w:space="0"/>
+        <w:insideV w:val="none" w:color="auto" w:sz="0" w:space="0"/>
       </w:tblBorders>
       <w:tblLook w:val="04A0" w:firstRow="1" w:lastRow="0" w:firstColumn="1" w:lastColumn="0" w:noHBand="0" w:noVBand="1"/>
     </w:tblPr>
@@ -2857,6 +2942,7 @@
           <w:dataBinding w:prefixMappings="xmlns:ns0='urn:microsoft-dynamics-nav/reports/NPR_CRO_Fiscal_Bill_A4/6014554/' " w:xpath="/ns0:NavWordReportXmlPart[1]/ns0:CompanyInformation[1]/ns0:CRO_Company_Name[1]" w:storeItemID="{974C08F4-FF06-4D7D-A995-8F2136C1311A}"/>
           <w:text/>
         </w:sdtPr>
+        <w:sdtEndPr/>
         <w:sdtContent>
           <w:tc>
             <w:tcPr>
@@ -2899,6 +2985,7 @@
           <w:dataBinding w:prefixMappings="xmlns:ns0='urn:microsoft-dynamics-nav/reports/NPR_CRO_Fiscal_Bill_A4/6014554/' " w:xpath="/ns0:NavWordReportXmlPart[1]/ns0:CompanyInformation[1]/ns0:CRO_Company_Picture[1]" w:storeItemID="{974C08F4-FF06-4D7D-A995-8F2136C1311A}"/>
           <w:picture/>
         </w:sdtPr>
+        <w:sdtEndPr/>
         <w:sdtContent>
           <w:tc>
             <w:tcPr>
@@ -2983,6 +3070,7 @@
           <w:dataBinding w:prefixMappings="xmlns:ns0='urn:microsoft-dynamics-nav/reports/NPR_CRO_Fiscal_Bill_A4/6014554/' " w:xpath="/ns0:NavWordReportXmlPart[1]/ns0:CompanyInformation[1]/ns0:CRO_Company_InformationBlock[1]" w:storeItemID="{974C08F4-FF06-4D7D-A995-8F2136C1311A}"/>
           <w:text/>
         </w:sdtPr>
+        <w:sdtEndPr/>
         <w:sdtContent>
           <w:tc>
             <w:tcPr>
@@ -3993,8 +4081,10 @@
   </w:compat>
   <w:rsids>
     <w:rsidRoot w:val="00CE7381"/>
+    <w:rsid w:val="0009626F"/>
     <w:rsid w:val="000C5B9C"/>
     <w:rsid w:val="00105F7A"/>
+    <w:rsid w:val="0015225A"/>
     <w:rsid w:val="001933BC"/>
     <w:rsid w:val="00203C81"/>
     <w:rsid w:val="00277001"/>
@@ -4003,24 +4093,36 @@
     <w:rsid w:val="00320405"/>
     <w:rsid w:val="00385DB1"/>
     <w:rsid w:val="004252C6"/>
+    <w:rsid w:val="00427162"/>
     <w:rsid w:val="0044470D"/>
     <w:rsid w:val="006207C5"/>
     <w:rsid w:val="0069749B"/>
+    <w:rsid w:val="008161B0"/>
     <w:rsid w:val="00852AA6"/>
+    <w:rsid w:val="00866253"/>
     <w:rsid w:val="00895926"/>
     <w:rsid w:val="009A5B2D"/>
+    <w:rsid w:val="00A021AF"/>
     <w:rsid w:val="00A236DC"/>
     <w:rsid w:val="00A27CF2"/>
     <w:rsid w:val="00A3640C"/>
     <w:rsid w:val="00AD674B"/>
+    <w:rsid w:val="00AF059F"/>
+    <w:rsid w:val="00B138CD"/>
     <w:rsid w:val="00B2015F"/>
     <w:rsid w:val="00B36E8A"/>
     <w:rsid w:val="00B740E8"/>
+    <w:rsid w:val="00C13F6A"/>
+    <w:rsid w:val="00C16609"/>
     <w:rsid w:val="00C37625"/>
     <w:rsid w:val="00CB1412"/>
     <w:rsid w:val="00CE7381"/>
+    <w:rsid w:val="00D0100C"/>
+    <w:rsid w:val="00D14B6E"/>
     <w:rsid w:val="00D21066"/>
+    <w:rsid w:val="00DE78B6"/>
     <w:rsid w:val="00E00744"/>
+    <w:rsid w:val="00E61FFC"/>
   </w:rsids>
   <m:mathPr>
     <m:mathFont m:val="Cambria Math"/>
@@ -4854,7 +4956,27 @@
 </a:theme>
 </file>
 
-<file path=customXml/item1.xml>��< ? x m l   v e r s i o n = " 1 . 0 "   e n c o d i n g = " u t f - 1 6 " ? > < N a v W o r d R e p o r t X m l P a r t   x m l n s = " u r n : m i c r o s o f t - d y n a m i c s - n a v / r e p o r t s / N P R _ C R O _ F i s c a l _ B i l l _ A 4 / 6 0 1 4 5 5 4 / " > +<file path=word/webextensions/taskpanes.xml><?xml version="1.0" encoding="utf-8"?>
+<wetp:taskpanes xmlns:wetp="http://schemas.microsoft.com/office/webextensions/taskpanes/2010/11">
+  <wetp:taskpane dockstate="right" visibility="0" width="350" row="1">
+    <wetp:webextensionref xmlns:r="http://schemas.openxmlformats.org/officeDocument/2006/relationships" r:id="rId1"/>
+  </wetp:taskpane>
+</wetp:taskpanes>
+</file>
+
+<file path=word/webextensions/webextension1.xml><?xml version="1.0" encoding="utf-8"?>
+<we:webextension xmlns:we="http://schemas.microsoft.com/office/webextensions/webextension/2010/11" id="{97DC1D30-F32E-44C3-A54D-7AA7CE9C9C1C}">
+  <we:reference id="89a176cd-6ad0-47c4-b661-0a746d7d62c5" version="2.0.0.1" store="EXCatalog" storeType="EXCatalog"/>
+  <we:alternateReferences>
+    <we:reference id="WA200007356" version="2.0.0.1" store="da-DK" storeType="OMEX"/>
+  </we:alternateReferences>
+  <we:properties/>
+  <we:bindings/>
+  <we:snapshot xmlns:r="http://schemas.openxmlformats.org/officeDocument/2006/relationships"/>
+</we:webextension>
+</file>
+
+<file path=customXml/item1.xml>��< ? x m l   v e r s i o n = " 1 . 0 "   e n c o d i n g = " u t f - 1 6 " ? > < N a v W o r d R e p o r t X m l P a r t   x m l n s = " u r n : m i c r o s o f t - d y n a m i c s - b u s i n e s s c e n t r a l / i n t e r n a l / e x t e n d e d / r e p o r t s / N P R _ C R O _ F i s c a l _ B i l l _ A 4 / 6 0 1 4 5 5 4 / " >   
      < B C R e p o r t I n f o r m a t i o n >   
@@ -4922,139 +5044,143 @@
  
      < L a b e l s >   
-         < C u r r e n c y L b l > C u r r e n c y L b l < / C u r r e n c y L b l > - 
-         < D i s c o u n t L b l > D i s c o u n t L b l < / D i s c o u n t L b l > - 
-         < I t e m N a m e L b l > I t e m N a m e L b l < / I t e m N a m e L b l > - 
-         < I t e m N o L b l > I t e m N o L b l < / I t e m N o L b l > - 
-         < J I R L b l > J I R L b l < / J I R L b l > - 
-         < P a y m e n t M e t h o d L b l > P a y m e n t M e t h o d L b l < / P a y m e n t M e t h o d L b l > - 
-         < P e r c L b l > P e r c L b l < / P e r c L b l > - 
-         < P r i c e L b l > P r i c e L b l < / P r i c e L b l > - 
-         < Q t y L b l > Q t y L b l < / Q t y L b l > - 
-         < T a x A m o u n t L b l > T a x A m o u n t L b l < / T a x A m o u n t L b l > - 
-         < T a x B a s e L b l > T a x B a s e L b l < / T a x B a s e L b l > - 
-         < T a x L b l > T a x L b l < / T a x L b l > - 
-         < T a x R a t e L b l > T a x R a t e L b l < / T a x R a t e L b l > - 
-         < T o P a y L b l > T o P a y L b l < / T o P a y L b l > - 
-         < T o t a l L b l > T o t a l L b l < / T o t a l L b l > - 
-         < U o M L b l > U o M L b l < / U o M L b l > - 
-         < V A T L b l > V A T L b l < / V A T L b l > - 
-         < Z K I L b l > Z K I L b l < / Z K I L b l > +         < C u r r e n c y L b l   E l e m e n t T y p e = " P a r a m e t e r "   E l e m e n t I d = " 1 1 6 2 5 3 0 8 4 8 "   D a t a T y p e = " S t r i n g " > C u r r e n c y L b l < / C u r r e n c y L b l > + 
+         < D i s c o u n t L b l   E l e m e n t T y p e = " P a r a m e t e r "   E l e m e n t I d = " 2 9 0 6 6 1 1 1 8 "   D a t a T y p e = " S t r i n g " > D i s c o u n t L b l < / D i s c o u n t L b l > + 
+         < I t e m N a m e L b l   E l e m e n t T y p e = " P a r a m e t e r "   E l e m e n t I d = " 8 8 8 8 3 5 0 9 3 "   D a t a T y p e = " S t r i n g " > I t e m N a m e L b l < / I t e m N a m e L b l > + 
+         < I t e m N o L b l   E l e m e n t T y p e = " P a r a m e t e r "   E l e m e n t I d = " 1 7 9 0 6 2 1 1 1 5 "   D a t a T y p e = " S t r i n g " > I t e m N o L b l < / I t e m N o L b l > + 
+         < J I R L b l   E l e m e n t T y p e = " P a r a m e t e r "   E l e m e n t I d = " 1 8 9 2 1 0 9 9 3 4 "   D a t a T y p e = " S t r i n g " > J I R L b l < / J I R L b l > + 
+         < P a y m e n t M e t h o d L b l   E l e m e n t T y p e = " P a r a m e t e r "   E l e m e n t I d = " 2 0 6 0 2 7 8 2 7 4 "   D a t a T y p e = " S t r i n g " > P a y m e n t M e t h o d L b l < / P a y m e n t M e t h o d L b l > + 
+         < P e r c L b l   E l e m e n t T y p e = " P a r a m e t e r "   E l e m e n t I d = " 1 2 0 3 7 6 1 7 2 3 "   D a t a T y p e = " S t r i n g " > P e r c L b l < / P e r c L b l > + 
+         < P r i c e L b l   E l e m e n t T y p e = " P a r a m e t e r "   E l e m e n t I d = " 1 6 4 2 8 6 2 9 7 8 "   D a t a T y p e = " S t r i n g " > P r i c e L b l < / P r i c e L b l > + 
+         < Q t y L b l   E l e m e n t T y p e = " P a r a m e t e r "   E l e m e n t I d = " 1 1 1 2 3 4 7 3 2 3 "   D a t a T y p e = " S t r i n g " > Q t y L b l < / Q t y L b l > + 
+         < T a x A m o u n t L b l   E l e m e n t T y p e = " P a r a m e t e r "   E l e m e n t I d = " 2 1 2 1 8 8 1 8 5 8 "   D a t a T y p e = " S t r i n g " > T a x A m o u n t L b l < / T a x A m o u n t L b l > + 
+         < T a x B a s e L b l   E l e m e n t T y p e = " P a r a m e t e r "   E l e m e n t I d = " 1 7 2 5 1 6 4 1 9 1 "   D a t a T y p e = " S t r i n g " > T a x B a s e L b l < / T a x B a s e L b l > + 
+         < T a x L b l   E l e m e n t T y p e = " P a r a m e t e r "   E l e m e n t I d = " 3 2 0 6 8 2 1 1 0 "   D a t a T y p e = " S t r i n g " > T a x L b l < / T a x L b l > + 
+         < T a x R a t e L b l   E l e m e n t T y p e = " P a r a m e t e r "   E l e m e n t I d = " 1 2 1 0 7 0 0 5 4 4 "   D a t a T y p e = " S t r i n g " > T a x R a t e L b l < / T a x R a t e L b l > + 
+         < T o P a y L b l   E l e m e n t T y p e = " P a r a m e t e r "   E l e m e n t I d = " 1 3 4 8 2 0 8 9 8 8 "   D a t a T y p e = " S t r i n g " > T o P a y L b l < / T o P a y L b l > + 
+         < T o t a l L b l   E l e m e n t T y p e = " P a r a m e t e r "   E l e m e n t I d = " 2 6 2 6 5 4 8 3 7 "   D a t a T y p e = " S t r i n g " > T o t a l L b l < / T o t a l L b l > + 
+         < U o M L b l   E l e m e n t T y p e = " P a r a m e t e r "   E l e m e n t I d = " 7 3 6 2 1 6 7 6 0 "   D a t a T y p e = " S t r i n g " > U o M L b l < / U o M L b l > + 
+         < V A T L b l   E l e m e n t T y p e = " P a r a m e t e r "   E l e m e n t I d = " 4 7 0 2 7 2 7 4 8 "   D a t a T y p e = " S t r i n g " > V A T L b l < / V A T L b l > + 
+         < Z K I L b l   E l e m e n t T y p e = " P a r a m e t e r "   E l e m e n t I d = " 1 6 2 9 3 4 8 5 6 7 "   D a t a T y p e = " S t r i n g " > Z K I L b l < / Z K I L b l >   
      < / L a b e l s >   
-     < C o m p a n y I n f o r m a t i o n > - 
-         < C R O _ C o m p a n y _ A d d r e s s > C R O _ C o m p a n y _ A d d r e s s < / C R O _ C o m p a n y _ A d d r e s s > - 
-         < C R O _ C o m p a n y _ E m a i l > C R O _ C o m p a n y _ E m a i l < / C R O _ C o m p a n y _ E m a i l > - 
-         < C R O _ C o m p a n y _ H o m e P a g e > C R O _ C o m p a n y _ H o m e P a g e < / C R O _ C o m p a n y _ H o m e P a g e > - 
-         < C R O _ C o m p a n y _ I n f o r m a t i o n B l o c k > C R O _ C o m p a n y _ I n f o r m a t i o n B l o c k < / C R O _ C o m p a n y _ I n f o r m a t i o n B l o c k > - 
-         < C R O _ C o m p a n y _ N a m e > C R O _ C o m p a n y _ N a m e < / C R O _ C o m p a n y _ N a m e > - 
-         < C R O _ C o m p a n y _ P h o n e N o > C R O _ C o m p a n y _ P h o n e N o < / C R O _ C o m p a n y _ P h o n e N o > - 
-         < C R O _ C o m p a n y _ P i c t u r e / > - 
-         < C R O _ C o m p a n y _ V A T R e g N o > C R O _ C o m p a n y _ V A T R e g N o < / C R O _ C o m p a n y _ V A T R e g N o > +     < T o o l t i p s / > + 
+     < C o m p a n y I n f o r m a t i o n   E l e m e n t T y p e = " D a t a I t e m "   E l e m e n t I d = " 1 5 5 6 1 4 5 1 5 4 " > + 
+         < C R O _ C o m p a n y _ A d d r e s s   E l e m e n t T y p e = " C o l u m n "   E l e m e n t I d = " 1 3 6 7 8 4 5 4 0 2 "   D a t a T y p e = " T e x t " > C R O _ C o m p a n y _ A d d r e s s < / C R O _ C o m p a n y _ A d d r e s s > + 
+         < C R O _ C o m p a n y _ E m a i l   E l e m e n t T y p e = " C o l u m n "   E l e m e n t I d = " 4 1 8 7 6 7 8 3 2 "   D a t a T y p e = " T e x t " > C R O _ C o m p a n y _ E m a i l < / C R O _ C o m p a n y _ E m a i l > + 
+         < C R O _ C o m p a n y _ H o m e P a g e   E l e m e n t T y p e = " C o l u m n "   E l e m e n t I d = " 1 0 6 7 7 6 5 2 5 6 "   D a t a T y p e = " T e x t " > C R O _ C o m p a n y _ H o m e P a g e < / C R O _ C o m p a n y _ H o m e P a g e > + 
+         < C R O _ C o m p a n y _ I n f o r m a t i o n B l o c k   E l e m e n t T y p e = " C o l u m n "   E l e m e n t I d = " 1 8 3 7 7 9 1 6 5 5 "   D a t a T y p e = " T e x t " > C R O _ C o m p a n y _ I n f o r m a t i o n B l o c k < / C R O _ C o m p a n y _ I n f o r m a t i o n B l o c k > + 
+         < C R O _ C o m p a n y _ N a m e   E l e m e n t T y p e = " C o l u m n "   E l e m e n t I d = " 1 3 5 7 1 4 8 2 0 5 "   D a t a T y p e = " T e x t " > C R O _ C o m p a n y _ N a m e < / C R O _ C o m p a n y _ N a m e > + 
+         < C R O _ C o m p a n y _ P h o n e N o   E l e m e n t T y p e = " C o l u m n "   E l e m e n t I d = " 2 3 3 3 6 4 9 4 5 "   D a t a T y p e = " T e x t " > C R O _ C o m p a n y _ P h o n e N o < / C R O _ C o m p a n y _ P h o n e N o > + 
+         < C R O _ C o m p a n y _ P i c t u r e   E l e m e n t T y p e = " C o l u m n "   E l e m e n t I d = " 2 0 9 5 4 5 3 3 4 4 "   D a t a T y p e = " B l o b " / > + 
+         < C R O _ C o m p a n y _ V A T R e g N o   E l e m e n t T y p e = " C o l u m n "   E l e m e n t I d = " 6 3 9 2 3 8 4 4 6 "   D a t a T y p e = " T e x t " > C R O _ C o m p a n y _ V A T R e g N o < / C R O _ C o m p a n y _ V A T R e g N o >   
      < / C o m p a n y I n f o r m a t i o n >   
-     < C R O P O S A u d i t L o g A u x I n f o > - 
-         < C R O _ B i l l N o > C R O _ B i l l N o < / C R O _ B i l l N o > - 
-         < C R O _ B i l l _ D a t e T i m e > C R O _ B i l l _ D a t e T i m e < / C R O _ B i l l _ D a t e T i m e > - 
-         < C R O _ C o p y T e x t > C R O _ C o p y T e x t < / C R O _ C o p y T e x t > - 
-         < C R O _ J I R C o d e > C R O _ J I R C o d e < / C R O _ J I R C o d e > - 
-         < C R O _ Q R C o d e > C R O _ Q R C o d e < / C R O _ Q R C o d e > - 
-         < C R O _ T o t a l A m o u n t > C R O _ T o t a l A m o u n t < / C R O _ T o t a l A m o u n t > - 
-         < C R O _ Z K I C o d e > C R O _ Z K I C o d e < / C R O _ Z K I C o d e > - 
-         < C u s t o m e r > - 
-             < C R O _ C u s t o m e r _ I n f o r m a t i o n B l o c k > C R O _ C u s t o m e r _ I n f o r m a t i o n B l o c k < / C R O _ C u s t o m e r _ I n f o r m a t i o n B l o c k > +     < C R O P O S A u d i t L o g A u x I n f o   E l e m e n t T y p e = " D a t a I t e m "   E l e m e n t I d = " 1 6 9 9 8 0 1 3 2 " > + 
+         < C R O _ B i l l N o   E l e m e n t T y p e = " C o l u m n "   E l e m e n t I d = " 1 2 5 7 3 1 3 9 9 0 "   D a t a T y p e = " S t r i n g " > C R O _ B i l l N o < / C R O _ B i l l N o > + 
+         < C R O _ B i l l _ D a t e T i m e   E l e m e n t T y p e = " C o l u m n "   E l e m e n t I d = " 1 7 6 7 7 5 2 4 3 1 "   D a t a T y p e = " S t r i n g " > C R O _ B i l l _ D a t e T i m e < / C R O _ B i l l _ D a t e T i m e > + 
+         < C R O _ C o p y T e x t   E l e m e n t T y p e = " C o l u m n "   E l e m e n t I d = " 1 4 4 5 4 8 4 8 9 2 "   D a t a T y p e = " T e x t " > C R O _ C o p y T e x t < / C R O _ C o p y T e x t > + 
+         < C R O _ J I R C o d e   E l e m e n t T y p e = " C o l u m n "   E l e m e n t I d = " 7 0 5 7 1 4 1 9 2 "   D a t a T y p e = " T e x t " > C R O _ J I R C o d e < / C R O _ J I R C o d e > + 
+         < C R O _ Q R C o d e   E l e m e n t T y p e = " C o l u m n "   E l e m e n t I d = " 1 2 0 1 4 1 0 9 2 6 "   D a t a T y p e = " T e x t " > C R O _ Q R C o d e < / C R O _ Q R C o d e > + 
+         < C R O _ S o u r c e D o c u m e n t N o   E l e m e n t T y p e = " C o l u m n "   E l e m e n t I d = " 5 1 1 0 4 1 2 8 1 "   D a t a T y p e = " T e x t " > C R O _ S o u r c e D o c u m e n t N o < / C R O _ S o u r c e D o c u m e n t N o > + 
+         < C R O _ T o t a l A m o u n t   E l e m e n t T y p e = " C o l u m n "   E l e m e n t I d = " 1 1 5 3 9 3 8 3 8 6 "   D a t a T y p e = " D e c i m a l " > C R O _ T o t a l A m o u n t < / C R O _ T o t a l A m o u n t > + 
+         < C R O _ Z K I C o d e   E l e m e n t T y p e = " C o l u m n "   E l e m e n t I d = " 1 5 2 8 2 6 9 0 3 9 "   D a t a T y p e = " T e x t " > C R O _ Z K I C o d e < / C R O _ Z K I C o d e > + 
+         < C u s t o m e r   E l e m e n t T y p e = " D a t a I t e m "   E l e m e n t I d = " 1 5 2 5 1 9 1 9 9 " > + 
+             < C R O _ C u s t o m e r _ I n f o r m a t i o n B l o c k   E l e m e n t T y p e = " C o l u m n "   E l e m e n t I d = " 7 9 0 6 3 3 7 2 6 "   D a t a T y p e = " T e x t " > C R O _ C u s t o m e r _ I n f o r m a t i o n B l o c k < / C R O _ C u s t o m e r _ I n f o r m a t i o n B l o c k >   
          < / C u s t o m e r >   
-         < P O S S t o r e > - 
-             < C R O _ P O S S t o r e _ A d d r e s s > C R O _ P O S S t o r e _ A d d r e s s < / C R O _ P O S S t o r e _ A d d r e s s > - 
-             < C R O _ P O S S t o r e _ N a m e > C R O _ P O S S t o r e _ N a m e < / C R O _ P O S S t o r e _ N a m e > +         < P O S S t o r e   E l e m e n t T y p e = " D a t a I t e m "   E l e m e n t I d = " 1 6 6 4 3 5 2 5 8 6 " > + 
+             < C R O _ P O S S t o r e _ A d d r e s s   E l e m e n t T y p e = " C o l u m n "   E l e m e n t I d = " 3 9 8 1 4 4 6 7 4 "   D a t a T y p e = " T e x t " > C R O _ P O S S t o r e _ A d d r e s s < / C R O _ P O S S t o r e _ A d d r e s s > + 
+             < C R O _ P O S S t o r e _ N a m e   E l e m e n t T y p e = " C o l u m n "   E l e m e n t I d = " 1 4 8 7 6 0 5 9 6 1 "   D a t a T y p e = " T e x t " > C R O _ P O S S t o r e _ N a m e < / C R O _ P O S S t o r e _ N a m e >   
          < / P O S S t o r e >   
-         < P O S E n t r y S a l e s L i n e s > - 
-             < C R O _ A m o u n t I n c l u d i n g V A T > C R O _ A m o u n t I n c l u d i n g V A T < / C R O _ A m o u n t I n c l u d i n g V A T > - 
-             < C R O _ D i s c o u n t A m o u n t > C R O _ D i s c o u n t A m o u n t < / C R O _ D i s c o u n t A m o u n t > - 
-             < C R O _ D i s c o u n t P e r c > C R O _ D i s c o u n t P e r c < / C R O _ D i s c o u n t P e r c > - 
-             < C R O _ I t e m D e s c r i p t i o n > C R O _ I t e m D e s c r i p t i o n < / C R O _ I t e m D e s c r i p t i o n > - 
-             < C R O _ I t e m N o > C R O _ I t e m N o < / C R O _ I t e m N o > - 
-             < C R O _ Q u a n t i t y > C R O _ Q u a n t i t y < / C R O _ Q u a n t i t y > - 
-             < C R O _ S a l e s p e r s o n N a m e > C R O _ S a l e s p e r s o n N a m e < / C R O _ S a l e s p e r s o n N a m e > - 
-             < C R O _ U n i t P r i c e > C R O _ U n i t P r i c e < / C R O _ U n i t P r i c e > - 
-             < C R O _ U O M > C R O _ U O M < / C R O _ U O M > +         < P O S E n t r y S a l e s L i n e s   E l e m e n t T y p e = " D a t a I t e m "   E l e m e n t I d = " 9 6 3 7 9 4 9 6 8 " > + 
+             < C R O _ A m o u n t I n c l u d i n g V A T   E l e m e n t T y p e = " C o l u m n "   E l e m e n t I d = " 1 7 9 4 3 6 7 4 1 4 "   D a t a T y p e = " D e c i m a l " > C R O _ A m o u n t I n c l u d i n g V A T < / C R O _ A m o u n t I n c l u d i n g V A T > + 
+             < C R O _ D i s c o u n t A m o u n t   E l e m e n t T y p e = " C o l u m n "   E l e m e n t I d = " 1 7 5 3 9 4 0 8 7 5 "   D a t a T y p e = " T e x t " > C R O _ D i s c o u n t A m o u n t < / C R O _ D i s c o u n t A m o u n t > + 
+             < C R O _ D i s c o u n t P e r c   E l e m e n t T y p e = " C o l u m n "   E l e m e n t I d = " 1 9 9 6 4 9 6 9 7 9 "   D a t a T y p e = " T e x t " > C R O _ D i s c o u n t P e r c < / C R O _ D i s c o u n t P e r c > + 
+             < C R O _ I t e m D e s c r i p t i o n   E l e m e n t T y p e = " C o l u m n "   E l e m e n t I d = " 2 0 1 6 9 4 1 6 1 5 "   D a t a T y p e = " T e x t " > C R O _ I t e m D e s c r i p t i o n < / C R O _ I t e m D e s c r i p t i o n > + 
+             < C R O _ I t e m N o   E l e m e n t T y p e = " C o l u m n "   E l e m e n t I d = " 8 6 2 2 5 7 2 8 8 "   D a t a T y p e = " C o d e " > C R O _ I t e m N o < / C R O _ I t e m N o > + 
+             < C R O _ Q u a n t i t y   E l e m e n t T y p e = " C o l u m n "   E l e m e n t I d = " 3 5 0 4 0 5 5 9 9 "   D a t a T y p e = " D e c i m a l " > C R O _ Q u a n t i t y < / C R O _ Q u a n t i t y > + 
+             < C R O _ S a l e s p e r s o n N a m e   E l e m e n t T y p e = " C o l u m n "   E l e m e n t I d = " 7 8 2 1 4 0 2 9 8 "   D a t a T y p e = " T e x t " > C R O _ S a l e s p e r s o n N a m e < / C R O _ S a l e s p e r s o n N a m e > + 
+             < C R O _ U n i t P r i c e   E l e m e n t T y p e = " C o l u m n "   E l e m e n t I d = " 2 8 5 7 4 5 2 5 5 "   D a t a T y p e = " D e c i m a l " > C R O _ U n i t P r i c e < / C R O _ U n i t P r i c e > + 
+             < C R O _ U O M   E l e m e n t T y p e = " C o l u m n "   E l e m e n t I d = " 1 1 6 4 4 5 6 6 9 9 "   D a t a T y p e = " C o d e " > C R O _ U O M < / C R O _ U O M >   
          < / P O S E n t r y S a l e s L i n e s >   
-         < P O S E n t r y T a x L i n e s > - 
-             < C R O _ A m o u n t I n c l V A T > C R O _ A m o u n t I n c l V A T < / C R O _ A m o u n t I n c l V A T > - 
-             < C R O _ V A T A m o u n t > C R O _ V A T A m o u n t < / C R O _ V A T A m o u n t > - 
-             < C R O _ V A T B a s e A m o u n t > C R O _ V A T B a s e A m o u n t < / C R O _ V A T B a s e A m o u n t > - 
-             < C R O _ V A T P e r c > C R O _ V A T P e r c < / C R O _ V A T P e r c > +         < P O S E n t r y T a x L i n e s   E l e m e n t T y p e = " D a t a I t e m "   E l e m e n t I d = " 8 3 5 0 4 2 8 3 7 " > + 
+             < C R O _ A m o u n t I n c l V A T   E l e m e n t T y p e = " C o l u m n "   E l e m e n t I d = " 2 0 2 8 2 0 6 8 5 3 "   D a t a T y p e = " D e c i m a l " > C R O _ A m o u n t I n c l V A T < / C R O _ A m o u n t I n c l V A T > + 
+             < C R O _ V A T A m o u n t   E l e m e n t T y p e = " C o l u m n "   E l e m e n t I d = " 6 3 6 5 2 8 8 6 7 "   D a t a T y p e = " D e c i m a l " > C R O _ V A T A m o u n t < / C R O _ V A T A m o u n t > + 
+             < C R O _ V A T B a s e A m o u n t   E l e m e n t T y p e = " C o l u m n "   E l e m e n t I d = " 6 0 3 2 9 5 0 1 4 "   D a t a T y p e = " D e c i m a l " > C R O _ V A T B a s e A m o u n t < / C R O _ V A T B a s e A m o u n t > + 
+             < C R O _ V A T P e r c   E l e m e n t T y p e = " C o l u m n "   E l e m e n t I d = " 8 9 8 0 7 5 8 6 7 "   D a t a T y p e = " D e c i m a l " > C R O _ V A T P e r c < / C R O _ V A T P e r c >   
          < / P O S E n t r y T a x L i n e s >   
-         < P O S E n t r y P a y m e n t L i n e s > - 
-             < C R O _ A m o u n t > C R O _ A m o u n t < / C R O _ A m o u n t > - 
-             < C R O _ P a y m e n t _ D e s c r i p t i o n > C R O _ P a y m e n t _ D e s c r i p t i o n < / C R O _ P a y m e n t _ D e s c r i p t i o n > +         < P O S E n t r y P a y m e n t L i n e s   E l e m e n t T y p e = " D a t a I t e m "   E l e m e n t I d = " 1 2 3 5 6 5 7 8 7 8 " > + 
+             < C R O _ A m o u n t   E l e m e n t T y p e = " C o l u m n "   E l e m e n t I d = " 5 0 0 5 9 7 1 2 0 "   D a t a T y p e = " D e c i m a l " > C R O _ A m o u n t < / C R O _ A m o u n t > + 
+             < C R O _ P a y m e n t _ D e s c r i p t i o n   E l e m e n t T y p e = " C o l u m n "   E l e m e n t I d = " 1 6 3 9 9 1 3 9 3 "   D a t a T y p e = " T e x t " > C R O _ P a y m e n t _ D e s c r i p t i o n < / C R O _ P a y m e n t _ D e s c r i p t i o n >   
          < / P O S E n t r y P a y m e n t L i n e s >   
-         < C R O T o t a l s > - 
-             < C R O _ T o t a l V A T A m o u n t > C R O _ T o t a l V A T A m o u n t < / C R O _ T o t a l V A T A m o u n t > +         < C R O T o t a l s   E l e m e n t T y p e = " D a t a I t e m "   E l e m e n t I d = " 6 9 7 5 4 8 2 5 0 " > + 
+             < C R O _ T o t a l V A T A m o u n t   E l e m e n t T y p e = " C o l u m n "   E l e m e n t I d = " 1 2 4 7 7 1 0 4 6 3 "   D a t a T y p e = " D e c i m a l " > C R O _ T o t a l V A T A m o u n t < / C R O _ T o t a l V A T A m o u n t >   
          < / C R O T o t a l s >   
@@ -5063,7 +5189,9 @@
  < / N a v W o r d R e p o r t X m l P a r t > 
 </file>
 
-<file path=customXml/item2.xml>��< ? x m l   v e r s i o n = " 1 . 0 "   e n c o d i n g = " u t f - 1 6 " ? > < N a v W o r d R e p o r t X m l P a r t   x m l n s = " u r n : m i c r o s o f t - d y n a m i c s - b u s i n e s s c e n t r a l / i n t e r n a l / e x t e n d e d / r e p o r t s / N P R _ C R O _ F i s c a l _ B i l l _ A 4 / 6 0 1 4 5 5 4 / " > +<file path=customXml/item2.xml>��< ? x m l   v e r s i o n = " 1 . 0 "   e n c o d i n g = " u t f - 1 6 " ? > + 
+ < N a v W o r d R e p o r t X m l P a r t   x m l n s = " u r n : m i c r o s o f t - d y n a m i c s - n a v / r e p o r t s / N P R _ C R O _ F i s c a l _ B i l l _ A 4 / 6 0 1 4 5 5 4 / " >   
      < B C R e p o r t I n f o r m a t i o n >   
@@ -5131,141 +5259,141 @@
  
      < L a b e l s >   
-         < C u r r e n c y L b l   E l e m e n t T y p e = " P a r a m e t e r "   E l e m e n t I d = " 1 1 6 2 5 3 0 8 4 8 "   D a t a T y p e = " S t r i n g " > C u r r e n c y L b l < / C u r r e n c y L b l > - 
-         < D i s c o u n t L b l   E l e m e n t T y p e = " P a r a m e t e r "   E l e m e n t I d = " 2 9 0 6 6 1 1 1 8 "   D a t a T y p e = " S t r i n g " > D i s c o u n t L b l < / D i s c o u n t L b l > - 
-         < I t e m N a m e L b l   E l e m e n t T y p e = " P a r a m e t e r "   E l e m e n t I d = " 8 8 8 8 3 5 0 9 3 "   D a t a T y p e = " S t r i n g " > I t e m N a m e L b l < / I t e m N a m e L b l > - 
-         < I t e m N o L b l   E l e m e n t T y p e = " P a r a m e t e r "   E l e m e n t I d = " 1 7 9 0 6 2 1 1 1 5 "   D a t a T y p e = " S t r i n g " > I t e m N o L b l < / I t e m N o L b l > - 
-         < J I R L b l   E l e m e n t T y p e = " P a r a m e t e r "   E l e m e n t I d = " 1 8 9 2 1 0 9 9 3 4 "   D a t a T y p e = " S t r i n g " > J I R L b l < / J I R L b l > - 
-         < P a y m e n t M e t h o d L b l   E l e m e n t T y p e = " P a r a m e t e r "   E l e m e n t I d = " 2 0 6 0 2 7 8 2 7 4 "   D a t a T y p e = " S t r i n g " > P a y m e n t M e t h o d L b l < / P a y m e n t M e t h o d L b l > - 
-         < P e r c L b l   E l e m e n t T y p e = " P a r a m e t e r "   E l e m e n t I d = " 1 2 0 3 7 6 1 7 2 3 "   D a t a T y p e = " S t r i n g " > P e r c L b l < / P e r c L b l > - 
-         < P r i c e L b l   E l e m e n t T y p e = " P a r a m e t e r "   E l e m e n t I d = " 1 6 4 2 8 6 2 9 7 8 "   D a t a T y p e = " S t r i n g " > P r i c e L b l < / P r i c e L b l > - 
-         < Q t y L b l   E l e m e n t T y p e = " P a r a m e t e r "   E l e m e n t I d = " 1 1 1 2 3 4 7 3 2 3 "   D a t a T y p e = " S t r i n g " > Q t y L b l < / Q t y L b l > - 
-         < T a x A m o u n t L b l   E l e m e n t T y p e = " P a r a m e t e r "   E l e m e n t I d = " 2 1 2 1 8 8 1 8 5 8 "   D a t a T y p e = " S t r i n g " > T a x A m o u n t L b l < / T a x A m o u n t L b l > - 
-         < T a x B a s e L b l   E l e m e n t T y p e = " P a r a m e t e r "   E l e m e n t I d = " 1 7 2 5 1 6 4 1 9 1 "   D a t a T y p e = " S t r i n g " > T a x B a s e L b l < / T a x B a s e L b l > - 
-         < T a x L b l   E l e m e n t T y p e = " P a r a m e t e r "   E l e m e n t I d = " 3 2 0 6 8 2 1 1 0 "   D a t a T y p e = " S t r i n g " > T a x L b l < / T a x L b l > - 
-         < T a x R a t e L b l   E l e m e n t T y p e = " P a r a m e t e r "   E l e m e n t I d = " 1 2 1 0 7 0 0 5 4 4 "   D a t a T y p e = " S t r i n g " > T a x R a t e L b l < / T a x R a t e L b l > - 
-         < T o P a y L b l   E l e m e n t T y p e = " P a r a m e t e r "   E l e m e n t I d = " 1 3 4 8 2 0 8 9 8 8 "   D a t a T y p e = " S t r i n g " > T o P a y L b l < / T o P a y L b l > - 
-         < T o t a l L b l   E l e m e n t T y p e = " P a r a m e t e r "   E l e m e n t I d = " 2 6 2 6 5 4 8 3 7 "   D a t a T y p e = " S t r i n g " > T o t a l L b l < / T o t a l L b l > - 
-         < U o M L b l   E l e m e n t T y p e = " P a r a m e t e r "   E l e m e n t I d = " 7 3 6 2 1 6 7 6 0 "   D a t a T y p e = " S t r i n g " > U o M L b l < / U o M L b l > - 
-         < V A T L b l   E l e m e n t T y p e = " P a r a m e t e r "   E l e m e n t I d = " 4 7 0 2 7 2 7 4 8 "   D a t a T y p e = " S t r i n g " > V A T L b l < / V A T L b l > - 
-         < Z K I L b l   E l e m e n t T y p e = " P a r a m e t e r "   E l e m e n t I d = " 1 6 2 9 3 4 8 5 6 7 "   D a t a T y p e = " S t r i n g " > Z K I L b l < / Z K I L b l > +         < C u r r e n c y L b l > C u r r e n c y L b l < / C u r r e n c y L b l > + 
+         < D i s c o u n t L b l > D i s c o u n t L b l < / D i s c o u n t L b l > + 
+         < I t e m N a m e L b l > I t e m N a m e L b l < / I t e m N a m e L b l > + 
+         < I t e m N o L b l > I t e m N o L b l < / I t e m N o L b l > + 
+         < J I R L b l > J I R L b l < / J I R L b l > + 
+         < P a y m e n t M e t h o d L b l > P a y m e n t M e t h o d L b l < / P a y m e n t M e t h o d L b l > + 
+         < P e r c L b l > P e r c L b l < / P e r c L b l > + 
+         < P r i c e L b l > P r i c e L b l < / P r i c e L b l > + 
+         < Q t y L b l > Q t y L b l < / Q t y L b l > + 
+         < T a x A m o u n t L b l > T a x A m o u n t L b l < / T a x A m o u n t L b l > + 
+         < T a x B a s e L b l > T a x B a s e L b l < / T a x B a s e L b l > + 
+         < T a x L b l > T a x L b l < / T a x L b l > + 
+         < T a x R a t e L b l > T a x R a t e L b l < / T a x R a t e L b l > + 
+         < T o P a y L b l > T o P a y L b l < / T o P a y L b l > + 
+         < T o t a l L b l > T o t a l L b l < / T o t a l L b l > + 
+         < U o M L b l > U o M L b l < / U o M L b l > + 
+         < V A T L b l > V A T L b l < / V A T L b l > + 
+         < Z K I L b l > Z K I L b l < / Z K I L b l >   
      < / L a b e l s >   
-     < T o o l t i p s / > - 
-     < C o m p a n y I n f o r m a t i o n   E l e m e n t T y p e = " D a t a I t e m "   E l e m e n t I d = " 1 5 5 6 1 4 5 1 5 4 " > - 
-         < C R O _ C o m p a n y _ A d d r e s s   E l e m e n t T y p e = " C o l u m n "   E l e m e n t I d = " 1 3 6 7 8 4 5 4 0 2 "   D a t a T y p e = " T e x t " > C R O _ C o m p a n y _ A d d r e s s < / C R O _ C o m p a n y _ A d d r e s s > - 
-         < C R O _ C o m p a n y _ E m a i l   E l e m e n t T y p e = " C o l u m n "   E l e m e n t I d = " 4 1 8 7 6 7 8 3 2 "   D a t a T y p e = " T e x t " > C R O _ C o m p a n y _ E m a i l < / C R O _ C o m p a n y _ E m a i l > - 
-         < C R O _ C o m p a n y _ H o m e P a g e   E l e m e n t T y p e = " C o l u m n "   E l e m e n t I d = " 1 0 6 7 7 6 5 2 5 6 "   D a t a T y p e = " T e x t " > C R O _ C o m p a n y _ H o m e P a g e < / C R O _ C o m p a n y _ H o m e P a g e > - 
-         < C R O _ C o m p a n y _ I n f o r m a t i o n B l o c k   E l e m e n t T y p e = " C o l u m n "   E l e m e n t I d = " 1 8 3 7 7 9 1 6 5 5 "   D a t a T y p e = " T e x t " > C R O _ C o m p a n y _ I n f o r m a t i o n B l o c k < / C R O _ C o m p a n y _ I n f o r m a t i o n B l o c k > - 
-         < C R O _ C o m p a n y _ N a m e   E l e m e n t T y p e = " C o l u m n "   E l e m e n t I d = " 1 3 5 7 1 4 8 2 0 5 "   D a t a T y p e = " T e x t " > C R O _ C o m p a n y _ N a m e < / C R O _ C o m p a n y _ N a m e > - 
-         < C R O _ C o m p a n y _ P h o n e N o   E l e m e n t T y p e = " C o l u m n "   E l e m e n t I d = " 2 3 3 3 6 4 9 4 5 "   D a t a T y p e = " T e x t " > C R O _ C o m p a n y _ P h o n e N o < / C R O _ C o m p a n y _ P h o n e N o > - 
-         < C R O _ C o m p a n y _ P i c t u r e   E l e m e n t T y p e = " C o l u m n "   E l e m e n t I d = " 2 0 9 5 4 5 3 3 4 4 "   D a t a T y p e = " B l o b " / > - 
-         < C R O _ C o m p a n y _ V A T R e g N o   E l e m e n t T y p e = " C o l u m n "   E l e m e n t I d = " 6 3 9 2 3 8 4 4 6 "   D a t a T y p e = " T e x t " > C R O _ C o m p a n y _ V A T R e g N o < / C R O _ C o m p a n y _ V A T R e g N o > +     < C o m p a n y I n f o r m a t i o n > + 
+         < C R O _ C o m p a n y _ A d d r e s s > C R O _ C o m p a n y _ A d d r e s s < / C R O _ C o m p a n y _ A d d r e s s > + 
+         < C R O _ C o m p a n y _ E m a i l > C R O _ C o m p a n y _ E m a i l < / C R O _ C o m p a n y _ E m a i l > + 
+         < C R O _ C o m p a n y _ H o m e P a g e > C R O _ C o m p a n y _ H o m e P a g e < / C R O _ C o m p a n y _ H o m e P a g e > + 
+         < C R O _ C o m p a n y _ I n f o r m a t i o n B l o c k > C R O _ C o m p a n y _ I n f o r m a t i o n B l o c k < / C R O _ C o m p a n y _ I n f o r m a t i o n B l o c k > + 
+         < C R O _ C o m p a n y _ N a m e > C R O _ C o m p a n y _ N a m e < / C R O _ C o m p a n y _ N a m e > + 
+         < C R O _ C o m p a n y _ P h o n e N o > C R O _ C o m p a n y _ P h o n e N o < / C R O _ C o m p a n y _ P h o n e N o > + 
+         < C R O _ C o m p a n y _ P i c t u r e   / > + 
+         < C R O _ C o m p a n y _ V A T R e g N o > C R O _ C o m p a n y _ V A T R e g N o < / C R O _ C o m p a n y _ V A T R e g N o >   
      < / C o m p a n y I n f o r m a t i o n >   
-     < C R O P O S A u d i t L o g A u x I n f o   E l e m e n t T y p e = " D a t a I t e m "   E l e m e n t I d = " 1 6 9 9 8 0 1 3 2 " > - 
-         < C R O _ B i l l N o   E l e m e n t T y p e = " C o l u m n "   E l e m e n t I d = " 1 2 5 7 3 1 3 9 9 0 "   D a t a T y p e = " S t r i n g " > C R O _ B i l l N o < / C R O _ B i l l N o > - 
-         < C R O _ B i l l _ D a t e T i m e   E l e m e n t T y p e = " C o l u m n "   E l e m e n t I d = " 1 7 6 7 7 5 2 4 3 1 "   D a t a T y p e = " S t r i n g " > C R O _ B i l l _ D a t e T i m e < / C R O _ B i l l _ D a t e T i m e > - 
-         < C R O _ C o p y T e x t   E l e m e n t T y p e = " C o l u m n "   E l e m e n t I d = " 1 4 4 5 4 8 4 8 9 2 "   D a t a T y p e = " T e x t " > C R O _ C o p y T e x t < / C R O _ C o p y T e x t > - 
-         < C R O _ J I R C o d e   E l e m e n t T y p e = " C o l u m n "   E l e m e n t I d = " 7 0 5 7 1 4 1 9 2 "   D a t a T y p e = " T e x t " > C R O _ J I R C o d e < / C R O _ J I R C o d e > - 
-         < C R O _ Q R C o d e   E l e m e n t T y p e = " C o l u m n "   E l e m e n t I d = " 1 2 0 1 4 1 0 9 2 6 "   D a t a T y p e = " T e x t " > C R O _ Q R C o d e < / C R O _ Q R C o d e > - 
-         < C R O _ T o t a l A m o u n t   E l e m e n t T y p e = " C o l u m n "   E l e m e n t I d = " 1 1 5 3 9 3 8 3 8 6 "   D a t a T y p e = " D e c i m a l " > C R O _ T o t a l A m o u n t < / C R O _ T o t a l A m o u n t > - 
-         < C R O _ Z K I C o d e   E l e m e n t T y p e = " C o l u m n "   E l e m e n t I d = " 1 5 2 8 2 6 9 0 3 9 "   D a t a T y p e = " T e x t " > C R O _ Z K I C o d e < / C R O _ Z K I C o d e > - 
-         < C u s t o m e r   E l e m e n t T y p e = " D a t a I t e m "   E l e m e n t I d = " 1 5 2 5 1 9 1 9 9 " > - 
-             < C R O _ C u s t o m e r _ I n f o r m a t i o n B l o c k   E l e m e n t T y p e = " C o l u m n "   E l e m e n t I d = " 7 9 0 6 3 3 7 2 6 "   D a t a T y p e = " T e x t " > C R O _ C u s t o m e r _ I n f o r m a t i o n B l o c k < / C R O _ C u s t o m e r _ I n f o r m a t i o n B l o c k > +     < C R O P O S A u d i t L o g A u x I n f o > + 
+         < C R O _ B i l l N o > C R O _ B i l l N o < / C R O _ B i l l N o > + 
+         < C R O _ B i l l _ D a t e T i m e > C R O _ B i l l _ D a t e T i m e < / C R O _ B i l l _ D a t e T i m e > + 
+         < C R O _ C o p y T e x t > C R O _ C o p y T e x t < / C R O _ C o p y T e x t > + 
+         < C R O _ J I R C o d e > C R O _ J I R C o d e < / C R O _ J I R C o d e > + 
+         < C R O _ Q R C o d e > C R O _ Q R C o d e < / C R O _ Q R C o d e > + 
+         < C R O _ S o u r c e D o c u m e n t N o > C R O _ S o u r c e D o c u m e n t N o < / C R O _ S o u r c e D o c u m e n t N o > + 
+         < C R O _ T o t a l A m o u n t > C R O _ T o t a l A m o u n t < / C R O _ T o t a l A m o u n t > + 
+         < C R O _ Z K I C o d e > C R O _ Z K I C o d e < / C R O _ Z K I C o d e > + 
+         < C u s t o m e r > + 
+             < C R O _ C u s t o m e r _ I n f o r m a t i o n B l o c k > C R O _ C u s t o m e r _ I n f o r m a t i o n B l o c k < / C R O _ C u s t o m e r _ I n f o r m a t i o n B l o c k >   
          < / C u s t o m e r >   
-         < P O S S t o r e   E l e m e n t T y p e = " D a t a I t e m "   E l e m e n t I d = " 1 6 6 4 3 5 2 5 8 6 " > - 
-             < C R O _ P O S S t o r e _ A d d r e s s   E l e m e n t T y p e = " C o l u m n "   E l e m e n t I d = " 3 9 8 1 4 4 6 7 4 "   D a t a T y p e = " T e x t " > C R O _ P O S S t o r e _ A d d r e s s < / C R O _ P O S S t o r e _ A d d r e s s > - 
-             < C R O _ P O S S t o r e _ N a m e   E l e m e n t T y p e = " C o l u m n "   E l e m e n t I d = " 1 4 8 7 6 0 5 9 6 1 "   D a t a T y p e = " T e x t " > C R O _ P O S S t o r e _ N a m e < / C R O _ P O S S t o r e _ N a m e > +         < P O S S t o r e > + 
+             < C R O _ P O S S t o r e _ A d d r e s s > C R O _ P O S S t o r e _ A d d r e s s < / C R O _ P O S S t o r e _ A d d r e s s > + 
+             < C R O _ P O S S t o r e _ N a m e > C R O _ P O S S t o r e _ N a m e < / C R O _ P O S S t o r e _ N a m e >   
          < / P O S S t o r e >   
-         < P O S E n t r y S a l e s L i n e s   E l e m e n t T y p e = " D a t a I t e m "   E l e m e n t I d = " 9 6 3 7 9 4 9 6 8 " > - 
-             < C R O _ A m o u n t I n c l u d i n g V A T   E l e m e n t T y p e = " C o l u m n "   E l e m e n t I d = " 1 7 9 4 3 6 7 4 1 4 "   D a t a T y p e = " D e c i m a l " > C R O _ A m o u n t I n c l u d i n g V A T < / C R O _ A m o u n t I n c l u d i n g V A T > - 
-             < C R O _ D i s c o u n t A m o u n t   E l e m e n t T y p e = " C o l u m n "   E l e m e n t I d = " 1 7 5 3 9 4 0 8 7 5 "   D a t a T y p e = " T e x t " > C R O _ D i s c o u n t A m o u n t < / C R O _ D i s c o u n t A m o u n t > - 
-             < C R O _ D i s c o u n t P e r c   E l e m e n t T y p e = " C o l u m n "   E l e m e n t I d = " 1 9 9 6 4 9 6 9 7 9 "   D a t a T y p e = " T e x t " > C R O _ D i s c o u n t P e r c < / C R O _ D i s c o u n t P e r c > - 
-             < C R O _ I t e m D e s c r i p t i o n   E l e m e n t T y p e = " C o l u m n "   E l e m e n t I d = " 2 0 1 6 9 4 1 6 1 5 "   D a t a T y p e = " T e x t " > C R O _ I t e m D e s c r i p t i o n < / C R O _ I t e m D e s c r i p t i o n > - 
-             < C R O _ I t e m N o   E l e m e n t T y p e = " C o l u m n "   E l e m e n t I d = " 8 6 2 2 5 7 2 8 8 "   D a t a T y p e = " C o d e " > C R O _ I t e m N o < / C R O _ I t e m N o > - 
-             < C R O _ Q u a n t i t y   E l e m e n t T y p e = " C o l u m n "   E l e m e n t I d = " 3 5 0 4 0 5 5 9 9 "   D a t a T y p e = " D e c i m a l " > C R O _ Q u a n t i t y < / C R O _ Q u a n t i t y > - 
-             < C R O _ S a l e s p e r s o n N a m e   E l e m e n t T y p e = " C o l u m n "   E l e m e n t I d = " 7 8 2 1 4 0 2 9 8 "   D a t a T y p e = " T e x t " > C R O _ S a l e s p e r s o n N a m e < / C R O _ S a l e s p e r s o n N a m e > - 
-             < C R O _ U n i t P r i c e   E l e m e n t T y p e = " C o l u m n "   E l e m e n t I d = " 2 8 5 7 4 5 2 5 5 "   D a t a T y p e = " D e c i m a l " > C R O _ U n i t P r i c e < / C R O _ U n i t P r i c e > - 
-             < C R O _ U O M   E l e m e n t T y p e = " C o l u m n "   E l e m e n t I d = " 1 1 6 4 4 5 6 6 9 9 "   D a t a T y p e = " C o d e " > C R O _ U O M < / C R O _ U O M > +         < P O S E n t r y S a l e s L i n e s > + 
+             < C R O _ A m o u n t I n c l u d i n g V A T > C R O _ A m o u n t I n c l u d i n g V A T < / C R O _ A m o u n t I n c l u d i n g V A T > + 
+             < C R O _ D i s c o u n t A m o u n t > C R O _ D i s c o u n t A m o u n t < / C R O _ D i s c o u n t A m o u n t > + 
+             < C R O _ D i s c o u n t P e r c > C R O _ D i s c o u n t P e r c < / C R O _ D i s c o u n t P e r c > + 
+             < C R O _ I t e m D e s c r i p t i o n > C R O _ I t e m D e s c r i p t i o n < / C R O _ I t e m D e s c r i p t i o n > + 
+             < C R O _ I t e m N o > C R O _ I t e m N o < / C R O _ I t e m N o > + 
+             < C R O _ Q u a n t i t y > C R O _ Q u a n t i t y < / C R O _ Q u a n t i t y > + 
+             < C R O _ S a l e s p e r s o n N a m e > C R O _ S a l e s p e r s o n N a m e < / C R O _ S a l e s p e r s o n N a m e > + 
+             < C R O _ U n i t P r i c e > C R O _ U n i t P r i c e < / C R O _ U n i t P r i c e > + 
+             < C R O _ U O M > C R O _ U O M < / C R O _ U O M >   
          < / P O S E n t r y S a l e s L i n e s >   
-         < P O S E n t r y T a x L i n e s   E l e m e n t T y p e = " D a t a I t e m "   E l e m e n t I d = " 8 3 5 0 4 2 8 3 7 " > - 
-             < C R O _ A m o u n t I n c l V A T   E l e m e n t T y p e = " C o l u m n "   E l e m e n t I d = " 2 0 2 8 2 0 6 8 5 3 "   D a t a T y p e = " D e c i m a l " > C R O _ A m o u n t I n c l V A T < / C R O _ A m o u n t I n c l V A T > - 
-             < C R O _ V A T A m o u n t   E l e m e n t T y p e = " C o l u m n "   E l e m e n t I d = " 6 3 6 5 2 8 8 6 7 "   D a t a T y p e = " D e c i m a l " > C R O _ V A T A m o u n t < / C R O _ V A T A m o u n t > - 
-             < C R O _ V A T B a s e A m o u n t   E l e m e n t T y p e = " C o l u m n "   E l e m e n t I d = " 6 0 3 2 9 5 0 1 4 "   D a t a T y p e = " D e c i m a l " > C R O _ V A T B a s e A m o u n t < / C R O _ V A T B a s e A m o u n t > - 
-             < C R O _ V A T P e r c   E l e m e n t T y p e = " C o l u m n "   E l e m e n t I d = " 8 9 8 0 7 5 8 6 7 "   D a t a T y p e = " D e c i m a l " > C R O _ V A T P e r c < / C R O _ V A T P e r c > +         < P O S E n t r y T a x L i n e s > + 
+             < C R O _ A m o u n t I n c l V A T > C R O _ A m o u n t I n c l V A T < / C R O _ A m o u n t I n c l V A T > + 
+             < C R O _ V A T A m o u n t > C R O _ V A T A m o u n t < / C R O _ V A T A m o u n t > + 
+             < C R O _ V A T B a s e A m o u n t > C R O _ V A T B a s e A m o u n t < / C R O _ V A T B a s e A m o u n t > + 
+             < C R O _ V A T P e r c > C R O _ V A T P e r c < / C R O _ V A T P e r c >   
          < / P O S E n t r y T a x L i n e s >   
-         < P O S E n t r y P a y m e n t L i n e s   E l e m e n t T y p e = " D a t a I t e m "   E l e m e n t I d = " 1 2 3 5 6 5 7 8 7 8 " > - 
-             < C R O _ A m o u n t   E l e m e n t T y p e = " C o l u m n "   E l e m e n t I d = " 5 0 0 5 9 7 1 2 0 "   D a t a T y p e = " D e c i m a l " > C R O _ A m o u n t < / C R O _ A m o u n t > - 
-             < C R O _ P a y m e n t _ D e s c r i p t i o n   E l e m e n t T y p e = " C o l u m n "   E l e m e n t I d = " 1 6 3 9 9 1 3 9 3 "   D a t a T y p e = " S t r i n g " > C R O _ P a y m e n t _ D e s c r i p t i o n < / C R O _ P a y m e n t _ D e s c r i p t i o n > +         < P O S E n t r y P a y m e n t L i n e s > + 
+             < C R O _ A m o u n t > C R O _ A m o u n t < / C R O _ A m o u n t > + 
+             < C R O _ P a y m e n t _ D e s c r i p t i o n > C R O _ P a y m e n t _ D e s c r i p t i o n < / C R O _ P a y m e n t _ D e s c r i p t i o n >   
          < / P O S E n t r y P a y m e n t L i n e s >   
-         < C R O T o t a l s   E l e m e n t T y p e = " D a t a I t e m "   E l e m e n t I d = " 6 9 7 5 4 8 2 5 0 " > - 
-             < C R O _ T o t a l V A T A m o u n t   E l e m e n t T y p e = " C o l u m n "   E l e m e n t I d = " 1 2 4 7 7 1 0 4 6 3 "   D a t a T y p e = " D e c i m a l " > C R O _ T o t a l V A T A m o u n t < / C R O _ T o t a l V A T A m o u n t > +         < C R O T o t a l s > + 
+             < C R O _ T o t a l V A T A m o u n t > C R O _ T o t a l V A T A m o u n t < / C R O _ T o t a l V A T A m o u n t >   
          < / C R O T o t a l s >   
@@ -5275,17 +5403,17 @@
 </file>
 
 <file path=customXml/itemProps1.xml><?xml version="1.0" encoding="utf-8"?>
+<ds:datastoreItem xmlns:ds="http://schemas.openxmlformats.org/officeDocument/2006/customXml" ds:itemID="{08B3A26B-DDFB-441C-8F9C-40F6EE00344C}">
+  <ds:schemaRefs>
+    <ds:schemaRef ds:uri="urn:microsoft-dynamics-businesscentral/internal/extended/reports/NPR_CRO_Fiscal_Bill_A4/6014554/"/>
+  </ds:schemaRefs>
+</ds:datastoreItem>
+</file>
+
+<file path=customXml/itemProps2.xml><?xml version="1.0" encoding="utf-8"?>
 <ds:datastoreItem xmlns:ds="http://schemas.openxmlformats.org/officeDocument/2006/customXml" ds:itemID="{974C08F4-FF06-4D7D-A995-8F2136C1311A}">
   <ds:schemaRefs>
     <ds:schemaRef ds:uri="urn:microsoft-dynamics-nav/reports/NPR_CRO_Fiscal_Bill_A4/6014554/"/>
   </ds:schemaRefs>
 </ds:datastoreItem>
-</file>
-
-<file path=customXml/itemProps2.xml><?xml version="1.0" encoding="utf-8"?>
-<ds:datastoreItem xmlns:ds="http://schemas.openxmlformats.org/officeDocument/2006/customXml" ds:itemID="{08B3A26B-DDFB-441C-8F9C-40F6EE00344C}">
-  <ds:schemaRefs>
-    <ds:schemaRef ds:uri="urn:microsoft-dynamics-businesscentral/internal/extended/reports/NPR_CRO_Fiscal_Bill_A4/6014554/"/>
-  </ds:schemaRefs>
-</ds:datastoreItem>
 </file>